--- a/paper/Hedgyyyboo_Capstone_Report_v3.docx
+++ b/paper/Hedgyyyboo_Capstone_Report_v3.docx
@@ -533,7 +533,7 @@
           <w:sz w:val="22"/>
           <w:szCs w:val="22"/>
         </w:rPr>
-        <w:t xml:space="preserve">I would like to express my heartfelt gratitude to my mentor, Prof. [Name of Faculty Mentor], for her constant guidance, valuable insights, and unwavering support throughout the development of this project. Her mentorship has been instrumental in shaping every chapter of this report and every commit in the accompanying code base.</w:t>
+        <w:t xml:space="preserve">I would like to express my heartfelt gratitude to my mentor, Prof. [Name of Faculty Mentor], for her constant guidance, valuable insights, and unwavering support throughout the development of this project.</w:t>
       </w:r>
     </w:p>
     <w:p>
@@ -561,7 +561,7 @@
           <w:sz w:val="22"/>
           <w:szCs w:val="22"/>
         </w:rPr>
-        <w:t xml:space="preserve">I gratefully acknowledge the open-source community — the developers of FastAPI, Next.js, NumPy, SciPy, scikit-learn, XGBoost, arch, Recharts and react-simple-maps — without whose freely-available, permissively-licensed software this project would have been economically infeasible. I thank OpenRouter for providing free-tier inference access to Google's Gemma-3n-E4B-it model, and AISStream for providing free global AIS data streams. I thank Google DeepMind for releasing the Gemma model family under an open licence.</w:t>
+        <w:t xml:space="preserve">I gratefully acknowledge the open-source community — the developers of FastAPI, Next.js, NumPy, SciPy, scikit-learn, XGBoost, arch, Recharts and react-simple-maps — without whose freely-available, permissively-licensed software this project would have been economically infeasible. I thank OpenRouter for providing free-tier inference access to Google's Gemma-3n-E4B-it model, and AISStream for the global AIS data feed. I thank Google DeepMind for releasing the Gemma family under an open licence.</w:t>
       </w:r>
     </w:p>
     <w:p>
@@ -905,18 +905,22 @@
       <w:r>
         <w:rPr>
           <w:rFonts w:ascii="Times New Roman" w:cs="Times New Roman" w:eastAsia="Times New Roman" w:hAnsi="Times New Roman"/>
-          <w:sz w:val="22"/>
-          <w:szCs w:val="22"/>
-        </w:rPr>
-        <w:t xml:space="preserve">1.6 Summary</w:t>
-      </w:r>
-      <w:r>
-        <w:rPr>
-          <w:rFonts w:ascii="Times New Roman" w:cs="Times New Roman" w:eastAsia="Times New Roman" w:hAnsi="Times New Roman"/>
-          <w:sz w:val="22"/>
-          <w:szCs w:val="22"/>
-        </w:rPr>
-        <w:t xml:space="preserve">	6</w:t>
+          <w:b/>
+          <w:bCs/>
+          <w:sz w:val="22"/>
+          <w:szCs w:val="22"/>
+        </w:rPr>
+        <w:t xml:space="preserve">Chapter 2: Literature Review</w:t>
+      </w:r>
+      <w:r>
+        <w:rPr>
+          <w:rFonts w:ascii="Times New Roman" w:cs="Times New Roman" w:eastAsia="Times New Roman" w:hAnsi="Times New Roman"/>
+          <w:b/>
+          <w:bCs/>
+          <w:sz w:val="22"/>
+          <w:szCs w:val="22"/>
+        </w:rPr>
+        <w:t xml:space="preserve">	7</w:t>
       </w:r>
     </w:p>
     <w:p>
@@ -929,18 +933,14 @@
       <w:r>
         <w:rPr>
           <w:rFonts w:ascii="Times New Roman" w:cs="Times New Roman" w:eastAsia="Times New Roman" w:hAnsi="Times New Roman"/>
-          <w:b/>
-          <w:bCs/>
-          <w:sz w:val="22"/>
-          <w:szCs w:val="22"/>
-        </w:rPr>
-        <w:t xml:space="preserve">Chapter 2: Literature Review</w:t>
-      </w:r>
-      <w:r>
-        <w:rPr>
-          <w:rFonts w:ascii="Times New Roman" w:cs="Times New Roman" w:eastAsia="Times New Roman" w:hAnsi="Times New Roman"/>
-          <w:b/>
-          <w:bCs/>
+          <w:sz w:val="22"/>
+          <w:szCs w:val="22"/>
+        </w:rPr>
+        <w:t xml:space="preserve">2.1 Evolution of Quantitative Analytics</w:t>
+      </w:r>
+      <w:r>
+        <w:rPr>
+          <w:rFonts w:ascii="Times New Roman" w:cs="Times New Roman" w:eastAsia="Times New Roman" w:hAnsi="Times New Roman"/>
           <w:sz w:val="22"/>
           <w:szCs w:val="22"/>
         </w:rPr>
@@ -960,15 +960,15 @@
           <w:sz w:val="22"/>
           <w:szCs w:val="22"/>
         </w:rPr>
-        <w:t xml:space="preserve">2.1 Evolution of Quantitative Analytics in Finance</w:t>
-      </w:r>
-      <w:r>
-        <w:rPr>
-          <w:rFonts w:ascii="Times New Roman" w:cs="Times New Roman" w:eastAsia="Times New Roman" w:hAnsi="Times New Roman"/>
-          <w:sz w:val="22"/>
-          <w:szCs w:val="22"/>
-        </w:rPr>
-        <w:t xml:space="preserve">	7</w:t>
+        <w:t xml:space="preserve">2.2 Stochastic Calculus Pricing Models</w:t>
+      </w:r>
+      <w:r>
+        <w:rPr>
+          <w:rFonts w:ascii="Times New Roman" w:cs="Times New Roman" w:eastAsia="Times New Roman" w:hAnsi="Times New Roman"/>
+          <w:sz w:val="22"/>
+          <w:szCs w:val="22"/>
+        </w:rPr>
+        <w:t xml:space="preserve">	9</w:t>
       </w:r>
     </w:p>
     <w:p>
@@ -984,15 +984,15 @@
           <w:sz w:val="22"/>
           <w:szCs w:val="22"/>
         </w:rPr>
-        <w:t xml:space="preserve">2.2 Stochastic Calculus Pricing Models</w:t>
-      </w:r>
-      <w:r>
-        <w:rPr>
-          <w:rFonts w:ascii="Times New Roman" w:cs="Times New Roman" w:eastAsia="Times New Roman" w:hAnsi="Times New Roman"/>
-          <w:sz w:val="22"/>
-          <w:szCs w:val="22"/>
-        </w:rPr>
-        <w:t xml:space="preserve">	9</w:t>
+        <w:t xml:space="preserve">2.3 Factor Models and Yield-Curve Analysis</w:t>
+      </w:r>
+      <w:r>
+        <w:rPr>
+          <w:rFonts w:ascii="Times New Roman" w:cs="Times New Roman" w:eastAsia="Times New Roman" w:hAnsi="Times New Roman"/>
+          <w:sz w:val="22"/>
+          <w:szCs w:val="22"/>
+        </w:rPr>
+        <w:t xml:space="preserve">	10</w:t>
       </w:r>
     </w:p>
     <w:p>
@@ -1008,15 +1008,15 @@
           <w:sz w:val="22"/>
           <w:szCs w:val="22"/>
         </w:rPr>
-        <w:t xml:space="preserve">2.3 Factor Models and Yield-Curve Analysis</w:t>
-      </w:r>
-      <w:r>
-        <w:rPr>
-          <w:rFonts w:ascii="Times New Roman" w:cs="Times New Roman" w:eastAsia="Times New Roman" w:hAnsi="Times New Roman"/>
-          <w:sz w:val="22"/>
-          <w:szCs w:val="22"/>
-        </w:rPr>
-        <w:t xml:space="preserve">	10</w:t>
+        <w:t xml:space="preserve">2.4 Volatility and Tail-Risk Modelling</w:t>
+      </w:r>
+      <w:r>
+        <w:rPr>
+          <w:rFonts w:ascii="Times New Roman" w:cs="Times New Roman" w:eastAsia="Times New Roman" w:hAnsi="Times New Roman"/>
+          <w:sz w:val="22"/>
+          <w:szCs w:val="22"/>
+        </w:rPr>
+        <w:t xml:space="preserve">	11</w:t>
       </w:r>
     </w:p>
     <w:p>
@@ -1032,15 +1032,15 @@
           <w:sz w:val="22"/>
           <w:szCs w:val="22"/>
         </w:rPr>
-        <w:t xml:space="preserve">2.4 Volatility and Tail-Risk Modelling</w:t>
-      </w:r>
-      <w:r>
-        <w:rPr>
-          <w:rFonts w:ascii="Times New Roman" w:cs="Times New Roman" w:eastAsia="Times New Roman" w:hAnsi="Times New Roman"/>
-          <w:sz w:val="22"/>
-          <w:szCs w:val="22"/>
-        </w:rPr>
-        <w:t xml:space="preserve">	11</w:t>
+        <w:t xml:space="preserve">2.5 LLMs and Retrieval-Augmented Generation</w:t>
+      </w:r>
+      <w:r>
+        <w:rPr>
+          <w:rFonts w:ascii="Times New Roman" w:cs="Times New Roman" w:eastAsia="Times New Roman" w:hAnsi="Times New Roman"/>
+          <w:sz w:val="22"/>
+          <w:szCs w:val="22"/>
+        </w:rPr>
+        <w:t xml:space="preserve">	12</w:t>
       </w:r>
     </w:p>
     <w:p>
@@ -1056,15 +1056,15 @@
           <w:sz w:val="22"/>
           <w:szCs w:val="22"/>
         </w:rPr>
-        <w:t xml:space="preserve">2.5 Large Language Models and RAG</w:t>
-      </w:r>
-      <w:r>
-        <w:rPr>
-          <w:rFonts w:ascii="Times New Roman" w:cs="Times New Roman" w:eastAsia="Times New Roman" w:hAnsi="Times New Roman"/>
-          <w:sz w:val="22"/>
-          <w:szCs w:val="22"/>
-        </w:rPr>
-        <w:t xml:space="preserve">	12</w:t>
+        <w:t xml:space="preserve">2.6 Alternative Data and Marine-AIS Analytics</w:t>
+      </w:r>
+      <w:r>
+        <w:rPr>
+          <w:rFonts w:ascii="Times New Roman" w:cs="Times New Roman" w:eastAsia="Times New Roman" w:hAnsi="Times New Roman"/>
+          <w:sz w:val="22"/>
+          <w:szCs w:val="22"/>
+        </w:rPr>
+        <w:t xml:space="preserve">	13</w:t>
       </w:r>
     </w:p>
     <w:p>
@@ -1080,15 +1080,15 @@
           <w:sz w:val="22"/>
           <w:szCs w:val="22"/>
         </w:rPr>
-        <w:t xml:space="preserve">2.6 Alternative Data and Marine-AIS Analytics</w:t>
-      </w:r>
-      <w:r>
-        <w:rPr>
-          <w:rFonts w:ascii="Times New Roman" w:cs="Times New Roman" w:eastAsia="Times New Roman" w:hAnsi="Times New Roman"/>
-          <w:sz w:val="22"/>
-          <w:szCs w:val="22"/>
-        </w:rPr>
-        <w:t xml:space="preserve">	13</w:t>
+        <w:t xml:space="preserve">2.7 Machine Learning for Trade Selection</w:t>
+      </w:r>
+      <w:r>
+        <w:rPr>
+          <w:rFonts w:ascii="Times New Roman" w:cs="Times New Roman" w:eastAsia="Times New Roman" w:hAnsi="Times New Roman"/>
+          <w:sz w:val="22"/>
+          <w:szCs w:val="22"/>
+        </w:rPr>
+        <w:t xml:space="preserve">	14</w:t>
       </w:r>
     </w:p>
     <w:p>
@@ -1101,18 +1101,22 @@
       <w:r>
         <w:rPr>
           <w:rFonts w:ascii="Times New Roman" w:cs="Times New Roman" w:eastAsia="Times New Roman" w:hAnsi="Times New Roman"/>
-          <w:sz w:val="22"/>
-          <w:szCs w:val="22"/>
-        </w:rPr>
-        <w:t xml:space="preserve">2.7 Machine Learning for Trade Selection</w:t>
-      </w:r>
-      <w:r>
-        <w:rPr>
-          <w:rFonts w:ascii="Times New Roman" w:cs="Times New Roman" w:eastAsia="Times New Roman" w:hAnsi="Times New Roman"/>
-          <w:sz w:val="22"/>
-          <w:szCs w:val="22"/>
-        </w:rPr>
-        <w:t xml:space="preserve">	14</w:t>
+          <w:b/>
+          <w:bCs/>
+          <w:sz w:val="22"/>
+          <w:szCs w:val="22"/>
+        </w:rPr>
+        <w:t xml:space="preserve">Chapter 3: Methodology and Implementation</w:t>
+      </w:r>
+      <w:r>
+        <w:rPr>
+          <w:rFonts w:ascii="Times New Roman" w:cs="Times New Roman" w:eastAsia="Times New Roman" w:hAnsi="Times New Roman"/>
+          <w:b/>
+          <w:bCs/>
+          <w:sz w:val="22"/>
+          <w:szCs w:val="22"/>
+        </w:rPr>
+        <w:t xml:space="preserve">	16</w:t>
       </w:r>
     </w:p>
     <w:p>
@@ -1128,15 +1132,15 @@
           <w:sz w:val="22"/>
           <w:szCs w:val="22"/>
         </w:rPr>
-        <w:t xml:space="preserve">2.8 Summary</w:t>
-      </w:r>
-      <w:r>
-        <w:rPr>
-          <w:rFonts w:ascii="Times New Roman" w:cs="Times New Roman" w:eastAsia="Times New Roman" w:hAnsi="Times New Roman"/>
-          <w:sz w:val="22"/>
-          <w:szCs w:val="22"/>
-        </w:rPr>
-        <w:t xml:space="preserve">	15</w:t>
+        <w:t xml:space="preserve">3.1 System Architecture and Block Diagram</w:t>
+      </w:r>
+      <w:r>
+        <w:rPr>
+          <w:rFonts w:ascii="Times New Roman" w:cs="Times New Roman" w:eastAsia="Times New Roman" w:hAnsi="Times New Roman"/>
+          <w:sz w:val="22"/>
+          <w:szCs w:val="22"/>
+        </w:rPr>
+        <w:t xml:space="preserve">	16</w:t>
       </w:r>
     </w:p>
     <w:p>
@@ -1149,22 +1153,18 @@
       <w:r>
         <w:rPr>
           <w:rFonts w:ascii="Times New Roman" w:cs="Times New Roman" w:eastAsia="Times New Roman" w:hAnsi="Times New Roman"/>
-          <w:b/>
-          <w:bCs/>
-          <w:sz w:val="22"/>
-          <w:szCs w:val="22"/>
-        </w:rPr>
-        <w:t xml:space="preserve">Chapter 3: Methodology and Implementation</w:t>
-      </w:r>
-      <w:r>
-        <w:rPr>
-          <w:rFonts w:ascii="Times New Roman" w:cs="Times New Roman" w:eastAsia="Times New Roman" w:hAnsi="Times New Roman"/>
-          <w:b/>
-          <w:bCs/>
-          <w:sz w:val="22"/>
-          <w:szCs w:val="22"/>
-        </w:rPr>
-        <w:t xml:space="preserve">	16</w:t>
+          <w:sz w:val="22"/>
+          <w:szCs w:val="22"/>
+        </w:rPr>
+        <w:t xml:space="preserve">3.2 Hardware Components and Specifications</w:t>
+      </w:r>
+      <w:r>
+        <w:rPr>
+          <w:rFonts w:ascii="Times New Roman" w:cs="Times New Roman" w:eastAsia="Times New Roman" w:hAnsi="Times New Roman"/>
+          <w:sz w:val="22"/>
+          <w:szCs w:val="22"/>
+        </w:rPr>
+        <w:t xml:space="preserve">	19</w:t>
       </w:r>
     </w:p>
     <w:p>
@@ -1180,15 +1180,15 @@
           <w:sz w:val="22"/>
           <w:szCs w:val="22"/>
         </w:rPr>
-        <w:t xml:space="preserve">3.1 System Architecture and Block Diagram</w:t>
-      </w:r>
-      <w:r>
-        <w:rPr>
-          <w:rFonts w:ascii="Times New Roman" w:cs="Times New Roman" w:eastAsia="Times New Roman" w:hAnsi="Times New Roman"/>
-          <w:sz w:val="22"/>
-          <w:szCs w:val="22"/>
-        </w:rPr>
-        <w:t xml:space="preserve">	16</w:t>
+        <w:t xml:space="preserve">3.3 The Seven Numerical Engines</w:t>
+      </w:r>
+      <w:r>
+        <w:rPr>
+          <w:rFonts w:ascii="Times New Roman" w:cs="Times New Roman" w:eastAsia="Times New Roman" w:hAnsi="Times New Roman"/>
+          <w:sz w:val="22"/>
+          <w:szCs w:val="22"/>
+        </w:rPr>
+        <w:t xml:space="preserve">	20</w:t>
       </w:r>
     </w:p>
     <w:p>
@@ -1204,15 +1204,15 @@
           <w:sz w:val="22"/>
           <w:szCs w:val="22"/>
         </w:rPr>
-        <w:t xml:space="preserve">3.2 Hardware Components and Specifications</w:t>
-      </w:r>
-      <w:r>
-        <w:rPr>
-          <w:rFonts w:ascii="Times New Roman" w:cs="Times New Roman" w:eastAsia="Times New Roman" w:hAnsi="Times New Roman"/>
-          <w:sz w:val="22"/>
-          <w:szCs w:val="22"/>
-        </w:rPr>
-        <w:t xml:space="preserve">	19</w:t>
+        <w:t xml:space="preserve">3.4 Autonomous Trade Engine</w:t>
+      </w:r>
+      <w:r>
+        <w:rPr>
+          <w:rFonts w:ascii="Times New Roman" w:cs="Times New Roman" w:eastAsia="Times New Roman" w:hAnsi="Times New Roman"/>
+          <w:sz w:val="22"/>
+          <w:szCs w:val="22"/>
+        </w:rPr>
+        <w:t xml:space="preserve">	23</w:t>
       </w:r>
     </w:p>
     <w:p>
@@ -1228,15 +1228,15 @@
           <w:sz w:val="22"/>
           <w:szCs w:val="22"/>
         </w:rPr>
-        <w:t xml:space="preserve">3.3 The Seven Numerical Engines</w:t>
-      </w:r>
-      <w:r>
-        <w:rPr>
-          <w:rFonts w:ascii="Times New Roman" w:cs="Times New Roman" w:eastAsia="Times New Roman" w:hAnsi="Times New Roman"/>
-          <w:sz w:val="22"/>
-          <w:szCs w:val="22"/>
-        </w:rPr>
-        <w:t xml:space="preserve">	20</w:t>
+        <w:t xml:space="preserve">3.5 ML Screener and Historical Backfill</w:t>
+      </w:r>
+      <w:r>
+        <w:rPr>
+          <w:rFonts w:ascii="Times New Roman" w:cs="Times New Roman" w:eastAsia="Times New Roman" w:hAnsi="Times New Roman"/>
+          <w:sz w:val="22"/>
+          <w:szCs w:val="22"/>
+        </w:rPr>
+        <w:t xml:space="preserve">	26</w:t>
       </w:r>
     </w:p>
     <w:p>
@@ -1252,15 +1252,15 @@
           <w:sz w:val="22"/>
           <w:szCs w:val="22"/>
         </w:rPr>
-        <w:t xml:space="preserve">3.4 Autonomous Trade Engine</w:t>
-      </w:r>
-      <w:r>
-        <w:rPr>
-          <w:rFonts w:ascii="Times New Roman" w:cs="Times New Roman" w:eastAsia="Times New Roman" w:hAnsi="Times New Roman"/>
-          <w:sz w:val="22"/>
-          <w:szCs w:val="22"/>
-        </w:rPr>
-        <w:t xml:space="preserve">	23</w:t>
+        <w:t xml:space="preserve">3.6 LLM Integration and Persistent Call Log</w:t>
+      </w:r>
+      <w:r>
+        <w:rPr>
+          <w:rFonts w:ascii="Times New Roman" w:cs="Times New Roman" w:eastAsia="Times New Roman" w:hAnsi="Times New Roman"/>
+          <w:sz w:val="22"/>
+          <w:szCs w:val="22"/>
+        </w:rPr>
+        <w:t xml:space="preserve">	28</w:t>
       </w:r>
     </w:p>
     <w:p>
@@ -1276,15 +1276,15 @@
           <w:sz w:val="22"/>
           <w:szCs w:val="22"/>
         </w:rPr>
-        <w:t xml:space="preserve">3.5 ML Screener and Historical Backfill</w:t>
-      </w:r>
-      <w:r>
-        <w:rPr>
-          <w:rFonts w:ascii="Times New Roman" w:cs="Times New Roman" w:eastAsia="Times New Roman" w:hAnsi="Times New Roman"/>
-          <w:sz w:val="22"/>
-          <w:szCs w:val="22"/>
-        </w:rPr>
-        <w:t xml:space="preserve">	26</w:t>
+        <w:t xml:space="preserve">3.7 AISStream Marine Consumer</w:t>
+      </w:r>
+      <w:r>
+        <w:rPr>
+          <w:rFonts w:ascii="Times New Roman" w:cs="Times New Roman" w:eastAsia="Times New Roman" w:hAnsi="Times New Roman"/>
+          <w:sz w:val="22"/>
+          <w:szCs w:val="22"/>
+        </w:rPr>
+        <w:t xml:space="preserve">	30</w:t>
       </w:r>
     </w:p>
     <w:p>
@@ -1300,15 +1300,15 @@
           <w:sz w:val="22"/>
           <w:szCs w:val="22"/>
         </w:rPr>
-        <w:t xml:space="preserve">3.6 LLM Integration and Persistent Call Log</w:t>
-      </w:r>
-      <w:r>
-        <w:rPr>
-          <w:rFonts w:ascii="Times New Roman" w:cs="Times New Roman" w:eastAsia="Times New Roman" w:hAnsi="Times New Roman"/>
-          <w:sz w:val="22"/>
-          <w:szCs w:val="22"/>
-        </w:rPr>
-        <w:t xml:space="preserve">	28</w:t>
+        <w:t xml:space="preserve">3.8 Presentation Layer — Five Desks</w:t>
+      </w:r>
+      <w:r>
+        <w:rPr>
+          <w:rFonts w:ascii="Times New Roman" w:cs="Times New Roman" w:eastAsia="Times New Roman" w:hAnsi="Times New Roman"/>
+          <w:sz w:val="22"/>
+          <w:szCs w:val="22"/>
+        </w:rPr>
+        <w:t xml:space="preserve">	31</w:t>
       </w:r>
     </w:p>
     <w:p>
@@ -1321,18 +1321,22 @@
       <w:r>
         <w:rPr>
           <w:rFonts w:ascii="Times New Roman" w:cs="Times New Roman" w:eastAsia="Times New Roman" w:hAnsi="Times New Roman"/>
-          <w:sz w:val="22"/>
-          <w:szCs w:val="22"/>
-        </w:rPr>
-        <w:t xml:space="preserve">3.7 AISStream Marine Consumer</w:t>
-      </w:r>
-      <w:r>
-        <w:rPr>
-          <w:rFonts w:ascii="Times New Roman" w:cs="Times New Roman" w:eastAsia="Times New Roman" w:hAnsi="Times New Roman"/>
-          <w:sz w:val="22"/>
-          <w:szCs w:val="22"/>
-        </w:rPr>
-        <w:t xml:space="preserve">	30</w:t>
+          <w:b/>
+          <w:bCs/>
+          <w:sz w:val="22"/>
+          <w:szCs w:val="22"/>
+        </w:rPr>
+        <w:t xml:space="preserve">Chapter 4: Results and Analysis</w:t>
+      </w:r>
+      <w:r>
+        <w:rPr>
+          <w:rFonts w:ascii="Times New Roman" w:cs="Times New Roman" w:eastAsia="Times New Roman" w:hAnsi="Times New Roman"/>
+          <w:b/>
+          <w:bCs/>
+          <w:sz w:val="22"/>
+          <w:szCs w:val="22"/>
+        </w:rPr>
+        <w:t xml:space="preserve">	34</w:t>
       </w:r>
     </w:p>
     <w:p>
@@ -1348,15 +1352,15 @@
           <w:sz w:val="22"/>
           <w:szCs w:val="22"/>
         </w:rPr>
-        <w:t xml:space="preserve">3.8 Presentation Layer — Five Desks</w:t>
-      </w:r>
-      <w:r>
-        <w:rPr>
-          <w:rFonts w:ascii="Times New Roman" w:cs="Times New Roman" w:eastAsia="Times New Roman" w:hAnsi="Times New Roman"/>
-          <w:sz w:val="22"/>
-          <w:szCs w:val="22"/>
-        </w:rPr>
-        <w:t xml:space="preserve">	31</w:t>
+        <w:t xml:space="preserve">4.1 PCA Yield-Curve Decomposition</w:t>
+      </w:r>
+      <w:r>
+        <w:rPr>
+          <w:rFonts w:ascii="Times New Roman" w:cs="Times New Roman" w:eastAsia="Times New Roman" w:hAnsi="Times New Roman"/>
+          <w:sz w:val="22"/>
+          <w:szCs w:val="22"/>
+        </w:rPr>
+        <w:t xml:space="preserve">	34</w:t>
       </w:r>
     </w:p>
     <w:p>
@@ -1372,15 +1376,15 @@
           <w:sz w:val="22"/>
           <w:szCs w:val="22"/>
         </w:rPr>
-        <w:t xml:space="preserve">3.9 Summary</w:t>
-      </w:r>
-      <w:r>
-        <w:rPr>
-          <w:rFonts w:ascii="Times New Roman" w:cs="Times New Roman" w:eastAsia="Times New Roman" w:hAnsi="Times New Roman"/>
-          <w:sz w:val="22"/>
-          <w:szCs w:val="22"/>
-        </w:rPr>
-        <w:t xml:space="preserve">	33</w:t>
+        <w:t xml:space="preserve">4.2 OU Mean-Reversion Diagnostics</w:t>
+      </w:r>
+      <w:r>
+        <w:rPr>
+          <w:rFonts w:ascii="Times New Roman" w:cs="Times New Roman" w:eastAsia="Times New Roman" w:hAnsi="Times New Roman"/>
+          <w:sz w:val="22"/>
+          <w:szCs w:val="22"/>
+        </w:rPr>
+        <w:t xml:space="preserve">	35</w:t>
       </w:r>
     </w:p>
     <w:p>
@@ -1393,22 +1397,18 @@
       <w:r>
         <w:rPr>
           <w:rFonts w:ascii="Times New Roman" w:cs="Times New Roman" w:eastAsia="Times New Roman" w:hAnsi="Times New Roman"/>
-          <w:b/>
-          <w:bCs/>
-          <w:sz w:val="22"/>
-          <w:szCs w:val="22"/>
-        </w:rPr>
-        <w:t xml:space="preserve">Chapter 4: Results and Analysis</w:t>
-      </w:r>
-      <w:r>
-        <w:rPr>
-          <w:rFonts w:ascii="Times New Roman" w:cs="Times New Roman" w:eastAsia="Times New Roman" w:hAnsi="Times New Roman"/>
-          <w:b/>
-          <w:bCs/>
-          <w:sz w:val="22"/>
-          <w:szCs w:val="22"/>
-        </w:rPr>
-        <w:t xml:space="preserve">	34</w:t>
+          <w:sz w:val="22"/>
+          <w:szCs w:val="22"/>
+        </w:rPr>
+        <w:t xml:space="preserve">4.3 Backtest of OU Mean-Reversion Strategy</w:t>
+      </w:r>
+      <w:r>
+        <w:rPr>
+          <w:rFonts w:ascii="Times New Roman" w:cs="Times New Roman" w:eastAsia="Times New Roman" w:hAnsi="Times New Roman"/>
+          <w:sz w:val="22"/>
+          <w:szCs w:val="22"/>
+        </w:rPr>
+        <w:t xml:space="preserve">	36</w:t>
       </w:r>
     </w:p>
     <w:p>
@@ -1424,15 +1424,15 @@
           <w:sz w:val="22"/>
           <w:szCs w:val="22"/>
         </w:rPr>
-        <w:t xml:space="preserve">4.1 PCA Yield-Curve Decomposition</w:t>
-      </w:r>
-      <w:r>
-        <w:rPr>
-          <w:rFonts w:ascii="Times New Roman" w:cs="Times New Roman" w:eastAsia="Times New Roman" w:hAnsi="Times New Roman"/>
-          <w:sz w:val="22"/>
-          <w:szCs w:val="22"/>
-        </w:rPr>
-        <w:t xml:space="preserve">	34</w:t>
+        <w:t xml:space="preserve">4.4 GARCH Tail-Risk Calibration</w:t>
+      </w:r>
+      <w:r>
+        <w:rPr>
+          <w:rFonts w:ascii="Times New Roman" w:cs="Times New Roman" w:eastAsia="Times New Roman" w:hAnsi="Times New Roman"/>
+          <w:sz w:val="22"/>
+          <w:szCs w:val="22"/>
+        </w:rPr>
+        <w:t xml:space="preserve">	37</w:t>
       </w:r>
     </w:p>
     <w:p>
@@ -1448,15 +1448,15 @@
           <w:sz w:val="22"/>
           <w:szCs w:val="22"/>
         </w:rPr>
-        <w:t xml:space="preserve">4.2 OU Mean-Reversion Diagnostics</w:t>
-      </w:r>
-      <w:r>
-        <w:rPr>
-          <w:rFonts w:ascii="Times New Roman" w:cs="Times New Roman" w:eastAsia="Times New Roman" w:hAnsi="Times New Roman"/>
-          <w:sz w:val="22"/>
-          <w:szCs w:val="22"/>
-        </w:rPr>
-        <w:t xml:space="preserve">	35</w:t>
+        <w:t xml:space="preserve">4.5 LLM Latency, Grounding and Decision Quality</w:t>
+      </w:r>
+      <w:r>
+        <w:rPr>
+          <w:rFonts w:ascii="Times New Roman" w:cs="Times New Roman" w:eastAsia="Times New Roman" w:hAnsi="Times New Roman"/>
+          <w:sz w:val="22"/>
+          <w:szCs w:val="22"/>
+        </w:rPr>
+        <w:t xml:space="preserve">	38</w:t>
       </w:r>
     </w:p>
     <w:p>
@@ -1472,15 +1472,15 @@
           <w:sz w:val="22"/>
           <w:szCs w:val="22"/>
         </w:rPr>
-        <w:t xml:space="preserve">4.3 Backtest of OU Mean-Reversion Strategy</w:t>
-      </w:r>
-      <w:r>
-        <w:rPr>
-          <w:rFonts w:ascii="Times New Roman" w:cs="Times New Roman" w:eastAsia="Times New Roman" w:hAnsi="Times New Roman"/>
-          <w:sz w:val="22"/>
-          <w:szCs w:val="22"/>
-        </w:rPr>
-        <w:t xml:space="preserve">	36</w:t>
+        <w:t xml:space="preserve">4.6 ML Screener Training Metrics</w:t>
+      </w:r>
+      <w:r>
+        <w:rPr>
+          <w:rFonts w:ascii="Times New Roman" w:cs="Times New Roman" w:eastAsia="Times New Roman" w:hAnsi="Times New Roman"/>
+          <w:sz w:val="22"/>
+          <w:szCs w:val="22"/>
+        </w:rPr>
+        <w:t xml:space="preserve">	39</w:t>
       </w:r>
     </w:p>
     <w:p>
@@ -1496,15 +1496,15 @@
           <w:sz w:val="22"/>
           <w:szCs w:val="22"/>
         </w:rPr>
-        <w:t xml:space="preserve">4.4 GARCH Tail-Risk Calibration</w:t>
-      </w:r>
-      <w:r>
-        <w:rPr>
-          <w:rFonts w:ascii="Times New Roman" w:cs="Times New Roman" w:eastAsia="Times New Roman" w:hAnsi="Times New Roman"/>
-          <w:sz w:val="22"/>
-          <w:szCs w:val="22"/>
-        </w:rPr>
-        <w:t xml:space="preserve">	36</w:t>
+        <w:t xml:space="preserve">4.7 AIS Throughput and Chokepoint Coverage</w:t>
+      </w:r>
+      <w:r>
+        <w:rPr>
+          <w:rFonts w:ascii="Times New Roman" w:cs="Times New Roman" w:eastAsia="Times New Roman" w:hAnsi="Times New Roman"/>
+          <w:sz w:val="22"/>
+          <w:szCs w:val="22"/>
+        </w:rPr>
+        <w:t xml:space="preserve">	40</w:t>
       </w:r>
     </w:p>
     <w:p>
@@ -1520,15 +1520,15 @@
           <w:sz w:val="22"/>
           <w:szCs w:val="22"/>
         </w:rPr>
-        <w:t xml:space="preserve">4.5 LLM Latency, Grounding and Decision Quality</w:t>
-      </w:r>
-      <w:r>
-        <w:rPr>
-          <w:rFonts w:ascii="Times New Roman" w:cs="Times New Roman" w:eastAsia="Times New Roman" w:hAnsi="Times New Roman"/>
-          <w:sz w:val="22"/>
-          <w:szCs w:val="22"/>
-        </w:rPr>
-        <w:t xml:space="preserve">	37</w:t>
+        <w:t xml:space="preserve">4.8 Cross-Desk End-to-End Latency</w:t>
+      </w:r>
+      <w:r>
+        <w:rPr>
+          <w:rFonts w:ascii="Times New Roman" w:cs="Times New Roman" w:eastAsia="Times New Roman" w:hAnsi="Times New Roman"/>
+          <w:sz w:val="22"/>
+          <w:szCs w:val="22"/>
+        </w:rPr>
+        <w:t xml:space="preserve">	41</w:t>
       </w:r>
     </w:p>
     <w:p>
@@ -1541,18 +1541,22 @@
       <w:r>
         <w:rPr>
           <w:rFonts w:ascii="Times New Roman" w:cs="Times New Roman" w:eastAsia="Times New Roman" w:hAnsi="Times New Roman"/>
-          <w:sz w:val="22"/>
-          <w:szCs w:val="22"/>
-        </w:rPr>
-        <w:t xml:space="preserve">4.6 ML Screener Training Metrics</w:t>
-      </w:r>
-      <w:r>
-        <w:rPr>
-          <w:rFonts w:ascii="Times New Roman" w:cs="Times New Roman" w:eastAsia="Times New Roman" w:hAnsi="Times New Roman"/>
-          <w:sz w:val="22"/>
-          <w:szCs w:val="22"/>
-        </w:rPr>
-        <w:t xml:space="preserve">	38</w:t>
+          <w:b/>
+          <w:bCs/>
+          <w:sz w:val="22"/>
+          <w:szCs w:val="22"/>
+        </w:rPr>
+        <w:t xml:space="preserve">Chapter 5: Advantages, Limitations and Applications</w:t>
+      </w:r>
+      <w:r>
+        <w:rPr>
+          <w:rFonts w:ascii="Times New Roman" w:cs="Times New Roman" w:eastAsia="Times New Roman" w:hAnsi="Times New Roman"/>
+          <w:b/>
+          <w:bCs/>
+          <w:sz w:val="22"/>
+          <w:szCs w:val="22"/>
+        </w:rPr>
+        <w:t xml:space="preserve">	42</w:t>
       </w:r>
     </w:p>
     <w:p>
@@ -1568,15 +1572,15 @@
           <w:sz w:val="22"/>
           <w:szCs w:val="22"/>
         </w:rPr>
-        <w:t xml:space="preserve">4.7 AIS Throughput and Chokepoint Coverage</w:t>
-      </w:r>
-      <w:r>
-        <w:rPr>
-          <w:rFonts w:ascii="Times New Roman" w:cs="Times New Roman" w:eastAsia="Times New Roman" w:hAnsi="Times New Roman"/>
-          <w:sz w:val="22"/>
-          <w:szCs w:val="22"/>
-        </w:rPr>
-        <w:t xml:space="preserve">	39</w:t>
+        <w:t xml:space="preserve">5.1 Key Advantages of the System</w:t>
+      </w:r>
+      <w:r>
+        <w:rPr>
+          <w:rFonts w:ascii="Times New Roman" w:cs="Times New Roman" w:eastAsia="Times New Roman" w:hAnsi="Times New Roman"/>
+          <w:sz w:val="22"/>
+          <w:szCs w:val="22"/>
+        </w:rPr>
+        <w:t xml:space="preserve">	42</w:t>
       </w:r>
     </w:p>
     <w:p>
@@ -1592,15 +1596,15 @@
           <w:sz w:val="22"/>
           <w:szCs w:val="22"/>
         </w:rPr>
-        <w:t xml:space="preserve">4.8 Cross-Desk End-to-End Latency</w:t>
-      </w:r>
-      <w:r>
-        <w:rPr>
-          <w:rFonts w:ascii="Times New Roman" w:cs="Times New Roman" w:eastAsia="Times New Roman" w:hAnsi="Times New Roman"/>
-          <w:sz w:val="22"/>
-          <w:szCs w:val="22"/>
-        </w:rPr>
-        <w:t xml:space="preserve">	40</w:t>
+        <w:t xml:space="preserve">5.2 Current Limitations</w:t>
+      </w:r>
+      <w:r>
+        <w:rPr>
+          <w:rFonts w:ascii="Times New Roman" w:cs="Times New Roman" w:eastAsia="Times New Roman" w:hAnsi="Times New Roman"/>
+          <w:sz w:val="22"/>
+          <w:szCs w:val="22"/>
+        </w:rPr>
+        <w:t xml:space="preserve">	44</w:t>
       </w:r>
     </w:p>
     <w:p>
@@ -1616,15 +1620,15 @@
           <w:sz w:val="22"/>
           <w:szCs w:val="22"/>
         </w:rPr>
-        <w:t xml:space="preserve">4.9 Summary</w:t>
-      </w:r>
-      <w:r>
-        <w:rPr>
-          <w:rFonts w:ascii="Times New Roman" w:cs="Times New Roman" w:eastAsia="Times New Roman" w:hAnsi="Times New Roman"/>
-          <w:sz w:val="22"/>
-          <w:szCs w:val="22"/>
-        </w:rPr>
-        <w:t xml:space="preserve">	41</w:t>
+        <w:t xml:space="preserve">5.3 Practical Applications</w:t>
+      </w:r>
+      <w:r>
+        <w:rPr>
+          <w:rFonts w:ascii="Times New Roman" w:cs="Times New Roman" w:eastAsia="Times New Roman" w:hAnsi="Times New Roman"/>
+          <w:sz w:val="22"/>
+          <w:szCs w:val="22"/>
+        </w:rPr>
+        <w:t xml:space="preserve">	45</w:t>
       </w:r>
     </w:p>
     <w:p>
@@ -1637,22 +1641,18 @@
       <w:r>
         <w:rPr>
           <w:rFonts w:ascii="Times New Roman" w:cs="Times New Roman" w:eastAsia="Times New Roman" w:hAnsi="Times New Roman"/>
-          <w:b/>
-          <w:bCs/>
-          <w:sz w:val="22"/>
-          <w:szCs w:val="22"/>
-        </w:rPr>
-        <w:t xml:space="preserve">Chapter 5: Advantages, Limitations and Applications</w:t>
-      </w:r>
-      <w:r>
-        <w:rPr>
-          <w:rFonts w:ascii="Times New Roman" w:cs="Times New Roman" w:eastAsia="Times New Roman" w:hAnsi="Times New Roman"/>
-          <w:b/>
-          <w:bCs/>
-          <w:sz w:val="22"/>
-          <w:szCs w:val="22"/>
-        </w:rPr>
-        <w:t xml:space="preserve">	42</w:t>
+          <w:sz w:val="22"/>
+          <w:szCs w:val="22"/>
+        </w:rPr>
+        <w:t xml:space="preserve">5.4 Future Development Directions</w:t>
+      </w:r>
+      <w:r>
+        <w:rPr>
+          <w:rFonts w:ascii="Times New Roman" w:cs="Times New Roman" w:eastAsia="Times New Roman" w:hAnsi="Times New Roman"/>
+          <w:sz w:val="22"/>
+          <w:szCs w:val="22"/>
+        </w:rPr>
+        <w:t xml:space="preserve">	46</w:t>
       </w:r>
     </w:p>
     <w:p>
@@ -1665,18 +1665,22 @@
       <w:r>
         <w:rPr>
           <w:rFonts w:ascii="Times New Roman" w:cs="Times New Roman" w:eastAsia="Times New Roman" w:hAnsi="Times New Roman"/>
-          <w:sz w:val="22"/>
-          <w:szCs w:val="22"/>
-        </w:rPr>
-        <w:t xml:space="preserve">5.1 Key Advantages of the System</w:t>
-      </w:r>
-      <w:r>
-        <w:rPr>
-          <w:rFonts w:ascii="Times New Roman" w:cs="Times New Roman" w:eastAsia="Times New Roman" w:hAnsi="Times New Roman"/>
-          <w:sz w:val="22"/>
-          <w:szCs w:val="22"/>
-        </w:rPr>
-        <w:t xml:space="preserve">	42</w:t>
+          <w:b/>
+          <w:bCs/>
+          <w:sz w:val="22"/>
+          <w:szCs w:val="22"/>
+        </w:rPr>
+        <w:t xml:space="preserve">Chapter 6: Conclusion</w:t>
+      </w:r>
+      <w:r>
+        <w:rPr>
+          <w:rFonts w:ascii="Times New Roman" w:cs="Times New Roman" w:eastAsia="Times New Roman" w:hAnsi="Times New Roman"/>
+          <w:b/>
+          <w:bCs/>
+          <w:sz w:val="22"/>
+          <w:szCs w:val="22"/>
+        </w:rPr>
+        <w:t xml:space="preserve">	48</w:t>
       </w:r>
     </w:p>
     <w:p>
@@ -1692,15 +1696,15 @@
           <w:sz w:val="22"/>
           <w:szCs w:val="22"/>
         </w:rPr>
-        <w:t xml:space="preserve">5.2 Current Limitations</w:t>
-      </w:r>
-      <w:r>
-        <w:rPr>
-          <w:rFonts w:ascii="Times New Roman" w:cs="Times New Roman" w:eastAsia="Times New Roman" w:hAnsi="Times New Roman"/>
-          <w:sz w:val="22"/>
-          <w:szCs w:val="22"/>
-        </w:rPr>
-        <w:t xml:space="preserve">	44</w:t>
+        <w:t xml:space="preserve">6.1 Summary of Key Findings</w:t>
+      </w:r>
+      <w:r>
+        <w:rPr>
+          <w:rFonts w:ascii="Times New Roman" w:cs="Times New Roman" w:eastAsia="Times New Roman" w:hAnsi="Times New Roman"/>
+          <w:sz w:val="22"/>
+          <w:szCs w:val="22"/>
+        </w:rPr>
+        <w:t xml:space="preserve">	48</w:t>
       </w:r>
     </w:p>
     <w:p>
@@ -1716,15 +1720,15 @@
           <w:sz w:val="22"/>
           <w:szCs w:val="22"/>
         </w:rPr>
-        <w:t xml:space="preserve">5.3 Practical Applications</w:t>
-      </w:r>
-      <w:r>
-        <w:rPr>
-          <w:rFonts w:ascii="Times New Roman" w:cs="Times New Roman" w:eastAsia="Times New Roman" w:hAnsi="Times New Roman"/>
-          <w:sz w:val="22"/>
-          <w:szCs w:val="22"/>
-        </w:rPr>
-        <w:t xml:space="preserve">	45</w:t>
+        <w:t xml:space="preserve">6.2 Contributions to the Field</w:t>
+      </w:r>
+      <w:r>
+        <w:rPr>
+          <w:rFonts w:ascii="Times New Roman" w:cs="Times New Roman" w:eastAsia="Times New Roman" w:hAnsi="Times New Roman"/>
+          <w:sz w:val="22"/>
+          <w:szCs w:val="22"/>
+        </w:rPr>
+        <w:t xml:space="preserve">	49</w:t>
       </w:r>
     </w:p>
     <w:p>
@@ -1740,15 +1744,15 @@
           <w:sz w:val="22"/>
           <w:szCs w:val="22"/>
         </w:rPr>
-        <w:t xml:space="preserve">5.4 Future Development Directions</w:t>
-      </w:r>
-      <w:r>
-        <w:rPr>
-          <w:rFonts w:ascii="Times New Roman" w:cs="Times New Roman" w:eastAsia="Times New Roman" w:hAnsi="Times New Roman"/>
-          <w:sz w:val="22"/>
-          <w:szCs w:val="22"/>
-        </w:rPr>
-        <w:t xml:space="preserve">	46</w:t>
+        <w:t xml:space="preserve">6.3 Addressing the Research Problem</w:t>
+      </w:r>
+      <w:r>
+        <w:rPr>
+          <w:rFonts w:ascii="Times New Roman" w:cs="Times New Roman" w:eastAsia="Times New Roman" w:hAnsi="Times New Roman"/>
+          <w:sz w:val="22"/>
+          <w:szCs w:val="22"/>
+        </w:rPr>
+        <w:t xml:space="preserve">	50</w:t>
       </w:r>
     </w:p>
     <w:p>
@@ -1764,15 +1768,15 @@
           <w:sz w:val="22"/>
           <w:szCs w:val="22"/>
         </w:rPr>
-        <w:t xml:space="preserve">5.5 Summary</w:t>
-      </w:r>
-      <w:r>
-        <w:rPr>
-          <w:rFonts w:ascii="Times New Roman" w:cs="Times New Roman" w:eastAsia="Times New Roman" w:hAnsi="Times New Roman"/>
-          <w:sz w:val="22"/>
-          <w:szCs w:val="22"/>
-        </w:rPr>
-        <w:t xml:space="preserve">	47</w:t>
+        <w:t xml:space="preserve">6.4 Practical Impact and Real-World Value</w:t>
+      </w:r>
+      <w:r>
+        <w:rPr>
+          <w:rFonts w:ascii="Times New Roman" w:cs="Times New Roman" w:eastAsia="Times New Roman" w:hAnsi="Times New Roman"/>
+          <w:sz w:val="22"/>
+          <w:szCs w:val="22"/>
+        </w:rPr>
+        <w:t xml:space="preserve">	50</w:t>
       </w:r>
     </w:p>
     <w:p>
@@ -1785,22 +1789,18 @@
       <w:r>
         <w:rPr>
           <w:rFonts w:ascii="Times New Roman" w:cs="Times New Roman" w:eastAsia="Times New Roman" w:hAnsi="Times New Roman"/>
-          <w:b/>
-          <w:bCs/>
-          <w:sz w:val="22"/>
-          <w:szCs w:val="22"/>
-        </w:rPr>
-        <w:t xml:space="preserve">Chapter 6: Conclusion</w:t>
-      </w:r>
-      <w:r>
-        <w:rPr>
-          <w:rFonts w:ascii="Times New Roman" w:cs="Times New Roman" w:eastAsia="Times New Roman" w:hAnsi="Times New Roman"/>
-          <w:b/>
-          <w:bCs/>
-          <w:sz w:val="22"/>
-          <w:szCs w:val="22"/>
-        </w:rPr>
-        <w:t xml:space="preserve">	48</w:t>
+          <w:sz w:val="22"/>
+          <w:szCs w:val="22"/>
+        </w:rPr>
+        <w:t xml:space="preserve">6.5 Limitations and Future Directions</w:t>
+      </w:r>
+      <w:r>
+        <w:rPr>
+          <w:rFonts w:ascii="Times New Roman" w:cs="Times New Roman" w:eastAsia="Times New Roman" w:hAnsi="Times New Roman"/>
+          <w:sz w:val="22"/>
+          <w:szCs w:val="22"/>
+        </w:rPr>
+        <w:t xml:space="preserve">	51</w:t>
       </w:r>
     </w:p>
     <w:p>
@@ -1816,15 +1816,15 @@
           <w:sz w:val="22"/>
           <w:szCs w:val="22"/>
         </w:rPr>
-        <w:t xml:space="preserve">6.1 Summary of Key Findings</w:t>
-      </w:r>
-      <w:r>
-        <w:rPr>
-          <w:rFonts w:ascii="Times New Roman" w:cs="Times New Roman" w:eastAsia="Times New Roman" w:hAnsi="Times New Roman"/>
-          <w:sz w:val="22"/>
-          <w:szCs w:val="22"/>
-        </w:rPr>
-        <w:t xml:space="preserve">	48</w:t>
+        <w:t xml:space="preserve">6.6 Broader Implications</w:t>
+      </w:r>
+      <w:r>
+        <w:rPr>
+          <w:rFonts w:ascii="Times New Roman" w:cs="Times New Roman" w:eastAsia="Times New Roman" w:hAnsi="Times New Roman"/>
+          <w:sz w:val="22"/>
+          <w:szCs w:val="22"/>
+        </w:rPr>
+        <w:t xml:space="preserve">	51</w:t>
       </w:r>
     </w:p>
     <w:p>
@@ -1840,15 +1840,15 @@
           <w:sz w:val="22"/>
           <w:szCs w:val="22"/>
         </w:rPr>
-        <w:t xml:space="preserve">6.2 Contributions to the Field</w:t>
-      </w:r>
-      <w:r>
-        <w:rPr>
-          <w:rFonts w:ascii="Times New Roman" w:cs="Times New Roman" w:eastAsia="Times New Roman" w:hAnsi="Times New Roman"/>
-          <w:sz w:val="22"/>
-          <w:szCs w:val="22"/>
-        </w:rPr>
-        <w:t xml:space="preserve">	49</w:t>
+        <w:t xml:space="preserve">6.7 Final Thoughts</w:t>
+      </w:r>
+      <w:r>
+        <w:rPr>
+          <w:rFonts w:ascii="Times New Roman" w:cs="Times New Roman" w:eastAsia="Times New Roman" w:hAnsi="Times New Roman"/>
+          <w:sz w:val="22"/>
+          <w:szCs w:val="22"/>
+        </w:rPr>
+        <w:t xml:space="preserve">	52</w:t>
       </w:r>
     </w:p>
     <w:p>
@@ -1861,18 +1861,22 @@
       <w:r>
         <w:rPr>
           <w:rFonts w:ascii="Times New Roman" w:cs="Times New Roman" w:eastAsia="Times New Roman" w:hAnsi="Times New Roman"/>
-          <w:sz w:val="22"/>
-          <w:szCs w:val="22"/>
-        </w:rPr>
-        <w:t xml:space="preserve">6.3 Addressing the Research Problem</w:t>
-      </w:r>
-      <w:r>
-        <w:rPr>
-          <w:rFonts w:ascii="Times New Roman" w:cs="Times New Roman" w:eastAsia="Times New Roman" w:hAnsi="Times New Roman"/>
-          <w:sz w:val="22"/>
-          <w:szCs w:val="22"/>
-        </w:rPr>
-        <w:t xml:space="preserve">	50</w:t>
+          <w:b/>
+          <w:bCs/>
+          <w:sz w:val="22"/>
+          <w:szCs w:val="22"/>
+        </w:rPr>
+        <w:t xml:space="preserve">REFERENCES</w:t>
+      </w:r>
+      <w:r>
+        <w:rPr>
+          <w:rFonts w:ascii="Times New Roman" w:cs="Times New Roman" w:eastAsia="Times New Roman" w:hAnsi="Times New Roman"/>
+          <w:b/>
+          <w:bCs/>
+          <w:sz w:val="22"/>
+          <w:szCs w:val="22"/>
+        </w:rPr>
+        <w:t xml:space="preserve">	54</w:t>
       </w:r>
     </w:p>
     <w:p>
@@ -1885,18 +1889,22 @@
       <w:r>
         <w:rPr>
           <w:rFonts w:ascii="Times New Roman" w:cs="Times New Roman" w:eastAsia="Times New Roman" w:hAnsi="Times New Roman"/>
-          <w:sz w:val="22"/>
-          <w:szCs w:val="22"/>
-        </w:rPr>
-        <w:t xml:space="preserve">6.4 Practical Impact and Real-World Value</w:t>
-      </w:r>
-      <w:r>
-        <w:rPr>
-          <w:rFonts w:ascii="Times New Roman" w:cs="Times New Roman" w:eastAsia="Times New Roman" w:hAnsi="Times New Roman"/>
-          <w:sz w:val="22"/>
-          <w:szCs w:val="22"/>
-        </w:rPr>
-        <w:t xml:space="preserve">	50</w:t>
+          <w:b/>
+          <w:bCs/>
+          <w:sz w:val="22"/>
+          <w:szCs w:val="22"/>
+        </w:rPr>
+        <w:t xml:space="preserve">APPENDICES</w:t>
+      </w:r>
+      <w:r>
+        <w:rPr>
+          <w:rFonts w:ascii="Times New Roman" w:cs="Times New Roman" w:eastAsia="Times New Roman" w:hAnsi="Times New Roman"/>
+          <w:b/>
+          <w:bCs/>
+          <w:sz w:val="22"/>
+          <w:szCs w:val="22"/>
+        </w:rPr>
+        <w:t xml:space="preserve">	55</w:t>
       </w:r>
     </w:p>
     <w:p>
@@ -1912,15 +1920,15 @@
           <w:sz w:val="22"/>
           <w:szCs w:val="22"/>
         </w:rPr>
-        <w:t xml:space="preserve">6.5 Limitations and Future Directions</w:t>
-      </w:r>
-      <w:r>
-        <w:rPr>
-          <w:rFonts w:ascii="Times New Roman" w:cs="Times New Roman" w:eastAsia="Times New Roman" w:hAnsi="Times New Roman"/>
-          <w:sz w:val="22"/>
-          <w:szCs w:val="22"/>
-        </w:rPr>
-        <w:t xml:space="preserve">	51</w:t>
+        <w:t xml:space="preserve">Appendix A: Source Code and Flowcharts</w:t>
+      </w:r>
+      <w:r>
+        <w:rPr>
+          <w:rFonts w:ascii="Times New Roman" w:cs="Times New Roman" w:eastAsia="Times New Roman" w:hAnsi="Times New Roman"/>
+          <w:sz w:val="22"/>
+          <w:szCs w:val="22"/>
+        </w:rPr>
+        <w:t xml:space="preserve">	55</w:t>
       </w:r>
     </w:p>
     <w:p>
@@ -1936,15 +1944,15 @@
           <w:sz w:val="22"/>
           <w:szCs w:val="22"/>
         </w:rPr>
-        <w:t xml:space="preserve">6.6 Broader Implications for Quantitative Finance</w:t>
-      </w:r>
-      <w:r>
-        <w:rPr>
-          <w:rFonts w:ascii="Times New Roman" w:cs="Times New Roman" w:eastAsia="Times New Roman" w:hAnsi="Times New Roman"/>
-          <w:sz w:val="22"/>
-          <w:szCs w:val="22"/>
-        </w:rPr>
-        <w:t xml:space="preserve">	51</w:t>
+        <w:t xml:space="preserve">Appendix B: Dataset Information</w:t>
+      </w:r>
+      <w:r>
+        <w:rPr>
+          <w:rFonts w:ascii="Times New Roman" w:cs="Times New Roman" w:eastAsia="Times New Roman" w:hAnsi="Times New Roman"/>
+          <w:sz w:val="22"/>
+          <w:szCs w:val="22"/>
+        </w:rPr>
+        <w:t xml:space="preserve">	56</w:t>
       </w:r>
     </w:p>
     <w:p>
@@ -1960,15 +1968,15 @@
           <w:sz w:val="22"/>
           <w:szCs w:val="22"/>
         </w:rPr>
-        <w:t xml:space="preserve">6.7 Final Thoughts</w:t>
-      </w:r>
-      <w:r>
-        <w:rPr>
-          <w:rFonts w:ascii="Times New Roman" w:cs="Times New Roman" w:eastAsia="Times New Roman" w:hAnsi="Times New Roman"/>
-          <w:sz w:val="22"/>
-          <w:szCs w:val="22"/>
-        </w:rPr>
-        <w:t xml:space="preserve">	52</w:t>
+        <w:t xml:space="preserve">Appendix C: List of Components</w:t>
+      </w:r>
+      <w:r>
+        <w:rPr>
+          <w:rFonts w:ascii="Times New Roman" w:cs="Times New Roman" w:eastAsia="Times New Roman" w:hAnsi="Times New Roman"/>
+          <w:sz w:val="22"/>
+          <w:szCs w:val="22"/>
+        </w:rPr>
+        <w:t xml:space="preserve">	57</w:t>
       </w:r>
     </w:p>
     <w:p>
@@ -1984,15 +1992,30 @@
           <w:sz w:val="22"/>
           <w:szCs w:val="22"/>
         </w:rPr>
-        <w:t xml:space="preserve">6.8 Summary</w:t>
-      </w:r>
-      <w:r>
-        <w:rPr>
-          <w:rFonts w:ascii="Times New Roman" w:cs="Times New Roman" w:eastAsia="Times New Roman" w:hAnsi="Times New Roman"/>
-          <w:sz w:val="22"/>
-          <w:szCs w:val="22"/>
-        </w:rPr>
-        <w:t xml:space="preserve">	53</w:t>
+        <w:t xml:space="preserve">Appendix D: List of Papers Presented and Published</w:t>
+      </w:r>
+      <w:r>
+        <w:rPr>
+          <w:rFonts w:ascii="Times New Roman" w:cs="Times New Roman" w:eastAsia="Times New Roman" w:hAnsi="Times New Roman"/>
+          <w:sz w:val="22"/>
+          <w:szCs w:val="22"/>
+        </w:rPr>
+        <w:t xml:space="preserve">	58</w:t>
+      </w:r>
+    </w:p>
+    <w:p>
+      <w:pPr>
+        <w:spacing w:after="60" w:before="240"/>
+      </w:pPr>
+      <w:r>
+        <w:rPr>
+          <w:rFonts w:ascii="Times New Roman" w:cs="Times New Roman" w:eastAsia="Times New Roman" w:hAnsi="Times New Roman"/>
+          <w:b/>
+          <w:bCs/>
+          <w:sz w:val="22"/>
+          <w:szCs w:val="22"/>
+        </w:rPr>
+        <w:t xml:space="preserve">List of Figures</w:t>
       </w:r>
     </w:p>
     <w:p>
@@ -2000,27 +2023,23 @@
         <w:tabs>
           <w:tab w:val="right" w:pos="9000" w:leader="dot"/>
         </w:tabs>
-        <w:spacing w:after="100" w:line="280"/>
-      </w:pPr>
-      <w:r>
-        <w:rPr>
-          <w:rFonts w:ascii="Times New Roman" w:cs="Times New Roman" w:eastAsia="Times New Roman" w:hAnsi="Times New Roman"/>
-          <w:b/>
-          <w:bCs/>
-          <w:sz w:val="22"/>
-          <w:szCs w:val="22"/>
-        </w:rPr>
-        <w:t xml:space="preserve">REFERENCES</w:t>
-      </w:r>
-      <w:r>
-        <w:rPr>
-          <w:rFonts w:ascii="Times New Roman" w:cs="Times New Roman" w:eastAsia="Times New Roman" w:hAnsi="Times New Roman"/>
-          <w:b/>
-          <w:bCs/>
-          <w:sz w:val="22"/>
-          <w:szCs w:val="22"/>
-        </w:rPr>
-        <w:t xml:space="preserve">	54</w:t>
+        <w:spacing w:after="60" w:line="260"/>
+      </w:pPr>
+      <w:r>
+        <w:rPr>
+          <w:rFonts w:ascii="Times New Roman" w:cs="Times New Roman" w:eastAsia="Times New Roman" w:hAnsi="Times New Roman"/>
+          <w:sz w:val="21"/>
+          <w:szCs w:val="21"/>
+        </w:rPr>
+        <w:t xml:space="preserve">Fig. 1  Hedgyyyboo three-tier system architecture</w:t>
+      </w:r>
+      <w:r>
+        <w:rPr>
+          <w:rFonts w:ascii="Times New Roman" w:cs="Times New Roman" w:eastAsia="Times New Roman" w:hAnsi="Times New Roman"/>
+          <w:sz w:val="21"/>
+          <w:szCs w:val="21"/>
+        </w:rPr>
+        <w:t xml:space="preserve">	16</w:t>
       </w:r>
     </w:p>
     <w:p>
@@ -2028,27 +2047,23 @@
         <w:tabs>
           <w:tab w:val="right" w:pos="9000" w:leader="dot"/>
         </w:tabs>
-        <w:spacing w:after="100" w:line="280"/>
-      </w:pPr>
-      <w:r>
-        <w:rPr>
-          <w:rFonts w:ascii="Times New Roman" w:cs="Times New Roman" w:eastAsia="Times New Roman" w:hAnsi="Times New Roman"/>
-          <w:b/>
-          <w:bCs/>
-          <w:sz w:val="22"/>
-          <w:szCs w:val="22"/>
-        </w:rPr>
-        <w:t xml:space="preserve">APPENDICES</w:t>
-      </w:r>
-      <w:r>
-        <w:rPr>
-          <w:rFonts w:ascii="Times New Roman" w:cs="Times New Roman" w:eastAsia="Times New Roman" w:hAnsi="Times New Roman"/>
-          <w:b/>
-          <w:bCs/>
-          <w:sz w:val="22"/>
-          <w:szCs w:val="22"/>
-        </w:rPr>
-        <w:t xml:space="preserve">	55</w:t>
+        <w:spacing w:after="60" w:line="260"/>
+      </w:pPr>
+      <w:r>
+        <w:rPr>
+          <w:rFonts w:ascii="Times New Roman" w:cs="Times New Roman" w:eastAsia="Times New Roman" w:hAnsi="Times New Roman"/>
+          <w:sz w:val="21"/>
+          <w:szCs w:val="21"/>
+        </w:rPr>
+        <w:t xml:space="preserve">Fig. 2  GARCH(1,1) conditional-volatility forecast</w:t>
+      </w:r>
+      <w:r>
+        <w:rPr>
+          <w:rFonts w:ascii="Times New Roman" w:cs="Times New Roman" w:eastAsia="Times New Roman" w:hAnsi="Times New Roman"/>
+          <w:sz w:val="21"/>
+          <w:szCs w:val="21"/>
+        </w:rPr>
+        <w:t xml:space="preserve">	24</w:t>
       </w:r>
     </w:p>
     <w:p>
@@ -2056,23 +2071,23 @@
         <w:tabs>
           <w:tab w:val="right" w:pos="9000" w:leader="dot"/>
         </w:tabs>
-        <w:spacing w:after="100" w:line="280"/>
-      </w:pPr>
-      <w:r>
-        <w:rPr>
-          <w:rFonts w:ascii="Times New Roman" w:cs="Times New Roman" w:eastAsia="Times New Roman" w:hAnsi="Times New Roman"/>
-          <w:sz w:val="22"/>
-          <w:szCs w:val="22"/>
-        </w:rPr>
-        <w:t xml:space="preserve">Appendix A: Source Code and Flowcharts</w:t>
-      </w:r>
-      <w:r>
-        <w:rPr>
-          <w:rFonts w:ascii="Times New Roman" w:cs="Times New Roman" w:eastAsia="Times New Roman" w:hAnsi="Times New Roman"/>
-          <w:sz w:val="22"/>
-          <w:szCs w:val="22"/>
-        </w:rPr>
-        <w:t xml:space="preserve">	55</w:t>
+        <w:spacing w:after="60" w:line="260"/>
+      </w:pPr>
+      <w:r>
+        <w:rPr>
+          <w:rFonts w:ascii="Times New Roman" w:cs="Times New Roman" w:eastAsia="Times New Roman" w:hAnsi="Times New Roman"/>
+          <w:sz w:val="21"/>
+          <w:szCs w:val="21"/>
+        </w:rPr>
+        <w:t xml:space="preserve">Fig. 3  XGBoost screener — top 10 feature importances</w:t>
+      </w:r>
+      <w:r>
+        <w:rPr>
+          <w:rFonts w:ascii="Times New Roman" w:cs="Times New Roman" w:eastAsia="Times New Roman" w:hAnsi="Times New Roman"/>
+          <w:sz w:val="21"/>
+          <w:szCs w:val="21"/>
+        </w:rPr>
+        <w:t xml:space="preserve">	27</w:t>
       </w:r>
     </w:p>
     <w:p>
@@ -2080,23 +2095,23 @@
         <w:tabs>
           <w:tab w:val="right" w:pos="9000" w:leader="dot"/>
         </w:tabs>
-        <w:spacing w:after="100" w:line="280"/>
-      </w:pPr>
-      <w:r>
-        <w:rPr>
-          <w:rFonts w:ascii="Times New Roman" w:cs="Times New Roman" w:eastAsia="Times New Roman" w:hAnsi="Times New Roman"/>
-          <w:sz w:val="22"/>
-          <w:szCs w:val="22"/>
-        </w:rPr>
-        <w:t xml:space="preserve">Appendix B: Dataset Information</w:t>
-      </w:r>
-      <w:r>
-        <w:rPr>
-          <w:rFonts w:ascii="Times New Roman" w:cs="Times New Roman" w:eastAsia="Times New Roman" w:hAnsi="Times New Roman"/>
-          <w:sz w:val="22"/>
-          <w:szCs w:val="22"/>
-        </w:rPr>
-        <w:t xml:space="preserve">	56</w:t>
+        <w:spacing w:after="60" w:line="260"/>
+      </w:pPr>
+      <w:r>
+        <w:rPr>
+          <w:rFonts w:ascii="Times New Roman" w:cs="Times New Roman" w:eastAsia="Times New Roman" w:hAnsi="Times New Roman"/>
+          <w:sz w:val="21"/>
+          <w:szCs w:val="21"/>
+        </w:rPr>
+        <w:t xml:space="preserve">Fig. 4  AIS live chokepoint ship counts</w:t>
+      </w:r>
+      <w:r>
+        <w:rPr>
+          <w:rFonts w:ascii="Times New Roman" w:cs="Times New Roman" w:eastAsia="Times New Roman" w:hAnsi="Times New Roman"/>
+          <w:sz w:val="21"/>
+          <w:szCs w:val="21"/>
+        </w:rPr>
+        <w:t xml:space="preserve">	30</w:t>
       </w:r>
     </w:p>
     <w:p>
@@ -2104,23 +2119,23 @@
         <w:tabs>
           <w:tab w:val="right" w:pos="9000" w:leader="dot"/>
         </w:tabs>
-        <w:spacing w:after="100" w:line="280"/>
-      </w:pPr>
-      <w:r>
-        <w:rPr>
-          <w:rFonts w:ascii="Times New Roman" w:cs="Times New Roman" w:eastAsia="Times New Roman" w:hAnsi="Times New Roman"/>
-          <w:sz w:val="22"/>
-          <w:szCs w:val="22"/>
-        </w:rPr>
-        <w:t xml:space="preserve">Appendix C: List of Components</w:t>
-      </w:r>
-      <w:r>
-        <w:rPr>
-          <w:rFonts w:ascii="Times New Roman" w:cs="Times New Roman" w:eastAsia="Times New Roman" w:hAnsi="Times New Roman"/>
-          <w:sz w:val="22"/>
-          <w:szCs w:val="22"/>
-        </w:rPr>
-        <w:t xml:space="preserve">	57</w:t>
+        <w:spacing w:after="60" w:line="260"/>
+      </w:pPr>
+      <w:r>
+        <w:rPr>
+          <w:rFonts w:ascii="Times New Roman" w:cs="Times New Roman" w:eastAsia="Times New Roman" w:hAnsi="Times New Roman"/>
+          <w:sz w:val="21"/>
+          <w:szCs w:val="21"/>
+        </w:rPr>
+        <w:t xml:space="preserve">Fig. 5  PCA scree plot</w:t>
+      </w:r>
+      <w:r>
+        <w:rPr>
+          <w:rFonts w:ascii="Times New Roman" w:cs="Times New Roman" w:eastAsia="Times New Roman" w:hAnsi="Times New Roman"/>
+          <w:sz w:val="21"/>
+          <w:szCs w:val="21"/>
+        </w:rPr>
+        <w:t xml:space="preserve">	34</w:t>
       </w:r>
     </w:p>
     <w:p>
@@ -2128,23 +2143,182 @@
         <w:tabs>
           <w:tab w:val="right" w:pos="9000" w:leader="dot"/>
         </w:tabs>
-        <w:spacing w:after="100" w:line="280"/>
-      </w:pPr>
-      <w:r>
-        <w:rPr>
-          <w:rFonts w:ascii="Times New Roman" w:cs="Times New Roman" w:eastAsia="Times New Roman" w:hAnsi="Times New Roman"/>
-          <w:sz w:val="22"/>
-          <w:szCs w:val="22"/>
-        </w:rPr>
-        <w:t xml:space="preserve">Appendix D: List of Papers Presented and Published</w:t>
-      </w:r>
-      <w:r>
-        <w:rPr>
-          <w:rFonts w:ascii="Times New Roman" w:cs="Times New Roman" w:eastAsia="Times New Roman" w:hAnsi="Times New Roman"/>
-          <w:sz w:val="22"/>
-          <w:szCs w:val="22"/>
-        </w:rPr>
-        <w:t xml:space="preserve">	58</w:t>
+        <w:spacing w:after="60" w:line="260"/>
+      </w:pPr>
+      <w:r>
+        <w:rPr>
+          <w:rFonts w:ascii="Times New Roman" w:cs="Times New Roman" w:eastAsia="Times New Roman" w:hAnsi="Times New Roman"/>
+          <w:sz w:val="21"/>
+          <w:szCs w:val="21"/>
+        </w:rPr>
+        <w:t xml:space="preserve">Fig. 6  PC1–PC3 eigenvector loadings vs tenor</w:t>
+      </w:r>
+      <w:r>
+        <w:rPr>
+          <w:rFonts w:ascii="Times New Roman" w:cs="Times New Roman" w:eastAsia="Times New Roman" w:hAnsi="Times New Roman"/>
+          <w:sz w:val="21"/>
+          <w:szCs w:val="21"/>
+        </w:rPr>
+        <w:t xml:space="preserve">	34</w:t>
+      </w:r>
+    </w:p>
+    <w:p>
+      <w:pPr>
+        <w:tabs>
+          <w:tab w:val="right" w:pos="9000" w:leader="dot"/>
+        </w:tabs>
+        <w:spacing w:after="60" w:line="260"/>
+      </w:pPr>
+      <w:r>
+        <w:rPr>
+          <w:rFonts w:ascii="Times New Roman" w:cs="Times New Roman" w:eastAsia="Times New Roman" w:hAnsi="Times New Roman"/>
+          <w:sz w:val="21"/>
+          <w:szCs w:val="21"/>
+        </w:rPr>
+        <w:t xml:space="preserve">Fig. 7  Auto-PM realised equity curve and drawdown</w:t>
+      </w:r>
+      <w:r>
+        <w:rPr>
+          <w:rFonts w:ascii="Times New Roman" w:cs="Times New Roman" w:eastAsia="Times New Roman" w:hAnsi="Times New Roman"/>
+          <w:sz w:val="21"/>
+          <w:szCs w:val="21"/>
+        </w:rPr>
+        <w:t xml:space="preserve">	36</w:t>
+      </w:r>
+    </w:p>
+    <w:p>
+      <w:pPr>
+        <w:tabs>
+          <w:tab w:val="right" w:pos="9000" w:leader="dot"/>
+        </w:tabs>
+        <w:spacing w:after="60" w:line="260"/>
+      </w:pPr>
+      <w:r>
+        <w:rPr>
+          <w:rFonts w:ascii="Times New Roman" w:cs="Times New Roman" w:eastAsia="Times New Roman" w:hAnsi="Times New Roman"/>
+          <w:sz w:val="21"/>
+          <w:szCs w:val="21"/>
+        </w:rPr>
+        <w:t xml:space="preserve">Fig. 8  LLM usage analytics (decisions + latency)</w:t>
+      </w:r>
+      <w:r>
+        <w:rPr>
+          <w:rFonts w:ascii="Times New Roman" w:cs="Times New Roman" w:eastAsia="Times New Roman" w:hAnsi="Times New Roman"/>
+          <w:sz w:val="21"/>
+          <w:szCs w:val="21"/>
+        </w:rPr>
+        <w:t xml:space="preserve">	38</w:t>
+      </w:r>
+    </w:p>
+    <w:p>
+      <w:pPr>
+        <w:tabs>
+          <w:tab w:val="right" w:pos="9000" w:leader="dot"/>
+        </w:tabs>
+        <w:spacing w:after="60" w:line="260"/>
+      </w:pPr>
+      <w:r>
+        <w:rPr>
+          <w:rFonts w:ascii="Times New Roman" w:cs="Times New Roman" w:eastAsia="Times New Roman" w:hAnsi="Times New Roman"/>
+          <w:sz w:val="21"/>
+          <w:szCs w:val="21"/>
+        </w:rPr>
+        <w:t xml:space="preserve">Fig. 9  Existing pricing model figures (grouped in §3.3)</w:t>
+      </w:r>
+      <w:r>
+        <w:rPr>
+          <w:rFonts w:ascii="Times New Roman" w:cs="Times New Roman" w:eastAsia="Times New Roman" w:hAnsi="Times New Roman"/>
+          <w:sz w:val="21"/>
+          <w:szCs w:val="21"/>
+        </w:rPr>
+        <w:t xml:space="preserve">	21</w:t>
+      </w:r>
+    </w:p>
+    <w:p>
+      <w:pPr>
+        <w:spacing w:after="60" w:before="200"/>
+      </w:pPr>
+      <w:r>
+        <w:rPr>
+          <w:rFonts w:ascii="Times New Roman" w:cs="Times New Roman" w:eastAsia="Times New Roman" w:hAnsi="Times New Roman"/>
+          <w:b/>
+          <w:bCs/>
+          <w:sz w:val="22"/>
+          <w:szCs w:val="22"/>
+        </w:rPr>
+        <w:t xml:space="preserve">List of Tables</w:t>
+      </w:r>
+    </w:p>
+    <w:p>
+      <w:pPr>
+        <w:tabs>
+          <w:tab w:val="right" w:pos="9000" w:leader="dot"/>
+        </w:tabs>
+        <w:spacing w:after="60" w:line="260"/>
+      </w:pPr>
+      <w:r>
+        <w:rPr>
+          <w:rFonts w:ascii="Times New Roman" w:cs="Times New Roman" w:eastAsia="Times New Roman" w:hAnsi="Times New Roman"/>
+          <w:sz w:val="21"/>
+          <w:szCs w:val="21"/>
+        </w:rPr>
+        <w:t xml:space="preserve">Table [1]  System Performance Metrics Summary</w:t>
+      </w:r>
+      <w:r>
+        <w:rPr>
+          <w:rFonts w:ascii="Times New Roman" w:cs="Times New Roman" w:eastAsia="Times New Roman" w:hAnsi="Times New Roman"/>
+          <w:sz w:val="21"/>
+          <w:szCs w:val="21"/>
+        </w:rPr>
+        <w:t xml:space="preserve">	38</w:t>
+      </w:r>
+    </w:p>
+    <w:p>
+      <w:pPr>
+        <w:tabs>
+          <w:tab w:val="right" w:pos="9000" w:leader="dot"/>
+        </w:tabs>
+        <w:spacing w:after="60" w:line="260"/>
+      </w:pPr>
+      <w:r>
+        <w:rPr>
+          <w:rFonts w:ascii="Times New Roman" w:cs="Times New Roman" w:eastAsia="Times New Roman" w:hAnsi="Times New Roman"/>
+          <w:sz w:val="21"/>
+          <w:szCs w:val="21"/>
+        </w:rPr>
+        <w:t xml:space="preserve">Table [2]  Dataset Overview (Appendix B)</w:t>
+      </w:r>
+      <w:r>
+        <w:rPr>
+          <w:rFonts w:ascii="Times New Roman" w:cs="Times New Roman" w:eastAsia="Times New Roman" w:hAnsi="Times New Roman"/>
+          <w:sz w:val="21"/>
+          <w:szCs w:val="21"/>
+        </w:rPr>
+        <w:t xml:space="preserve">	56</w:t>
+      </w:r>
+    </w:p>
+    <w:p>
+      <w:pPr>
+        <w:tabs>
+          <w:tab w:val="right" w:pos="9000" w:leader="dot"/>
+        </w:tabs>
+        <w:spacing w:after="60" w:line="260"/>
+      </w:pPr>
+      <w:r>
+        <w:rPr>
+          <w:rFonts w:ascii="Times New Roman" w:cs="Times New Roman" w:eastAsia="Times New Roman" w:hAnsi="Times New Roman"/>
+          <w:sz w:val="21"/>
+          <w:szCs w:val="21"/>
+        </w:rPr>
+        <w:t xml:space="preserve">Table [3]  Hardware &amp; Software Components (Appendix C)</w:t>
+      </w:r>
+      <w:r>
+        <w:rPr>
+          <w:rFonts w:ascii="Times New Roman" w:cs="Times New Roman" w:eastAsia="Times New Roman" w:hAnsi="Times New Roman"/>
+          <w:sz w:val="21"/>
+          <w:szCs w:val="21"/>
+        </w:rPr>
+        <w:t xml:space="preserve">	57</w:t>
       </w:r>
     </w:p>
     <w:p>
@@ -3190,6 +3364,78 @@
     </w:p>
     <w:p>
       <w:pPr>
+        <w:spacing w:after="80" w:before="200"/>
+        <w:jc w:val="center"/>
+      </w:pPr>
+      <w:r>
+        <w:drawing>
+          <wp:inline distT="0" distB="0" distL="0" distR="0">
+            <wp:extent cx="4476750" cy="2476500"/>
+            <wp:effectExtent t="0" r="0" b="0" l="0"/>
+            <wp:docPr id="1" name="figA_arch.png" descr="Hedgyyyboo three-tier system architecture." title="Hedgyyyboo three-tier system architecture."/>
+            <wp:cNvGraphicFramePr>
+              <a:graphicFrameLocks xmlns:a="http://schemas.openxmlformats.org/drawingml/2006/main" noChangeAspect="1"/>
+            </wp:cNvGraphicFramePr>
+            <a:graphic xmlns:a="http://schemas.openxmlformats.org/drawingml/2006/main">
+              <a:graphicData uri="http://schemas.openxmlformats.org/drawingml/2006/picture">
+                <pic:pic xmlns:pic="http://schemas.openxmlformats.org/drawingml/2006/picture">
+                  <pic:nvPicPr>
+                    <pic:cNvPr id="0" name="" descr=""/>
+                    <pic:cNvPicPr>
+                      <a:picLocks noChangeAspect="1" noChangeArrowheads="1"/>
+                    </pic:cNvPicPr>
+                  </pic:nvPicPr>
+                  <pic:blipFill>
+                    <a:blip r:embed="rId9" cstate="none"/>
+                    <a:srcRect/>
+                    <a:stretch>
+                      <a:fillRect/>
+                    </a:stretch>
+                  </pic:blipFill>
+                  <pic:spPr bwMode="auto">
+                    <a:xfrm>
+                      <a:off x="0" y="0"/>
+                      <a:ext cx="4476750" cy="2476500"/>
+                    </a:xfrm>
+                    <a:prstGeom prst="rect">
+                      <a:avLst/>
+                    </a:prstGeom>
+                  </pic:spPr>
+                </pic:pic>
+              </a:graphicData>
+            </a:graphic>
+          </wp:inline>
+        </w:drawing>
+      </w:r>
+    </w:p>
+    <w:p>
+      <w:pPr>
+        <w:spacing w:after="240" w:before="20"/>
+        <w:jc w:val="center"/>
+      </w:pPr>
+      <w:r>
+        <w:rPr>
+          <w:rFonts w:ascii="Times New Roman" w:cs="Times New Roman" w:eastAsia="Times New Roman" w:hAnsi="Times New Roman"/>
+          <w:b/>
+          <w:bCs/>
+          <w:sz w:val="22"/>
+          <w:szCs w:val="22"/>
+        </w:rPr>
+        <w:t xml:space="preserve">Fig. 1. </w:t>
+      </w:r>
+      <w:r>
+        <w:rPr>
+          <w:rFonts w:ascii="Times New Roman" w:cs="Times New Roman" w:eastAsia="Times New Roman" w:hAnsi="Times New Roman"/>
+          <w:i/>
+          <w:iCs/>
+          <w:sz w:val="22"/>
+          <w:szCs w:val="22"/>
+        </w:rPr>
+        <w:t xml:space="preserve">Hedgyyyboo three-tier system architecture.</w:t>
+      </w:r>
+    </w:p>
+    <w:p>
+      <w:pPr>
         <w:spacing w:after="160" w:before="320" w:line="360"/>
         <w:jc w:val="left"/>
       </w:pPr>
@@ -3508,6 +3754,78 @@
     </w:p>
     <w:p>
       <w:pPr>
+        <w:spacing w:after="80" w:before="200"/>
+        <w:jc w:val="center"/>
+      </w:pPr>
+      <w:r>
+        <w:drawing>
+          <wp:inline distT="0" distB="0" distL="0" distR="0">
+            <wp:extent cx="4476750" cy="2476500"/>
+            <wp:effectExtent t="0" r="0" b="0" l="0"/>
+            <wp:docPr id="1" name="fig9_garch.png" descr="GARCH(1,1) conditional-volatility forecast on an S&amp;P 500 proxy." title="GARCH(1,1) conditional-volatility forecast on an S&amp;P 500 proxy."/>
+            <wp:cNvGraphicFramePr>
+              <a:graphicFrameLocks xmlns:a="http://schemas.openxmlformats.org/drawingml/2006/main" noChangeAspect="1"/>
+            </wp:cNvGraphicFramePr>
+            <a:graphic xmlns:a="http://schemas.openxmlformats.org/drawingml/2006/main">
+              <a:graphicData uri="http://schemas.openxmlformats.org/drawingml/2006/picture">
+                <pic:pic xmlns:pic="http://schemas.openxmlformats.org/drawingml/2006/picture">
+                  <pic:nvPicPr>
+                    <pic:cNvPr id="0" name="" descr=""/>
+                    <pic:cNvPicPr>
+                      <a:picLocks noChangeAspect="1" noChangeArrowheads="1"/>
+                    </pic:cNvPicPr>
+                  </pic:nvPicPr>
+                  <pic:blipFill>
+                    <a:blip r:embed="rId10" cstate="none"/>
+                    <a:srcRect/>
+                    <a:stretch>
+                      <a:fillRect/>
+                    </a:stretch>
+                  </pic:blipFill>
+                  <pic:spPr bwMode="auto">
+                    <a:xfrm>
+                      <a:off x="0" y="0"/>
+                      <a:ext cx="4476750" cy="2476500"/>
+                    </a:xfrm>
+                    <a:prstGeom prst="rect">
+                      <a:avLst/>
+                    </a:prstGeom>
+                  </pic:spPr>
+                </pic:pic>
+              </a:graphicData>
+            </a:graphic>
+          </wp:inline>
+        </w:drawing>
+      </w:r>
+    </w:p>
+    <w:p>
+      <w:pPr>
+        <w:spacing w:after="240" w:before="20"/>
+        <w:jc w:val="center"/>
+      </w:pPr>
+      <w:r>
+        <w:rPr>
+          <w:rFonts w:ascii="Times New Roman" w:cs="Times New Roman" w:eastAsia="Times New Roman" w:hAnsi="Times New Roman"/>
+          <w:b/>
+          <w:bCs/>
+          <w:sz w:val="22"/>
+          <w:szCs w:val="22"/>
+        </w:rPr>
+        <w:t xml:space="preserve">Fig. 2. </w:t>
+      </w:r>
+      <w:r>
+        <w:rPr>
+          <w:rFonts w:ascii="Times New Roman" w:cs="Times New Roman" w:eastAsia="Times New Roman" w:hAnsi="Times New Roman"/>
+          <w:i/>
+          <w:iCs/>
+          <w:sz w:val="22"/>
+          <w:szCs w:val="22"/>
+        </w:rPr>
+        <w:t xml:space="preserve">GARCH(1,1) conditional-volatility forecast on an S&amp;P 500 proxy.</w:t>
+      </w:r>
+    </w:p>
+    <w:p>
+      <w:pPr>
         <w:spacing w:after="160" w:before="320" w:line="360"/>
         <w:jc w:val="left"/>
       </w:pPr>
@@ -3614,6 +3932,78 @@
     </w:p>
     <w:p>
       <w:pPr>
+        <w:spacing w:after="80" w:before="200"/>
+        <w:jc w:val="center"/>
+      </w:pPr>
+      <w:r>
+        <w:drawing>
+          <wp:inline distT="0" distB="0" distL="0" distR="0">
+            <wp:extent cx="4476750" cy="2476500"/>
+            <wp:effectExtent t="0" r="0" b="0" l="0"/>
+            <wp:docPr id="1" name="figH_ml_features.png" descr="XGBoost screener — top 10 features by importance." title="XGBoost screener — top 10 features by importance."/>
+            <wp:cNvGraphicFramePr>
+              <a:graphicFrameLocks xmlns:a="http://schemas.openxmlformats.org/drawingml/2006/main" noChangeAspect="1"/>
+            </wp:cNvGraphicFramePr>
+            <a:graphic xmlns:a="http://schemas.openxmlformats.org/drawingml/2006/main">
+              <a:graphicData uri="http://schemas.openxmlformats.org/drawingml/2006/picture">
+                <pic:pic xmlns:pic="http://schemas.openxmlformats.org/drawingml/2006/picture">
+                  <pic:nvPicPr>
+                    <pic:cNvPr id="0" name="" descr=""/>
+                    <pic:cNvPicPr>
+                      <a:picLocks noChangeAspect="1" noChangeArrowheads="1"/>
+                    </pic:cNvPicPr>
+                  </pic:nvPicPr>
+                  <pic:blipFill>
+                    <a:blip r:embed="rId11" cstate="none"/>
+                    <a:srcRect/>
+                    <a:stretch>
+                      <a:fillRect/>
+                    </a:stretch>
+                  </pic:blipFill>
+                  <pic:spPr bwMode="auto">
+                    <a:xfrm>
+                      <a:off x="0" y="0"/>
+                      <a:ext cx="4476750" cy="2476500"/>
+                    </a:xfrm>
+                    <a:prstGeom prst="rect">
+                      <a:avLst/>
+                    </a:prstGeom>
+                  </pic:spPr>
+                </pic:pic>
+              </a:graphicData>
+            </a:graphic>
+          </wp:inline>
+        </w:drawing>
+      </w:r>
+    </w:p>
+    <w:p>
+      <w:pPr>
+        <w:spacing w:after="240" w:before="20"/>
+        <w:jc w:val="center"/>
+      </w:pPr>
+      <w:r>
+        <w:rPr>
+          <w:rFonts w:ascii="Times New Roman" w:cs="Times New Roman" w:eastAsia="Times New Roman" w:hAnsi="Times New Roman"/>
+          <w:b/>
+          <w:bCs/>
+          <w:sz w:val="22"/>
+          <w:szCs w:val="22"/>
+        </w:rPr>
+        <w:t xml:space="preserve">Fig. 3. </w:t>
+      </w:r>
+      <w:r>
+        <w:rPr>
+          <w:rFonts w:ascii="Times New Roman" w:cs="Times New Roman" w:eastAsia="Times New Roman" w:hAnsi="Times New Roman"/>
+          <w:i/>
+          <w:iCs/>
+          <w:sz w:val="22"/>
+          <w:szCs w:val="22"/>
+        </w:rPr>
+        <w:t xml:space="preserve">XGBoost screener — top 10 features by importance.</w:t>
+      </w:r>
+    </w:p>
+    <w:p>
+      <w:pPr>
         <w:spacing w:after="160" w:before="320" w:line="360"/>
         <w:jc w:val="left"/>
       </w:pPr>
@@ -3766,6 +4156,78 @@
     </w:p>
     <w:p>
       <w:pPr>
+        <w:spacing w:after="80" w:before="200"/>
+        <w:jc w:val="center"/>
+      </w:pPr>
+      <w:r>
+        <w:drawing>
+          <wp:inline distT="0" distB="0" distL="0" distR="0">
+            <wp:extent cx="4476750" cy="2476500"/>
+            <wp:effectExtent t="0" r="0" b="0" l="0"/>
+            <wp:docPr id="1" name="figG_ais.png" descr="AIS live chokepoint ship counts (measured at 60 s runtime)." title="AIS live chokepoint ship counts (measured at 60 s runtime)."/>
+            <wp:cNvGraphicFramePr>
+              <a:graphicFrameLocks xmlns:a="http://schemas.openxmlformats.org/drawingml/2006/main" noChangeAspect="1"/>
+            </wp:cNvGraphicFramePr>
+            <a:graphic xmlns:a="http://schemas.openxmlformats.org/drawingml/2006/main">
+              <a:graphicData uri="http://schemas.openxmlformats.org/drawingml/2006/picture">
+                <pic:pic xmlns:pic="http://schemas.openxmlformats.org/drawingml/2006/picture">
+                  <pic:nvPicPr>
+                    <pic:cNvPr id="0" name="" descr=""/>
+                    <pic:cNvPicPr>
+                      <a:picLocks noChangeAspect="1" noChangeArrowheads="1"/>
+                    </pic:cNvPicPr>
+                  </pic:nvPicPr>
+                  <pic:blipFill>
+                    <a:blip r:embed="rId12" cstate="none"/>
+                    <a:srcRect/>
+                    <a:stretch>
+                      <a:fillRect/>
+                    </a:stretch>
+                  </pic:blipFill>
+                  <pic:spPr bwMode="auto">
+                    <a:xfrm>
+                      <a:off x="0" y="0"/>
+                      <a:ext cx="4476750" cy="2476500"/>
+                    </a:xfrm>
+                    <a:prstGeom prst="rect">
+                      <a:avLst/>
+                    </a:prstGeom>
+                  </pic:spPr>
+                </pic:pic>
+              </a:graphicData>
+            </a:graphic>
+          </wp:inline>
+        </w:drawing>
+      </w:r>
+    </w:p>
+    <w:p>
+      <w:pPr>
+        <w:spacing w:after="240" w:before="20"/>
+        <w:jc w:val="center"/>
+      </w:pPr>
+      <w:r>
+        <w:rPr>
+          <w:rFonts w:ascii="Times New Roman" w:cs="Times New Roman" w:eastAsia="Times New Roman" w:hAnsi="Times New Roman"/>
+          <w:b/>
+          <w:bCs/>
+          <w:sz w:val="22"/>
+          <w:szCs w:val="22"/>
+        </w:rPr>
+        <w:t xml:space="preserve">Fig. 4. </w:t>
+      </w:r>
+      <w:r>
+        <w:rPr>
+          <w:rFonts w:ascii="Times New Roman" w:cs="Times New Roman" w:eastAsia="Times New Roman" w:hAnsi="Times New Roman"/>
+          <w:i/>
+          <w:iCs/>
+          <w:sz w:val="22"/>
+          <w:szCs w:val="22"/>
+        </w:rPr>
+        <w:t xml:space="preserve">AIS live chokepoint ship counts (measured at 60 s runtime).</w:t>
+      </w:r>
+    </w:p>
+    <w:p>
+      <w:pPr>
         <w:spacing w:after="160" w:before="320" w:line="360"/>
         <w:jc w:val="left"/>
       </w:pPr>
@@ -3981,6 +4443,150 @@
     </w:p>
     <w:p>
       <w:pPr>
+        <w:spacing w:after="80" w:before="200"/>
+        <w:jc w:val="center"/>
+      </w:pPr>
+      <w:r>
+        <w:drawing>
+          <wp:inline distT="0" distB="0" distL="0" distR="0">
+            <wp:extent cx="4476750" cy="2476500"/>
+            <wp:effectExtent t="0" r="0" b="0" l="0"/>
+            <wp:docPr id="1" name="fig3_scree.png" descr="PCA scree plot — three factors capture 98.7% of UST yield-change variance." title="PCA scree plot — three factors capture 98.7% of UST yield-change variance."/>
+            <wp:cNvGraphicFramePr>
+              <a:graphicFrameLocks xmlns:a="http://schemas.openxmlformats.org/drawingml/2006/main" noChangeAspect="1"/>
+            </wp:cNvGraphicFramePr>
+            <a:graphic xmlns:a="http://schemas.openxmlformats.org/drawingml/2006/main">
+              <a:graphicData uri="http://schemas.openxmlformats.org/drawingml/2006/picture">
+                <pic:pic xmlns:pic="http://schemas.openxmlformats.org/drawingml/2006/picture">
+                  <pic:nvPicPr>
+                    <pic:cNvPr id="0" name="" descr=""/>
+                    <pic:cNvPicPr>
+                      <a:picLocks noChangeAspect="1" noChangeArrowheads="1"/>
+                    </pic:cNvPicPr>
+                  </pic:nvPicPr>
+                  <pic:blipFill>
+                    <a:blip r:embed="rId13" cstate="none"/>
+                    <a:srcRect/>
+                    <a:stretch>
+                      <a:fillRect/>
+                    </a:stretch>
+                  </pic:blipFill>
+                  <pic:spPr bwMode="auto">
+                    <a:xfrm>
+                      <a:off x="0" y="0"/>
+                      <a:ext cx="4476750" cy="2476500"/>
+                    </a:xfrm>
+                    <a:prstGeom prst="rect">
+                      <a:avLst/>
+                    </a:prstGeom>
+                  </pic:spPr>
+                </pic:pic>
+              </a:graphicData>
+            </a:graphic>
+          </wp:inline>
+        </w:drawing>
+      </w:r>
+    </w:p>
+    <w:p>
+      <w:pPr>
+        <w:spacing w:after="240" w:before="20"/>
+        <w:jc w:val="center"/>
+      </w:pPr>
+      <w:r>
+        <w:rPr>
+          <w:rFonts w:ascii="Times New Roman" w:cs="Times New Roman" w:eastAsia="Times New Roman" w:hAnsi="Times New Roman"/>
+          <w:b/>
+          <w:bCs/>
+          <w:sz w:val="22"/>
+          <w:szCs w:val="22"/>
+        </w:rPr>
+        <w:t xml:space="preserve">Fig. 5. </w:t>
+      </w:r>
+      <w:r>
+        <w:rPr>
+          <w:rFonts w:ascii="Times New Roman" w:cs="Times New Roman" w:eastAsia="Times New Roman" w:hAnsi="Times New Roman"/>
+          <w:i/>
+          <w:iCs/>
+          <w:sz w:val="22"/>
+          <w:szCs w:val="22"/>
+        </w:rPr>
+        <w:t xml:space="preserve">PCA scree plot — three factors capture 98.7% of UST yield-change variance.</w:t>
+      </w:r>
+    </w:p>
+    <w:p>
+      <w:pPr>
+        <w:spacing w:after="80" w:before="200"/>
+        <w:jc w:val="center"/>
+      </w:pPr>
+      <w:r>
+        <w:drawing>
+          <wp:inline distT="0" distB="0" distL="0" distR="0">
+            <wp:extent cx="4476750" cy="2476500"/>
+            <wp:effectExtent t="0" r="0" b="0" l="0"/>
+            <wp:docPr id="1" name="fig4_loadings.png" descr="PC1–PC3 eigenvector loadings vs tenor: Level, Slope, Curvature." title="PC1–PC3 eigenvector loadings vs tenor: Level, Slope, Curvature."/>
+            <wp:cNvGraphicFramePr>
+              <a:graphicFrameLocks xmlns:a="http://schemas.openxmlformats.org/drawingml/2006/main" noChangeAspect="1"/>
+            </wp:cNvGraphicFramePr>
+            <a:graphic xmlns:a="http://schemas.openxmlformats.org/drawingml/2006/main">
+              <a:graphicData uri="http://schemas.openxmlformats.org/drawingml/2006/picture">
+                <pic:pic xmlns:pic="http://schemas.openxmlformats.org/drawingml/2006/picture">
+                  <pic:nvPicPr>
+                    <pic:cNvPr id="0" name="" descr=""/>
+                    <pic:cNvPicPr>
+                      <a:picLocks noChangeAspect="1" noChangeArrowheads="1"/>
+                    </pic:cNvPicPr>
+                  </pic:nvPicPr>
+                  <pic:blipFill>
+                    <a:blip r:embed="rId14" cstate="none"/>
+                    <a:srcRect/>
+                    <a:stretch>
+                      <a:fillRect/>
+                    </a:stretch>
+                  </pic:blipFill>
+                  <pic:spPr bwMode="auto">
+                    <a:xfrm>
+                      <a:off x="0" y="0"/>
+                      <a:ext cx="4476750" cy="2476500"/>
+                    </a:xfrm>
+                    <a:prstGeom prst="rect">
+                      <a:avLst/>
+                    </a:prstGeom>
+                  </pic:spPr>
+                </pic:pic>
+              </a:graphicData>
+            </a:graphic>
+          </wp:inline>
+        </w:drawing>
+      </w:r>
+    </w:p>
+    <w:p>
+      <w:pPr>
+        <w:spacing w:after="240" w:before="20"/>
+        <w:jc w:val="center"/>
+      </w:pPr>
+      <w:r>
+        <w:rPr>
+          <w:rFonts w:ascii="Times New Roman" w:cs="Times New Roman" w:eastAsia="Times New Roman" w:hAnsi="Times New Roman"/>
+          <w:b/>
+          <w:bCs/>
+          <w:sz w:val="22"/>
+          <w:szCs w:val="22"/>
+        </w:rPr>
+        <w:t xml:space="preserve">Fig. 6. </w:t>
+      </w:r>
+      <w:r>
+        <w:rPr>
+          <w:rFonts w:ascii="Times New Roman" w:cs="Times New Roman" w:eastAsia="Times New Roman" w:hAnsi="Times New Roman"/>
+          <w:i/>
+          <w:iCs/>
+          <w:sz w:val="22"/>
+          <w:szCs w:val="22"/>
+        </w:rPr>
+        <w:t xml:space="preserve">PC1–PC3 eigenvector loadings vs tenor: Level, Slope, Curvature.</w:t>
+      </w:r>
+    </w:p>
+    <w:p>
+      <w:pPr>
         <w:spacing w:after="160" w:before="320" w:line="360"/>
         <w:jc w:val="left"/>
       </w:pPr>
@@ -4073,6 +4679,78 @@
     </w:p>
     <w:p>
       <w:pPr>
+        <w:spacing w:after="80" w:before="200"/>
+        <w:jc w:val="center"/>
+      </w:pPr>
+      <w:r>
+        <w:drawing>
+          <wp:inline distT="0" distB="0" distL="0" distR="0">
+            <wp:extent cx="4476750" cy="2476500"/>
+            <wp:effectExtent t="0" r="0" b="0" l="0"/>
+            <wp:docPr id="1" name="figJ_equity_dd.png" descr="Auto-PM realised equity curve and drawdown over 100 trading days." title="Auto-PM realised equity curve and drawdown over 100 trading days."/>
+            <wp:cNvGraphicFramePr>
+              <a:graphicFrameLocks xmlns:a="http://schemas.openxmlformats.org/drawingml/2006/main" noChangeAspect="1"/>
+            </wp:cNvGraphicFramePr>
+            <a:graphic xmlns:a="http://schemas.openxmlformats.org/drawingml/2006/main">
+              <a:graphicData uri="http://schemas.openxmlformats.org/drawingml/2006/picture">
+                <pic:pic xmlns:pic="http://schemas.openxmlformats.org/drawingml/2006/picture">
+                  <pic:nvPicPr>
+                    <pic:cNvPr id="0" name="" descr=""/>
+                    <pic:cNvPicPr>
+                      <a:picLocks noChangeAspect="1" noChangeArrowheads="1"/>
+                    </pic:cNvPicPr>
+                  </pic:nvPicPr>
+                  <pic:blipFill>
+                    <a:blip r:embed="rId15" cstate="none"/>
+                    <a:srcRect/>
+                    <a:stretch>
+                      <a:fillRect/>
+                    </a:stretch>
+                  </pic:blipFill>
+                  <pic:spPr bwMode="auto">
+                    <a:xfrm>
+                      <a:off x="0" y="0"/>
+                      <a:ext cx="4476750" cy="2476500"/>
+                    </a:xfrm>
+                    <a:prstGeom prst="rect">
+                      <a:avLst/>
+                    </a:prstGeom>
+                  </pic:spPr>
+                </pic:pic>
+              </a:graphicData>
+            </a:graphic>
+          </wp:inline>
+        </w:drawing>
+      </w:r>
+    </w:p>
+    <w:p>
+      <w:pPr>
+        <w:spacing w:after="240" w:before="20"/>
+        <w:jc w:val="center"/>
+      </w:pPr>
+      <w:r>
+        <w:rPr>
+          <w:rFonts w:ascii="Times New Roman" w:cs="Times New Roman" w:eastAsia="Times New Roman" w:hAnsi="Times New Roman"/>
+          <w:b/>
+          <w:bCs/>
+          <w:sz w:val="22"/>
+          <w:szCs w:val="22"/>
+        </w:rPr>
+        <w:t xml:space="preserve">Fig. 7. </w:t>
+      </w:r>
+      <w:r>
+        <w:rPr>
+          <w:rFonts w:ascii="Times New Roman" w:cs="Times New Roman" w:eastAsia="Times New Roman" w:hAnsi="Times New Roman"/>
+          <w:i/>
+          <w:iCs/>
+          <w:sz w:val="22"/>
+          <w:szCs w:val="22"/>
+        </w:rPr>
+        <w:t xml:space="preserve">Auto-PM realised equity curve and drawdown over 100 trading days.</w:t>
+      </w:r>
+    </w:p>
+    <w:p>
+      <w:pPr>
         <w:spacing w:after="160" w:before="320" w:line="360"/>
         <w:jc w:val="left"/>
       </w:pPr>
@@ -4180,6 +4858,1237 @@
     </w:p>
     <w:p>
       <w:pPr>
+        <w:spacing w:after="80" w:before="240"/>
+        <w:jc w:val="left"/>
+      </w:pPr>
+      <w:r>
+        <w:rPr>
+          <w:rFonts w:ascii="Times New Roman" w:cs="Times New Roman" w:eastAsia="Times New Roman" w:hAnsi="Times New Roman"/>
+          <w:b/>
+          <w:bCs/>
+          <w:sz w:val="22"/>
+          <w:szCs w:val="22"/>
+        </w:rPr>
+        <w:t xml:space="preserve">Table [1]: System Performance Metrics Summary</w:t>
+      </w:r>
+    </w:p>
+    <w:tbl>
+      <w:tblPr>
+        <w:tblW w:type="dxa" w:w="8100"/>
+        <w:jc w:val="center"/>
+        <w:tblBorders>
+          <w:top w:val="single" w:color="auto" w:sz="4"/>
+          <w:left w:val="single" w:color="auto" w:sz="4"/>
+          <w:bottom w:val="single" w:color="auto" w:sz="4"/>
+          <w:right w:val="single" w:color="auto" w:sz="4"/>
+          <w:insideH w:val="single" w:color="auto" w:sz="4"/>
+          <w:insideV w:val="single" w:color="auto" w:sz="4"/>
+        </w:tblBorders>
+      </w:tblPr>
+      <w:tblGrid>
+        <w:gridCol w:w="4000"/>
+        <w:gridCol w:w="2100"/>
+        <w:gridCol w:w="2000"/>
+      </w:tblGrid>
+      <w:tr>
+        <w:tc>
+          <w:tcPr>
+            <w:tcW w:type="dxa" w:w="4000"/>
+            <w:tcBorders>
+              <w:top w:val="single" w:color="000000" w:sz="4"/>
+              <w:left w:val="single" w:color="000000" w:sz="4"/>
+              <w:bottom w:val="single" w:color="000000" w:sz="4"/>
+              <w:right w:val="single" w:color="000000" w:sz="4"/>
+            </w:tcBorders>
+            <w:tcMar>
+              <w:top w:type="dxa" w:w="80"/>
+              <w:left w:type="dxa" w:w="100"/>
+              <w:bottom w:type="dxa" w:w="80"/>
+              <w:right w:type="dxa" w:w="100"/>
+            </w:tcMar>
+          </w:tcPr>
+          <w:p>
+            <w:pPr>
+              <w:spacing w:line="260"/>
+              <w:jc w:val="left"/>
+            </w:pPr>
+            <w:r>
+              <w:rPr>
+                <w:rFonts w:ascii="Times New Roman" w:cs="Times New Roman" w:eastAsia="Times New Roman" w:hAnsi="Times New Roman"/>
+                <w:b/>
+                <w:bCs/>
+                <w:sz w:val="22"/>
+                <w:szCs w:val="22"/>
+              </w:rPr>
+              <w:t xml:space="preserve">Metric</w:t>
+            </w:r>
+          </w:p>
+        </w:tc>
+        <w:tc>
+          <w:tcPr>
+            <w:tcW w:type="dxa" w:w="2100"/>
+            <w:tcBorders>
+              <w:top w:val="single" w:color="000000" w:sz="4"/>
+              <w:left w:val="single" w:color="000000" w:sz="4"/>
+              <w:bottom w:val="single" w:color="000000" w:sz="4"/>
+              <w:right w:val="single" w:color="000000" w:sz="4"/>
+            </w:tcBorders>
+            <w:tcMar>
+              <w:top w:type="dxa" w:w="80"/>
+              <w:left w:type="dxa" w:w="100"/>
+              <w:bottom w:type="dxa" w:w="80"/>
+              <w:right w:type="dxa" w:w="100"/>
+            </w:tcMar>
+          </w:tcPr>
+          <w:p>
+            <w:pPr>
+              <w:spacing w:line="260"/>
+              <w:jc w:val="left"/>
+            </w:pPr>
+            <w:r>
+              <w:rPr>
+                <w:rFonts w:ascii="Times New Roman" w:cs="Times New Roman" w:eastAsia="Times New Roman" w:hAnsi="Times New Roman"/>
+                <w:b/>
+                <w:bCs/>
+                <w:sz w:val="22"/>
+                <w:szCs w:val="22"/>
+              </w:rPr>
+              <w:t xml:space="preserve">Value</w:t>
+            </w:r>
+          </w:p>
+        </w:tc>
+        <w:tc>
+          <w:tcPr>
+            <w:tcW w:type="dxa" w:w="2000"/>
+            <w:tcBorders>
+              <w:top w:val="single" w:color="000000" w:sz="4"/>
+              <w:left w:val="single" w:color="000000" w:sz="4"/>
+              <w:bottom w:val="single" w:color="000000" w:sz="4"/>
+              <w:right w:val="single" w:color="000000" w:sz="4"/>
+            </w:tcBorders>
+            <w:tcMar>
+              <w:top w:type="dxa" w:w="80"/>
+              <w:left w:type="dxa" w:w="100"/>
+              <w:bottom w:type="dxa" w:w="80"/>
+              <w:right w:type="dxa" w:w="100"/>
+            </w:tcMar>
+          </w:tcPr>
+          <w:p>
+            <w:pPr>
+              <w:spacing w:line="260"/>
+              <w:jc w:val="left"/>
+            </w:pPr>
+            <w:r>
+              <w:rPr>
+                <w:rFonts w:ascii="Times New Roman" w:cs="Times New Roman" w:eastAsia="Times New Roman" w:hAnsi="Times New Roman"/>
+                <w:b/>
+                <w:bCs/>
+                <w:sz w:val="22"/>
+                <w:szCs w:val="22"/>
+              </w:rPr>
+              <w:t xml:space="preserve">Target Threshold</w:t>
+            </w:r>
+          </w:p>
+        </w:tc>
+      </w:tr>
+      <w:tr>
+        <w:tc>
+          <w:tcPr>
+            <w:tcW w:type="dxa" w:w="4000"/>
+            <w:tcBorders>
+              <w:top w:val="single" w:color="000000" w:sz="4"/>
+              <w:left w:val="single" w:color="000000" w:sz="4"/>
+              <w:bottom w:val="single" w:color="000000" w:sz="4"/>
+              <w:right w:val="single" w:color="000000" w:sz="4"/>
+            </w:tcBorders>
+            <w:tcMar>
+              <w:top w:type="dxa" w:w="80"/>
+              <w:left w:type="dxa" w:w="100"/>
+              <w:bottom w:type="dxa" w:w="80"/>
+              <w:right w:type="dxa" w:w="100"/>
+            </w:tcMar>
+          </w:tcPr>
+          <w:p>
+            <w:pPr>
+              <w:spacing w:line="260"/>
+              <w:jc w:val="left"/>
+            </w:pPr>
+            <w:r>
+              <w:rPr>
+                <w:rFonts w:ascii="Times New Roman" w:cs="Times New Roman" w:eastAsia="Times New Roman" w:hAnsi="Times New Roman"/>
+                <w:b w:val="false"/>
+                <w:bCs w:val="false"/>
+                <w:sz w:val="22"/>
+                <w:szCs w:val="22"/>
+              </w:rPr>
+              <w:t xml:space="preserve">PCA 3-factor variance share</w:t>
+            </w:r>
+          </w:p>
+        </w:tc>
+        <w:tc>
+          <w:tcPr>
+            <w:tcW w:type="dxa" w:w="2100"/>
+            <w:tcBorders>
+              <w:top w:val="single" w:color="000000" w:sz="4"/>
+              <w:left w:val="single" w:color="000000" w:sz="4"/>
+              <w:bottom w:val="single" w:color="000000" w:sz="4"/>
+              <w:right w:val="single" w:color="000000" w:sz="4"/>
+            </w:tcBorders>
+            <w:tcMar>
+              <w:top w:type="dxa" w:w="80"/>
+              <w:left w:type="dxa" w:w="100"/>
+              <w:bottom w:type="dxa" w:w="80"/>
+              <w:right w:type="dxa" w:w="100"/>
+            </w:tcMar>
+          </w:tcPr>
+          <w:p>
+            <w:pPr>
+              <w:spacing w:line="260"/>
+              <w:jc w:val="right"/>
+            </w:pPr>
+            <w:r>
+              <w:rPr>
+                <w:rFonts w:ascii="Times New Roman" w:cs="Times New Roman" w:eastAsia="Times New Roman" w:hAnsi="Times New Roman"/>
+                <w:b w:val="false"/>
+                <w:bCs w:val="false"/>
+                <w:sz w:val="22"/>
+                <w:szCs w:val="22"/>
+              </w:rPr>
+              <w:t xml:space="preserve">98.7%</w:t>
+            </w:r>
+          </w:p>
+        </w:tc>
+        <w:tc>
+          <w:tcPr>
+            <w:tcW w:type="dxa" w:w="2000"/>
+            <w:tcBorders>
+              <w:top w:val="single" w:color="000000" w:sz="4"/>
+              <w:left w:val="single" w:color="000000" w:sz="4"/>
+              <w:bottom w:val="single" w:color="000000" w:sz="4"/>
+              <w:right w:val="single" w:color="000000" w:sz="4"/>
+            </w:tcBorders>
+            <w:tcMar>
+              <w:top w:type="dxa" w:w="80"/>
+              <w:left w:type="dxa" w:w="100"/>
+              <w:bottom w:type="dxa" w:w="80"/>
+              <w:right w:type="dxa" w:w="100"/>
+            </w:tcMar>
+          </w:tcPr>
+          <w:p>
+            <w:pPr>
+              <w:spacing w:line="260"/>
+              <w:jc w:val="left"/>
+            </w:pPr>
+            <w:r>
+              <w:rPr>
+                <w:rFonts w:ascii="Times New Roman" w:cs="Times New Roman" w:eastAsia="Times New Roman" w:hAnsi="Times New Roman"/>
+                <w:b w:val="false"/>
+                <w:bCs w:val="false"/>
+                <w:sz w:val="22"/>
+                <w:szCs w:val="22"/>
+              </w:rPr>
+              <w:t xml:space="preserve">&gt;90%</w:t>
+            </w:r>
+          </w:p>
+        </w:tc>
+      </w:tr>
+      <w:tr>
+        <w:tc>
+          <w:tcPr>
+            <w:tcW w:type="dxa" w:w="4000"/>
+            <w:tcBorders>
+              <w:top w:val="single" w:color="000000" w:sz="4"/>
+              <w:left w:val="single" w:color="000000" w:sz="4"/>
+              <w:bottom w:val="single" w:color="000000" w:sz="4"/>
+              <w:right w:val="single" w:color="000000" w:sz="4"/>
+            </w:tcBorders>
+            <w:tcMar>
+              <w:top w:type="dxa" w:w="80"/>
+              <w:left w:type="dxa" w:w="100"/>
+              <w:bottom w:type="dxa" w:w="80"/>
+              <w:right w:type="dxa" w:w="100"/>
+            </w:tcMar>
+          </w:tcPr>
+          <w:p>
+            <w:pPr>
+              <w:spacing w:line="260"/>
+              <w:jc w:val="left"/>
+            </w:pPr>
+            <w:r>
+              <w:rPr>
+                <w:rFonts w:ascii="Times New Roman" w:cs="Times New Roman" w:eastAsia="Times New Roman" w:hAnsi="Times New Roman"/>
+                <w:b w:val="false"/>
+                <w:bCs w:val="false"/>
+                <w:sz w:val="22"/>
+                <w:szCs w:val="22"/>
+              </w:rPr>
+              <w:t xml:space="preserve">OU half-life bootstrap error</w:t>
+            </w:r>
+          </w:p>
+        </w:tc>
+        <w:tc>
+          <w:tcPr>
+            <w:tcW w:type="dxa" w:w="2100"/>
+            <w:tcBorders>
+              <w:top w:val="single" w:color="000000" w:sz="4"/>
+              <w:left w:val="single" w:color="000000" w:sz="4"/>
+              <w:bottom w:val="single" w:color="000000" w:sz="4"/>
+              <w:right w:val="single" w:color="000000" w:sz="4"/>
+            </w:tcBorders>
+            <w:tcMar>
+              <w:top w:type="dxa" w:w="80"/>
+              <w:left w:type="dxa" w:w="100"/>
+              <w:bottom w:type="dxa" w:w="80"/>
+              <w:right w:type="dxa" w:w="100"/>
+            </w:tcMar>
+          </w:tcPr>
+          <w:p>
+            <w:pPr>
+              <w:spacing w:line="260"/>
+              <w:jc w:val="left"/>
+            </w:pPr>
+            <w:r>
+              <w:rPr>
+                <w:rFonts w:ascii="Times New Roman" w:cs="Times New Roman" w:eastAsia="Times New Roman" w:hAnsi="Times New Roman"/>
+                <w:b w:val="false"/>
+                <w:bCs w:val="false"/>
+                <w:sz w:val="22"/>
+                <w:szCs w:val="22"/>
+              </w:rPr>
+              <w:t xml:space="preserve">±1.4 d</w:t>
+            </w:r>
+          </w:p>
+        </w:tc>
+        <w:tc>
+          <w:tcPr>
+            <w:tcW w:type="dxa" w:w="2000"/>
+            <w:tcBorders>
+              <w:top w:val="single" w:color="000000" w:sz="4"/>
+              <w:left w:val="single" w:color="000000" w:sz="4"/>
+              <w:bottom w:val="single" w:color="000000" w:sz="4"/>
+              <w:right w:val="single" w:color="000000" w:sz="4"/>
+            </w:tcBorders>
+            <w:tcMar>
+              <w:top w:type="dxa" w:w="80"/>
+              <w:left w:type="dxa" w:w="100"/>
+              <w:bottom w:type="dxa" w:w="80"/>
+              <w:right w:type="dxa" w:w="100"/>
+            </w:tcMar>
+          </w:tcPr>
+          <w:p>
+            <w:pPr>
+              <w:spacing w:line="260"/>
+              <w:jc w:val="left"/>
+            </w:pPr>
+            <w:r>
+              <w:rPr>
+                <w:rFonts w:ascii="Times New Roman" w:cs="Times New Roman" w:eastAsia="Times New Roman" w:hAnsi="Times New Roman"/>
+                <w:b w:val="false"/>
+                <w:bCs w:val="false"/>
+                <w:sz w:val="22"/>
+                <w:szCs w:val="22"/>
+              </w:rPr>
+              <w:t xml:space="preserve">&lt;2 d</w:t>
+            </w:r>
+          </w:p>
+        </w:tc>
+      </w:tr>
+      <w:tr>
+        <w:tc>
+          <w:tcPr>
+            <w:tcW w:type="dxa" w:w="4000"/>
+            <w:tcBorders>
+              <w:top w:val="single" w:color="000000" w:sz="4"/>
+              <w:left w:val="single" w:color="000000" w:sz="4"/>
+              <w:bottom w:val="single" w:color="000000" w:sz="4"/>
+              <w:right w:val="single" w:color="000000" w:sz="4"/>
+            </w:tcBorders>
+            <w:tcMar>
+              <w:top w:type="dxa" w:w="80"/>
+              <w:left w:type="dxa" w:w="100"/>
+              <w:bottom w:type="dxa" w:w="80"/>
+              <w:right w:type="dxa" w:w="100"/>
+            </w:tcMar>
+          </w:tcPr>
+          <w:p>
+            <w:pPr>
+              <w:spacing w:line="260"/>
+              <w:jc w:val="left"/>
+            </w:pPr>
+            <w:r>
+              <w:rPr>
+                <w:rFonts w:ascii="Times New Roman" w:cs="Times New Roman" w:eastAsia="Times New Roman" w:hAnsi="Times New Roman"/>
+                <w:b w:val="false"/>
+                <w:bCs w:val="false"/>
+                <w:sz w:val="22"/>
+                <w:szCs w:val="22"/>
+              </w:rPr>
+              <w:t xml:space="preserve">GARCH Kupiec coverage (1% VaR)</w:t>
+            </w:r>
+          </w:p>
+        </w:tc>
+        <w:tc>
+          <w:tcPr>
+            <w:tcW w:type="dxa" w:w="2100"/>
+            <w:tcBorders>
+              <w:top w:val="single" w:color="000000" w:sz="4"/>
+              <w:left w:val="single" w:color="000000" w:sz="4"/>
+              <w:bottom w:val="single" w:color="000000" w:sz="4"/>
+              <w:right w:val="single" w:color="000000" w:sz="4"/>
+            </w:tcBorders>
+            <w:tcMar>
+              <w:top w:type="dxa" w:w="80"/>
+              <w:left w:type="dxa" w:w="100"/>
+              <w:bottom w:type="dxa" w:w="80"/>
+              <w:right w:type="dxa" w:w="100"/>
+            </w:tcMar>
+          </w:tcPr>
+          <w:p>
+            <w:pPr>
+              <w:spacing w:line="260"/>
+              <w:jc w:val="right"/>
+            </w:pPr>
+            <w:r>
+              <w:rPr>
+                <w:rFonts w:ascii="Times New Roman" w:cs="Times New Roman" w:eastAsia="Times New Roman" w:hAnsi="Times New Roman"/>
+                <w:b w:val="false"/>
+                <w:bCs w:val="false"/>
+                <w:sz w:val="22"/>
+                <w:szCs w:val="22"/>
+              </w:rPr>
+              <w:t xml:space="preserve">94.0%</w:t>
+            </w:r>
+          </w:p>
+        </w:tc>
+        <w:tc>
+          <w:tcPr>
+            <w:tcW w:type="dxa" w:w="2000"/>
+            <w:tcBorders>
+              <w:top w:val="single" w:color="000000" w:sz="4"/>
+              <w:left w:val="single" w:color="000000" w:sz="4"/>
+              <w:bottom w:val="single" w:color="000000" w:sz="4"/>
+              <w:right w:val="single" w:color="000000" w:sz="4"/>
+            </w:tcBorders>
+            <w:tcMar>
+              <w:top w:type="dxa" w:w="80"/>
+              <w:left w:type="dxa" w:w="100"/>
+              <w:bottom w:type="dxa" w:w="80"/>
+              <w:right w:type="dxa" w:w="100"/>
+            </w:tcMar>
+          </w:tcPr>
+          <w:p>
+            <w:pPr>
+              <w:spacing w:line="260"/>
+              <w:jc w:val="left"/>
+            </w:pPr>
+            <w:r>
+              <w:rPr>
+                <w:rFonts w:ascii="Times New Roman" w:cs="Times New Roman" w:eastAsia="Times New Roman" w:hAnsi="Times New Roman"/>
+                <w:b w:val="false"/>
+                <w:bCs w:val="false"/>
+                <w:sz w:val="22"/>
+                <w:szCs w:val="22"/>
+              </w:rPr>
+              <w:t xml:space="preserve">&gt;90%</w:t>
+            </w:r>
+          </w:p>
+        </w:tc>
+      </w:tr>
+      <w:tr>
+        <w:tc>
+          <w:tcPr>
+            <w:tcW w:type="dxa" w:w="4000"/>
+            <w:tcBorders>
+              <w:top w:val="single" w:color="000000" w:sz="4"/>
+              <w:left w:val="single" w:color="000000" w:sz="4"/>
+              <w:bottom w:val="single" w:color="000000" w:sz="4"/>
+              <w:right w:val="single" w:color="000000" w:sz="4"/>
+            </w:tcBorders>
+            <w:tcMar>
+              <w:top w:type="dxa" w:w="80"/>
+              <w:left w:type="dxa" w:w="100"/>
+              <w:bottom w:type="dxa" w:w="80"/>
+              <w:right w:type="dxa" w:w="100"/>
+            </w:tcMar>
+          </w:tcPr>
+          <w:p>
+            <w:pPr>
+              <w:spacing w:line="260"/>
+              <w:jc w:val="left"/>
+            </w:pPr>
+            <w:r>
+              <w:rPr>
+                <w:rFonts w:ascii="Times New Roman" w:cs="Times New Roman" w:eastAsia="Times New Roman" w:hAnsi="Times New Roman"/>
+                <w:b w:val="false"/>
+                <w:bCs w:val="false"/>
+                <w:sz w:val="22"/>
+                <w:szCs w:val="22"/>
+              </w:rPr>
+              <w:t xml:space="preserve">Backtest Sharpe ratio</w:t>
+            </w:r>
+          </w:p>
+        </w:tc>
+        <w:tc>
+          <w:tcPr>
+            <w:tcW w:type="dxa" w:w="2100"/>
+            <w:tcBorders>
+              <w:top w:val="single" w:color="000000" w:sz="4"/>
+              <w:left w:val="single" w:color="000000" w:sz="4"/>
+              <w:bottom w:val="single" w:color="000000" w:sz="4"/>
+              <w:right w:val="single" w:color="000000" w:sz="4"/>
+            </w:tcBorders>
+            <w:tcMar>
+              <w:top w:type="dxa" w:w="80"/>
+              <w:left w:type="dxa" w:w="100"/>
+              <w:bottom w:type="dxa" w:w="80"/>
+              <w:right w:type="dxa" w:w="100"/>
+            </w:tcMar>
+          </w:tcPr>
+          <w:p>
+            <w:pPr>
+              <w:spacing w:line="260"/>
+              <w:jc w:val="right"/>
+            </w:pPr>
+            <w:r>
+              <w:rPr>
+                <w:rFonts w:ascii="Times New Roman" w:cs="Times New Roman" w:eastAsia="Times New Roman" w:hAnsi="Times New Roman"/>
+                <w:b w:val="false"/>
+                <w:bCs w:val="false"/>
+                <w:sz w:val="22"/>
+                <w:szCs w:val="22"/>
+              </w:rPr>
+              <w:t xml:space="preserve">1.38</w:t>
+            </w:r>
+          </w:p>
+        </w:tc>
+        <w:tc>
+          <w:tcPr>
+            <w:tcW w:type="dxa" w:w="2000"/>
+            <w:tcBorders>
+              <w:top w:val="single" w:color="000000" w:sz="4"/>
+              <w:left w:val="single" w:color="000000" w:sz="4"/>
+              <w:bottom w:val="single" w:color="000000" w:sz="4"/>
+              <w:right w:val="single" w:color="000000" w:sz="4"/>
+            </w:tcBorders>
+            <w:tcMar>
+              <w:top w:type="dxa" w:w="80"/>
+              <w:left w:type="dxa" w:w="100"/>
+              <w:bottom w:type="dxa" w:w="80"/>
+              <w:right w:type="dxa" w:w="100"/>
+            </w:tcMar>
+          </w:tcPr>
+          <w:p>
+            <w:pPr>
+              <w:spacing w:line="260"/>
+              <w:jc w:val="left"/>
+            </w:pPr>
+            <w:r>
+              <w:rPr>
+                <w:rFonts w:ascii="Times New Roman" w:cs="Times New Roman" w:eastAsia="Times New Roman" w:hAnsi="Times New Roman"/>
+                <w:b w:val="false"/>
+                <w:bCs w:val="false"/>
+                <w:sz w:val="22"/>
+                <w:szCs w:val="22"/>
+              </w:rPr>
+              <w:t xml:space="preserve">&gt;1.00</w:t>
+            </w:r>
+          </w:p>
+        </w:tc>
+      </w:tr>
+      <w:tr>
+        <w:tc>
+          <w:tcPr>
+            <w:tcW w:type="dxa" w:w="4000"/>
+            <w:tcBorders>
+              <w:top w:val="single" w:color="000000" w:sz="4"/>
+              <w:left w:val="single" w:color="000000" w:sz="4"/>
+              <w:bottom w:val="single" w:color="000000" w:sz="4"/>
+              <w:right w:val="single" w:color="000000" w:sz="4"/>
+            </w:tcBorders>
+            <w:tcMar>
+              <w:top w:type="dxa" w:w="80"/>
+              <w:left w:type="dxa" w:w="100"/>
+              <w:bottom w:type="dxa" w:w="80"/>
+              <w:right w:type="dxa" w:w="100"/>
+            </w:tcMar>
+          </w:tcPr>
+          <w:p>
+            <w:pPr>
+              <w:spacing w:line="260"/>
+              <w:jc w:val="left"/>
+            </w:pPr>
+            <w:r>
+              <w:rPr>
+                <w:rFonts w:ascii="Times New Roman" w:cs="Times New Roman" w:eastAsia="Times New Roman" w:hAnsi="Times New Roman"/>
+                <w:b w:val="false"/>
+                <w:bCs w:val="false"/>
+                <w:sz w:val="22"/>
+                <w:szCs w:val="22"/>
+              </w:rPr>
+              <w:t xml:space="preserve">LLM grounding accuracy (n=20)</w:t>
+            </w:r>
+          </w:p>
+        </w:tc>
+        <w:tc>
+          <w:tcPr>
+            <w:tcW w:type="dxa" w:w="2100"/>
+            <w:tcBorders>
+              <w:top w:val="single" w:color="000000" w:sz="4"/>
+              <w:left w:val="single" w:color="000000" w:sz="4"/>
+              <w:bottom w:val="single" w:color="000000" w:sz="4"/>
+              <w:right w:val="single" w:color="000000" w:sz="4"/>
+            </w:tcBorders>
+            <w:tcMar>
+              <w:top w:type="dxa" w:w="80"/>
+              <w:left w:type="dxa" w:w="100"/>
+              <w:bottom w:type="dxa" w:w="80"/>
+              <w:right w:type="dxa" w:w="100"/>
+            </w:tcMar>
+          </w:tcPr>
+          <w:p>
+            <w:pPr>
+              <w:spacing w:line="260"/>
+              <w:jc w:val="right"/>
+            </w:pPr>
+            <w:r>
+              <w:rPr>
+                <w:rFonts w:ascii="Times New Roman" w:cs="Times New Roman" w:eastAsia="Times New Roman" w:hAnsi="Times New Roman"/>
+                <w:b w:val="false"/>
+                <w:bCs w:val="false"/>
+                <w:sz w:val="22"/>
+                <w:szCs w:val="22"/>
+              </w:rPr>
+              <w:t xml:space="preserve">95.0%</w:t>
+            </w:r>
+          </w:p>
+        </w:tc>
+        <w:tc>
+          <w:tcPr>
+            <w:tcW w:type="dxa" w:w="2000"/>
+            <w:tcBorders>
+              <w:top w:val="single" w:color="000000" w:sz="4"/>
+              <w:left w:val="single" w:color="000000" w:sz="4"/>
+              <w:bottom w:val="single" w:color="000000" w:sz="4"/>
+              <w:right w:val="single" w:color="000000" w:sz="4"/>
+            </w:tcBorders>
+            <w:tcMar>
+              <w:top w:type="dxa" w:w="80"/>
+              <w:left w:type="dxa" w:w="100"/>
+              <w:bottom w:type="dxa" w:w="80"/>
+              <w:right w:type="dxa" w:w="100"/>
+            </w:tcMar>
+          </w:tcPr>
+          <w:p>
+            <w:pPr>
+              <w:spacing w:line="260"/>
+              <w:jc w:val="left"/>
+            </w:pPr>
+            <w:r>
+              <w:rPr>
+                <w:rFonts w:ascii="Times New Roman" w:cs="Times New Roman" w:eastAsia="Times New Roman" w:hAnsi="Times New Roman"/>
+                <w:b w:val="false"/>
+                <w:bCs w:val="false"/>
+                <w:sz w:val="22"/>
+                <w:szCs w:val="22"/>
+              </w:rPr>
+              <w:t xml:space="preserve">&gt;90%</w:t>
+            </w:r>
+          </w:p>
+        </w:tc>
+      </w:tr>
+      <w:tr>
+        <w:tc>
+          <w:tcPr>
+            <w:tcW w:type="dxa" w:w="4000"/>
+            <w:tcBorders>
+              <w:top w:val="single" w:color="000000" w:sz="4"/>
+              <w:left w:val="single" w:color="000000" w:sz="4"/>
+              <w:bottom w:val="single" w:color="000000" w:sz="4"/>
+              <w:right w:val="single" w:color="000000" w:sz="4"/>
+            </w:tcBorders>
+            <w:tcMar>
+              <w:top w:type="dxa" w:w="80"/>
+              <w:left w:type="dxa" w:w="100"/>
+              <w:bottom w:type="dxa" w:w="80"/>
+              <w:right w:type="dxa" w:w="100"/>
+            </w:tcMar>
+          </w:tcPr>
+          <w:p>
+            <w:pPr>
+              <w:spacing w:line="260"/>
+              <w:jc w:val="left"/>
+            </w:pPr>
+            <w:r>
+              <w:rPr>
+                <w:rFonts w:ascii="Times New Roman" w:cs="Times New Roman" w:eastAsia="Times New Roman" w:hAnsi="Times New Roman"/>
+                <w:b w:val="false"/>
+                <w:bCs w:val="false"/>
+                <w:sz w:val="22"/>
+                <w:szCs w:val="22"/>
+              </w:rPr>
+              <w:t xml:space="preserve">End-to-end morning brief latency</w:t>
+            </w:r>
+          </w:p>
+        </w:tc>
+        <w:tc>
+          <w:tcPr>
+            <w:tcW w:type="dxa" w:w="2100"/>
+            <w:tcBorders>
+              <w:top w:val="single" w:color="000000" w:sz="4"/>
+              <w:left w:val="single" w:color="000000" w:sz="4"/>
+              <w:bottom w:val="single" w:color="000000" w:sz="4"/>
+              <w:right w:val="single" w:color="000000" w:sz="4"/>
+            </w:tcBorders>
+            <w:tcMar>
+              <w:top w:type="dxa" w:w="80"/>
+              <w:left w:type="dxa" w:w="100"/>
+              <w:bottom w:type="dxa" w:w="80"/>
+              <w:right w:type="dxa" w:w="100"/>
+            </w:tcMar>
+          </w:tcPr>
+          <w:p>
+            <w:pPr>
+              <w:spacing w:line="260"/>
+              <w:jc w:val="right"/>
+            </w:pPr>
+            <w:r>
+              <w:rPr>
+                <w:rFonts w:ascii="Times New Roman" w:cs="Times New Roman" w:eastAsia="Times New Roman" w:hAnsi="Times New Roman"/>
+                <w:b w:val="false"/>
+                <w:bCs w:val="false"/>
+                <w:sz w:val="22"/>
+                <w:szCs w:val="22"/>
+              </w:rPr>
+              <w:t xml:space="preserve">7.2 s</w:t>
+            </w:r>
+          </w:p>
+        </w:tc>
+        <w:tc>
+          <w:tcPr>
+            <w:tcW w:type="dxa" w:w="2000"/>
+            <w:tcBorders>
+              <w:top w:val="single" w:color="000000" w:sz="4"/>
+              <w:left w:val="single" w:color="000000" w:sz="4"/>
+              <w:bottom w:val="single" w:color="000000" w:sz="4"/>
+              <w:right w:val="single" w:color="000000" w:sz="4"/>
+            </w:tcBorders>
+            <w:tcMar>
+              <w:top w:type="dxa" w:w="80"/>
+              <w:left w:type="dxa" w:w="100"/>
+              <w:bottom w:type="dxa" w:w="80"/>
+              <w:right w:type="dxa" w:w="100"/>
+            </w:tcMar>
+          </w:tcPr>
+          <w:p>
+            <w:pPr>
+              <w:spacing w:line="260"/>
+              <w:jc w:val="left"/>
+            </w:pPr>
+            <w:r>
+              <w:rPr>
+                <w:rFonts w:ascii="Times New Roman" w:cs="Times New Roman" w:eastAsia="Times New Roman" w:hAnsi="Times New Roman"/>
+                <w:b w:val="false"/>
+                <w:bCs w:val="false"/>
+                <w:sz w:val="22"/>
+                <w:szCs w:val="22"/>
+              </w:rPr>
+              <w:t xml:space="preserve">&lt;15 s</w:t>
+            </w:r>
+          </w:p>
+        </w:tc>
+      </w:tr>
+      <w:tr>
+        <w:tc>
+          <w:tcPr>
+            <w:tcW w:type="dxa" w:w="4000"/>
+            <w:tcBorders>
+              <w:top w:val="single" w:color="000000" w:sz="4"/>
+              <w:left w:val="single" w:color="000000" w:sz="4"/>
+              <w:bottom w:val="single" w:color="000000" w:sz="4"/>
+              <w:right w:val="single" w:color="000000" w:sz="4"/>
+            </w:tcBorders>
+            <w:tcMar>
+              <w:top w:type="dxa" w:w="80"/>
+              <w:left w:type="dxa" w:w="100"/>
+              <w:bottom w:type="dxa" w:w="80"/>
+              <w:right w:type="dxa" w:w="100"/>
+            </w:tcMar>
+          </w:tcPr>
+          <w:p>
+            <w:pPr>
+              <w:spacing w:line="260"/>
+              <w:jc w:val="left"/>
+            </w:pPr>
+            <w:r>
+              <w:rPr>
+                <w:rFonts w:ascii="Times New Roman" w:cs="Times New Roman" w:eastAsia="Times New Roman" w:hAnsi="Times New Roman"/>
+                <w:b w:val="false"/>
+                <w:bCs w:val="false"/>
+                <w:sz w:val="22"/>
+                <w:szCs w:val="22"/>
+              </w:rPr>
+              <w:t xml:space="preserve">UI Time-to-Interactive</w:t>
+            </w:r>
+          </w:p>
+        </w:tc>
+        <w:tc>
+          <w:tcPr>
+            <w:tcW w:type="dxa" w:w="2100"/>
+            <w:tcBorders>
+              <w:top w:val="single" w:color="000000" w:sz="4"/>
+              <w:left w:val="single" w:color="000000" w:sz="4"/>
+              <w:bottom w:val="single" w:color="000000" w:sz="4"/>
+              <w:right w:val="single" w:color="000000" w:sz="4"/>
+            </w:tcBorders>
+            <w:tcMar>
+              <w:top w:type="dxa" w:w="80"/>
+              <w:left w:type="dxa" w:w="100"/>
+              <w:bottom w:type="dxa" w:w="80"/>
+              <w:right w:type="dxa" w:w="100"/>
+            </w:tcMar>
+          </w:tcPr>
+          <w:p>
+            <w:pPr>
+              <w:spacing w:line="260"/>
+              <w:jc w:val="right"/>
+            </w:pPr>
+            <w:r>
+              <w:rPr>
+                <w:rFonts w:ascii="Times New Roman" w:cs="Times New Roman" w:eastAsia="Times New Roman" w:hAnsi="Times New Roman"/>
+                <w:b w:val="false"/>
+                <w:bCs w:val="false"/>
+                <w:sz w:val="22"/>
+                <w:szCs w:val="22"/>
+              </w:rPr>
+              <w:t xml:space="preserve">1.8 s</w:t>
+            </w:r>
+          </w:p>
+        </w:tc>
+        <w:tc>
+          <w:tcPr>
+            <w:tcW w:type="dxa" w:w="2000"/>
+            <w:tcBorders>
+              <w:top w:val="single" w:color="000000" w:sz="4"/>
+              <w:left w:val="single" w:color="000000" w:sz="4"/>
+              <w:bottom w:val="single" w:color="000000" w:sz="4"/>
+              <w:right w:val="single" w:color="000000" w:sz="4"/>
+            </w:tcBorders>
+            <w:tcMar>
+              <w:top w:type="dxa" w:w="80"/>
+              <w:left w:type="dxa" w:w="100"/>
+              <w:bottom w:type="dxa" w:w="80"/>
+              <w:right w:type="dxa" w:w="100"/>
+            </w:tcMar>
+          </w:tcPr>
+          <w:p>
+            <w:pPr>
+              <w:spacing w:line="260"/>
+              <w:jc w:val="left"/>
+            </w:pPr>
+            <w:r>
+              <w:rPr>
+                <w:rFonts w:ascii="Times New Roman" w:cs="Times New Roman" w:eastAsia="Times New Roman" w:hAnsi="Times New Roman"/>
+                <w:b w:val="false"/>
+                <w:bCs w:val="false"/>
+                <w:sz w:val="22"/>
+                <w:szCs w:val="22"/>
+              </w:rPr>
+              <w:t xml:space="preserve">&lt;3 s</w:t>
+            </w:r>
+          </w:p>
+        </w:tc>
+      </w:tr>
+      <w:tr>
+        <w:tc>
+          <w:tcPr>
+            <w:tcW w:type="dxa" w:w="4000"/>
+            <w:tcBorders>
+              <w:top w:val="single" w:color="000000" w:sz="4"/>
+              <w:left w:val="single" w:color="000000" w:sz="4"/>
+              <w:bottom w:val="single" w:color="000000" w:sz="4"/>
+              <w:right w:val="single" w:color="000000" w:sz="4"/>
+            </w:tcBorders>
+            <w:tcMar>
+              <w:top w:type="dxa" w:w="80"/>
+              <w:left w:type="dxa" w:w="100"/>
+              <w:bottom w:type="dxa" w:w="80"/>
+              <w:right w:type="dxa" w:w="100"/>
+            </w:tcMar>
+          </w:tcPr>
+          <w:p>
+            <w:pPr>
+              <w:spacing w:line="260"/>
+              <w:jc w:val="left"/>
+            </w:pPr>
+            <w:r>
+              <w:rPr>
+                <w:rFonts w:ascii="Times New Roman" w:cs="Times New Roman" w:eastAsia="Times New Roman" w:hAnsi="Times New Roman"/>
+                <w:b w:val="false"/>
+                <w:bCs w:val="false"/>
+                <w:sz w:val="22"/>
+                <w:szCs w:val="22"/>
+              </w:rPr>
+              <w:t xml:space="preserve">FX desk load (post-GDELT fix)</w:t>
+            </w:r>
+          </w:p>
+        </w:tc>
+        <w:tc>
+          <w:tcPr>
+            <w:tcW w:type="dxa" w:w="2100"/>
+            <w:tcBorders>
+              <w:top w:val="single" w:color="000000" w:sz="4"/>
+              <w:left w:val="single" w:color="000000" w:sz="4"/>
+              <w:bottom w:val="single" w:color="000000" w:sz="4"/>
+              <w:right w:val="single" w:color="000000" w:sz="4"/>
+            </w:tcBorders>
+            <w:tcMar>
+              <w:top w:type="dxa" w:w="80"/>
+              <w:left w:type="dxa" w:w="100"/>
+              <w:bottom w:type="dxa" w:w="80"/>
+              <w:right w:type="dxa" w:w="100"/>
+            </w:tcMar>
+          </w:tcPr>
+          <w:p>
+            <w:pPr>
+              <w:spacing w:line="260"/>
+              <w:jc w:val="right"/>
+            </w:pPr>
+            <w:r>
+              <w:rPr>
+                <w:rFonts w:ascii="Times New Roman" w:cs="Times New Roman" w:eastAsia="Times New Roman" w:hAnsi="Times New Roman"/>
+                <w:b w:val="false"/>
+                <w:bCs w:val="false"/>
+                <w:sz w:val="22"/>
+                <w:szCs w:val="22"/>
+              </w:rPr>
+              <w:t xml:space="preserve">4.8 s</w:t>
+            </w:r>
+          </w:p>
+        </w:tc>
+        <w:tc>
+          <w:tcPr>
+            <w:tcW w:type="dxa" w:w="2000"/>
+            <w:tcBorders>
+              <w:top w:val="single" w:color="000000" w:sz="4"/>
+              <w:left w:val="single" w:color="000000" w:sz="4"/>
+              <w:bottom w:val="single" w:color="000000" w:sz="4"/>
+              <w:right w:val="single" w:color="000000" w:sz="4"/>
+            </w:tcBorders>
+            <w:tcMar>
+              <w:top w:type="dxa" w:w="80"/>
+              <w:left w:type="dxa" w:w="100"/>
+              <w:bottom w:type="dxa" w:w="80"/>
+              <w:right w:type="dxa" w:w="100"/>
+            </w:tcMar>
+          </w:tcPr>
+          <w:p>
+            <w:pPr>
+              <w:spacing w:line="260"/>
+              <w:jc w:val="left"/>
+            </w:pPr>
+            <w:r>
+              <w:rPr>
+                <w:rFonts w:ascii="Times New Roman" w:cs="Times New Roman" w:eastAsia="Times New Roman" w:hAnsi="Times New Roman"/>
+                <w:b w:val="false"/>
+                <w:bCs w:val="false"/>
+                <w:sz w:val="22"/>
+                <w:szCs w:val="22"/>
+              </w:rPr>
+              <w:t xml:space="preserve">&lt;10 s</w:t>
+            </w:r>
+          </w:p>
+        </w:tc>
+      </w:tr>
+      <w:tr>
+        <w:tc>
+          <w:tcPr>
+            <w:tcW w:type="dxa" w:w="4000"/>
+            <w:tcBorders>
+              <w:top w:val="single" w:color="000000" w:sz="4"/>
+              <w:left w:val="single" w:color="000000" w:sz="4"/>
+              <w:bottom w:val="single" w:color="000000" w:sz="4"/>
+              <w:right w:val="single" w:color="000000" w:sz="4"/>
+            </w:tcBorders>
+            <w:tcMar>
+              <w:top w:type="dxa" w:w="80"/>
+              <w:left w:type="dxa" w:w="100"/>
+              <w:bottom w:type="dxa" w:w="80"/>
+              <w:right w:type="dxa" w:w="100"/>
+            </w:tcMar>
+          </w:tcPr>
+          <w:p>
+            <w:pPr>
+              <w:spacing w:line="260"/>
+              <w:jc w:val="left"/>
+            </w:pPr>
+            <w:r>
+              <w:rPr>
+                <w:rFonts w:ascii="Times New Roman" w:cs="Times New Roman" w:eastAsia="Times New Roman" w:hAnsi="Times New Roman"/>
+                <w:b w:val="false"/>
+                <w:bCs w:val="false"/>
+                <w:sz w:val="22"/>
+                <w:szCs w:val="22"/>
+              </w:rPr>
+              <w:t xml:space="preserve">AIS ships cached (60 s runtime)</w:t>
+            </w:r>
+          </w:p>
+        </w:tc>
+        <w:tc>
+          <w:tcPr>
+            <w:tcW w:type="dxa" w:w="2100"/>
+            <w:tcBorders>
+              <w:top w:val="single" w:color="000000" w:sz="4"/>
+              <w:left w:val="single" w:color="000000" w:sz="4"/>
+              <w:bottom w:val="single" w:color="000000" w:sz="4"/>
+              <w:right w:val="single" w:color="000000" w:sz="4"/>
+            </w:tcBorders>
+            <w:tcMar>
+              <w:top w:type="dxa" w:w="80"/>
+              <w:left w:type="dxa" w:w="100"/>
+              <w:bottom w:type="dxa" w:w="80"/>
+              <w:right w:type="dxa" w:w="100"/>
+            </w:tcMar>
+          </w:tcPr>
+          <w:p>
+            <w:pPr>
+              <w:spacing w:line="260"/>
+              <w:jc w:val="right"/>
+            </w:pPr>
+            <w:r>
+              <w:rPr>
+                <w:rFonts w:ascii="Times New Roman" w:cs="Times New Roman" w:eastAsia="Times New Roman" w:hAnsi="Times New Roman"/>
+                <w:b w:val="false"/>
+                <w:bCs w:val="false"/>
+                <w:sz w:val="22"/>
+                <w:szCs w:val="22"/>
+              </w:rPr>
+              <w:t xml:space="preserve">15 k+</w:t>
+            </w:r>
+          </w:p>
+        </w:tc>
+        <w:tc>
+          <w:tcPr>
+            <w:tcW w:type="dxa" w:w="2000"/>
+            <w:tcBorders>
+              <w:top w:val="single" w:color="000000" w:sz="4"/>
+              <w:left w:val="single" w:color="000000" w:sz="4"/>
+              <w:bottom w:val="single" w:color="000000" w:sz="4"/>
+              <w:right w:val="single" w:color="000000" w:sz="4"/>
+            </w:tcBorders>
+            <w:tcMar>
+              <w:top w:type="dxa" w:w="80"/>
+              <w:left w:type="dxa" w:w="100"/>
+              <w:bottom w:type="dxa" w:w="80"/>
+              <w:right w:type="dxa" w:w="100"/>
+            </w:tcMar>
+          </w:tcPr>
+          <w:p>
+            <w:pPr>
+              <w:spacing w:line="260"/>
+              <w:jc w:val="left"/>
+            </w:pPr>
+            <w:r>
+              <w:rPr>
+                <w:rFonts w:ascii="Times New Roman" w:cs="Times New Roman" w:eastAsia="Times New Roman" w:hAnsi="Times New Roman"/>
+                <w:b w:val="false"/>
+                <w:bCs w:val="false"/>
+                <w:sz w:val="22"/>
+                <w:szCs w:val="22"/>
+              </w:rPr>
+              <w:t xml:space="preserve">&gt;1 k</w:t>
+            </w:r>
+          </w:p>
+        </w:tc>
+      </w:tr>
+      <w:tr>
+        <w:tc>
+          <w:tcPr>
+            <w:tcW w:type="dxa" w:w="4000"/>
+            <w:tcBorders>
+              <w:top w:val="single" w:color="000000" w:sz="4"/>
+              <w:left w:val="single" w:color="000000" w:sz="4"/>
+              <w:bottom w:val="single" w:color="000000" w:sz="4"/>
+              <w:right w:val="single" w:color="000000" w:sz="4"/>
+            </w:tcBorders>
+            <w:tcMar>
+              <w:top w:type="dxa" w:w="80"/>
+              <w:left w:type="dxa" w:w="100"/>
+              <w:bottom w:type="dxa" w:w="80"/>
+              <w:right w:type="dxa" w:w="100"/>
+            </w:tcMar>
+          </w:tcPr>
+          <w:p>
+            <w:pPr>
+              <w:spacing w:line="260"/>
+              <w:jc w:val="left"/>
+            </w:pPr>
+            <w:r>
+              <w:rPr>
+                <w:rFonts w:ascii="Times New Roman" w:cs="Times New Roman" w:eastAsia="Times New Roman" w:hAnsi="Times New Roman"/>
+                <w:b w:val="false"/>
+                <w:bCs w:val="false"/>
+                <w:sz w:val="22"/>
+                <w:szCs w:val="22"/>
+              </w:rPr>
+              <w:t xml:space="preserve">ML screener validation AUC</w:t>
+            </w:r>
+          </w:p>
+        </w:tc>
+        <w:tc>
+          <w:tcPr>
+            <w:tcW w:type="dxa" w:w="2100"/>
+            <w:tcBorders>
+              <w:top w:val="single" w:color="000000" w:sz="4"/>
+              <w:left w:val="single" w:color="000000" w:sz="4"/>
+              <w:bottom w:val="single" w:color="000000" w:sz="4"/>
+              <w:right w:val="single" w:color="000000" w:sz="4"/>
+            </w:tcBorders>
+            <w:tcMar>
+              <w:top w:type="dxa" w:w="80"/>
+              <w:left w:type="dxa" w:w="100"/>
+              <w:bottom w:type="dxa" w:w="80"/>
+              <w:right w:type="dxa" w:w="100"/>
+            </w:tcMar>
+          </w:tcPr>
+          <w:p>
+            <w:pPr>
+              <w:spacing w:line="260"/>
+              <w:jc w:val="right"/>
+            </w:pPr>
+            <w:r>
+              <w:rPr>
+                <w:rFonts w:ascii="Times New Roman" w:cs="Times New Roman" w:eastAsia="Times New Roman" w:hAnsi="Times New Roman"/>
+                <w:b w:val="false"/>
+                <w:bCs w:val="false"/>
+                <w:sz w:val="22"/>
+                <w:szCs w:val="22"/>
+              </w:rPr>
+              <w:t xml:space="preserve">0.58</w:t>
+            </w:r>
+          </w:p>
+        </w:tc>
+        <w:tc>
+          <w:tcPr>
+            <w:tcW w:type="dxa" w:w="2000"/>
+            <w:tcBorders>
+              <w:top w:val="single" w:color="000000" w:sz="4"/>
+              <w:left w:val="single" w:color="000000" w:sz="4"/>
+              <w:bottom w:val="single" w:color="000000" w:sz="4"/>
+              <w:right w:val="single" w:color="000000" w:sz="4"/>
+            </w:tcBorders>
+            <w:tcMar>
+              <w:top w:type="dxa" w:w="80"/>
+              <w:left w:type="dxa" w:w="100"/>
+              <w:bottom w:type="dxa" w:w="80"/>
+              <w:right w:type="dxa" w:w="100"/>
+            </w:tcMar>
+          </w:tcPr>
+          <w:p>
+            <w:pPr>
+              <w:spacing w:line="260"/>
+              <w:jc w:val="left"/>
+            </w:pPr>
+            <w:r>
+              <w:rPr>
+                <w:rFonts w:ascii="Times New Roman" w:cs="Times New Roman" w:eastAsia="Times New Roman" w:hAnsi="Times New Roman"/>
+                <w:b w:val="false"/>
+                <w:bCs w:val="false"/>
+                <w:sz w:val="22"/>
+                <w:szCs w:val="22"/>
+              </w:rPr>
+              <w:t xml:space="preserve">&gt;0.55</w:t>
+            </w:r>
+          </w:p>
+        </w:tc>
+      </w:tr>
+    </w:tbl>
+    <w:p>
+      <w:pPr>
+        <w:spacing w:after="200"/>
+      </w:pPr>
+      <w:r>
+        <w:rPr>
+          <w:rFonts w:ascii="Times New Roman" w:cs="Times New Roman" w:eastAsia="Times New Roman" w:hAnsi="Times New Roman"/>
+          <w:sz w:val="22"/>
+          <w:szCs w:val="22"/>
+        </w:rPr>
+        <w:t xml:space="preserve"/>
+      </w:r>
+    </w:p>
+    <w:p>
+      <w:pPr>
+        <w:spacing w:after="80" w:before="200"/>
+        <w:jc w:val="center"/>
+      </w:pPr>
+      <w:r>
+        <w:drawing>
+          <wp:inline distT="0" distB="0" distL="0" distR="0">
+            <wp:extent cx="4476750" cy="2476500"/>
+            <wp:effectExtent t="0" r="0" b="0" l="0"/>
+            <wp:docPr id="1" name="figI_llm_usage.png" descr="LLM usage analytics: auto-PM decision tally and per-endpoint mean latency." title="LLM usage analytics: auto-PM decision tally and per-endpoint mean latency."/>
+            <wp:cNvGraphicFramePr>
+              <a:graphicFrameLocks xmlns:a="http://schemas.openxmlformats.org/drawingml/2006/main" noChangeAspect="1"/>
+            </wp:cNvGraphicFramePr>
+            <a:graphic xmlns:a="http://schemas.openxmlformats.org/drawingml/2006/main">
+              <a:graphicData uri="http://schemas.openxmlformats.org/drawingml/2006/picture">
+                <pic:pic xmlns:pic="http://schemas.openxmlformats.org/drawingml/2006/picture">
+                  <pic:nvPicPr>
+                    <pic:cNvPr id="0" name="" descr=""/>
+                    <pic:cNvPicPr>
+                      <a:picLocks noChangeAspect="1" noChangeArrowheads="1"/>
+                    </pic:cNvPicPr>
+                  </pic:nvPicPr>
+                  <pic:blipFill>
+                    <a:blip r:embed="rId16" cstate="none"/>
+                    <a:srcRect/>
+                    <a:stretch>
+                      <a:fillRect/>
+                    </a:stretch>
+                  </pic:blipFill>
+                  <pic:spPr bwMode="auto">
+                    <a:xfrm>
+                      <a:off x="0" y="0"/>
+                      <a:ext cx="4476750" cy="2476500"/>
+                    </a:xfrm>
+                    <a:prstGeom prst="rect">
+                      <a:avLst/>
+                    </a:prstGeom>
+                  </pic:spPr>
+                </pic:pic>
+              </a:graphicData>
+            </a:graphic>
+          </wp:inline>
+        </w:drawing>
+      </w:r>
+    </w:p>
+    <w:p>
+      <w:pPr>
+        <w:spacing w:after="240" w:before="20"/>
+        <w:jc w:val="center"/>
+      </w:pPr>
+      <w:r>
+        <w:rPr>
+          <w:rFonts w:ascii="Times New Roman" w:cs="Times New Roman" w:eastAsia="Times New Roman" w:hAnsi="Times New Roman"/>
+          <w:b/>
+          <w:bCs/>
+          <w:sz w:val="22"/>
+          <w:szCs w:val="22"/>
+        </w:rPr>
+        <w:t xml:space="preserve">Fig. 8. </w:t>
+      </w:r>
+      <w:r>
+        <w:rPr>
+          <w:rFonts w:ascii="Times New Roman" w:cs="Times New Roman" w:eastAsia="Times New Roman" w:hAnsi="Times New Roman"/>
+          <w:i/>
+          <w:iCs/>
+          <w:sz w:val="22"/>
+          <w:szCs w:val="22"/>
+        </w:rPr>
+        <w:t xml:space="preserve">LLM usage analytics: auto-PM decision tally and per-endpoint mean latency.</w:t>
+      </w:r>
+    </w:p>
+    <w:p>
+      <w:pPr>
         <w:spacing w:after="160" w:before="320" w:line="360"/>
         <w:jc w:val="left"/>
       </w:pPr>
@@ -6440,16 +8349,160 @@
     </w:p>
     <w:p>
       <w:pPr>
-        <w:spacing w:after="120" w:line="360"/>
-        <w:jc w:val="both"/>
-      </w:pPr>
-      <w:r>
-        <w:rPr>
-          <w:rFonts w:ascii="Times New Roman" w:cs="Times New Roman" w:eastAsia="Times New Roman" w:hAnsi="Times New Roman"/>
-          <w:sz w:val="22"/>
-          <w:szCs w:val="22"/>
-        </w:rPr>
-        <w:t xml:space="preserve">The repository is organised into two top-level trees — `backend/` (Python/FastAPI) and `hedgyyyboo-frontend/` (Next.js/TypeScript). Key backend modules:</w:t>
+        <w:spacing w:after="80" w:before="200"/>
+        <w:jc w:val="center"/>
+      </w:pPr>
+      <w:r>
+        <w:drawing>
+          <wp:inline distT="0" distB="0" distL="0" distR="0">
+            <wp:extent cx="4476750" cy="2571750"/>
+            <wp:effectExtent t="0" r="0" b="0" l="0"/>
+            <wp:docPr id="1" name="fig7_dataflow.png" descr="Data-flow across ingestion, numeric core, LLM core, and UI layers." title="Data-flow across ingestion, numeric core, LLM core, and UI layers."/>
+            <wp:cNvGraphicFramePr>
+              <a:graphicFrameLocks xmlns:a="http://schemas.openxmlformats.org/drawingml/2006/main" noChangeAspect="1"/>
+            </wp:cNvGraphicFramePr>
+            <a:graphic xmlns:a="http://schemas.openxmlformats.org/drawingml/2006/main">
+              <a:graphicData uri="http://schemas.openxmlformats.org/drawingml/2006/picture">
+                <pic:pic xmlns:pic="http://schemas.openxmlformats.org/drawingml/2006/picture">
+                  <pic:nvPicPr>
+                    <pic:cNvPr id="0" name="" descr=""/>
+                    <pic:cNvPicPr>
+                      <a:picLocks noChangeAspect="1" noChangeArrowheads="1"/>
+                    </pic:cNvPicPr>
+                  </pic:nvPicPr>
+                  <pic:blipFill>
+                    <a:blip r:embed="rId17" cstate="none"/>
+                    <a:srcRect/>
+                    <a:stretch>
+                      <a:fillRect/>
+                    </a:stretch>
+                  </pic:blipFill>
+                  <pic:spPr bwMode="auto">
+                    <a:xfrm>
+                      <a:off x="0" y="0"/>
+                      <a:ext cx="4476750" cy="2571750"/>
+                    </a:xfrm>
+                    <a:prstGeom prst="rect">
+                      <a:avLst/>
+                    </a:prstGeom>
+                  </pic:spPr>
+                </pic:pic>
+              </a:graphicData>
+            </a:graphic>
+          </wp:inline>
+        </w:drawing>
+      </w:r>
+    </w:p>
+    <w:p>
+      <w:pPr>
+        <w:spacing w:after="240" w:before="20"/>
+        <w:jc w:val="center"/>
+      </w:pPr>
+      <w:r>
+        <w:rPr>
+          <w:rFonts w:ascii="Times New Roman" w:cs="Times New Roman" w:eastAsia="Times New Roman" w:hAnsi="Times New Roman"/>
+          <w:b/>
+          <w:bCs/>
+          <w:sz w:val="22"/>
+          <w:szCs w:val="22"/>
+        </w:rPr>
+        <w:t xml:space="preserve">Fig. A.1. </w:t>
+      </w:r>
+      <w:r>
+        <w:rPr>
+          <w:rFonts w:ascii="Times New Roman" w:cs="Times New Roman" w:eastAsia="Times New Roman" w:hAnsi="Times New Roman"/>
+          <w:i/>
+          <w:iCs/>
+          <w:sz w:val="22"/>
+          <w:szCs w:val="22"/>
+        </w:rPr>
+        <w:t xml:space="preserve">Data-flow across ingestion, numeric core, LLM core, and UI layers.</w:t>
+      </w:r>
+    </w:p>
+    <w:p>
+      <w:pPr>
+        <w:spacing w:after="80" w:before="200"/>
+        <w:jc w:val="center"/>
+      </w:pPr>
+      <w:r>
+        <w:drawing>
+          <wp:inline distT="0" distB="0" distL="0" distR="0">
+            <wp:extent cx="4095750" cy="2762250"/>
+            <wp:effectExtent t="0" r="0" b="0" l="0"/>
+            <wp:docPr id="1" name="fig8_usecase.png" descr="Use-case diagram: Portfolio Manager interacts with five primary use cases." title="Use-case diagram: Portfolio Manager interacts with five primary use cases."/>
+            <wp:cNvGraphicFramePr>
+              <a:graphicFrameLocks xmlns:a="http://schemas.openxmlformats.org/drawingml/2006/main" noChangeAspect="1"/>
+            </wp:cNvGraphicFramePr>
+            <a:graphic xmlns:a="http://schemas.openxmlformats.org/drawingml/2006/main">
+              <a:graphicData uri="http://schemas.openxmlformats.org/drawingml/2006/picture">
+                <pic:pic xmlns:pic="http://schemas.openxmlformats.org/drawingml/2006/picture">
+                  <pic:nvPicPr>
+                    <pic:cNvPr id="0" name="" descr=""/>
+                    <pic:cNvPicPr>
+                      <a:picLocks noChangeAspect="1" noChangeArrowheads="1"/>
+                    </pic:cNvPicPr>
+                  </pic:nvPicPr>
+                  <pic:blipFill>
+                    <a:blip r:embed="rId18" cstate="none"/>
+                    <a:srcRect/>
+                    <a:stretch>
+                      <a:fillRect/>
+                    </a:stretch>
+                  </pic:blipFill>
+                  <pic:spPr bwMode="auto">
+                    <a:xfrm>
+                      <a:off x="0" y="0"/>
+                      <a:ext cx="4095750" cy="2762250"/>
+                    </a:xfrm>
+                    <a:prstGeom prst="rect">
+                      <a:avLst/>
+                    </a:prstGeom>
+                  </pic:spPr>
+                </pic:pic>
+              </a:graphicData>
+            </a:graphic>
+          </wp:inline>
+        </w:drawing>
+      </w:r>
+    </w:p>
+    <w:p>
+      <w:pPr>
+        <w:spacing w:after="240" w:before="20"/>
+        <w:jc w:val="center"/>
+      </w:pPr>
+      <w:r>
+        <w:rPr>
+          <w:rFonts w:ascii="Times New Roman" w:cs="Times New Roman" w:eastAsia="Times New Roman" w:hAnsi="Times New Roman"/>
+          <w:b/>
+          <w:bCs/>
+          <w:sz w:val="22"/>
+          <w:szCs w:val="22"/>
+        </w:rPr>
+        <w:t xml:space="preserve">Fig. A.2. </w:t>
+      </w:r>
+      <w:r>
+        <w:rPr>
+          <w:rFonts w:ascii="Times New Roman" w:cs="Times New Roman" w:eastAsia="Times New Roman" w:hAnsi="Times New Roman"/>
+          <w:i/>
+          <w:iCs/>
+          <w:sz w:val="22"/>
+          <w:szCs w:val="22"/>
+        </w:rPr>
+        <w:t xml:space="preserve">Use-case diagram: Portfolio Manager interacts with five primary use cases.</w:t>
+      </w:r>
+    </w:p>
+    <w:p>
+      <w:pPr>
+        <w:spacing w:after="120" w:line="360"/>
+        <w:jc w:val="both"/>
+      </w:pPr>
+      <w:r>
+        <w:rPr>
+          <w:rFonts w:ascii="Times New Roman" w:cs="Times New Roman" w:eastAsia="Times New Roman" w:hAnsi="Times New Roman"/>
+          <w:sz w:val="22"/>
+          <w:szCs w:val="22"/>
+        </w:rPr>
+        <w:t xml:space="preserve">Key backend modules and their responsibilities are listed below. Every module is purely synchronous Python apart from the AIS WebSocket consumer and the async HTTP client used for OpenRouter.</w:t>
       </w:r>
     </w:p>
     <w:p>
@@ -6505,7 +8558,7 @@
           <w:sz w:val="22"/>
           <w:szCs w:val="22"/>
         </w:rPr>
-        <w:t xml:space="preserve">• app/paper_trades_model.py — unified multi-desk trade ledger + PnL helpers (including RATES sign inversion).</w:t>
+        <w:t xml:space="preserve">• app/paper_trades_model.py — unified multi-desk trade ledger + PnL helpers (RATES sign inversion).</w:t>
       </w:r>
     </w:p>
     <w:p>
@@ -6618,20 +8671,6 @@
           <w:szCs w:val="22"/>
         </w:rPr>
         <w:t xml:space="preserve">• app/scheduler.py — APScheduler cron setup (morning note, MTM, auto-PM, ML retrain).</w:t>
-      </w:r>
-    </w:p>
-    <w:p>
-      <w:pPr>
-        <w:spacing w:after="120" w:line="360"/>
-        <w:jc w:val="both"/>
-      </w:pPr>
-      <w:r>
-        <w:rPr>
-          <w:rFonts w:ascii="Times New Roman" w:cs="Times New Roman" w:eastAsia="Times New Roman" w:hAnsi="Times New Roman"/>
-          <w:sz w:val="22"/>
-          <w:szCs w:val="22"/>
-        </w:rPr>
-        <w:t xml:space="preserve">Frontend routes are under hedgyyyboo-frontend/src/app: `page.tsx` (Main), `fx-desk`, `fixed-income`, `analytics`, `ai-models`, `research`. Components live under `src/components/` and are individually dynamic-imported on pages that need them.</w:t>
       </w:r>
     </w:p>
     <w:p>
@@ -6669,142 +8708,621 @@
     </w:p>
     <w:p>
       <w:pPr>
-        <w:spacing w:after="120" w:line="360"/>
-        <w:jc w:val="both"/>
-      </w:pPr>
-      <w:r>
-        <w:rPr>
-          <w:rFonts w:ascii="Times New Roman" w:cs="Times New Roman" w:eastAsia="Times New Roman" w:hAnsi="Times New Roman"/>
-          <w:sz w:val="22"/>
-          <w:szCs w:val="22"/>
-        </w:rPr>
-        <w:t xml:space="preserve">The Hedgyyyboo platform consumes seven distinct live data sources. No synthetic data is used in any live-trading code path. The synthetic data generator remains on disk as a last-resort fallback for offline demonstrations but every response produced from it is tagged `source: 'synthetic_fallback'` so the UI and examiner can see it is not live market data.</w:t>
-      </w:r>
-    </w:p>
-    <w:p>
-      <w:pPr>
-        <w:spacing w:after="120" w:line="360"/>
-        <w:jc w:val="both"/>
-      </w:pPr>
-      <w:r>
-        <w:rPr>
-          <w:rFonts w:ascii="Times New Roman" w:cs="Times New Roman" w:eastAsia="Times New Roman" w:hAnsi="Times New Roman"/>
-          <w:sz w:val="22"/>
-          <w:szCs w:val="22"/>
-        </w:rPr>
-        <w:t xml:space="preserve">Primary datasets:</w:t>
-      </w:r>
-    </w:p>
-    <w:p>
-      <w:pPr>
-        <w:spacing w:after="120" w:line="360"/>
-        <w:jc w:val="both"/>
-      </w:pPr>
-      <w:r>
-        <w:rPr>
-          <w:rFonts w:ascii="Times New Roman" w:cs="Times New Roman" w:eastAsia="Times New Roman" w:hAnsi="Times New Roman"/>
-          <w:sz w:val="22"/>
-          <w:szCs w:val="22"/>
-        </w:rPr>
-        <w:t xml:space="preserve">1. Yahoo Finance — FX spot, equity closes, UST yield tenors (^TNX, ^FVX, ^TYX, ^IRX). Accessed via the yfinance Python library at ~500 ms per ticker.</w:t>
-      </w:r>
-    </w:p>
-    <w:p>
-      <w:pPr>
-        <w:spacing w:after="120" w:line="360"/>
-        <w:jc w:val="both"/>
-      </w:pPr>
-      <w:r>
-        <w:rPr>
-          <w:rFonts w:ascii="Times New Roman" w:cs="Times New Roman" w:eastAsia="Times New Roman" w:hAnsi="Times New Roman"/>
-          <w:sz w:val="22"/>
-          <w:szCs w:val="22"/>
-        </w:rPr>
-        <w:t xml:space="preserve">2. U.S. Treasury Daily Yield Curve — 11 benchmark tenors from 1-month bills to 30-year bonds. Used for PCA factor decomposition.</w:t>
-      </w:r>
-    </w:p>
-    <w:p>
-      <w:pPr>
-        <w:spacing w:after="120" w:line="360"/>
-        <w:jc w:val="both"/>
-      </w:pPr>
-      <w:r>
-        <w:rPr>
-          <w:rFonts w:ascii="Times New Roman" w:cs="Times New Roman" w:eastAsia="Times New Roman" w:hAnsi="Times New Roman"/>
-          <w:sz w:val="22"/>
-          <w:szCs w:val="22"/>
-        </w:rPr>
-        <w:t xml:space="preserve">3. Google News RSS — 10 category feeds (markets, macro, tech, FX, india, geopolitical, commodities, bonds, earnings, monetary). Used for the Ask-PM context block and morning brief.</w:t>
-      </w:r>
-    </w:p>
-    <w:p>
-      <w:pPr>
-        <w:spacing w:after="120" w:line="360"/>
-        <w:jc w:val="both"/>
-      </w:pPr>
-      <w:r>
-        <w:rPr>
-          <w:rFonts w:ascii="Times New Roman" w:cs="Times New Roman" w:eastAsia="Times New Roman" w:hAnsi="Times New Roman"/>
-          <w:sz w:val="22"/>
-          <w:szCs w:val="22"/>
-        </w:rPr>
-        <w:t xml:space="preserve">4. SEC EDGAR full-text search — for Filing Delta Engine. Returns the text of 10-K and 10-Q filings for vector-diff analysis.</w:t>
-      </w:r>
-    </w:p>
-    <w:p>
-      <w:pPr>
-        <w:spacing w:after="120" w:line="360"/>
-        <w:jc w:val="both"/>
-      </w:pPr>
-      <w:r>
-        <w:rPr>
-          <w:rFonts w:ascii="Times New Roman" w:cs="Times New Roman" w:eastAsia="Times New Roman" w:hAnsi="Times New Roman"/>
-          <w:sz w:val="22"/>
-          <w:szCs w:val="22"/>
-        </w:rPr>
-        <w:t xml:space="preserve">5. AISStream WebSocket — global real-time AIS position reports (PositionReport and ShipStaticData message types). Requires a free API key from aisstream.io/authenticate.</w:t>
-      </w:r>
-    </w:p>
-    <w:p>
-      <w:pPr>
-        <w:spacing w:after="120" w:line="360"/>
-        <w:jc w:val="both"/>
-      </w:pPr>
-      <w:r>
-        <w:rPr>
-          <w:rFonts w:ascii="Times New Roman" w:cs="Times New Roman" w:eastAsia="Times New Roman" w:hAnsi="Times New Roman"/>
-          <w:sz w:val="22"/>
-          <w:szCs w:val="22"/>
-        </w:rPr>
-        <w:t xml:space="preserve">6. CFTC Commitments of Traders — weekly futures-positioning data for the FX desk.</w:t>
-      </w:r>
-    </w:p>
-    <w:p>
-      <w:pPr>
-        <w:spacing w:after="120" w:line="360"/>
-        <w:jc w:val="both"/>
-      </w:pPr>
-      <w:r>
-        <w:rPr>
-          <w:rFonts w:ascii="Times New Roman" w:cs="Times New Roman" w:eastAsia="Times New Roman" w:hAnsi="Times New Roman"/>
-          <w:sz w:val="22"/>
-          <w:szCs w:val="22"/>
-        </w:rPr>
-        <w:t xml:space="preserve">7. OpenRouter Chat Completions API — Gemma-3n-E4B-it free tier at 20 requests/minute throughput cap. Requires a free API key from openrouter.ai/keys.</w:t>
-      </w:r>
-    </w:p>
-    <w:p>
-      <w:pPr>
-        <w:spacing w:after="120" w:line="360"/>
-        <w:jc w:val="both"/>
-      </w:pPr>
-      <w:r>
-        <w:rPr>
-          <w:rFonts w:ascii="Times New Roman" w:cs="Times New Roman" w:eastAsia="Times New Roman" w:hAnsi="Times New Roman"/>
-          <w:sz w:val="22"/>
-          <w:szCs w:val="22"/>
-        </w:rPr>
-        <w:t xml:space="preserve">All persistent data lives in a single SQLite file, `backend/hedgyyyboo_trades.db`, with four tables: `fx_paper_trades` (legacy), `paper_trades` (unified multi-desk ledger), `historical_samples` (synthetic backfill training data), and `llm_call_log` (every LLM request with prompt, response, tokens, latency, decision). The database is portable — migrating to PostgreSQL requires only a `DATABASE_URL` change in the `.env` file.</w:t>
+        <w:spacing w:after="80" w:before="240"/>
+        <w:jc w:val="left"/>
+      </w:pPr>
+      <w:r>
+        <w:rPr>
+          <w:rFonts w:ascii="Times New Roman" w:cs="Times New Roman" w:eastAsia="Times New Roman" w:hAnsi="Times New Roman"/>
+          <w:b/>
+          <w:bCs/>
+          <w:sz w:val="22"/>
+          <w:szCs w:val="22"/>
+        </w:rPr>
+        <w:t xml:space="preserve">Table [2]: Dataset Overview</w:t>
+      </w:r>
+    </w:p>
+    <w:tbl>
+      <w:tblPr>
+        <w:tblW w:type="dxa" w:w="9000"/>
+        <w:jc w:val="center"/>
+        <w:tblBorders>
+          <w:top w:val="single" w:color="auto" w:sz="4"/>
+          <w:left w:val="single" w:color="auto" w:sz="4"/>
+          <w:bottom w:val="single" w:color="auto" w:sz="4"/>
+          <w:right w:val="single" w:color="auto" w:sz="4"/>
+          <w:insideH w:val="single" w:color="auto" w:sz="4"/>
+          <w:insideV w:val="single" w:color="auto" w:sz="4"/>
+        </w:tblBorders>
+      </w:tblPr>
+      <w:tblGrid>
+        <w:gridCol w:w="2200"/>
+        <w:gridCol w:w="6800"/>
+      </w:tblGrid>
+      <w:tr>
+        <w:tc>
+          <w:tcPr>
+            <w:tcW w:type="dxa" w:w="2200"/>
+            <w:tcBorders>
+              <w:top w:val="single" w:color="000000" w:sz="4"/>
+              <w:left w:val="single" w:color="000000" w:sz="4"/>
+              <w:bottom w:val="single" w:color="000000" w:sz="4"/>
+              <w:right w:val="single" w:color="000000" w:sz="4"/>
+            </w:tcBorders>
+            <w:tcMar>
+              <w:top w:type="dxa" w:w="80"/>
+              <w:left w:type="dxa" w:w="100"/>
+              <w:bottom w:type="dxa" w:w="80"/>
+              <w:right w:type="dxa" w:w="100"/>
+            </w:tcMar>
+          </w:tcPr>
+          <w:p>
+            <w:pPr>
+              <w:spacing w:line="260"/>
+              <w:jc w:val="left"/>
+            </w:pPr>
+            <w:r>
+              <w:rPr>
+                <w:rFonts w:ascii="Times New Roman" w:cs="Times New Roman" w:eastAsia="Times New Roman" w:hAnsi="Times New Roman"/>
+                <w:b/>
+                <w:bCs/>
+                <w:sz w:val="22"/>
+                <w:szCs w:val="22"/>
+              </w:rPr>
+              <w:t xml:space="preserve">Field</w:t>
+            </w:r>
+          </w:p>
+        </w:tc>
+        <w:tc>
+          <w:tcPr>
+            <w:tcW w:type="dxa" w:w="6800"/>
+            <w:tcBorders>
+              <w:top w:val="single" w:color="000000" w:sz="4"/>
+              <w:left w:val="single" w:color="000000" w:sz="4"/>
+              <w:bottom w:val="single" w:color="000000" w:sz="4"/>
+              <w:right w:val="single" w:color="000000" w:sz="4"/>
+            </w:tcBorders>
+            <w:tcMar>
+              <w:top w:type="dxa" w:w="80"/>
+              <w:left w:type="dxa" w:w="100"/>
+              <w:bottom w:type="dxa" w:w="80"/>
+              <w:right w:type="dxa" w:w="100"/>
+            </w:tcMar>
+          </w:tcPr>
+          <w:p>
+            <w:pPr>
+              <w:spacing w:line="260"/>
+              <w:jc w:val="left"/>
+            </w:pPr>
+            <w:r>
+              <w:rPr>
+                <w:rFonts w:ascii="Times New Roman" w:cs="Times New Roman" w:eastAsia="Times New Roman" w:hAnsi="Times New Roman"/>
+                <w:b/>
+                <w:bCs/>
+                <w:sz w:val="22"/>
+                <w:szCs w:val="22"/>
+              </w:rPr>
+              <w:t xml:space="preserve">Description</w:t>
+            </w:r>
+          </w:p>
+        </w:tc>
+      </w:tr>
+      <w:tr>
+        <w:tc>
+          <w:tcPr>
+            <w:tcW w:type="dxa" w:w="2200"/>
+            <w:tcBorders>
+              <w:top w:val="single" w:color="000000" w:sz="4"/>
+              <w:left w:val="single" w:color="000000" w:sz="4"/>
+              <w:bottom w:val="single" w:color="000000" w:sz="4"/>
+              <w:right w:val="single" w:color="000000" w:sz="4"/>
+            </w:tcBorders>
+            <w:tcMar>
+              <w:top w:type="dxa" w:w="80"/>
+              <w:left w:type="dxa" w:w="100"/>
+              <w:bottom w:type="dxa" w:w="80"/>
+              <w:right w:type="dxa" w:w="100"/>
+            </w:tcMar>
+          </w:tcPr>
+          <w:p>
+            <w:pPr>
+              <w:spacing w:line="260"/>
+              <w:jc w:val="left"/>
+            </w:pPr>
+            <w:r>
+              <w:rPr>
+                <w:rFonts w:ascii="Times New Roman" w:cs="Times New Roman" w:eastAsia="Times New Roman" w:hAnsi="Times New Roman"/>
+                <w:b w:val="false"/>
+                <w:bCs w:val="false"/>
+                <w:sz w:val="22"/>
+                <w:szCs w:val="22"/>
+              </w:rPr>
+              <w:t xml:space="preserve">Source</w:t>
+            </w:r>
+          </w:p>
+        </w:tc>
+        <w:tc>
+          <w:tcPr>
+            <w:tcW w:type="dxa" w:w="6800"/>
+            <w:tcBorders>
+              <w:top w:val="single" w:color="000000" w:sz="4"/>
+              <w:left w:val="single" w:color="000000" w:sz="4"/>
+              <w:bottom w:val="single" w:color="000000" w:sz="4"/>
+              <w:right w:val="single" w:color="000000" w:sz="4"/>
+            </w:tcBorders>
+            <w:tcMar>
+              <w:top w:type="dxa" w:w="80"/>
+              <w:left w:type="dxa" w:w="100"/>
+              <w:bottom w:type="dxa" w:w="80"/>
+              <w:right w:type="dxa" w:w="100"/>
+            </w:tcMar>
+          </w:tcPr>
+          <w:p>
+            <w:pPr>
+              <w:spacing w:line="260"/>
+              <w:jc w:val="left"/>
+            </w:pPr>
+            <w:r>
+              <w:rPr>
+                <w:rFonts w:ascii="Times New Roman" w:cs="Times New Roman" w:eastAsia="Times New Roman" w:hAnsi="Times New Roman"/>
+                <w:b w:val="false"/>
+                <w:bCs w:val="false"/>
+                <w:sz w:val="22"/>
+                <w:szCs w:val="22"/>
+              </w:rPr>
+              <w:t xml:space="preserve">Seven live public data sources; no synthetic data on any live code path</w:t>
+            </w:r>
+          </w:p>
+        </w:tc>
+      </w:tr>
+      <w:tr>
+        <w:tc>
+          <w:tcPr>
+            <w:tcW w:type="dxa" w:w="2200"/>
+            <w:tcBorders>
+              <w:top w:val="single" w:color="000000" w:sz="4"/>
+              <w:left w:val="single" w:color="000000" w:sz="4"/>
+              <w:bottom w:val="single" w:color="000000" w:sz="4"/>
+              <w:right w:val="single" w:color="000000" w:sz="4"/>
+            </w:tcBorders>
+            <w:tcMar>
+              <w:top w:type="dxa" w:w="80"/>
+              <w:left w:type="dxa" w:w="100"/>
+              <w:bottom w:type="dxa" w:w="80"/>
+              <w:right w:type="dxa" w:w="100"/>
+            </w:tcMar>
+          </w:tcPr>
+          <w:p>
+            <w:pPr>
+              <w:spacing w:line="260"/>
+              <w:jc w:val="left"/>
+            </w:pPr>
+            <w:r>
+              <w:rPr>
+                <w:rFonts w:ascii="Times New Roman" w:cs="Times New Roman" w:eastAsia="Times New Roman" w:hAnsi="Times New Roman"/>
+                <w:b w:val="false"/>
+                <w:bCs w:val="false"/>
+                <w:sz w:val="22"/>
+                <w:szCs w:val="22"/>
+              </w:rPr>
+              <w:t xml:space="preserve">Primary feeds</w:t>
+            </w:r>
+          </w:p>
+        </w:tc>
+        <w:tc>
+          <w:tcPr>
+            <w:tcW w:type="dxa" w:w="6800"/>
+            <w:tcBorders>
+              <w:top w:val="single" w:color="000000" w:sz="4"/>
+              <w:left w:val="single" w:color="000000" w:sz="4"/>
+              <w:bottom w:val="single" w:color="000000" w:sz="4"/>
+              <w:right w:val="single" w:color="000000" w:sz="4"/>
+            </w:tcBorders>
+            <w:tcMar>
+              <w:top w:type="dxa" w:w="80"/>
+              <w:left w:type="dxa" w:w="100"/>
+              <w:bottom w:type="dxa" w:w="80"/>
+              <w:right w:type="dxa" w:w="100"/>
+            </w:tcMar>
+          </w:tcPr>
+          <w:p>
+            <w:pPr>
+              <w:spacing w:line="260"/>
+              <w:jc w:val="left"/>
+            </w:pPr>
+            <w:r>
+              <w:rPr>
+                <w:rFonts w:ascii="Times New Roman" w:cs="Times New Roman" w:eastAsia="Times New Roman" w:hAnsi="Times New Roman"/>
+                <w:b w:val="false"/>
+                <w:bCs w:val="false"/>
+                <w:sz w:val="22"/>
+                <w:szCs w:val="22"/>
+              </w:rPr>
+              <w:t xml:space="preserve">Yahoo Finance, US Treasury, Google News RSS, SEC EDGAR, AISStream, CFTC COT, OpenRouter</w:t>
+            </w:r>
+          </w:p>
+        </w:tc>
+      </w:tr>
+      <w:tr>
+        <w:tc>
+          <w:tcPr>
+            <w:tcW w:type="dxa" w:w="2200"/>
+            <w:tcBorders>
+              <w:top w:val="single" w:color="000000" w:sz="4"/>
+              <w:left w:val="single" w:color="000000" w:sz="4"/>
+              <w:bottom w:val="single" w:color="000000" w:sz="4"/>
+              <w:right w:val="single" w:color="000000" w:sz="4"/>
+            </w:tcBorders>
+            <w:tcMar>
+              <w:top w:type="dxa" w:w="80"/>
+              <w:left w:type="dxa" w:w="100"/>
+              <w:bottom w:type="dxa" w:w="80"/>
+              <w:right w:type="dxa" w:w="100"/>
+            </w:tcMar>
+          </w:tcPr>
+          <w:p>
+            <w:pPr>
+              <w:spacing w:line="260"/>
+              <w:jc w:val="left"/>
+            </w:pPr>
+            <w:r>
+              <w:rPr>
+                <w:rFonts w:ascii="Times New Roman" w:cs="Times New Roman" w:eastAsia="Times New Roman" w:hAnsi="Times New Roman"/>
+                <w:b w:val="false"/>
+                <w:bCs w:val="false"/>
+                <w:sz w:val="22"/>
+                <w:szCs w:val="22"/>
+              </w:rPr>
+              <w:t xml:space="preserve">Persistence</w:t>
+            </w:r>
+          </w:p>
+        </w:tc>
+        <w:tc>
+          <w:tcPr>
+            <w:tcW w:type="dxa" w:w="6800"/>
+            <w:tcBorders>
+              <w:top w:val="single" w:color="000000" w:sz="4"/>
+              <w:left w:val="single" w:color="000000" w:sz="4"/>
+              <w:bottom w:val="single" w:color="000000" w:sz="4"/>
+              <w:right w:val="single" w:color="000000" w:sz="4"/>
+            </w:tcBorders>
+            <w:tcMar>
+              <w:top w:type="dxa" w:w="80"/>
+              <w:left w:type="dxa" w:w="100"/>
+              <w:bottom w:type="dxa" w:w="80"/>
+              <w:right w:type="dxa" w:w="100"/>
+            </w:tcMar>
+          </w:tcPr>
+          <w:p>
+            <w:pPr>
+              <w:spacing w:line="260"/>
+              <w:jc w:val="left"/>
+            </w:pPr>
+            <w:r>
+              <w:rPr>
+                <w:rFonts w:ascii="Times New Roman" w:cs="Times New Roman" w:eastAsia="Times New Roman" w:hAnsi="Times New Roman"/>
+                <w:b w:val="false"/>
+                <w:bCs w:val="false"/>
+                <w:sz w:val="22"/>
+                <w:szCs w:val="22"/>
+              </w:rPr>
+              <w:t xml:space="preserve">SQLite (backend/hedgyyyboo_trades.db) — migratable to PostgreSQL via DATABASE_URL</w:t>
+            </w:r>
+          </w:p>
+        </w:tc>
+      </w:tr>
+      <w:tr>
+        <w:tc>
+          <w:tcPr>
+            <w:tcW w:type="dxa" w:w="2200"/>
+            <w:tcBorders>
+              <w:top w:val="single" w:color="000000" w:sz="4"/>
+              <w:left w:val="single" w:color="000000" w:sz="4"/>
+              <w:bottom w:val="single" w:color="000000" w:sz="4"/>
+              <w:right w:val="single" w:color="000000" w:sz="4"/>
+            </w:tcBorders>
+            <w:tcMar>
+              <w:top w:type="dxa" w:w="80"/>
+              <w:left w:type="dxa" w:w="100"/>
+              <w:bottom w:type="dxa" w:w="80"/>
+              <w:right w:type="dxa" w:w="100"/>
+            </w:tcMar>
+          </w:tcPr>
+          <w:p>
+            <w:pPr>
+              <w:spacing w:line="260"/>
+              <w:jc w:val="left"/>
+            </w:pPr>
+            <w:r>
+              <w:rPr>
+                <w:rFonts w:ascii="Times New Roman" w:cs="Times New Roman" w:eastAsia="Times New Roman" w:hAnsi="Times New Roman"/>
+                <w:b w:val="false"/>
+                <w:bCs w:val="false"/>
+                <w:sz w:val="22"/>
+                <w:szCs w:val="22"/>
+              </w:rPr>
+              <w:t xml:space="preserve">Tables</w:t>
+            </w:r>
+          </w:p>
+        </w:tc>
+        <w:tc>
+          <w:tcPr>
+            <w:tcW w:type="dxa" w:w="6800"/>
+            <w:tcBorders>
+              <w:top w:val="single" w:color="000000" w:sz="4"/>
+              <w:left w:val="single" w:color="000000" w:sz="4"/>
+              <w:bottom w:val="single" w:color="000000" w:sz="4"/>
+              <w:right w:val="single" w:color="000000" w:sz="4"/>
+            </w:tcBorders>
+            <w:tcMar>
+              <w:top w:type="dxa" w:w="80"/>
+              <w:left w:type="dxa" w:w="100"/>
+              <w:bottom w:type="dxa" w:w="80"/>
+              <w:right w:type="dxa" w:w="100"/>
+            </w:tcMar>
+          </w:tcPr>
+          <w:p>
+            <w:pPr>
+              <w:spacing w:line="260"/>
+              <w:jc w:val="left"/>
+            </w:pPr>
+            <w:r>
+              <w:rPr>
+                <w:rFonts w:ascii="Times New Roman" w:cs="Times New Roman" w:eastAsia="Times New Roman" w:hAnsi="Times New Roman"/>
+                <w:b w:val="false"/>
+                <w:bCs w:val="false"/>
+                <w:sz w:val="22"/>
+                <w:szCs w:val="22"/>
+              </w:rPr>
+              <w:t xml:space="preserve">fx_paper_trades, paper_trades (unified), historical_samples, llm_call_log</w:t>
+            </w:r>
+          </w:p>
+        </w:tc>
+      </w:tr>
+      <w:tr>
+        <w:tc>
+          <w:tcPr>
+            <w:tcW w:type="dxa" w:w="2200"/>
+            <w:tcBorders>
+              <w:top w:val="single" w:color="000000" w:sz="4"/>
+              <w:left w:val="single" w:color="000000" w:sz="4"/>
+              <w:bottom w:val="single" w:color="000000" w:sz="4"/>
+              <w:right w:val="single" w:color="000000" w:sz="4"/>
+            </w:tcBorders>
+            <w:tcMar>
+              <w:top w:type="dxa" w:w="80"/>
+              <w:left w:type="dxa" w:w="100"/>
+              <w:bottom w:type="dxa" w:w="80"/>
+              <w:right w:type="dxa" w:w="100"/>
+            </w:tcMar>
+          </w:tcPr>
+          <w:p>
+            <w:pPr>
+              <w:spacing w:line="260"/>
+              <w:jc w:val="left"/>
+            </w:pPr>
+            <w:r>
+              <w:rPr>
+                <w:rFonts w:ascii="Times New Roman" w:cs="Times New Roman" w:eastAsia="Times New Roman" w:hAnsi="Times New Roman"/>
+                <w:b w:val="false"/>
+                <w:bCs w:val="false"/>
+                <w:sz w:val="22"/>
+                <w:szCs w:val="22"/>
+              </w:rPr>
+              <w:t xml:space="preserve">AIS throughput</w:t>
+            </w:r>
+          </w:p>
+        </w:tc>
+        <w:tc>
+          <w:tcPr>
+            <w:tcW w:type="dxa" w:w="6800"/>
+            <w:tcBorders>
+              <w:top w:val="single" w:color="000000" w:sz="4"/>
+              <w:left w:val="single" w:color="000000" w:sz="4"/>
+              <w:bottom w:val="single" w:color="000000" w:sz="4"/>
+              <w:right w:val="single" w:color="000000" w:sz="4"/>
+            </w:tcBorders>
+            <w:tcMar>
+              <w:top w:type="dxa" w:w="80"/>
+              <w:left w:type="dxa" w:w="100"/>
+              <w:bottom w:type="dxa" w:w="80"/>
+              <w:right w:type="dxa" w:w="100"/>
+            </w:tcMar>
+          </w:tcPr>
+          <w:p>
+            <w:pPr>
+              <w:spacing w:line="260"/>
+              <w:jc w:val="left"/>
+            </w:pPr>
+            <w:r>
+              <w:rPr>
+                <w:rFonts w:ascii="Times New Roman" w:cs="Times New Roman" w:eastAsia="Times New Roman" w:hAnsi="Times New Roman"/>
+                <w:b w:val="false"/>
+                <w:bCs w:val="false"/>
+                <w:sz w:val="22"/>
+                <w:szCs w:val="22"/>
+              </w:rPr>
+              <w:t xml:space="preserve">≈3-4 messages/sec; 15,000+ unique MMSI cached within 60s of startup</w:t>
+            </w:r>
+          </w:p>
+        </w:tc>
+      </w:tr>
+      <w:tr>
+        <w:tc>
+          <w:tcPr>
+            <w:tcW w:type="dxa" w:w="2200"/>
+            <w:tcBorders>
+              <w:top w:val="single" w:color="000000" w:sz="4"/>
+              <w:left w:val="single" w:color="000000" w:sz="4"/>
+              <w:bottom w:val="single" w:color="000000" w:sz="4"/>
+              <w:right w:val="single" w:color="000000" w:sz="4"/>
+            </w:tcBorders>
+            <w:tcMar>
+              <w:top w:type="dxa" w:w="80"/>
+              <w:left w:type="dxa" w:w="100"/>
+              <w:bottom w:type="dxa" w:w="80"/>
+              <w:right w:type="dxa" w:w="100"/>
+            </w:tcMar>
+          </w:tcPr>
+          <w:p>
+            <w:pPr>
+              <w:spacing w:line="260"/>
+              <w:jc w:val="left"/>
+            </w:pPr>
+            <w:r>
+              <w:rPr>
+                <w:rFonts w:ascii="Times New Roman" w:cs="Times New Roman" w:eastAsia="Times New Roman" w:hAnsi="Times New Roman"/>
+                <w:b w:val="false"/>
+                <w:bCs w:val="false"/>
+                <w:sz w:val="22"/>
+                <w:szCs w:val="22"/>
+              </w:rPr>
+              <w:t xml:space="preserve">Historical samples</w:t>
+            </w:r>
+          </w:p>
+        </w:tc>
+        <w:tc>
+          <w:tcPr>
+            <w:tcW w:type="dxa" w:w="6800"/>
+            <w:tcBorders>
+              <w:top w:val="single" w:color="000000" w:sz="4"/>
+              <w:left w:val="single" w:color="000000" w:sz="4"/>
+              <w:bottom w:val="single" w:color="000000" w:sz="4"/>
+              <w:right w:val="single" w:color="000000" w:sz="4"/>
+            </w:tcBorders>
+            <w:tcMar>
+              <w:top w:type="dxa" w:w="80"/>
+              <w:left w:type="dxa" w:w="100"/>
+              <w:bottom w:type="dxa" w:w="80"/>
+              <w:right w:type="dxa" w:w="100"/>
+            </w:tcMar>
+          </w:tcPr>
+          <w:p>
+            <w:pPr>
+              <w:spacing w:line="260"/>
+              <w:jc w:val="left"/>
+            </w:pPr>
+            <w:r>
+              <w:rPr>
+                <w:rFonts w:ascii="Times New Roman" w:cs="Times New Roman" w:eastAsia="Times New Roman" w:hAnsi="Times New Roman"/>
+                <w:b w:val="false"/>
+                <w:bCs w:val="false"/>
+                <w:sz w:val="22"/>
+                <w:szCs w:val="22"/>
+              </w:rPr>
+              <w:t xml:space="preserve">~5,200 synthetic closed trades across 13 watchlist symbols over 2 years</w:t>
+            </w:r>
+          </w:p>
+        </w:tc>
+      </w:tr>
+      <w:tr>
+        <w:tc>
+          <w:tcPr>
+            <w:tcW w:type="dxa" w:w="2200"/>
+            <w:tcBorders>
+              <w:top w:val="single" w:color="000000" w:sz="4"/>
+              <w:left w:val="single" w:color="000000" w:sz="4"/>
+              <w:bottom w:val="single" w:color="000000" w:sz="4"/>
+              <w:right w:val="single" w:color="000000" w:sz="4"/>
+            </w:tcBorders>
+            <w:tcMar>
+              <w:top w:type="dxa" w:w="80"/>
+              <w:left w:type="dxa" w:w="100"/>
+              <w:bottom w:type="dxa" w:w="80"/>
+              <w:right w:type="dxa" w:w="100"/>
+            </w:tcMar>
+          </w:tcPr>
+          <w:p>
+            <w:pPr>
+              <w:spacing w:line="260"/>
+              <w:jc w:val="left"/>
+            </w:pPr>
+            <w:r>
+              <w:rPr>
+                <w:rFonts w:ascii="Times New Roman" w:cs="Times New Roman" w:eastAsia="Times New Roman" w:hAnsi="Times New Roman"/>
+                <w:b w:val="false"/>
+                <w:bCs w:val="false"/>
+                <w:sz w:val="22"/>
+                <w:szCs w:val="22"/>
+              </w:rPr>
+              <w:t xml:space="preserve">LLM log retention</w:t>
+            </w:r>
+          </w:p>
+        </w:tc>
+        <w:tc>
+          <w:tcPr>
+            <w:tcW w:type="dxa" w:w="6800"/>
+            <w:tcBorders>
+              <w:top w:val="single" w:color="000000" w:sz="4"/>
+              <w:left w:val="single" w:color="000000" w:sz="4"/>
+              <w:bottom w:val="single" w:color="000000" w:sz="4"/>
+              <w:right w:val="single" w:color="000000" w:sz="4"/>
+            </w:tcBorders>
+            <w:tcMar>
+              <w:top w:type="dxa" w:w="80"/>
+              <w:left w:type="dxa" w:w="100"/>
+              <w:bottom w:type="dxa" w:w="80"/>
+              <w:right w:type="dxa" w:w="100"/>
+            </w:tcMar>
+          </w:tcPr>
+          <w:p>
+            <w:pPr>
+              <w:spacing w:line="260"/>
+              <w:jc w:val="left"/>
+            </w:pPr>
+            <w:r>
+              <w:rPr>
+                <w:rFonts w:ascii="Times New Roman" w:cs="Times New Roman" w:eastAsia="Times New Roman" w:hAnsi="Times New Roman"/>
+                <w:b w:val="false"/>
+                <w:bCs w:val="false"/>
+                <w:sz w:val="22"/>
+                <w:szCs w:val="22"/>
+              </w:rPr>
+              <w:t xml:space="preserve">Last 500 calls rehydrated into memory on every restart</w:t>
+            </w:r>
+          </w:p>
+        </w:tc>
+      </w:tr>
+    </w:tbl>
+    <w:p>
+      <w:pPr>
+        <w:spacing w:before="200"/>
+      </w:pPr>
+      <w:r>
+        <w:rPr>
+          <w:rFonts w:ascii="Times New Roman" w:cs="Times New Roman" w:eastAsia="Times New Roman" w:hAnsi="Times New Roman"/>
+          <w:sz w:val="22"/>
+          <w:szCs w:val="22"/>
+        </w:rPr>
+        <w:t xml:space="preserve"/>
+      </w:r>
+    </w:p>
+    <w:p>
+      <w:pPr>
+        <w:spacing w:after="120" w:line="360"/>
+        <w:jc w:val="both"/>
+      </w:pPr>
+      <w:r>
+        <w:rPr>
+          <w:rFonts w:ascii="Times New Roman" w:cs="Times New Roman" w:eastAsia="Times New Roman" w:hAnsi="Times New Roman"/>
+          <w:sz w:val="22"/>
+          <w:szCs w:val="22"/>
+        </w:rPr>
+        <w:t xml:space="preserve">The seven primary datasets are: (1) Yahoo Finance for FX spot, equity closes, UST yields; (2) the U.S. Treasury Daily Yield Curve for the 11 benchmark tenors used by PCA; (3) Google News RSS across 10 categories used by the Ask-PM context block and morning brief; (4) SEC EDGAR full-text search for the Filing Delta Engine; (5) AISStream's global WebSocket stream for live ship positions; (6) CFTC Commitments of Traders for FX positioning signals; (7) the OpenRouter Chat Completions API hosting Gemma-3n-E4B-it at the free tier's 20 requests/minute throughput cap.</w:t>
+      </w:r>
+    </w:p>
+    <w:p>
+      <w:pPr>
+        <w:spacing w:after="120" w:line="360"/>
+        <w:jc w:val="both"/>
+      </w:pPr>
+      <w:r>
+        <w:rPr>
+          <w:rFonts w:ascii="Times New Roman" w:cs="Times New Roman" w:eastAsia="Times New Roman" w:hAnsi="Times New Roman"/>
+          <w:sz w:val="22"/>
+          <w:szCs w:val="22"/>
+        </w:rPr>
+        <w:t xml:space="preserve">The synthetic data generator present on disk (app/data_generator.py) is retained for reference and for offline demonstrations but is disabled on every live code path. Any response derived from it is explicitly tagged source: 'synthetic_fallback' so both the UI and the examiner can distinguish it from live market data.</w:t>
       </w:r>
     </w:p>
     <w:p>
@@ -6842,354 +9360,1921 @@
     </w:p>
     <w:p>
       <w:pPr>
-        <w:spacing w:after="120" w:line="360"/>
-        <w:jc w:val="both"/>
-      </w:pPr>
-      <w:r>
-        <w:rPr>
-          <w:rFonts w:ascii="Times New Roman" w:cs="Times New Roman" w:eastAsia="Times New Roman" w:hAnsi="Times New Roman"/>
-          <w:sz w:val="22"/>
-          <w:szCs w:val="22"/>
-        </w:rPr>
-        <w:t xml:space="preserve">Hardware components used for platform development and reference deployment:</w:t>
-      </w:r>
-    </w:p>
-    <w:p>
-      <w:pPr>
-        <w:spacing w:after="120" w:line="360"/>
-        <w:jc w:val="both"/>
-      </w:pPr>
-      <w:r>
-        <w:rPr>
-          <w:rFonts w:ascii="Times New Roman" w:cs="Times New Roman" w:eastAsia="Times New Roman" w:hAnsi="Times New Roman"/>
-          <w:sz w:val="22"/>
-          <w:szCs w:val="22"/>
-        </w:rPr>
-        <w:t xml:space="preserve">• Apple MacBook Pro M-series (2023), 16 GB unified memory, 1 TB SSD. Equivalent x86-64 laptops with 16 GB DDR4 RAM and an SSD suffice.</w:t>
-      </w:r>
-    </w:p>
-    <w:p>
-      <w:pPr>
-        <w:spacing w:after="120" w:line="360"/>
-        <w:jc w:val="both"/>
-      </w:pPr>
-      <w:r>
-        <w:rPr>
-          <w:rFonts w:ascii="Times New Roman" w:cs="Times New Roman" w:eastAsia="Times New Roman" w:hAnsi="Times New Roman"/>
-          <w:sz w:val="22"/>
-          <w:szCs w:val="22"/>
-        </w:rPr>
-        <w:t xml:space="preserve">• Broadband Internet connection at 25 Mbps or higher for AIS streaming and API calls.</w:t>
-      </w:r>
-    </w:p>
-    <w:p>
-      <w:pPr>
-        <w:spacing w:after="120" w:line="360"/>
-        <w:jc w:val="both"/>
-      </w:pPr>
-      <w:r>
-        <w:rPr>
-          <w:rFonts w:ascii="Times New Roman" w:cs="Times New Roman" w:eastAsia="Times New Roman" w:hAnsi="Times New Roman"/>
-          <w:sz w:val="22"/>
-          <w:szCs w:val="22"/>
-        </w:rPr>
-        <w:t xml:space="preserve">Backend software components (Python 3.11+):</w:t>
-      </w:r>
-    </w:p>
-    <w:p>
-      <w:pPr>
-        <w:spacing w:after="120" w:line="360"/>
-        <w:jc w:val="both"/>
-      </w:pPr>
-      <w:r>
-        <w:rPr>
-          <w:rFonts w:ascii="Times New Roman" w:cs="Times New Roman" w:eastAsia="Times New Roman" w:hAnsi="Times New Roman"/>
-          <w:sz w:val="22"/>
-          <w:szCs w:val="22"/>
-        </w:rPr>
-        <w:t xml:space="preserve">• FastAPI 0.128 + Uvicorn 0.39 — REST application framework and ASGI server.</w:t>
-      </w:r>
-    </w:p>
-    <w:p>
-      <w:pPr>
-        <w:spacing w:after="120" w:line="360"/>
-        <w:jc w:val="both"/>
-      </w:pPr>
-      <w:r>
-        <w:rPr>
-          <w:rFonts w:ascii="Times New Roman" w:cs="Times New Roman" w:eastAsia="Times New Roman" w:hAnsi="Times New Roman"/>
-          <w:sz w:val="22"/>
-          <w:szCs w:val="22"/>
-        </w:rPr>
-        <w:t xml:space="preserve">• SQLAlchemy 2.0 + SQLite 3 — persistence layer for paper_trades, llm_call_log, historical_samples.</w:t>
-      </w:r>
-    </w:p>
-    <w:p>
-      <w:pPr>
-        <w:spacing w:after="120" w:line="360"/>
-        <w:jc w:val="both"/>
-      </w:pPr>
-      <w:r>
-        <w:rPr>
-          <w:rFonts w:ascii="Times New Roman" w:cs="Times New Roman" w:eastAsia="Times New Roman" w:hAnsi="Times New Roman"/>
-          <w:sz w:val="22"/>
-          <w:szCs w:val="22"/>
-        </w:rPr>
-        <w:t xml:space="preserve">• NumPy 2.0 + SciPy — linear algebra and numerical primitives.</w:t>
-      </w:r>
-    </w:p>
-    <w:p>
-      <w:pPr>
-        <w:spacing w:after="120" w:line="360"/>
-        <w:jc w:val="both"/>
-      </w:pPr>
-      <w:r>
-        <w:rPr>
-          <w:rFonts w:ascii="Times New Roman" w:cs="Times New Roman" w:eastAsia="Times New Roman" w:hAnsi="Times New Roman"/>
-          <w:sz w:val="22"/>
-          <w:szCs w:val="22"/>
-        </w:rPr>
-        <w:t xml:space="preserve">• scikit-learn 1.6 — PCA eigendecomposition.</w:t>
-      </w:r>
-    </w:p>
-    <w:p>
-      <w:pPr>
-        <w:spacing w:after="120" w:line="360"/>
-        <w:jc w:val="both"/>
-      </w:pPr>
-      <w:r>
-        <w:rPr>
-          <w:rFonts w:ascii="Times New Roman" w:cs="Times New Roman" w:eastAsia="Times New Roman" w:hAnsi="Times New Roman"/>
-          <w:sz w:val="22"/>
-          <w:szCs w:val="22"/>
-        </w:rPr>
-        <w:t xml:space="preserve">• xgboost 3.2 — gradient-boosted-tree trade screener.</w:t>
-      </w:r>
-    </w:p>
-    <w:p>
-      <w:pPr>
-        <w:spacing w:after="120" w:line="360"/>
-        <w:jc w:val="both"/>
-      </w:pPr>
-      <w:r>
-        <w:rPr>
-          <w:rFonts w:ascii="Times New Roman" w:cs="Times New Roman" w:eastAsia="Times New Roman" w:hAnsi="Times New Roman"/>
-          <w:sz w:val="22"/>
-          <w:szCs w:val="22"/>
-        </w:rPr>
-        <w:t xml:space="preserve">• arch — GARCH(1,1) fitting.</w:t>
-      </w:r>
-    </w:p>
-    <w:p>
-      <w:pPr>
-        <w:spacing w:after="120" w:line="360"/>
-        <w:jc w:val="both"/>
-      </w:pPr>
-      <w:r>
-        <w:rPr>
-          <w:rFonts w:ascii="Times New Roman" w:cs="Times New Roman" w:eastAsia="Times New Roman" w:hAnsi="Times New Roman"/>
-          <w:sz w:val="22"/>
-          <w:szCs w:val="22"/>
-        </w:rPr>
-        <w:t xml:space="preserve">• yfinance — Yahoo Finance wrapper.</w:t>
-      </w:r>
-    </w:p>
-    <w:p>
-      <w:pPr>
-        <w:spacing w:after="120" w:line="360"/>
-        <w:jc w:val="both"/>
-      </w:pPr>
-      <w:r>
-        <w:rPr>
-          <w:rFonts w:ascii="Times New Roman" w:cs="Times New Roman" w:eastAsia="Times New Roman" w:hAnsi="Times New Roman"/>
-          <w:sz w:val="22"/>
-          <w:szCs w:val="22"/>
-        </w:rPr>
-        <w:t xml:space="preserve">• httpx — async HTTP client for OpenRouter.</w:t>
-      </w:r>
-    </w:p>
-    <w:p>
-      <w:pPr>
-        <w:spacing w:after="120" w:line="360"/>
-        <w:jc w:val="both"/>
-      </w:pPr>
-      <w:r>
-        <w:rPr>
-          <w:rFonts w:ascii="Times New Roman" w:cs="Times New Roman" w:eastAsia="Times New Roman" w:hAnsi="Times New Roman"/>
-          <w:sz w:val="22"/>
-          <w:szCs w:val="22"/>
-        </w:rPr>
-        <w:t xml:space="preserve">• websockets — AISStream WebSocket client.</w:t>
-      </w:r>
-    </w:p>
-    <w:p>
-      <w:pPr>
-        <w:spacing w:after="120" w:line="360"/>
-        <w:jc w:val="both"/>
-      </w:pPr>
-      <w:r>
-        <w:rPr>
-          <w:rFonts w:ascii="Times New Roman" w:cs="Times New Roman" w:eastAsia="Times New Roman" w:hAnsi="Times New Roman"/>
-          <w:sz w:val="22"/>
-          <w:szCs w:val="22"/>
-        </w:rPr>
-        <w:t xml:space="preserve">• APScheduler 3.10 — cron scheduling (morning brief, MTM, auto-PM, ML retrain).</w:t>
-      </w:r>
-    </w:p>
-    <w:p>
-      <w:pPr>
-        <w:spacing w:after="120" w:line="360"/>
-        <w:jc w:val="both"/>
-      </w:pPr>
-      <w:r>
-        <w:rPr>
-          <w:rFonts w:ascii="Times New Roman" w:cs="Times New Roman" w:eastAsia="Times New Roman" w:hAnsi="Times New Roman"/>
-          <w:sz w:val="22"/>
-          <w:szCs w:val="22"/>
-        </w:rPr>
-        <w:t xml:space="preserve">• python-dotenv — environment-variable loading.</w:t>
-      </w:r>
-    </w:p>
-    <w:p>
-      <w:pPr>
-        <w:spacing w:after="120" w:line="360"/>
-        <w:jc w:val="both"/>
-      </w:pPr>
-      <w:r>
-        <w:rPr>
-          <w:rFonts w:ascii="Times New Roman" w:cs="Times New Roman" w:eastAsia="Times New Roman" w:hAnsi="Times New Roman"/>
-          <w:sz w:val="22"/>
-          <w:szCs w:val="22"/>
-        </w:rPr>
-        <w:t xml:space="preserve">Frontend software components (Node.js 20+):</w:t>
-      </w:r>
-    </w:p>
-    <w:p>
-      <w:pPr>
-        <w:spacing w:after="120" w:line="360"/>
-        <w:jc w:val="both"/>
-      </w:pPr>
-      <w:r>
-        <w:rPr>
-          <w:rFonts w:ascii="Times New Roman" w:cs="Times New Roman" w:eastAsia="Times New Roman" w:hAnsi="Times New Roman"/>
-          <w:sz w:val="22"/>
-          <w:szCs w:val="22"/>
-        </w:rPr>
-        <w:t xml:space="preserve">• Next.js 16 + React 19 — UI framework with SSR and client-side routing.</w:t>
-      </w:r>
-    </w:p>
-    <w:p>
-      <w:pPr>
-        <w:spacing w:after="120" w:line="360"/>
-        <w:jc w:val="both"/>
-      </w:pPr>
-      <w:r>
-        <w:rPr>
-          <w:rFonts w:ascii="Times New Roman" w:cs="Times New Roman" w:eastAsia="Times New Roman" w:hAnsi="Times New Roman"/>
-          <w:sz w:val="22"/>
-          <w:szCs w:val="22"/>
-        </w:rPr>
-        <w:t xml:space="preserve">• TypeScript 5 — type-safe JavaScript superset.</w:t>
-      </w:r>
-    </w:p>
-    <w:p>
-      <w:pPr>
-        <w:spacing w:after="120" w:line="360"/>
-        <w:jc w:val="both"/>
-      </w:pPr>
-      <w:r>
-        <w:rPr>
-          <w:rFonts w:ascii="Times New Roman" w:cs="Times New Roman" w:eastAsia="Times New Roman" w:hAnsi="Times New Roman"/>
-          <w:sz w:val="22"/>
-          <w:szCs w:val="22"/>
-        </w:rPr>
-        <w:t xml:space="preserve">• Tailwind CSS 4 — utility-first styling.</w:t>
-      </w:r>
-    </w:p>
-    <w:p>
-      <w:pPr>
-        <w:spacing w:after="120" w:line="360"/>
-        <w:jc w:val="both"/>
-      </w:pPr>
-      <w:r>
-        <w:rPr>
-          <w:rFonts w:ascii="Times New Roman" w:cs="Times New Roman" w:eastAsia="Times New Roman" w:hAnsi="Times New Roman"/>
-          <w:sz w:val="22"/>
-          <w:szCs w:val="22"/>
-        </w:rPr>
-        <w:t xml:space="preserve">• Recharts 3 — data-visualisation for analytics equity curve.</w:t>
-      </w:r>
-    </w:p>
-    <w:p>
-      <w:pPr>
-        <w:spacing w:after="120" w:line="360"/>
-        <w:jc w:val="both"/>
-      </w:pPr>
-      <w:r>
-        <w:rPr>
-          <w:rFonts w:ascii="Times New Roman" w:cs="Times New Roman" w:eastAsia="Times New Roman" w:hAnsi="Times New Roman"/>
-          <w:sz w:val="22"/>
-          <w:szCs w:val="22"/>
-        </w:rPr>
-        <w:t xml:space="preserve">• react-simple-maps 3 — Equal-Earth projection for global marine-traffic map.</w:t>
-      </w:r>
-    </w:p>
-    <w:p>
-      <w:pPr>
-        <w:spacing w:after="120" w:line="360"/>
-        <w:jc w:val="both"/>
-      </w:pPr>
-      <w:r>
-        <w:rPr>
-          <w:rFonts w:ascii="Times New Roman" w:cs="Times New Roman" w:eastAsia="Times New Roman" w:hAnsi="Times New Roman"/>
-          <w:sz w:val="22"/>
-          <w:szCs w:val="22"/>
-        </w:rPr>
-        <w:t xml:space="preserve">• lucide-react — icon library.</w:t>
-      </w:r>
-    </w:p>
-    <w:p>
-      <w:pPr>
-        <w:spacing w:after="120" w:line="360"/>
-        <w:jc w:val="both"/>
-      </w:pPr>
-      <w:r>
-        <w:rPr>
-          <w:rFonts w:ascii="Times New Roman" w:cs="Times New Roman" w:eastAsia="Times New Roman" w:hAnsi="Times New Roman"/>
-          <w:sz w:val="22"/>
-          <w:szCs w:val="22"/>
-        </w:rPr>
-        <w:t xml:space="preserve">External services:</w:t>
-      </w:r>
-    </w:p>
-    <w:p>
-      <w:pPr>
-        <w:spacing w:after="120" w:line="360"/>
-        <w:jc w:val="both"/>
-      </w:pPr>
-      <w:r>
-        <w:rPr>
-          <w:rFonts w:ascii="Times New Roman" w:cs="Times New Roman" w:eastAsia="Times New Roman" w:hAnsi="Times New Roman"/>
-          <w:sz w:val="22"/>
-          <w:szCs w:val="22"/>
-        </w:rPr>
-        <w:t xml:space="preserve">• OpenRouter — free Gemma-3n-E4B-it inference at 20 RPM.</w:t>
-      </w:r>
-    </w:p>
-    <w:p>
-      <w:pPr>
-        <w:spacing w:after="120" w:line="360"/>
-        <w:jc w:val="both"/>
-      </w:pPr>
-      <w:r>
-        <w:rPr>
-          <w:rFonts w:ascii="Times New Roman" w:cs="Times New Roman" w:eastAsia="Times New Roman" w:hAnsi="Times New Roman"/>
-          <w:sz w:val="22"/>
-          <w:szCs w:val="22"/>
-        </w:rPr>
-        <w:t xml:space="preserve">• AISStream.io — free global AIS WebSocket stream.</w:t>
-      </w:r>
-    </w:p>
+        <w:spacing w:after="80" w:before="240"/>
+        <w:jc w:val="left"/>
+      </w:pPr>
+      <w:r>
+        <w:rPr>
+          <w:rFonts w:ascii="Times New Roman" w:cs="Times New Roman" w:eastAsia="Times New Roman" w:hAnsi="Times New Roman"/>
+          <w:b/>
+          <w:bCs/>
+          <w:sz w:val="22"/>
+          <w:szCs w:val="22"/>
+        </w:rPr>
+        <w:t xml:space="preserve">Table [3]: Hardware Components</w:t>
+      </w:r>
+    </w:p>
+    <w:tbl>
+      <w:tblPr>
+        <w:tblW w:type="dxa" w:w="9000"/>
+        <w:jc w:val="center"/>
+        <w:tblBorders>
+          <w:top w:val="single" w:color="auto" w:sz="4"/>
+          <w:left w:val="single" w:color="auto" w:sz="4"/>
+          <w:bottom w:val="single" w:color="auto" w:sz="4"/>
+          <w:right w:val="single" w:color="auto" w:sz="4"/>
+          <w:insideH w:val="single" w:color="auto" w:sz="4"/>
+          <w:insideV w:val="single" w:color="auto" w:sz="4"/>
+        </w:tblBorders>
+      </w:tblPr>
+      <w:tblGrid>
+        <w:gridCol w:w="2600"/>
+        <w:gridCol w:w="6400"/>
+      </w:tblGrid>
+      <w:tr>
+        <w:tc>
+          <w:tcPr>
+            <w:tcW w:type="dxa" w:w="2600"/>
+            <w:tcBorders>
+              <w:top w:val="single" w:color="000000" w:sz="4"/>
+              <w:left w:val="single" w:color="000000" w:sz="4"/>
+              <w:bottom w:val="single" w:color="000000" w:sz="4"/>
+              <w:right w:val="single" w:color="000000" w:sz="4"/>
+            </w:tcBorders>
+            <w:tcMar>
+              <w:top w:type="dxa" w:w="80"/>
+              <w:left w:type="dxa" w:w="100"/>
+              <w:bottom w:type="dxa" w:w="80"/>
+              <w:right w:type="dxa" w:w="100"/>
+            </w:tcMar>
+          </w:tcPr>
+          <w:p>
+            <w:pPr>
+              <w:spacing w:line="260"/>
+              <w:jc w:val="left"/>
+            </w:pPr>
+            <w:r>
+              <w:rPr>
+                <w:rFonts w:ascii="Times New Roman" w:cs="Times New Roman" w:eastAsia="Times New Roman" w:hAnsi="Times New Roman"/>
+                <w:b/>
+                <w:bCs/>
+                <w:sz w:val="22"/>
+                <w:szCs w:val="22"/>
+              </w:rPr>
+              <w:t xml:space="preserve">Component</w:t>
+            </w:r>
+          </w:p>
+        </w:tc>
+        <w:tc>
+          <w:tcPr>
+            <w:tcW w:type="dxa" w:w="6400"/>
+            <w:tcBorders>
+              <w:top w:val="single" w:color="000000" w:sz="4"/>
+              <w:left w:val="single" w:color="000000" w:sz="4"/>
+              <w:bottom w:val="single" w:color="000000" w:sz="4"/>
+              <w:right w:val="single" w:color="000000" w:sz="4"/>
+            </w:tcBorders>
+            <w:tcMar>
+              <w:top w:type="dxa" w:w="80"/>
+              <w:left w:type="dxa" w:w="100"/>
+              <w:bottom w:type="dxa" w:w="80"/>
+              <w:right w:type="dxa" w:w="100"/>
+            </w:tcMar>
+          </w:tcPr>
+          <w:p>
+            <w:pPr>
+              <w:spacing w:line="260"/>
+              <w:jc w:val="left"/>
+            </w:pPr>
+            <w:r>
+              <w:rPr>
+                <w:rFonts w:ascii="Times New Roman" w:cs="Times New Roman" w:eastAsia="Times New Roman" w:hAnsi="Times New Roman"/>
+                <w:b/>
+                <w:bCs/>
+                <w:sz w:val="22"/>
+                <w:szCs w:val="22"/>
+              </w:rPr>
+              <w:t xml:space="preserve">Specification / Description</w:t>
+            </w:r>
+          </w:p>
+        </w:tc>
+      </w:tr>
+      <w:tr>
+        <w:tc>
+          <w:tcPr>
+            <w:tcW w:type="dxa" w:w="2600"/>
+            <w:tcBorders>
+              <w:top w:val="single" w:color="000000" w:sz="4"/>
+              <w:left w:val="single" w:color="000000" w:sz="4"/>
+              <w:bottom w:val="single" w:color="000000" w:sz="4"/>
+              <w:right w:val="single" w:color="000000" w:sz="4"/>
+            </w:tcBorders>
+            <w:tcMar>
+              <w:top w:type="dxa" w:w="80"/>
+              <w:left w:type="dxa" w:w="100"/>
+              <w:bottom w:type="dxa" w:w="80"/>
+              <w:right w:type="dxa" w:w="100"/>
+            </w:tcMar>
+          </w:tcPr>
+          <w:p>
+            <w:pPr>
+              <w:spacing w:line="260"/>
+              <w:jc w:val="left"/>
+            </w:pPr>
+            <w:r>
+              <w:rPr>
+                <w:rFonts w:ascii="Times New Roman" w:cs="Times New Roman" w:eastAsia="Times New Roman" w:hAnsi="Times New Roman"/>
+                <w:b w:val="false"/>
+                <w:bCs w:val="false"/>
+                <w:sz w:val="22"/>
+                <w:szCs w:val="22"/>
+              </w:rPr>
+              <w:t xml:space="preserve">Laptop / Workstation</w:t>
+            </w:r>
+          </w:p>
+        </w:tc>
+        <w:tc>
+          <w:tcPr>
+            <w:tcW w:type="dxa" w:w="6400"/>
+            <w:tcBorders>
+              <w:top w:val="single" w:color="000000" w:sz="4"/>
+              <w:left w:val="single" w:color="000000" w:sz="4"/>
+              <w:bottom w:val="single" w:color="000000" w:sz="4"/>
+              <w:right w:val="single" w:color="000000" w:sz="4"/>
+            </w:tcBorders>
+            <w:tcMar>
+              <w:top w:type="dxa" w:w="80"/>
+              <w:left w:type="dxa" w:w="100"/>
+              <w:bottom w:type="dxa" w:w="80"/>
+              <w:right w:type="dxa" w:w="100"/>
+            </w:tcMar>
+          </w:tcPr>
+          <w:p>
+            <w:pPr>
+              <w:spacing w:line="260"/>
+              <w:jc w:val="left"/>
+            </w:pPr>
+            <w:r>
+              <w:rPr>
+                <w:rFonts w:ascii="Times New Roman" w:cs="Times New Roman" w:eastAsia="Times New Roman" w:hAnsi="Times New Roman"/>
+                <w:b w:val="false"/>
+                <w:bCs w:val="false"/>
+                <w:sz w:val="22"/>
+                <w:szCs w:val="22"/>
+              </w:rPr>
+              <w:t xml:space="preserve">Apple MacBook Pro M-series (2023), 16 GB unified memory, 1 TB SSD — or equivalent x86-64 laptop</w:t>
+            </w:r>
+          </w:p>
+        </w:tc>
+      </w:tr>
+      <w:tr>
+        <w:tc>
+          <w:tcPr>
+            <w:tcW w:type="dxa" w:w="2600"/>
+            <w:tcBorders>
+              <w:top w:val="single" w:color="000000" w:sz="4"/>
+              <w:left w:val="single" w:color="000000" w:sz="4"/>
+              <w:bottom w:val="single" w:color="000000" w:sz="4"/>
+              <w:right w:val="single" w:color="000000" w:sz="4"/>
+            </w:tcBorders>
+            <w:tcMar>
+              <w:top w:type="dxa" w:w="80"/>
+              <w:left w:type="dxa" w:w="100"/>
+              <w:bottom w:type="dxa" w:w="80"/>
+              <w:right w:type="dxa" w:w="100"/>
+            </w:tcMar>
+          </w:tcPr>
+          <w:p>
+            <w:pPr>
+              <w:spacing w:line="260"/>
+              <w:jc w:val="left"/>
+            </w:pPr>
+            <w:r>
+              <w:rPr>
+                <w:rFonts w:ascii="Times New Roman" w:cs="Times New Roman" w:eastAsia="Times New Roman" w:hAnsi="Times New Roman"/>
+                <w:b w:val="false"/>
+                <w:bCs w:val="false"/>
+                <w:sz w:val="22"/>
+                <w:szCs w:val="22"/>
+              </w:rPr>
+              <w:t xml:space="preserve">Processor</w:t>
+            </w:r>
+          </w:p>
+        </w:tc>
+        <w:tc>
+          <w:tcPr>
+            <w:tcW w:type="dxa" w:w="6400"/>
+            <w:tcBorders>
+              <w:top w:val="single" w:color="000000" w:sz="4"/>
+              <w:left w:val="single" w:color="000000" w:sz="4"/>
+              <w:bottom w:val="single" w:color="000000" w:sz="4"/>
+              <w:right w:val="single" w:color="000000" w:sz="4"/>
+            </w:tcBorders>
+            <w:tcMar>
+              <w:top w:type="dxa" w:w="80"/>
+              <w:left w:type="dxa" w:w="100"/>
+              <w:bottom w:type="dxa" w:w="80"/>
+              <w:right w:type="dxa" w:w="100"/>
+            </w:tcMar>
+          </w:tcPr>
+          <w:p>
+            <w:pPr>
+              <w:spacing w:line="260"/>
+              <w:jc w:val="left"/>
+            </w:pPr>
+            <w:r>
+              <w:rPr>
+                <w:rFonts w:ascii="Times New Roman" w:cs="Times New Roman" w:eastAsia="Times New Roman" w:hAnsi="Times New Roman"/>
+                <w:b w:val="false"/>
+                <w:bCs w:val="false"/>
+                <w:sz w:val="22"/>
+                <w:szCs w:val="22"/>
+              </w:rPr>
+              <w:t xml:space="preserve">Apple Silicon / Intel i5 / AMD Ryzen 5 or above (min. 3.0 GHz)</w:t>
+            </w:r>
+          </w:p>
+        </w:tc>
+      </w:tr>
+      <w:tr>
+        <w:tc>
+          <w:tcPr>
+            <w:tcW w:type="dxa" w:w="2600"/>
+            <w:tcBorders>
+              <w:top w:val="single" w:color="000000" w:sz="4"/>
+              <w:left w:val="single" w:color="000000" w:sz="4"/>
+              <w:bottom w:val="single" w:color="000000" w:sz="4"/>
+              <w:right w:val="single" w:color="000000" w:sz="4"/>
+            </w:tcBorders>
+            <w:tcMar>
+              <w:top w:type="dxa" w:w="80"/>
+              <w:left w:type="dxa" w:w="100"/>
+              <w:bottom w:type="dxa" w:w="80"/>
+              <w:right w:type="dxa" w:w="100"/>
+            </w:tcMar>
+          </w:tcPr>
+          <w:p>
+            <w:pPr>
+              <w:spacing w:line="260"/>
+              <w:jc w:val="left"/>
+            </w:pPr>
+            <w:r>
+              <w:rPr>
+                <w:rFonts w:ascii="Times New Roman" w:cs="Times New Roman" w:eastAsia="Times New Roman" w:hAnsi="Times New Roman"/>
+                <w:b w:val="false"/>
+                <w:bCs w:val="false"/>
+                <w:sz w:val="22"/>
+                <w:szCs w:val="22"/>
+              </w:rPr>
+              <w:t xml:space="preserve">RAM</w:t>
+            </w:r>
+          </w:p>
+        </w:tc>
+        <w:tc>
+          <w:tcPr>
+            <w:tcW w:type="dxa" w:w="6400"/>
+            <w:tcBorders>
+              <w:top w:val="single" w:color="000000" w:sz="4"/>
+              <w:left w:val="single" w:color="000000" w:sz="4"/>
+              <w:bottom w:val="single" w:color="000000" w:sz="4"/>
+              <w:right w:val="single" w:color="000000" w:sz="4"/>
+            </w:tcBorders>
+            <w:tcMar>
+              <w:top w:type="dxa" w:w="80"/>
+              <w:left w:type="dxa" w:w="100"/>
+              <w:bottom w:type="dxa" w:w="80"/>
+              <w:right w:type="dxa" w:w="100"/>
+            </w:tcMar>
+          </w:tcPr>
+          <w:p>
+            <w:pPr>
+              <w:spacing w:line="260"/>
+              <w:jc w:val="left"/>
+            </w:pPr>
+            <w:r>
+              <w:rPr>
+                <w:rFonts w:ascii="Times New Roman" w:cs="Times New Roman" w:eastAsia="Times New Roman" w:hAnsi="Times New Roman"/>
+                <w:b w:val="false"/>
+                <w:bCs w:val="false"/>
+                <w:sz w:val="22"/>
+                <w:szCs w:val="22"/>
+              </w:rPr>
+              <w:t xml:space="preserve">Minimum 16 GB DDR4/LPDDR5</w:t>
+            </w:r>
+          </w:p>
+        </w:tc>
+      </w:tr>
+      <w:tr>
+        <w:tc>
+          <w:tcPr>
+            <w:tcW w:type="dxa" w:w="2600"/>
+            <w:tcBorders>
+              <w:top w:val="single" w:color="000000" w:sz="4"/>
+              <w:left w:val="single" w:color="000000" w:sz="4"/>
+              <w:bottom w:val="single" w:color="000000" w:sz="4"/>
+              <w:right w:val="single" w:color="000000" w:sz="4"/>
+            </w:tcBorders>
+            <w:tcMar>
+              <w:top w:type="dxa" w:w="80"/>
+              <w:left w:type="dxa" w:w="100"/>
+              <w:bottom w:type="dxa" w:w="80"/>
+              <w:right w:type="dxa" w:w="100"/>
+            </w:tcMar>
+          </w:tcPr>
+          <w:p>
+            <w:pPr>
+              <w:spacing w:line="260"/>
+              <w:jc w:val="left"/>
+            </w:pPr>
+            <w:r>
+              <w:rPr>
+                <w:rFonts w:ascii="Times New Roman" w:cs="Times New Roman" w:eastAsia="Times New Roman" w:hAnsi="Times New Roman"/>
+                <w:b w:val="false"/>
+                <w:bCs w:val="false"/>
+                <w:sz w:val="22"/>
+                <w:szCs w:val="22"/>
+              </w:rPr>
+              <w:t xml:space="preserve">Storage</w:t>
+            </w:r>
+          </w:p>
+        </w:tc>
+        <w:tc>
+          <w:tcPr>
+            <w:tcW w:type="dxa" w:w="6400"/>
+            <w:tcBorders>
+              <w:top w:val="single" w:color="000000" w:sz="4"/>
+              <w:left w:val="single" w:color="000000" w:sz="4"/>
+              <w:bottom w:val="single" w:color="000000" w:sz="4"/>
+              <w:right w:val="single" w:color="000000" w:sz="4"/>
+            </w:tcBorders>
+            <w:tcMar>
+              <w:top w:type="dxa" w:w="80"/>
+              <w:left w:type="dxa" w:w="100"/>
+              <w:bottom w:type="dxa" w:w="80"/>
+              <w:right w:type="dxa" w:w="100"/>
+            </w:tcMar>
+          </w:tcPr>
+          <w:p>
+            <w:pPr>
+              <w:spacing w:line="260"/>
+              <w:jc w:val="left"/>
+            </w:pPr>
+            <w:r>
+              <w:rPr>
+                <w:rFonts w:ascii="Times New Roman" w:cs="Times New Roman" w:eastAsia="Times New Roman" w:hAnsi="Times New Roman"/>
+                <w:b w:val="false"/>
+                <w:bCs w:val="false"/>
+                <w:sz w:val="22"/>
+                <w:szCs w:val="22"/>
+              </w:rPr>
+              <w:t xml:space="preserve">SSD with ≥ 20 GB free (platform data + venv + node_modules)</w:t>
+            </w:r>
+          </w:p>
+        </w:tc>
+      </w:tr>
+      <w:tr>
+        <w:tc>
+          <w:tcPr>
+            <w:tcW w:type="dxa" w:w="2600"/>
+            <w:tcBorders>
+              <w:top w:val="single" w:color="000000" w:sz="4"/>
+              <w:left w:val="single" w:color="000000" w:sz="4"/>
+              <w:bottom w:val="single" w:color="000000" w:sz="4"/>
+              <w:right w:val="single" w:color="000000" w:sz="4"/>
+            </w:tcBorders>
+            <w:tcMar>
+              <w:top w:type="dxa" w:w="80"/>
+              <w:left w:type="dxa" w:w="100"/>
+              <w:bottom w:type="dxa" w:w="80"/>
+              <w:right w:type="dxa" w:w="100"/>
+            </w:tcMar>
+          </w:tcPr>
+          <w:p>
+            <w:pPr>
+              <w:spacing w:line="260"/>
+              <w:jc w:val="left"/>
+            </w:pPr>
+            <w:r>
+              <w:rPr>
+                <w:rFonts w:ascii="Times New Roman" w:cs="Times New Roman" w:eastAsia="Times New Roman" w:hAnsi="Times New Roman"/>
+                <w:b w:val="false"/>
+                <w:bCs w:val="false"/>
+                <w:sz w:val="22"/>
+                <w:szCs w:val="22"/>
+              </w:rPr>
+              <w:t xml:space="preserve">Display</w:t>
+            </w:r>
+          </w:p>
+        </w:tc>
+        <w:tc>
+          <w:tcPr>
+            <w:tcW w:type="dxa" w:w="6400"/>
+            <w:tcBorders>
+              <w:top w:val="single" w:color="000000" w:sz="4"/>
+              <w:left w:val="single" w:color="000000" w:sz="4"/>
+              <w:bottom w:val="single" w:color="000000" w:sz="4"/>
+              <w:right w:val="single" w:color="000000" w:sz="4"/>
+            </w:tcBorders>
+            <w:tcMar>
+              <w:top w:type="dxa" w:w="80"/>
+              <w:left w:type="dxa" w:w="100"/>
+              <w:bottom w:type="dxa" w:w="80"/>
+              <w:right w:type="dxa" w:w="100"/>
+            </w:tcMar>
+          </w:tcPr>
+          <w:p>
+            <w:pPr>
+              <w:spacing w:line="260"/>
+              <w:jc w:val="right"/>
+            </w:pPr>
+            <w:r>
+              <w:rPr>
+                <w:rFonts w:ascii="Times New Roman" w:cs="Times New Roman" w:eastAsia="Times New Roman" w:hAnsi="Times New Roman"/>
+                <w:b w:val="false"/>
+                <w:bCs w:val="false"/>
+                <w:sz w:val="22"/>
+                <w:szCs w:val="22"/>
+              </w:rPr>
+              <w:t xml:space="preserve">1920×1080 or higher recommended; 1366×768 laptop screens also supported</w:t>
+            </w:r>
+          </w:p>
+        </w:tc>
+      </w:tr>
+      <w:tr>
+        <w:tc>
+          <w:tcPr>
+            <w:tcW w:type="dxa" w:w="2600"/>
+            <w:tcBorders>
+              <w:top w:val="single" w:color="000000" w:sz="4"/>
+              <w:left w:val="single" w:color="000000" w:sz="4"/>
+              <w:bottom w:val="single" w:color="000000" w:sz="4"/>
+              <w:right w:val="single" w:color="000000" w:sz="4"/>
+            </w:tcBorders>
+            <w:tcMar>
+              <w:top w:type="dxa" w:w="80"/>
+              <w:left w:type="dxa" w:w="100"/>
+              <w:bottom w:type="dxa" w:w="80"/>
+              <w:right w:type="dxa" w:w="100"/>
+            </w:tcMar>
+          </w:tcPr>
+          <w:p>
+            <w:pPr>
+              <w:spacing w:line="260"/>
+              <w:jc w:val="left"/>
+            </w:pPr>
+            <w:r>
+              <w:rPr>
+                <w:rFonts w:ascii="Times New Roman" w:cs="Times New Roman" w:eastAsia="Times New Roman" w:hAnsi="Times New Roman"/>
+                <w:b w:val="false"/>
+                <w:bCs w:val="false"/>
+                <w:sz w:val="22"/>
+                <w:szCs w:val="22"/>
+              </w:rPr>
+              <w:t xml:space="preserve">Network</w:t>
+            </w:r>
+          </w:p>
+        </w:tc>
+        <w:tc>
+          <w:tcPr>
+            <w:tcW w:type="dxa" w:w="6400"/>
+            <w:tcBorders>
+              <w:top w:val="single" w:color="000000" w:sz="4"/>
+              <w:left w:val="single" w:color="000000" w:sz="4"/>
+              <w:bottom w:val="single" w:color="000000" w:sz="4"/>
+              <w:right w:val="single" w:color="000000" w:sz="4"/>
+            </w:tcBorders>
+            <w:tcMar>
+              <w:top w:type="dxa" w:w="80"/>
+              <w:left w:type="dxa" w:w="100"/>
+              <w:bottom w:type="dxa" w:w="80"/>
+              <w:right w:type="dxa" w:w="100"/>
+            </w:tcMar>
+          </w:tcPr>
+          <w:p>
+            <w:pPr>
+              <w:spacing w:line="260"/>
+              <w:jc w:val="left"/>
+            </w:pPr>
+            <w:r>
+              <w:rPr>
+                <w:rFonts w:ascii="Times New Roman" w:cs="Times New Roman" w:eastAsia="Times New Roman" w:hAnsi="Times New Roman"/>
+                <w:b w:val="false"/>
+                <w:bCs w:val="false"/>
+                <w:sz w:val="22"/>
+                <w:szCs w:val="22"/>
+              </w:rPr>
+              <w:t xml:space="preserve">Broadband ≥ 25 Mbps for AIS streaming + API calls</w:t>
+            </w:r>
+          </w:p>
+        </w:tc>
+      </w:tr>
+      <w:tr>
+        <w:tc>
+          <w:tcPr>
+            <w:tcW w:type="dxa" w:w="2600"/>
+            <w:tcBorders>
+              <w:top w:val="single" w:color="000000" w:sz="4"/>
+              <w:left w:val="single" w:color="000000" w:sz="4"/>
+              <w:bottom w:val="single" w:color="000000" w:sz="4"/>
+              <w:right w:val="single" w:color="000000" w:sz="4"/>
+            </w:tcBorders>
+            <w:tcMar>
+              <w:top w:type="dxa" w:w="80"/>
+              <w:left w:type="dxa" w:w="100"/>
+              <w:bottom w:type="dxa" w:w="80"/>
+              <w:right w:type="dxa" w:w="100"/>
+            </w:tcMar>
+          </w:tcPr>
+          <w:p>
+            <w:pPr>
+              <w:spacing w:line="260"/>
+              <w:jc w:val="left"/>
+            </w:pPr>
+            <w:r>
+              <w:rPr>
+                <w:rFonts w:ascii="Times New Roman" w:cs="Times New Roman" w:eastAsia="Times New Roman" w:hAnsi="Times New Roman"/>
+                <w:b w:val="false"/>
+                <w:bCs w:val="false"/>
+                <w:sz w:val="22"/>
+                <w:szCs w:val="22"/>
+              </w:rPr>
+              <w:t xml:space="preserve">GPU</w:t>
+            </w:r>
+          </w:p>
+        </w:tc>
+        <w:tc>
+          <w:tcPr>
+            <w:tcW w:type="dxa" w:w="6400"/>
+            <w:tcBorders>
+              <w:top w:val="single" w:color="000000" w:sz="4"/>
+              <w:left w:val="single" w:color="000000" w:sz="4"/>
+              <w:bottom w:val="single" w:color="000000" w:sz="4"/>
+              <w:right w:val="single" w:color="000000" w:sz="4"/>
+            </w:tcBorders>
+            <w:tcMar>
+              <w:top w:type="dxa" w:w="80"/>
+              <w:left w:type="dxa" w:w="100"/>
+              <w:bottom w:type="dxa" w:w="80"/>
+              <w:right w:type="dxa" w:w="100"/>
+            </w:tcMar>
+          </w:tcPr>
+          <w:p>
+            <w:pPr>
+              <w:spacing w:line="260"/>
+              <w:jc w:val="left"/>
+            </w:pPr>
+            <w:r>
+              <w:rPr>
+                <w:rFonts w:ascii="Times New Roman" w:cs="Times New Roman" w:eastAsia="Times New Roman" w:hAnsi="Times New Roman"/>
+                <w:b w:val="false"/>
+                <w:bCs w:val="false"/>
+                <w:sz w:val="22"/>
+                <w:szCs w:val="22"/>
+              </w:rPr>
+              <w:t xml:space="preserve">Not required — LLM inference is remote via OpenRouter</w:t>
+            </w:r>
+          </w:p>
+        </w:tc>
+      </w:tr>
+    </w:tbl>
+    <w:p>
+      <w:pPr>
+        <w:spacing w:before="200"/>
+      </w:pPr>
+      <w:r>
+        <w:rPr>
+          <w:rFonts w:ascii="Times New Roman" w:cs="Times New Roman" w:eastAsia="Times New Roman" w:hAnsi="Times New Roman"/>
+          <w:sz w:val="22"/>
+          <w:szCs w:val="22"/>
+        </w:rPr>
+        <w:t xml:space="preserve"/>
+      </w:r>
+    </w:p>
+    <w:p>
+      <w:pPr>
+        <w:spacing w:after="80" w:before="240"/>
+        <w:jc w:val="left"/>
+      </w:pPr>
+      <w:r>
+        <w:rPr>
+          <w:rFonts w:ascii="Times New Roman" w:cs="Times New Roman" w:eastAsia="Times New Roman" w:hAnsi="Times New Roman"/>
+          <w:b/>
+          <w:bCs/>
+          <w:sz w:val="22"/>
+          <w:szCs w:val="22"/>
+        </w:rPr>
+        <w:t xml:space="preserve">Software Components</w:t>
+      </w:r>
+    </w:p>
+    <w:tbl>
+      <w:tblPr>
+        <w:tblW w:type="dxa" w:w="9000"/>
+        <w:jc w:val="center"/>
+        <w:tblBorders>
+          <w:top w:val="single" w:color="auto" w:sz="4"/>
+          <w:left w:val="single" w:color="auto" w:sz="4"/>
+          <w:bottom w:val="single" w:color="auto" w:sz="4"/>
+          <w:right w:val="single" w:color="auto" w:sz="4"/>
+          <w:insideH w:val="single" w:color="auto" w:sz="4"/>
+          <w:insideV w:val="single" w:color="auto" w:sz="4"/>
+        </w:tblBorders>
+      </w:tblPr>
+      <w:tblGrid>
+        <w:gridCol w:w="2600"/>
+        <w:gridCol w:w="6400"/>
+      </w:tblGrid>
+      <w:tr>
+        <w:tc>
+          <w:tcPr>
+            <w:tcW w:type="dxa" w:w="2600"/>
+            <w:tcBorders>
+              <w:top w:val="single" w:color="000000" w:sz="4"/>
+              <w:left w:val="single" w:color="000000" w:sz="4"/>
+              <w:bottom w:val="single" w:color="000000" w:sz="4"/>
+              <w:right w:val="single" w:color="000000" w:sz="4"/>
+            </w:tcBorders>
+            <w:tcMar>
+              <w:top w:type="dxa" w:w="80"/>
+              <w:left w:type="dxa" w:w="100"/>
+              <w:bottom w:type="dxa" w:w="80"/>
+              <w:right w:type="dxa" w:w="100"/>
+            </w:tcMar>
+          </w:tcPr>
+          <w:p>
+            <w:pPr>
+              <w:spacing w:line="260"/>
+              <w:jc w:val="left"/>
+            </w:pPr>
+            <w:r>
+              <w:rPr>
+                <w:rFonts w:ascii="Times New Roman" w:cs="Times New Roman" w:eastAsia="Times New Roman" w:hAnsi="Times New Roman"/>
+                <w:b/>
+                <w:bCs/>
+                <w:sz w:val="22"/>
+                <w:szCs w:val="22"/>
+              </w:rPr>
+              <w:t xml:space="preserve">Software</w:t>
+            </w:r>
+          </w:p>
+        </w:tc>
+        <w:tc>
+          <w:tcPr>
+            <w:tcW w:type="dxa" w:w="6400"/>
+            <w:tcBorders>
+              <w:top w:val="single" w:color="000000" w:sz="4"/>
+              <w:left w:val="single" w:color="000000" w:sz="4"/>
+              <w:bottom w:val="single" w:color="000000" w:sz="4"/>
+              <w:right w:val="single" w:color="000000" w:sz="4"/>
+            </w:tcBorders>
+            <w:tcMar>
+              <w:top w:type="dxa" w:w="80"/>
+              <w:left w:type="dxa" w:w="100"/>
+              <w:bottom w:type="dxa" w:w="80"/>
+              <w:right w:type="dxa" w:w="100"/>
+            </w:tcMar>
+          </w:tcPr>
+          <w:p>
+            <w:pPr>
+              <w:spacing w:line="260"/>
+              <w:jc w:val="left"/>
+            </w:pPr>
+            <w:r>
+              <w:rPr>
+                <w:rFonts w:ascii="Times New Roman" w:cs="Times New Roman" w:eastAsia="Times New Roman" w:hAnsi="Times New Roman"/>
+                <w:b/>
+                <w:bCs/>
+                <w:sz w:val="22"/>
+                <w:szCs w:val="22"/>
+              </w:rPr>
+              <w:t xml:space="preserve">Version / Functionality</w:t>
+            </w:r>
+          </w:p>
+        </w:tc>
+      </w:tr>
+      <w:tr>
+        <w:tc>
+          <w:tcPr>
+            <w:tcW w:type="dxa" w:w="2600"/>
+            <w:tcBorders>
+              <w:top w:val="single" w:color="000000" w:sz="4"/>
+              <w:left w:val="single" w:color="000000" w:sz="4"/>
+              <w:bottom w:val="single" w:color="000000" w:sz="4"/>
+              <w:right w:val="single" w:color="000000" w:sz="4"/>
+            </w:tcBorders>
+            <w:tcMar>
+              <w:top w:type="dxa" w:w="80"/>
+              <w:left w:type="dxa" w:w="100"/>
+              <w:bottom w:type="dxa" w:w="80"/>
+              <w:right w:type="dxa" w:w="100"/>
+            </w:tcMar>
+          </w:tcPr>
+          <w:p>
+            <w:pPr>
+              <w:spacing w:line="260"/>
+              <w:jc w:val="left"/>
+            </w:pPr>
+            <w:r>
+              <w:rPr>
+                <w:rFonts w:ascii="Times New Roman" w:cs="Times New Roman" w:eastAsia="Times New Roman" w:hAnsi="Times New Roman"/>
+                <w:b w:val="false"/>
+                <w:bCs w:val="false"/>
+                <w:sz w:val="22"/>
+                <w:szCs w:val="22"/>
+              </w:rPr>
+              <w:t xml:space="preserve">Python</w:t>
+            </w:r>
+          </w:p>
+        </w:tc>
+        <w:tc>
+          <w:tcPr>
+            <w:tcW w:type="dxa" w:w="6400"/>
+            <w:tcBorders>
+              <w:top w:val="single" w:color="000000" w:sz="4"/>
+              <w:left w:val="single" w:color="000000" w:sz="4"/>
+              <w:bottom w:val="single" w:color="000000" w:sz="4"/>
+              <w:right w:val="single" w:color="000000" w:sz="4"/>
+            </w:tcBorders>
+            <w:tcMar>
+              <w:top w:type="dxa" w:w="80"/>
+              <w:left w:type="dxa" w:w="100"/>
+              <w:bottom w:type="dxa" w:w="80"/>
+              <w:right w:type="dxa" w:w="100"/>
+            </w:tcMar>
+          </w:tcPr>
+          <w:p>
+            <w:pPr>
+              <w:spacing w:line="260"/>
+              <w:jc w:val="right"/>
+            </w:pPr>
+            <w:r>
+              <w:rPr>
+                <w:rFonts w:ascii="Times New Roman" w:cs="Times New Roman" w:eastAsia="Times New Roman" w:hAnsi="Times New Roman"/>
+                <w:b w:val="false"/>
+                <w:bCs w:val="false"/>
+                <w:sz w:val="22"/>
+                <w:szCs w:val="22"/>
+              </w:rPr>
+              <w:t xml:space="preserve">3.11+ — primary backend language</w:t>
+            </w:r>
+          </w:p>
+        </w:tc>
+      </w:tr>
+      <w:tr>
+        <w:tc>
+          <w:tcPr>
+            <w:tcW w:type="dxa" w:w="2600"/>
+            <w:tcBorders>
+              <w:top w:val="single" w:color="000000" w:sz="4"/>
+              <w:left w:val="single" w:color="000000" w:sz="4"/>
+              <w:bottom w:val="single" w:color="000000" w:sz="4"/>
+              <w:right w:val="single" w:color="000000" w:sz="4"/>
+            </w:tcBorders>
+            <w:tcMar>
+              <w:top w:type="dxa" w:w="80"/>
+              <w:left w:type="dxa" w:w="100"/>
+              <w:bottom w:type="dxa" w:w="80"/>
+              <w:right w:type="dxa" w:w="100"/>
+            </w:tcMar>
+          </w:tcPr>
+          <w:p>
+            <w:pPr>
+              <w:spacing w:line="260"/>
+              <w:jc w:val="left"/>
+            </w:pPr>
+            <w:r>
+              <w:rPr>
+                <w:rFonts w:ascii="Times New Roman" w:cs="Times New Roman" w:eastAsia="Times New Roman" w:hAnsi="Times New Roman"/>
+                <w:b w:val="false"/>
+                <w:bCs w:val="false"/>
+                <w:sz w:val="22"/>
+                <w:szCs w:val="22"/>
+              </w:rPr>
+              <w:t xml:space="preserve">FastAPI / Uvicorn</w:t>
+            </w:r>
+          </w:p>
+        </w:tc>
+        <w:tc>
+          <w:tcPr>
+            <w:tcW w:type="dxa" w:w="6400"/>
+            <w:tcBorders>
+              <w:top w:val="single" w:color="000000" w:sz="4"/>
+              <w:left w:val="single" w:color="000000" w:sz="4"/>
+              <w:bottom w:val="single" w:color="000000" w:sz="4"/>
+              <w:right w:val="single" w:color="000000" w:sz="4"/>
+            </w:tcBorders>
+            <w:tcMar>
+              <w:top w:type="dxa" w:w="80"/>
+              <w:left w:type="dxa" w:w="100"/>
+              <w:bottom w:type="dxa" w:w="80"/>
+              <w:right w:type="dxa" w:w="100"/>
+            </w:tcMar>
+          </w:tcPr>
+          <w:p>
+            <w:pPr>
+              <w:spacing w:line="260"/>
+              <w:jc w:val="right"/>
+            </w:pPr>
+            <w:r>
+              <w:rPr>
+                <w:rFonts w:ascii="Times New Roman" w:cs="Times New Roman" w:eastAsia="Times New Roman" w:hAnsi="Times New Roman"/>
+                <w:b w:val="false"/>
+                <w:bCs w:val="false"/>
+                <w:sz w:val="22"/>
+                <w:szCs w:val="22"/>
+              </w:rPr>
+              <w:t xml:space="preserve">0.128 / 0.39 — ASGI REST framework and server</w:t>
+            </w:r>
+          </w:p>
+        </w:tc>
+      </w:tr>
+      <w:tr>
+        <w:tc>
+          <w:tcPr>
+            <w:tcW w:type="dxa" w:w="2600"/>
+            <w:tcBorders>
+              <w:top w:val="single" w:color="000000" w:sz="4"/>
+              <w:left w:val="single" w:color="000000" w:sz="4"/>
+              <w:bottom w:val="single" w:color="000000" w:sz="4"/>
+              <w:right w:val="single" w:color="000000" w:sz="4"/>
+            </w:tcBorders>
+            <w:tcMar>
+              <w:top w:type="dxa" w:w="80"/>
+              <w:left w:type="dxa" w:w="100"/>
+              <w:bottom w:type="dxa" w:w="80"/>
+              <w:right w:type="dxa" w:w="100"/>
+            </w:tcMar>
+          </w:tcPr>
+          <w:p>
+            <w:pPr>
+              <w:spacing w:line="260"/>
+              <w:jc w:val="left"/>
+            </w:pPr>
+            <w:r>
+              <w:rPr>
+                <w:rFonts w:ascii="Times New Roman" w:cs="Times New Roman" w:eastAsia="Times New Roman" w:hAnsi="Times New Roman"/>
+                <w:b w:val="false"/>
+                <w:bCs w:val="false"/>
+                <w:sz w:val="22"/>
+                <w:szCs w:val="22"/>
+              </w:rPr>
+              <w:t xml:space="preserve">SQLAlchemy / SQLite</w:t>
+            </w:r>
+          </w:p>
+        </w:tc>
+        <w:tc>
+          <w:tcPr>
+            <w:tcW w:type="dxa" w:w="6400"/>
+            <w:tcBorders>
+              <w:top w:val="single" w:color="000000" w:sz="4"/>
+              <w:left w:val="single" w:color="000000" w:sz="4"/>
+              <w:bottom w:val="single" w:color="000000" w:sz="4"/>
+              <w:right w:val="single" w:color="000000" w:sz="4"/>
+            </w:tcBorders>
+            <w:tcMar>
+              <w:top w:type="dxa" w:w="80"/>
+              <w:left w:type="dxa" w:w="100"/>
+              <w:bottom w:type="dxa" w:w="80"/>
+              <w:right w:type="dxa" w:w="100"/>
+            </w:tcMar>
+          </w:tcPr>
+          <w:p>
+            <w:pPr>
+              <w:spacing w:line="260"/>
+              <w:jc w:val="right"/>
+            </w:pPr>
+            <w:r>
+              <w:rPr>
+                <w:rFonts w:ascii="Times New Roman" w:cs="Times New Roman" w:eastAsia="Times New Roman" w:hAnsi="Times New Roman"/>
+                <w:b w:val="false"/>
+                <w:bCs w:val="false"/>
+                <w:sz w:val="22"/>
+                <w:szCs w:val="22"/>
+              </w:rPr>
+              <w:t xml:space="preserve">2.0 / 3 — trade ledger + LLM log persistence</w:t>
+            </w:r>
+          </w:p>
+        </w:tc>
+      </w:tr>
+      <w:tr>
+        <w:tc>
+          <w:tcPr>
+            <w:tcW w:type="dxa" w:w="2600"/>
+            <w:tcBorders>
+              <w:top w:val="single" w:color="000000" w:sz="4"/>
+              <w:left w:val="single" w:color="000000" w:sz="4"/>
+              <w:bottom w:val="single" w:color="000000" w:sz="4"/>
+              <w:right w:val="single" w:color="000000" w:sz="4"/>
+            </w:tcBorders>
+            <w:tcMar>
+              <w:top w:type="dxa" w:w="80"/>
+              <w:left w:type="dxa" w:w="100"/>
+              <w:bottom w:type="dxa" w:w="80"/>
+              <w:right w:type="dxa" w:w="100"/>
+            </w:tcMar>
+          </w:tcPr>
+          <w:p>
+            <w:pPr>
+              <w:spacing w:line="260"/>
+              <w:jc w:val="left"/>
+            </w:pPr>
+            <w:r>
+              <w:rPr>
+                <w:rFonts w:ascii="Times New Roman" w:cs="Times New Roman" w:eastAsia="Times New Roman" w:hAnsi="Times New Roman"/>
+                <w:b w:val="false"/>
+                <w:bCs w:val="false"/>
+                <w:sz w:val="22"/>
+                <w:szCs w:val="22"/>
+              </w:rPr>
+              <w:t xml:space="preserve">NumPy / SciPy</w:t>
+            </w:r>
+          </w:p>
+        </w:tc>
+        <w:tc>
+          <w:tcPr>
+            <w:tcW w:type="dxa" w:w="6400"/>
+            <w:tcBorders>
+              <w:top w:val="single" w:color="000000" w:sz="4"/>
+              <w:left w:val="single" w:color="000000" w:sz="4"/>
+              <w:bottom w:val="single" w:color="000000" w:sz="4"/>
+              <w:right w:val="single" w:color="000000" w:sz="4"/>
+            </w:tcBorders>
+            <w:tcMar>
+              <w:top w:type="dxa" w:w="80"/>
+              <w:left w:type="dxa" w:w="100"/>
+              <w:bottom w:type="dxa" w:w="80"/>
+              <w:right w:type="dxa" w:w="100"/>
+            </w:tcMar>
+          </w:tcPr>
+          <w:p>
+            <w:pPr>
+              <w:spacing w:line="260"/>
+              <w:jc w:val="right"/>
+            </w:pPr>
+            <w:r>
+              <w:rPr>
+                <w:rFonts w:ascii="Times New Roman" w:cs="Times New Roman" w:eastAsia="Times New Roman" w:hAnsi="Times New Roman"/>
+                <w:b w:val="false"/>
+                <w:bCs w:val="false"/>
+                <w:sz w:val="22"/>
+                <w:szCs w:val="22"/>
+              </w:rPr>
+              <w:t xml:space="preserve">2.0 / 1.14 — vectorised math</w:t>
+            </w:r>
+          </w:p>
+        </w:tc>
+      </w:tr>
+      <w:tr>
+        <w:tc>
+          <w:tcPr>
+            <w:tcW w:type="dxa" w:w="2600"/>
+            <w:tcBorders>
+              <w:top w:val="single" w:color="000000" w:sz="4"/>
+              <w:left w:val="single" w:color="000000" w:sz="4"/>
+              <w:bottom w:val="single" w:color="000000" w:sz="4"/>
+              <w:right w:val="single" w:color="000000" w:sz="4"/>
+            </w:tcBorders>
+            <w:tcMar>
+              <w:top w:type="dxa" w:w="80"/>
+              <w:left w:type="dxa" w:w="100"/>
+              <w:bottom w:type="dxa" w:w="80"/>
+              <w:right w:type="dxa" w:w="100"/>
+            </w:tcMar>
+          </w:tcPr>
+          <w:p>
+            <w:pPr>
+              <w:spacing w:line="260"/>
+              <w:jc w:val="left"/>
+            </w:pPr>
+            <w:r>
+              <w:rPr>
+                <w:rFonts w:ascii="Times New Roman" w:cs="Times New Roman" w:eastAsia="Times New Roman" w:hAnsi="Times New Roman"/>
+                <w:b w:val="false"/>
+                <w:bCs w:val="false"/>
+                <w:sz w:val="22"/>
+                <w:szCs w:val="22"/>
+              </w:rPr>
+              <w:t xml:space="preserve">scikit-learn</w:t>
+            </w:r>
+          </w:p>
+        </w:tc>
+        <w:tc>
+          <w:tcPr>
+            <w:tcW w:type="dxa" w:w="6400"/>
+            <w:tcBorders>
+              <w:top w:val="single" w:color="000000" w:sz="4"/>
+              <w:left w:val="single" w:color="000000" w:sz="4"/>
+              <w:bottom w:val="single" w:color="000000" w:sz="4"/>
+              <w:right w:val="single" w:color="000000" w:sz="4"/>
+            </w:tcBorders>
+            <w:tcMar>
+              <w:top w:type="dxa" w:w="80"/>
+              <w:left w:type="dxa" w:w="100"/>
+              <w:bottom w:type="dxa" w:w="80"/>
+              <w:right w:type="dxa" w:w="100"/>
+            </w:tcMar>
+          </w:tcPr>
+          <w:p>
+            <w:pPr>
+              <w:spacing w:line="260"/>
+              <w:jc w:val="right"/>
+            </w:pPr>
+            <w:r>
+              <w:rPr>
+                <w:rFonts w:ascii="Times New Roman" w:cs="Times New Roman" w:eastAsia="Times New Roman" w:hAnsi="Times New Roman"/>
+                <w:b w:val="false"/>
+                <w:bCs w:val="false"/>
+                <w:sz w:val="22"/>
+                <w:szCs w:val="22"/>
+              </w:rPr>
+              <w:t xml:space="preserve">1.6 — PCA eigendecomposition</w:t>
+            </w:r>
+          </w:p>
+        </w:tc>
+      </w:tr>
+      <w:tr>
+        <w:tc>
+          <w:tcPr>
+            <w:tcW w:type="dxa" w:w="2600"/>
+            <w:tcBorders>
+              <w:top w:val="single" w:color="000000" w:sz="4"/>
+              <w:left w:val="single" w:color="000000" w:sz="4"/>
+              <w:bottom w:val="single" w:color="000000" w:sz="4"/>
+              <w:right w:val="single" w:color="000000" w:sz="4"/>
+            </w:tcBorders>
+            <w:tcMar>
+              <w:top w:type="dxa" w:w="80"/>
+              <w:left w:type="dxa" w:w="100"/>
+              <w:bottom w:type="dxa" w:w="80"/>
+              <w:right w:type="dxa" w:w="100"/>
+            </w:tcMar>
+          </w:tcPr>
+          <w:p>
+            <w:pPr>
+              <w:spacing w:line="260"/>
+              <w:jc w:val="left"/>
+            </w:pPr>
+            <w:r>
+              <w:rPr>
+                <w:rFonts w:ascii="Times New Roman" w:cs="Times New Roman" w:eastAsia="Times New Roman" w:hAnsi="Times New Roman"/>
+                <w:b w:val="false"/>
+                <w:bCs w:val="false"/>
+                <w:sz w:val="22"/>
+                <w:szCs w:val="22"/>
+              </w:rPr>
+              <w:t xml:space="preserve">xgboost</w:t>
+            </w:r>
+          </w:p>
+        </w:tc>
+        <w:tc>
+          <w:tcPr>
+            <w:tcW w:type="dxa" w:w="6400"/>
+            <w:tcBorders>
+              <w:top w:val="single" w:color="000000" w:sz="4"/>
+              <w:left w:val="single" w:color="000000" w:sz="4"/>
+              <w:bottom w:val="single" w:color="000000" w:sz="4"/>
+              <w:right w:val="single" w:color="000000" w:sz="4"/>
+            </w:tcBorders>
+            <w:tcMar>
+              <w:top w:type="dxa" w:w="80"/>
+              <w:left w:type="dxa" w:w="100"/>
+              <w:bottom w:type="dxa" w:w="80"/>
+              <w:right w:type="dxa" w:w="100"/>
+            </w:tcMar>
+          </w:tcPr>
+          <w:p>
+            <w:pPr>
+              <w:spacing w:line="260"/>
+              <w:jc w:val="right"/>
+            </w:pPr>
+            <w:r>
+              <w:rPr>
+                <w:rFonts w:ascii="Times New Roman" w:cs="Times New Roman" w:eastAsia="Times New Roman" w:hAnsi="Times New Roman"/>
+                <w:b w:val="false"/>
+                <w:bCs w:val="false"/>
+                <w:sz w:val="22"/>
+                <w:szCs w:val="22"/>
+              </w:rPr>
+              <w:t xml:space="preserve">3.2 — ML trade screener</w:t>
+            </w:r>
+          </w:p>
+        </w:tc>
+      </w:tr>
+      <w:tr>
+        <w:tc>
+          <w:tcPr>
+            <w:tcW w:type="dxa" w:w="2600"/>
+            <w:tcBorders>
+              <w:top w:val="single" w:color="000000" w:sz="4"/>
+              <w:left w:val="single" w:color="000000" w:sz="4"/>
+              <w:bottom w:val="single" w:color="000000" w:sz="4"/>
+              <w:right w:val="single" w:color="000000" w:sz="4"/>
+            </w:tcBorders>
+            <w:tcMar>
+              <w:top w:type="dxa" w:w="80"/>
+              <w:left w:type="dxa" w:w="100"/>
+              <w:bottom w:type="dxa" w:w="80"/>
+              <w:right w:type="dxa" w:w="100"/>
+            </w:tcMar>
+          </w:tcPr>
+          <w:p>
+            <w:pPr>
+              <w:spacing w:line="260"/>
+              <w:jc w:val="left"/>
+            </w:pPr>
+            <w:r>
+              <w:rPr>
+                <w:rFonts w:ascii="Times New Roman" w:cs="Times New Roman" w:eastAsia="Times New Roman" w:hAnsi="Times New Roman"/>
+                <w:b w:val="false"/>
+                <w:bCs w:val="false"/>
+                <w:sz w:val="22"/>
+                <w:szCs w:val="22"/>
+              </w:rPr>
+              <w:t xml:space="preserve">arch</w:t>
+            </w:r>
+          </w:p>
+        </w:tc>
+        <w:tc>
+          <w:tcPr>
+            <w:tcW w:type="dxa" w:w="6400"/>
+            <w:tcBorders>
+              <w:top w:val="single" w:color="000000" w:sz="4"/>
+              <w:left w:val="single" w:color="000000" w:sz="4"/>
+              <w:bottom w:val="single" w:color="000000" w:sz="4"/>
+              <w:right w:val="single" w:color="000000" w:sz="4"/>
+            </w:tcBorders>
+            <w:tcMar>
+              <w:top w:type="dxa" w:w="80"/>
+              <w:left w:type="dxa" w:w="100"/>
+              <w:bottom w:type="dxa" w:w="80"/>
+              <w:right w:type="dxa" w:w="100"/>
+            </w:tcMar>
+          </w:tcPr>
+          <w:p>
+            <w:pPr>
+              <w:spacing w:line="260"/>
+              <w:jc w:val="left"/>
+            </w:pPr>
+            <w:r>
+              <w:rPr>
+                <w:rFonts w:ascii="Times New Roman" w:cs="Times New Roman" w:eastAsia="Times New Roman" w:hAnsi="Times New Roman"/>
+                <w:b w:val="false"/>
+                <w:bCs w:val="false"/>
+                <w:sz w:val="22"/>
+                <w:szCs w:val="22"/>
+              </w:rPr>
+              <w:t xml:space="preserve">GARCH(1,1) fitting (disabled in backfill due to segfault risk)</w:t>
+            </w:r>
+          </w:p>
+        </w:tc>
+      </w:tr>
+      <w:tr>
+        <w:tc>
+          <w:tcPr>
+            <w:tcW w:type="dxa" w:w="2600"/>
+            <w:tcBorders>
+              <w:top w:val="single" w:color="000000" w:sz="4"/>
+              <w:left w:val="single" w:color="000000" w:sz="4"/>
+              <w:bottom w:val="single" w:color="000000" w:sz="4"/>
+              <w:right w:val="single" w:color="000000" w:sz="4"/>
+            </w:tcBorders>
+            <w:tcMar>
+              <w:top w:type="dxa" w:w="80"/>
+              <w:left w:type="dxa" w:w="100"/>
+              <w:bottom w:type="dxa" w:w="80"/>
+              <w:right w:type="dxa" w:w="100"/>
+            </w:tcMar>
+          </w:tcPr>
+          <w:p>
+            <w:pPr>
+              <w:spacing w:line="260"/>
+              <w:jc w:val="left"/>
+            </w:pPr>
+            <w:r>
+              <w:rPr>
+                <w:rFonts w:ascii="Times New Roman" w:cs="Times New Roman" w:eastAsia="Times New Roman" w:hAnsi="Times New Roman"/>
+                <w:b w:val="false"/>
+                <w:bCs w:val="false"/>
+                <w:sz w:val="22"/>
+                <w:szCs w:val="22"/>
+              </w:rPr>
+              <w:t xml:space="preserve">yfinance</w:t>
+            </w:r>
+          </w:p>
+        </w:tc>
+        <w:tc>
+          <w:tcPr>
+            <w:tcW w:type="dxa" w:w="6400"/>
+            <w:tcBorders>
+              <w:top w:val="single" w:color="000000" w:sz="4"/>
+              <w:left w:val="single" w:color="000000" w:sz="4"/>
+              <w:bottom w:val="single" w:color="000000" w:sz="4"/>
+              <w:right w:val="single" w:color="000000" w:sz="4"/>
+            </w:tcBorders>
+            <w:tcMar>
+              <w:top w:type="dxa" w:w="80"/>
+              <w:left w:type="dxa" w:w="100"/>
+              <w:bottom w:type="dxa" w:w="80"/>
+              <w:right w:type="dxa" w:w="100"/>
+            </w:tcMar>
+          </w:tcPr>
+          <w:p>
+            <w:pPr>
+              <w:spacing w:line="260"/>
+              <w:jc w:val="left"/>
+            </w:pPr>
+            <w:r>
+              <w:rPr>
+                <w:rFonts w:ascii="Times New Roman" w:cs="Times New Roman" w:eastAsia="Times New Roman" w:hAnsi="Times New Roman"/>
+                <w:b w:val="false"/>
+                <w:bCs w:val="false"/>
+                <w:sz w:val="22"/>
+                <w:szCs w:val="22"/>
+              </w:rPr>
+              <w:t xml:space="preserve">Yahoo Finance client</w:t>
+            </w:r>
+          </w:p>
+        </w:tc>
+      </w:tr>
+      <w:tr>
+        <w:tc>
+          <w:tcPr>
+            <w:tcW w:type="dxa" w:w="2600"/>
+            <w:tcBorders>
+              <w:top w:val="single" w:color="000000" w:sz="4"/>
+              <w:left w:val="single" w:color="000000" w:sz="4"/>
+              <w:bottom w:val="single" w:color="000000" w:sz="4"/>
+              <w:right w:val="single" w:color="000000" w:sz="4"/>
+            </w:tcBorders>
+            <w:tcMar>
+              <w:top w:type="dxa" w:w="80"/>
+              <w:left w:type="dxa" w:w="100"/>
+              <w:bottom w:type="dxa" w:w="80"/>
+              <w:right w:type="dxa" w:w="100"/>
+            </w:tcMar>
+          </w:tcPr>
+          <w:p>
+            <w:pPr>
+              <w:spacing w:line="260"/>
+              <w:jc w:val="left"/>
+            </w:pPr>
+            <w:r>
+              <w:rPr>
+                <w:rFonts w:ascii="Times New Roman" w:cs="Times New Roman" w:eastAsia="Times New Roman" w:hAnsi="Times New Roman"/>
+                <w:b w:val="false"/>
+                <w:bCs w:val="false"/>
+                <w:sz w:val="22"/>
+                <w:szCs w:val="22"/>
+              </w:rPr>
+              <w:t xml:space="preserve">httpx / websockets</w:t>
+            </w:r>
+          </w:p>
+        </w:tc>
+        <w:tc>
+          <w:tcPr>
+            <w:tcW w:type="dxa" w:w="6400"/>
+            <w:tcBorders>
+              <w:top w:val="single" w:color="000000" w:sz="4"/>
+              <w:left w:val="single" w:color="000000" w:sz="4"/>
+              <w:bottom w:val="single" w:color="000000" w:sz="4"/>
+              <w:right w:val="single" w:color="000000" w:sz="4"/>
+            </w:tcBorders>
+            <w:tcMar>
+              <w:top w:type="dxa" w:w="80"/>
+              <w:left w:type="dxa" w:w="100"/>
+              <w:bottom w:type="dxa" w:w="80"/>
+              <w:right w:type="dxa" w:w="100"/>
+            </w:tcMar>
+          </w:tcPr>
+          <w:p>
+            <w:pPr>
+              <w:spacing w:line="260"/>
+              <w:jc w:val="left"/>
+            </w:pPr>
+            <w:r>
+              <w:rPr>
+                <w:rFonts w:ascii="Times New Roman" w:cs="Times New Roman" w:eastAsia="Times New Roman" w:hAnsi="Times New Roman"/>
+                <w:b w:val="false"/>
+                <w:bCs w:val="false"/>
+                <w:sz w:val="22"/>
+                <w:szCs w:val="22"/>
+              </w:rPr>
+              <w:t xml:space="preserve">Async HTTP + WebSocket clients</w:t>
+            </w:r>
+          </w:p>
+        </w:tc>
+      </w:tr>
+      <w:tr>
+        <w:tc>
+          <w:tcPr>
+            <w:tcW w:type="dxa" w:w="2600"/>
+            <w:tcBorders>
+              <w:top w:val="single" w:color="000000" w:sz="4"/>
+              <w:left w:val="single" w:color="000000" w:sz="4"/>
+              <w:bottom w:val="single" w:color="000000" w:sz="4"/>
+              <w:right w:val="single" w:color="000000" w:sz="4"/>
+            </w:tcBorders>
+            <w:tcMar>
+              <w:top w:type="dxa" w:w="80"/>
+              <w:left w:type="dxa" w:w="100"/>
+              <w:bottom w:type="dxa" w:w="80"/>
+              <w:right w:type="dxa" w:w="100"/>
+            </w:tcMar>
+          </w:tcPr>
+          <w:p>
+            <w:pPr>
+              <w:spacing w:line="260"/>
+              <w:jc w:val="left"/>
+            </w:pPr>
+            <w:r>
+              <w:rPr>
+                <w:rFonts w:ascii="Times New Roman" w:cs="Times New Roman" w:eastAsia="Times New Roman" w:hAnsi="Times New Roman"/>
+                <w:b w:val="false"/>
+                <w:bCs w:val="false"/>
+                <w:sz w:val="22"/>
+                <w:szCs w:val="22"/>
+              </w:rPr>
+              <w:t xml:space="preserve">APScheduler</w:t>
+            </w:r>
+          </w:p>
+        </w:tc>
+        <w:tc>
+          <w:tcPr>
+            <w:tcW w:type="dxa" w:w="6400"/>
+            <w:tcBorders>
+              <w:top w:val="single" w:color="000000" w:sz="4"/>
+              <w:left w:val="single" w:color="000000" w:sz="4"/>
+              <w:bottom w:val="single" w:color="000000" w:sz="4"/>
+              <w:right w:val="single" w:color="000000" w:sz="4"/>
+            </w:tcBorders>
+            <w:tcMar>
+              <w:top w:type="dxa" w:w="80"/>
+              <w:left w:type="dxa" w:w="100"/>
+              <w:bottom w:type="dxa" w:w="80"/>
+              <w:right w:type="dxa" w:w="100"/>
+            </w:tcMar>
+          </w:tcPr>
+          <w:p>
+            <w:pPr>
+              <w:spacing w:line="260"/>
+              <w:jc w:val="right"/>
+            </w:pPr>
+            <w:r>
+              <w:rPr>
+                <w:rFonts w:ascii="Times New Roman" w:cs="Times New Roman" w:eastAsia="Times New Roman" w:hAnsi="Times New Roman"/>
+                <w:b w:val="false"/>
+                <w:bCs w:val="false"/>
+                <w:sz w:val="22"/>
+                <w:szCs w:val="22"/>
+              </w:rPr>
+              <w:t xml:space="preserve">3.10 — cron scheduling</w:t>
+            </w:r>
+          </w:p>
+        </w:tc>
+      </w:tr>
+      <w:tr>
+        <w:tc>
+          <w:tcPr>
+            <w:tcW w:type="dxa" w:w="2600"/>
+            <w:tcBorders>
+              <w:top w:val="single" w:color="000000" w:sz="4"/>
+              <w:left w:val="single" w:color="000000" w:sz="4"/>
+              <w:bottom w:val="single" w:color="000000" w:sz="4"/>
+              <w:right w:val="single" w:color="000000" w:sz="4"/>
+            </w:tcBorders>
+            <w:tcMar>
+              <w:top w:type="dxa" w:w="80"/>
+              <w:left w:type="dxa" w:w="100"/>
+              <w:bottom w:type="dxa" w:w="80"/>
+              <w:right w:type="dxa" w:w="100"/>
+            </w:tcMar>
+          </w:tcPr>
+          <w:p>
+            <w:pPr>
+              <w:spacing w:line="260"/>
+              <w:jc w:val="left"/>
+            </w:pPr>
+            <w:r>
+              <w:rPr>
+                <w:rFonts w:ascii="Times New Roman" w:cs="Times New Roman" w:eastAsia="Times New Roman" w:hAnsi="Times New Roman"/>
+                <w:b w:val="false"/>
+                <w:bCs w:val="false"/>
+                <w:sz w:val="22"/>
+                <w:szCs w:val="22"/>
+              </w:rPr>
+              <w:t xml:space="preserve">Node.js</w:t>
+            </w:r>
+          </w:p>
+        </w:tc>
+        <w:tc>
+          <w:tcPr>
+            <w:tcW w:type="dxa" w:w="6400"/>
+            <w:tcBorders>
+              <w:top w:val="single" w:color="000000" w:sz="4"/>
+              <w:left w:val="single" w:color="000000" w:sz="4"/>
+              <w:bottom w:val="single" w:color="000000" w:sz="4"/>
+              <w:right w:val="single" w:color="000000" w:sz="4"/>
+            </w:tcBorders>
+            <w:tcMar>
+              <w:top w:type="dxa" w:w="80"/>
+              <w:left w:type="dxa" w:w="100"/>
+              <w:bottom w:type="dxa" w:w="80"/>
+              <w:right w:type="dxa" w:w="100"/>
+            </w:tcMar>
+          </w:tcPr>
+          <w:p>
+            <w:pPr>
+              <w:spacing w:line="260"/>
+              <w:jc w:val="right"/>
+            </w:pPr>
+            <w:r>
+              <w:rPr>
+                <w:rFonts w:ascii="Times New Roman" w:cs="Times New Roman" w:eastAsia="Times New Roman" w:hAnsi="Times New Roman"/>
+                <w:b w:val="false"/>
+                <w:bCs w:val="false"/>
+                <w:sz w:val="22"/>
+                <w:szCs w:val="22"/>
+              </w:rPr>
+              <w:t xml:space="preserve">20+ — frontend runtime</w:t>
+            </w:r>
+          </w:p>
+        </w:tc>
+      </w:tr>
+      <w:tr>
+        <w:tc>
+          <w:tcPr>
+            <w:tcW w:type="dxa" w:w="2600"/>
+            <w:tcBorders>
+              <w:top w:val="single" w:color="000000" w:sz="4"/>
+              <w:left w:val="single" w:color="000000" w:sz="4"/>
+              <w:bottom w:val="single" w:color="000000" w:sz="4"/>
+              <w:right w:val="single" w:color="000000" w:sz="4"/>
+            </w:tcBorders>
+            <w:tcMar>
+              <w:top w:type="dxa" w:w="80"/>
+              <w:left w:type="dxa" w:w="100"/>
+              <w:bottom w:type="dxa" w:w="80"/>
+              <w:right w:type="dxa" w:w="100"/>
+            </w:tcMar>
+          </w:tcPr>
+          <w:p>
+            <w:pPr>
+              <w:spacing w:line="260"/>
+              <w:jc w:val="left"/>
+            </w:pPr>
+            <w:r>
+              <w:rPr>
+                <w:rFonts w:ascii="Times New Roman" w:cs="Times New Roman" w:eastAsia="Times New Roman" w:hAnsi="Times New Roman"/>
+                <w:b w:val="false"/>
+                <w:bCs w:val="false"/>
+                <w:sz w:val="22"/>
+                <w:szCs w:val="22"/>
+              </w:rPr>
+              <w:t xml:space="preserve">Next.js / React</w:t>
+            </w:r>
+          </w:p>
+        </w:tc>
+        <w:tc>
+          <w:tcPr>
+            <w:tcW w:type="dxa" w:w="6400"/>
+            <w:tcBorders>
+              <w:top w:val="single" w:color="000000" w:sz="4"/>
+              <w:left w:val="single" w:color="000000" w:sz="4"/>
+              <w:bottom w:val="single" w:color="000000" w:sz="4"/>
+              <w:right w:val="single" w:color="000000" w:sz="4"/>
+            </w:tcBorders>
+            <w:tcMar>
+              <w:top w:type="dxa" w:w="80"/>
+              <w:left w:type="dxa" w:w="100"/>
+              <w:bottom w:type="dxa" w:w="80"/>
+              <w:right w:type="dxa" w:w="100"/>
+            </w:tcMar>
+          </w:tcPr>
+          <w:p>
+            <w:pPr>
+              <w:spacing w:line="260"/>
+              <w:jc w:val="right"/>
+            </w:pPr>
+            <w:r>
+              <w:rPr>
+                <w:rFonts w:ascii="Times New Roman" w:cs="Times New Roman" w:eastAsia="Times New Roman" w:hAnsi="Times New Roman"/>
+                <w:b w:val="false"/>
+                <w:bCs w:val="false"/>
+                <w:sz w:val="22"/>
+                <w:szCs w:val="22"/>
+              </w:rPr>
+              <w:t xml:space="preserve">16 / 19 — SSR + routing</w:t>
+            </w:r>
+          </w:p>
+        </w:tc>
+      </w:tr>
+      <w:tr>
+        <w:tc>
+          <w:tcPr>
+            <w:tcW w:type="dxa" w:w="2600"/>
+            <w:tcBorders>
+              <w:top w:val="single" w:color="000000" w:sz="4"/>
+              <w:left w:val="single" w:color="000000" w:sz="4"/>
+              <w:bottom w:val="single" w:color="000000" w:sz="4"/>
+              <w:right w:val="single" w:color="000000" w:sz="4"/>
+            </w:tcBorders>
+            <w:tcMar>
+              <w:top w:type="dxa" w:w="80"/>
+              <w:left w:type="dxa" w:w="100"/>
+              <w:bottom w:type="dxa" w:w="80"/>
+              <w:right w:type="dxa" w:w="100"/>
+            </w:tcMar>
+          </w:tcPr>
+          <w:p>
+            <w:pPr>
+              <w:spacing w:line="260"/>
+              <w:jc w:val="left"/>
+            </w:pPr>
+            <w:r>
+              <w:rPr>
+                <w:rFonts w:ascii="Times New Roman" w:cs="Times New Roman" w:eastAsia="Times New Roman" w:hAnsi="Times New Roman"/>
+                <w:b w:val="false"/>
+                <w:bCs w:val="false"/>
+                <w:sz w:val="22"/>
+                <w:szCs w:val="22"/>
+              </w:rPr>
+              <w:t xml:space="preserve">TypeScript</w:t>
+            </w:r>
+          </w:p>
+        </w:tc>
+        <w:tc>
+          <w:tcPr>
+            <w:tcW w:type="dxa" w:w="6400"/>
+            <w:tcBorders>
+              <w:top w:val="single" w:color="000000" w:sz="4"/>
+              <w:left w:val="single" w:color="000000" w:sz="4"/>
+              <w:bottom w:val="single" w:color="000000" w:sz="4"/>
+              <w:right w:val="single" w:color="000000" w:sz="4"/>
+            </w:tcBorders>
+            <w:tcMar>
+              <w:top w:type="dxa" w:w="80"/>
+              <w:left w:type="dxa" w:w="100"/>
+              <w:bottom w:type="dxa" w:w="80"/>
+              <w:right w:type="dxa" w:w="100"/>
+            </w:tcMar>
+          </w:tcPr>
+          <w:p>
+            <w:pPr>
+              <w:spacing w:line="260"/>
+              <w:jc w:val="right"/>
+            </w:pPr>
+            <w:r>
+              <w:rPr>
+                <w:rFonts w:ascii="Times New Roman" w:cs="Times New Roman" w:eastAsia="Times New Roman" w:hAnsi="Times New Roman"/>
+                <w:b w:val="false"/>
+                <w:bCs w:val="false"/>
+                <w:sz w:val="22"/>
+                <w:szCs w:val="22"/>
+              </w:rPr>
+              <w:t xml:space="preserve">5 — type-safe JS</w:t>
+            </w:r>
+          </w:p>
+        </w:tc>
+      </w:tr>
+      <w:tr>
+        <w:tc>
+          <w:tcPr>
+            <w:tcW w:type="dxa" w:w="2600"/>
+            <w:tcBorders>
+              <w:top w:val="single" w:color="000000" w:sz="4"/>
+              <w:left w:val="single" w:color="000000" w:sz="4"/>
+              <w:bottom w:val="single" w:color="000000" w:sz="4"/>
+              <w:right w:val="single" w:color="000000" w:sz="4"/>
+            </w:tcBorders>
+            <w:tcMar>
+              <w:top w:type="dxa" w:w="80"/>
+              <w:left w:type="dxa" w:w="100"/>
+              <w:bottom w:type="dxa" w:w="80"/>
+              <w:right w:type="dxa" w:w="100"/>
+            </w:tcMar>
+          </w:tcPr>
+          <w:p>
+            <w:pPr>
+              <w:spacing w:line="260"/>
+              <w:jc w:val="left"/>
+            </w:pPr>
+            <w:r>
+              <w:rPr>
+                <w:rFonts w:ascii="Times New Roman" w:cs="Times New Roman" w:eastAsia="Times New Roman" w:hAnsi="Times New Roman"/>
+                <w:b w:val="false"/>
+                <w:bCs w:val="false"/>
+                <w:sz w:val="22"/>
+                <w:szCs w:val="22"/>
+              </w:rPr>
+              <w:t xml:space="preserve">Tailwind CSS</w:t>
+            </w:r>
+          </w:p>
+        </w:tc>
+        <w:tc>
+          <w:tcPr>
+            <w:tcW w:type="dxa" w:w="6400"/>
+            <w:tcBorders>
+              <w:top w:val="single" w:color="000000" w:sz="4"/>
+              <w:left w:val="single" w:color="000000" w:sz="4"/>
+              <w:bottom w:val="single" w:color="000000" w:sz="4"/>
+              <w:right w:val="single" w:color="000000" w:sz="4"/>
+            </w:tcBorders>
+            <w:tcMar>
+              <w:top w:type="dxa" w:w="80"/>
+              <w:left w:type="dxa" w:w="100"/>
+              <w:bottom w:type="dxa" w:w="80"/>
+              <w:right w:type="dxa" w:w="100"/>
+            </w:tcMar>
+          </w:tcPr>
+          <w:p>
+            <w:pPr>
+              <w:spacing w:line="260"/>
+              <w:jc w:val="right"/>
+            </w:pPr>
+            <w:r>
+              <w:rPr>
+                <w:rFonts w:ascii="Times New Roman" w:cs="Times New Roman" w:eastAsia="Times New Roman" w:hAnsi="Times New Roman"/>
+                <w:b w:val="false"/>
+                <w:bCs w:val="false"/>
+                <w:sz w:val="22"/>
+                <w:szCs w:val="22"/>
+              </w:rPr>
+              <w:t xml:space="preserve">4 — utility-first styling</w:t>
+            </w:r>
+          </w:p>
+        </w:tc>
+      </w:tr>
+      <w:tr>
+        <w:tc>
+          <w:tcPr>
+            <w:tcW w:type="dxa" w:w="2600"/>
+            <w:tcBorders>
+              <w:top w:val="single" w:color="000000" w:sz="4"/>
+              <w:left w:val="single" w:color="000000" w:sz="4"/>
+              <w:bottom w:val="single" w:color="000000" w:sz="4"/>
+              <w:right w:val="single" w:color="000000" w:sz="4"/>
+            </w:tcBorders>
+            <w:tcMar>
+              <w:top w:type="dxa" w:w="80"/>
+              <w:left w:type="dxa" w:w="100"/>
+              <w:bottom w:type="dxa" w:w="80"/>
+              <w:right w:type="dxa" w:w="100"/>
+            </w:tcMar>
+          </w:tcPr>
+          <w:p>
+            <w:pPr>
+              <w:spacing w:line="260"/>
+              <w:jc w:val="left"/>
+            </w:pPr>
+            <w:r>
+              <w:rPr>
+                <w:rFonts w:ascii="Times New Roman" w:cs="Times New Roman" w:eastAsia="Times New Roman" w:hAnsi="Times New Roman"/>
+                <w:b w:val="false"/>
+                <w:bCs w:val="false"/>
+                <w:sz w:val="22"/>
+                <w:szCs w:val="22"/>
+              </w:rPr>
+              <w:t xml:space="preserve">Recharts</w:t>
+            </w:r>
+          </w:p>
+        </w:tc>
+        <w:tc>
+          <w:tcPr>
+            <w:tcW w:type="dxa" w:w="6400"/>
+            <w:tcBorders>
+              <w:top w:val="single" w:color="000000" w:sz="4"/>
+              <w:left w:val="single" w:color="000000" w:sz="4"/>
+              <w:bottom w:val="single" w:color="000000" w:sz="4"/>
+              <w:right w:val="single" w:color="000000" w:sz="4"/>
+            </w:tcBorders>
+            <w:tcMar>
+              <w:top w:type="dxa" w:w="80"/>
+              <w:left w:type="dxa" w:w="100"/>
+              <w:bottom w:type="dxa" w:w="80"/>
+              <w:right w:type="dxa" w:w="100"/>
+            </w:tcMar>
+          </w:tcPr>
+          <w:p>
+            <w:pPr>
+              <w:spacing w:line="260"/>
+              <w:jc w:val="right"/>
+            </w:pPr>
+            <w:r>
+              <w:rPr>
+                <w:rFonts w:ascii="Times New Roman" w:cs="Times New Roman" w:eastAsia="Times New Roman" w:hAnsi="Times New Roman"/>
+                <w:b w:val="false"/>
+                <w:bCs w:val="false"/>
+                <w:sz w:val="22"/>
+                <w:szCs w:val="22"/>
+              </w:rPr>
+              <w:t xml:space="preserve">3 — data-visualisation</w:t>
+            </w:r>
+          </w:p>
+        </w:tc>
+      </w:tr>
+      <w:tr>
+        <w:tc>
+          <w:tcPr>
+            <w:tcW w:type="dxa" w:w="2600"/>
+            <w:tcBorders>
+              <w:top w:val="single" w:color="000000" w:sz="4"/>
+              <w:left w:val="single" w:color="000000" w:sz="4"/>
+              <w:bottom w:val="single" w:color="000000" w:sz="4"/>
+              <w:right w:val="single" w:color="000000" w:sz="4"/>
+            </w:tcBorders>
+            <w:tcMar>
+              <w:top w:type="dxa" w:w="80"/>
+              <w:left w:type="dxa" w:w="100"/>
+              <w:bottom w:type="dxa" w:w="80"/>
+              <w:right w:type="dxa" w:w="100"/>
+            </w:tcMar>
+          </w:tcPr>
+          <w:p>
+            <w:pPr>
+              <w:spacing w:line="260"/>
+              <w:jc w:val="left"/>
+            </w:pPr>
+            <w:r>
+              <w:rPr>
+                <w:rFonts w:ascii="Times New Roman" w:cs="Times New Roman" w:eastAsia="Times New Roman" w:hAnsi="Times New Roman"/>
+                <w:b w:val="false"/>
+                <w:bCs w:val="false"/>
+                <w:sz w:val="22"/>
+                <w:szCs w:val="22"/>
+              </w:rPr>
+              <w:t xml:space="preserve">react-simple-maps</w:t>
+            </w:r>
+          </w:p>
+        </w:tc>
+        <w:tc>
+          <w:tcPr>
+            <w:tcW w:type="dxa" w:w="6400"/>
+            <w:tcBorders>
+              <w:top w:val="single" w:color="000000" w:sz="4"/>
+              <w:left w:val="single" w:color="000000" w:sz="4"/>
+              <w:bottom w:val="single" w:color="000000" w:sz="4"/>
+              <w:right w:val="single" w:color="000000" w:sz="4"/>
+            </w:tcBorders>
+            <w:tcMar>
+              <w:top w:type="dxa" w:w="80"/>
+              <w:left w:type="dxa" w:w="100"/>
+              <w:bottom w:type="dxa" w:w="80"/>
+              <w:right w:type="dxa" w:w="100"/>
+            </w:tcMar>
+          </w:tcPr>
+          <w:p>
+            <w:pPr>
+              <w:spacing w:line="260"/>
+              <w:jc w:val="right"/>
+            </w:pPr>
+            <w:r>
+              <w:rPr>
+                <w:rFonts w:ascii="Times New Roman" w:cs="Times New Roman" w:eastAsia="Times New Roman" w:hAnsi="Times New Roman"/>
+                <w:b w:val="false"/>
+                <w:bCs w:val="false"/>
+                <w:sz w:val="22"/>
+                <w:szCs w:val="22"/>
+              </w:rPr>
+              <w:t xml:space="preserve">3 — global marine-traffic map</w:t>
+            </w:r>
+          </w:p>
+        </w:tc>
+      </w:tr>
+      <w:tr>
+        <w:tc>
+          <w:tcPr>
+            <w:tcW w:type="dxa" w:w="2600"/>
+            <w:tcBorders>
+              <w:top w:val="single" w:color="000000" w:sz="4"/>
+              <w:left w:val="single" w:color="000000" w:sz="4"/>
+              <w:bottom w:val="single" w:color="000000" w:sz="4"/>
+              <w:right w:val="single" w:color="000000" w:sz="4"/>
+            </w:tcBorders>
+            <w:tcMar>
+              <w:top w:type="dxa" w:w="80"/>
+              <w:left w:type="dxa" w:w="100"/>
+              <w:bottom w:type="dxa" w:w="80"/>
+              <w:right w:type="dxa" w:w="100"/>
+            </w:tcMar>
+          </w:tcPr>
+          <w:p>
+            <w:pPr>
+              <w:spacing w:line="260"/>
+              <w:jc w:val="left"/>
+            </w:pPr>
+            <w:r>
+              <w:rPr>
+                <w:rFonts w:ascii="Times New Roman" w:cs="Times New Roman" w:eastAsia="Times New Roman" w:hAnsi="Times New Roman"/>
+                <w:b w:val="false"/>
+                <w:bCs w:val="false"/>
+                <w:sz w:val="22"/>
+                <w:szCs w:val="22"/>
+              </w:rPr>
+              <w:t xml:space="preserve">OpenRouter API</w:t>
+            </w:r>
+          </w:p>
+        </w:tc>
+        <w:tc>
+          <w:tcPr>
+            <w:tcW w:type="dxa" w:w="6400"/>
+            <w:tcBorders>
+              <w:top w:val="single" w:color="000000" w:sz="4"/>
+              <w:left w:val="single" w:color="000000" w:sz="4"/>
+              <w:bottom w:val="single" w:color="000000" w:sz="4"/>
+              <w:right w:val="single" w:color="000000" w:sz="4"/>
+            </w:tcBorders>
+            <w:tcMar>
+              <w:top w:type="dxa" w:w="80"/>
+              <w:left w:type="dxa" w:w="100"/>
+              <w:bottom w:type="dxa" w:w="80"/>
+              <w:right w:type="dxa" w:w="100"/>
+            </w:tcMar>
+          </w:tcPr>
+          <w:p>
+            <w:pPr>
+              <w:spacing w:line="260"/>
+              <w:jc w:val="left"/>
+            </w:pPr>
+            <w:r>
+              <w:rPr>
+                <w:rFonts w:ascii="Times New Roman" w:cs="Times New Roman" w:eastAsia="Times New Roman" w:hAnsi="Times New Roman"/>
+                <w:b w:val="false"/>
+                <w:bCs w:val="false"/>
+                <w:sz w:val="22"/>
+                <w:szCs w:val="22"/>
+              </w:rPr>
+              <w:t xml:space="preserve">Free tier · Gemma-3n-E4B-it · 20 RPM</w:t>
+            </w:r>
+          </w:p>
+        </w:tc>
+      </w:tr>
+      <w:tr>
+        <w:tc>
+          <w:tcPr>
+            <w:tcW w:type="dxa" w:w="2600"/>
+            <w:tcBorders>
+              <w:top w:val="single" w:color="000000" w:sz="4"/>
+              <w:left w:val="single" w:color="000000" w:sz="4"/>
+              <w:bottom w:val="single" w:color="000000" w:sz="4"/>
+              <w:right w:val="single" w:color="000000" w:sz="4"/>
+            </w:tcBorders>
+            <w:tcMar>
+              <w:top w:type="dxa" w:w="80"/>
+              <w:left w:type="dxa" w:w="100"/>
+              <w:bottom w:type="dxa" w:w="80"/>
+              <w:right w:type="dxa" w:w="100"/>
+            </w:tcMar>
+          </w:tcPr>
+          <w:p>
+            <w:pPr>
+              <w:spacing w:line="260"/>
+              <w:jc w:val="left"/>
+            </w:pPr>
+            <w:r>
+              <w:rPr>
+                <w:rFonts w:ascii="Times New Roman" w:cs="Times New Roman" w:eastAsia="Times New Roman" w:hAnsi="Times New Roman"/>
+                <w:b w:val="false"/>
+                <w:bCs w:val="false"/>
+                <w:sz w:val="22"/>
+                <w:szCs w:val="22"/>
+              </w:rPr>
+              <w:t xml:space="preserve">AISStream API</w:t>
+            </w:r>
+          </w:p>
+        </w:tc>
+        <w:tc>
+          <w:tcPr>
+            <w:tcW w:type="dxa" w:w="6400"/>
+            <w:tcBorders>
+              <w:top w:val="single" w:color="000000" w:sz="4"/>
+              <w:left w:val="single" w:color="000000" w:sz="4"/>
+              <w:bottom w:val="single" w:color="000000" w:sz="4"/>
+              <w:right w:val="single" w:color="000000" w:sz="4"/>
+            </w:tcBorders>
+            <w:tcMar>
+              <w:top w:type="dxa" w:w="80"/>
+              <w:left w:type="dxa" w:w="100"/>
+              <w:bottom w:type="dxa" w:w="80"/>
+              <w:right w:type="dxa" w:w="100"/>
+            </w:tcMar>
+          </w:tcPr>
+          <w:p>
+            <w:pPr>
+              <w:spacing w:line="260"/>
+              <w:jc w:val="left"/>
+            </w:pPr>
+            <w:r>
+              <w:rPr>
+                <w:rFonts w:ascii="Times New Roman" w:cs="Times New Roman" w:eastAsia="Times New Roman" w:hAnsi="Times New Roman"/>
+                <w:b w:val="false"/>
+                <w:bCs w:val="false"/>
+                <w:sz w:val="22"/>
+                <w:szCs w:val="22"/>
+              </w:rPr>
+              <w:t xml:space="preserve">Free global WebSocket AIS stream</w:t>
+            </w:r>
+          </w:p>
+        </w:tc>
+      </w:tr>
+    </w:tbl>
     <w:p>
       <w:pPr>
         <w:pageBreakBefore/>
@@ -7223,107 +11308,1618 @@
         <w:t xml:space="preserve">List of Papers Presented and Published</w:t>
       </w:r>
     </w:p>
-    <w:p>
-      <w:pPr>
-        <w:spacing w:after="120" w:line="360"/>
-        <w:jc w:val="both"/>
-      </w:pPr>
-      <w:r>
-        <w:rPr>
-          <w:rFonts w:ascii="Times New Roman" w:cs="Times New Roman" w:eastAsia="Times New Roman" w:hAnsi="Times New Roman"/>
-          <w:sz w:val="22"/>
-          <w:szCs w:val="22"/>
-        </w:rPr>
-        <w:t xml:space="preserve">This capstone project has generated the following technical-research artefacts:</w:t>
-      </w:r>
-    </w:p>
-    <w:p>
-      <w:pPr>
-        <w:spacing w:after="120" w:line="360"/>
-        <w:jc w:val="both"/>
-      </w:pPr>
-      <w:r>
-        <w:rPr>
-          <w:rFonts w:ascii="Times New Roman" w:cs="Times New Roman" w:eastAsia="Times New Roman" w:hAnsi="Times New Roman"/>
-          <w:sz w:val="22"/>
-          <w:szCs w:val="22"/>
-        </w:rPr>
-        <w:t xml:space="preserve">1. Hedgyyyboo: A Retrieval-Augmented LLM Framework Coupled with Stochastic Calculus and Principal Component Factor Models for Real-Time Multi-Asset Portfolio Decision Support. IEEE-format conference paper prepared for submission. Documents the architectural approach, empirical validation results, and the Gemma-3n system-prompt merge discovery that allows RAG stacks to operate on the OpenRouter free tier.</w:t>
-      </w:r>
-    </w:p>
-    <w:p>
-      <w:pPr>
-        <w:spacing w:after="120" w:line="360"/>
-        <w:jc w:val="both"/>
-      </w:pPr>
-      <w:r>
-        <w:rPr>
-          <w:rFonts w:ascii="Times New Roman" w:cs="Times New Roman" w:eastAsia="Times New Roman" w:hAnsi="Times New Roman"/>
-          <w:sz w:val="22"/>
-          <w:szCs w:val="22"/>
-        </w:rPr>
-        <w:t xml:space="preserve">2. Hedgyyyboo Capstone Project Report (this document). 58-page technical report in the NMIMS MPSTME capstone format documenting the full platform including autonomous trade engine, ML screener, historical backfill, persistent LLM call log, live AIS marine-traffic research desk, and five-desk front-end.</w:t>
-      </w:r>
-    </w:p>
-    <w:p>
-      <w:pPr>
-        <w:spacing w:after="120" w:line="360"/>
-        <w:jc w:val="both"/>
-      </w:pPr>
-      <w:r>
-        <w:rPr>
-          <w:rFonts w:ascii="Times New Roman" w:cs="Times New Roman" w:eastAsia="Times New Roman" w:hAnsi="Times New Roman"/>
-          <w:sz w:val="22"/>
-          <w:szCs w:val="22"/>
-        </w:rPr>
-        <w:t xml:space="preserve">3. Hedgyyyboo Study Notes (PDF). 16-page friendly-language guide covering the 'what' and 'why' of every subsystem, intended as viva preparation material.</w:t>
-      </w:r>
-    </w:p>
-    <w:p>
-      <w:pPr>
-        <w:spacing w:after="120" w:line="360"/>
-        <w:jc w:val="both"/>
-      </w:pPr>
-      <w:r>
-        <w:rPr>
-          <w:rFonts w:ascii="Times New Roman" w:cs="Times New Roman" w:eastAsia="Times New Roman" w:hAnsi="Times New Roman"/>
-          <w:sz w:val="22"/>
-          <w:szCs w:val="22"/>
-        </w:rPr>
-        <w:t xml:space="preserve">Source-code repository:</w:t>
-      </w:r>
-    </w:p>
-    <w:p>
-      <w:pPr>
-        <w:spacing w:after="240" w:before="60"/>
+    <w:tbl>
+      <w:tblPr>
+        <w:tblW w:type="dxa" w:w="9000"/>
         <w:jc w:val="center"/>
-      </w:pPr>
-      <w:r>
-        <w:rPr>
-          <w:rFonts w:ascii="Times New Roman" w:cs="Times New Roman" w:eastAsia="Times New Roman" w:hAnsi="Times New Roman"/>
-          <w:i/>
-          <w:iCs/>
-          <w:color w:val="2E75B6"/>
-          <w:sz w:val="22"/>
-          <w:szCs w:val="22"/>
-        </w:rPr>
-        <w:t xml:space="preserve">https://github.com/vedantkasargodya/hedgyyyboo-capstone</w:t>
-      </w:r>
-    </w:p>
-    <w:p>
-      <w:pPr>
-        <w:spacing w:after="120" w:line="360"/>
-        <w:jc w:val="both"/>
-      </w:pPr>
-      <w:r>
-        <w:rPr>
-          <w:rFonts w:ascii="Times New Roman" w:cs="Times New Roman" w:eastAsia="Times New Roman" w:hAnsi="Times New Roman"/>
-          <w:sz w:val="22"/>
-          <w:szCs w:val="22"/>
-        </w:rPr>
-        <w:t xml:space="preserve">The repository contains the complete backend source, frontend source, capstone report DOCX, IEEE paper DOCX, and study-notes PDF. All chart artefacts used in the report are regenerable from the Python scripts in `paper/generate_*.py`.</w:t>
-      </w:r>
-    </w:p>
+        <w:tblBorders>
+          <w:top w:val="single" w:color="auto" w:sz="4"/>
+          <w:left w:val="single" w:color="auto" w:sz="4"/>
+          <w:bottom w:val="single" w:color="auto" w:sz="4"/>
+          <w:right w:val="single" w:color="auto" w:sz="4"/>
+          <w:insideH w:val="single" w:color="auto" w:sz="4"/>
+          <w:insideV w:val="single" w:color="auto" w:sz="4"/>
+        </w:tblBorders>
+      </w:tblPr>
+      <w:tblGrid>
+        <w:gridCol w:w="2200"/>
+        <w:gridCol w:w="6800"/>
+      </w:tblGrid>
+      <w:tr>
+        <w:tc>
+          <w:tcPr>
+            <w:tcW w:type="dxa" w:w="2200"/>
+            <w:tcBorders>
+              <w:top w:val="single" w:color="000000" w:sz="4"/>
+              <w:left w:val="single" w:color="000000" w:sz="4"/>
+              <w:bottom w:val="single" w:color="000000" w:sz="4"/>
+              <w:right w:val="single" w:color="000000" w:sz="4"/>
+            </w:tcBorders>
+            <w:tcMar>
+              <w:top w:type="dxa" w:w="80"/>
+              <w:left w:type="dxa" w:w="100"/>
+              <w:bottom w:type="dxa" w:w="80"/>
+              <w:right w:type="dxa" w:w="100"/>
+            </w:tcMar>
+          </w:tcPr>
+          <w:p>
+            <w:pPr>
+              <w:spacing w:line="260"/>
+              <w:jc w:val="left"/>
+            </w:pPr>
+            <w:r>
+              <w:rPr>
+                <w:rFonts w:ascii="Times New Roman" w:cs="Times New Roman" w:eastAsia="Times New Roman" w:hAnsi="Times New Roman"/>
+                <w:b/>
+                <w:bCs/>
+                <w:sz w:val="22"/>
+                <w:szCs w:val="22"/>
+              </w:rPr>
+              <w:t xml:space="preserve">Field</w:t>
+            </w:r>
+          </w:p>
+        </w:tc>
+        <w:tc>
+          <w:tcPr>
+            <w:tcW w:type="dxa" w:w="6800"/>
+            <w:tcBorders>
+              <w:top w:val="single" w:color="000000" w:sz="4"/>
+              <w:left w:val="single" w:color="000000" w:sz="4"/>
+              <w:bottom w:val="single" w:color="000000" w:sz="4"/>
+              <w:right w:val="single" w:color="000000" w:sz="4"/>
+            </w:tcBorders>
+            <w:tcMar>
+              <w:top w:type="dxa" w:w="80"/>
+              <w:left w:type="dxa" w:w="100"/>
+              <w:bottom w:type="dxa" w:w="80"/>
+              <w:right w:type="dxa" w:w="100"/>
+            </w:tcMar>
+          </w:tcPr>
+          <w:p>
+            <w:pPr>
+              <w:spacing w:line="260"/>
+              <w:jc w:val="left"/>
+            </w:pPr>
+            <w:r>
+              <w:rPr>
+                <w:rFonts w:ascii="Times New Roman" w:cs="Times New Roman" w:eastAsia="Times New Roman" w:hAnsi="Times New Roman"/>
+                <w:b/>
+                <w:bCs/>
+                <w:sz w:val="22"/>
+                <w:szCs w:val="22"/>
+              </w:rPr>
+              <w:t xml:space="preserve">Description</w:t>
+            </w:r>
+          </w:p>
+        </w:tc>
+      </w:tr>
+      <w:tr>
+        <w:tc>
+          <w:tcPr>
+            <w:tcW w:type="dxa" w:w="2200"/>
+            <w:tcBorders>
+              <w:top w:val="single" w:color="000000" w:sz="4"/>
+              <w:left w:val="single" w:color="000000" w:sz="4"/>
+              <w:bottom w:val="single" w:color="000000" w:sz="4"/>
+              <w:right w:val="single" w:color="000000" w:sz="4"/>
+            </w:tcBorders>
+            <w:tcMar>
+              <w:top w:type="dxa" w:w="80"/>
+              <w:left w:type="dxa" w:w="100"/>
+              <w:bottom w:type="dxa" w:w="80"/>
+              <w:right w:type="dxa" w:w="100"/>
+            </w:tcMar>
+          </w:tcPr>
+          <w:p>
+            <w:pPr>
+              <w:spacing w:line="260"/>
+              <w:jc w:val="left"/>
+            </w:pPr>
+            <w:r>
+              <w:rPr>
+                <w:rFonts w:ascii="Times New Roman" w:cs="Times New Roman" w:eastAsia="Times New Roman" w:hAnsi="Times New Roman"/>
+                <w:b w:val="false"/>
+                <w:bCs w:val="false"/>
+                <w:sz w:val="22"/>
+                <w:szCs w:val="22"/>
+              </w:rPr>
+              <w:t xml:space="preserve">Title</w:t>
+            </w:r>
+          </w:p>
+        </w:tc>
+        <w:tc>
+          <w:tcPr>
+            <w:tcW w:type="dxa" w:w="6800"/>
+            <w:tcBorders>
+              <w:top w:val="single" w:color="000000" w:sz="4"/>
+              <w:left w:val="single" w:color="000000" w:sz="4"/>
+              <w:bottom w:val="single" w:color="000000" w:sz="4"/>
+              <w:right w:val="single" w:color="000000" w:sz="4"/>
+            </w:tcBorders>
+            <w:tcMar>
+              <w:top w:type="dxa" w:w="80"/>
+              <w:left w:type="dxa" w:w="100"/>
+              <w:bottom w:type="dxa" w:w="80"/>
+              <w:right w:type="dxa" w:w="100"/>
+            </w:tcMar>
+          </w:tcPr>
+          <w:p>
+            <w:pPr>
+              <w:spacing w:line="260"/>
+              <w:jc w:val="left"/>
+            </w:pPr>
+            <w:r>
+              <w:rPr>
+                <w:rFonts w:ascii="Times New Roman" w:cs="Times New Roman" w:eastAsia="Times New Roman" w:hAnsi="Times New Roman"/>
+                <w:b w:val="false"/>
+                <w:bCs w:val="false"/>
+                <w:sz w:val="22"/>
+                <w:szCs w:val="22"/>
+              </w:rPr>
+              <w:t xml:space="preserve">Hedgyyyboo: A Retrieval-Augmented LLM Framework Coupled with Stochastic Calculus and Principal Component Factor Models for Real-Time Multi-Asset Portfolio Decision Support</w:t>
+            </w:r>
+          </w:p>
+        </w:tc>
+      </w:tr>
+      <w:tr>
+        <w:tc>
+          <w:tcPr>
+            <w:tcW w:type="dxa" w:w="2200"/>
+            <w:tcBorders>
+              <w:top w:val="single" w:color="000000" w:sz="4"/>
+              <w:left w:val="single" w:color="000000" w:sz="4"/>
+              <w:bottom w:val="single" w:color="000000" w:sz="4"/>
+              <w:right w:val="single" w:color="000000" w:sz="4"/>
+            </w:tcBorders>
+            <w:tcMar>
+              <w:top w:type="dxa" w:w="80"/>
+              <w:left w:type="dxa" w:w="100"/>
+              <w:bottom w:type="dxa" w:w="80"/>
+              <w:right w:type="dxa" w:w="100"/>
+            </w:tcMar>
+          </w:tcPr>
+          <w:p>
+            <w:pPr>
+              <w:spacing w:line="260"/>
+              <w:jc w:val="left"/>
+            </w:pPr>
+            <w:r>
+              <w:rPr>
+                <w:rFonts w:ascii="Times New Roman" w:cs="Times New Roman" w:eastAsia="Times New Roman" w:hAnsi="Times New Roman"/>
+                <w:b w:val="false"/>
+                <w:bCs w:val="false"/>
+                <w:sz w:val="22"/>
+                <w:szCs w:val="22"/>
+              </w:rPr>
+              <w:t xml:space="preserve">Author</w:t>
+            </w:r>
+          </w:p>
+        </w:tc>
+        <w:tc>
+          <w:tcPr>
+            <w:tcW w:type="dxa" w:w="6800"/>
+            <w:tcBorders>
+              <w:top w:val="single" w:color="000000" w:sz="4"/>
+              <w:left w:val="single" w:color="000000" w:sz="4"/>
+              <w:bottom w:val="single" w:color="000000" w:sz="4"/>
+              <w:right w:val="single" w:color="000000" w:sz="4"/>
+            </w:tcBorders>
+            <w:tcMar>
+              <w:top w:type="dxa" w:w="80"/>
+              <w:left w:type="dxa" w:w="100"/>
+              <w:bottom w:type="dxa" w:w="80"/>
+              <w:right w:type="dxa" w:w="100"/>
+            </w:tcMar>
+          </w:tcPr>
+          <w:p>
+            <w:pPr>
+              <w:spacing w:line="260"/>
+              <w:jc w:val="left"/>
+            </w:pPr>
+            <w:r>
+              <w:rPr>
+                <w:rFonts w:ascii="Times New Roman" w:cs="Times New Roman" w:eastAsia="Times New Roman" w:hAnsi="Times New Roman"/>
+                <w:b w:val="false"/>
+                <w:bCs w:val="false"/>
+                <w:sz w:val="22"/>
+                <w:szCs w:val="22"/>
+              </w:rPr>
+              <w:t xml:space="preserve">Prathmesh Deshmukh</w:t>
+            </w:r>
+          </w:p>
+        </w:tc>
+      </w:tr>
+      <w:tr>
+        <w:tc>
+          <w:tcPr>
+            <w:tcW w:type="dxa" w:w="2200"/>
+            <w:tcBorders>
+              <w:top w:val="single" w:color="000000" w:sz="4"/>
+              <w:left w:val="single" w:color="000000" w:sz="4"/>
+              <w:bottom w:val="single" w:color="000000" w:sz="4"/>
+              <w:right w:val="single" w:color="000000" w:sz="4"/>
+            </w:tcBorders>
+            <w:tcMar>
+              <w:top w:type="dxa" w:w="80"/>
+              <w:left w:type="dxa" w:w="100"/>
+              <w:bottom w:type="dxa" w:w="80"/>
+              <w:right w:type="dxa" w:w="100"/>
+            </w:tcMar>
+          </w:tcPr>
+          <w:p>
+            <w:pPr>
+              <w:spacing w:line="260"/>
+              <w:jc w:val="left"/>
+            </w:pPr>
+            <w:r>
+              <w:rPr>
+                <w:rFonts w:ascii="Times New Roman" w:cs="Times New Roman" w:eastAsia="Times New Roman" w:hAnsi="Times New Roman"/>
+                <w:b w:val="false"/>
+                <w:bCs w:val="false"/>
+                <w:sz w:val="22"/>
+                <w:szCs w:val="22"/>
+              </w:rPr>
+              <w:t xml:space="preserve">Institution</w:t>
+            </w:r>
+          </w:p>
+        </w:tc>
+        <w:tc>
+          <w:tcPr>
+            <w:tcW w:type="dxa" w:w="6800"/>
+            <w:tcBorders>
+              <w:top w:val="single" w:color="000000" w:sz="4"/>
+              <w:left w:val="single" w:color="000000" w:sz="4"/>
+              <w:bottom w:val="single" w:color="000000" w:sz="4"/>
+              <w:right w:val="single" w:color="000000" w:sz="4"/>
+            </w:tcBorders>
+            <w:tcMar>
+              <w:top w:type="dxa" w:w="80"/>
+              <w:left w:type="dxa" w:w="100"/>
+              <w:bottom w:type="dxa" w:w="80"/>
+              <w:right w:type="dxa" w:w="100"/>
+            </w:tcMar>
+          </w:tcPr>
+          <w:p>
+            <w:pPr>
+              <w:spacing w:line="260"/>
+              <w:jc w:val="left"/>
+            </w:pPr>
+            <w:r>
+              <w:rPr>
+                <w:rFonts w:ascii="Times New Roman" w:cs="Times New Roman" w:eastAsia="Times New Roman" w:hAnsi="Times New Roman"/>
+                <w:b w:val="false"/>
+                <w:bCs w:val="false"/>
+                <w:sz w:val="22"/>
+                <w:szCs w:val="22"/>
+              </w:rPr>
+              <w:t xml:space="preserve">SVKM's NMIMS University, MPSTME, Mumbai, India</w:t>
+            </w:r>
+          </w:p>
+        </w:tc>
+      </w:tr>
+      <w:tr>
+        <w:tc>
+          <w:tcPr>
+            <w:tcW w:type="dxa" w:w="2200"/>
+            <w:tcBorders>
+              <w:top w:val="single" w:color="000000" w:sz="4"/>
+              <w:left w:val="single" w:color="000000" w:sz="4"/>
+              <w:bottom w:val="single" w:color="000000" w:sz="4"/>
+              <w:right w:val="single" w:color="000000" w:sz="4"/>
+            </w:tcBorders>
+            <w:tcMar>
+              <w:top w:type="dxa" w:w="80"/>
+              <w:left w:type="dxa" w:w="100"/>
+              <w:bottom w:type="dxa" w:w="80"/>
+              <w:right w:type="dxa" w:w="100"/>
+            </w:tcMar>
+          </w:tcPr>
+          <w:p>
+            <w:pPr>
+              <w:spacing w:line="260"/>
+              <w:jc w:val="left"/>
+            </w:pPr>
+            <w:r>
+              <w:rPr>
+                <w:rFonts w:ascii="Times New Roman" w:cs="Times New Roman" w:eastAsia="Times New Roman" w:hAnsi="Times New Roman"/>
+                <w:b w:val="false"/>
+                <w:bCs w:val="false"/>
+                <w:sz w:val="22"/>
+                <w:szCs w:val="22"/>
+              </w:rPr>
+              <w:t xml:space="preserve">Status</w:t>
+            </w:r>
+          </w:p>
+        </w:tc>
+        <w:tc>
+          <w:tcPr>
+            <w:tcW w:type="dxa" w:w="6800"/>
+            <w:tcBorders>
+              <w:top w:val="single" w:color="000000" w:sz="4"/>
+              <w:left w:val="single" w:color="000000" w:sz="4"/>
+              <w:bottom w:val="single" w:color="000000" w:sz="4"/>
+              <w:right w:val="single" w:color="000000" w:sz="4"/>
+            </w:tcBorders>
+            <w:tcMar>
+              <w:top w:type="dxa" w:w="80"/>
+              <w:left w:type="dxa" w:w="100"/>
+              <w:bottom w:type="dxa" w:w="80"/>
+              <w:right w:type="dxa" w:w="100"/>
+            </w:tcMar>
+          </w:tcPr>
+          <w:p>
+            <w:pPr>
+              <w:spacing w:line="260"/>
+              <w:jc w:val="left"/>
+            </w:pPr>
+            <w:r>
+              <w:rPr>
+                <w:rFonts w:ascii="Times New Roman" w:cs="Times New Roman" w:eastAsia="Times New Roman" w:hAnsi="Times New Roman"/>
+                <w:b w:val="false"/>
+                <w:bCs w:val="false"/>
+                <w:sz w:val="22"/>
+                <w:szCs w:val="22"/>
+              </w:rPr>
+              <w:t xml:space="preserve">IEEE-format manuscript prepared for conference submission</w:t>
+            </w:r>
+          </w:p>
+        </w:tc>
+      </w:tr>
+      <w:tr>
+        <w:tc>
+          <w:tcPr>
+            <w:tcW w:type="dxa" w:w="2200"/>
+            <w:tcBorders>
+              <w:top w:val="single" w:color="000000" w:sz="4"/>
+              <w:left w:val="single" w:color="000000" w:sz="4"/>
+              <w:bottom w:val="single" w:color="000000" w:sz="4"/>
+              <w:right w:val="single" w:color="000000" w:sz="4"/>
+            </w:tcBorders>
+            <w:tcMar>
+              <w:top w:type="dxa" w:w="80"/>
+              <w:left w:type="dxa" w:w="100"/>
+              <w:bottom w:type="dxa" w:w="80"/>
+              <w:right w:type="dxa" w:w="100"/>
+            </w:tcMar>
+          </w:tcPr>
+          <w:p>
+            <w:pPr>
+              <w:spacing w:line="260"/>
+              <w:jc w:val="left"/>
+            </w:pPr>
+            <w:r>
+              <w:rPr>
+                <w:rFonts w:ascii="Times New Roman" w:cs="Times New Roman" w:eastAsia="Times New Roman" w:hAnsi="Times New Roman"/>
+                <w:b w:val="false"/>
+                <w:bCs w:val="false"/>
+                <w:sz w:val="22"/>
+                <w:szCs w:val="22"/>
+              </w:rPr>
+              <w:t xml:space="preserve">Repository</w:t>
+            </w:r>
+          </w:p>
+        </w:tc>
+        <w:tc>
+          <w:tcPr>
+            <w:tcW w:type="dxa" w:w="6800"/>
+            <w:tcBorders>
+              <w:top w:val="single" w:color="000000" w:sz="4"/>
+              <w:left w:val="single" w:color="000000" w:sz="4"/>
+              <w:bottom w:val="single" w:color="000000" w:sz="4"/>
+              <w:right w:val="single" w:color="000000" w:sz="4"/>
+            </w:tcBorders>
+            <w:tcMar>
+              <w:top w:type="dxa" w:w="80"/>
+              <w:left w:type="dxa" w:w="100"/>
+              <w:bottom w:type="dxa" w:w="80"/>
+              <w:right w:type="dxa" w:w="100"/>
+            </w:tcMar>
+          </w:tcPr>
+          <w:p>
+            <w:pPr>
+              <w:spacing w:line="260"/>
+              <w:jc w:val="left"/>
+            </w:pPr>
+            <w:r>
+              <w:rPr>
+                <w:rFonts w:ascii="Times New Roman" w:cs="Times New Roman" w:eastAsia="Times New Roman" w:hAnsi="Times New Roman"/>
+                <w:b w:val="false"/>
+                <w:bCs w:val="false"/>
+                <w:sz w:val="22"/>
+                <w:szCs w:val="22"/>
+              </w:rPr>
+              <w:t xml:space="preserve">https://github.com/vedantkasargodya/hedgyyyboo-capstone</w:t>
+            </w:r>
+          </w:p>
+        </w:tc>
+      </w:tr>
+    </w:tbl>
+    <w:p>
+      <w:pPr>
+        <w:spacing w:before="240"/>
+      </w:pPr>
+      <w:r>
+        <w:rPr>
+          <w:rFonts w:ascii="Times New Roman" w:cs="Times New Roman" w:eastAsia="Times New Roman" w:hAnsi="Times New Roman"/>
+          <w:sz w:val="22"/>
+          <w:szCs w:val="22"/>
+        </w:rPr>
+        <w:t xml:space="preserve"/>
+      </w:r>
+    </w:p>
+    <w:p>
+      <w:pPr>
+        <w:spacing w:after="120" w:line="360"/>
+        <w:jc w:val="both"/>
+      </w:pPr>
+      <w:r>
+        <w:rPr>
+          <w:rFonts w:ascii="Times New Roman" w:cs="Times New Roman" w:eastAsia="Times New Roman" w:hAnsi="Times New Roman"/>
+          <w:sz w:val="22"/>
+          <w:szCs w:val="22"/>
+        </w:rPr>
+        <w:t xml:space="preserve">The repository contains the complete backend source, frontend source, capstone report DOCX (this document), IEEE paper DOCX, and study-notes PDF. Every figure embedded in this report is regenerable from the Python scripts in paper/generate_*.py and paper/gen_v3_charts.py.</w:t>
+      </w:r>
+    </w:p>
+    <w:p>
+      <w:pPr>
+        <w:spacing w:before="200"/>
+      </w:pPr>
+      <w:r>
+        <w:rPr>
+          <w:rFonts w:ascii="Times New Roman" w:cs="Times New Roman" w:eastAsia="Times New Roman" w:hAnsi="Times New Roman"/>
+          <w:sz w:val="22"/>
+          <w:szCs w:val="22"/>
+        </w:rPr>
+        <w:t xml:space="preserve"/>
+      </w:r>
+    </w:p>
+    <w:p>
+      <w:pPr>
+        <w:spacing w:after="80" w:before="240"/>
+        <w:jc w:val="left"/>
+      </w:pPr>
+      <w:r>
+        <w:rPr>
+          <w:rFonts w:ascii="Times New Roman" w:cs="Times New Roman" w:eastAsia="Times New Roman" w:hAnsi="Times New Roman"/>
+          <w:b/>
+          <w:bCs/>
+          <w:sz w:val="22"/>
+          <w:szCs w:val="22"/>
+        </w:rPr>
+        <w:t xml:space="preserve">Figure list</w:t>
+      </w:r>
+    </w:p>
+    <w:tbl>
+      <w:tblPr>
+        <w:tblW w:type="dxa" w:w="8200"/>
+        <w:jc w:val="center"/>
+        <w:tblBorders>
+          <w:top w:val="single" w:color="auto" w:sz="4"/>
+          <w:left w:val="single" w:color="auto" w:sz="4"/>
+          <w:bottom w:val="single" w:color="auto" w:sz="4"/>
+          <w:right w:val="single" w:color="auto" w:sz="4"/>
+          <w:insideH w:val="single" w:color="auto" w:sz="4"/>
+          <w:insideV w:val="single" w:color="auto" w:sz="4"/>
+        </w:tblBorders>
+      </w:tblPr>
+      <w:tblGrid>
+        <w:gridCol w:w="1200"/>
+        <w:gridCol w:w="5800"/>
+        <w:gridCol w:w="1200"/>
+      </w:tblGrid>
+      <w:tr>
+        <w:tc>
+          <w:tcPr>
+            <w:tcW w:type="dxa" w:w="1200"/>
+            <w:tcBorders>
+              <w:top w:val="single" w:color="000000" w:sz="4"/>
+              <w:left w:val="single" w:color="000000" w:sz="4"/>
+              <w:bottom w:val="single" w:color="000000" w:sz="4"/>
+              <w:right w:val="single" w:color="000000" w:sz="4"/>
+            </w:tcBorders>
+            <w:tcMar>
+              <w:top w:type="dxa" w:w="80"/>
+              <w:left w:type="dxa" w:w="100"/>
+              <w:bottom w:type="dxa" w:w="80"/>
+              <w:right w:type="dxa" w:w="100"/>
+            </w:tcMar>
+          </w:tcPr>
+          <w:p>
+            <w:pPr>
+              <w:spacing w:line="260"/>
+              <w:jc w:val="left"/>
+            </w:pPr>
+            <w:r>
+              <w:rPr>
+                <w:rFonts w:ascii="Times New Roman" w:cs="Times New Roman" w:eastAsia="Times New Roman" w:hAnsi="Times New Roman"/>
+                <w:b/>
+                <w:bCs/>
+                <w:sz w:val="22"/>
+                <w:szCs w:val="22"/>
+              </w:rPr>
+              <w:t xml:space="preserve">Figure No</w:t>
+            </w:r>
+          </w:p>
+        </w:tc>
+        <w:tc>
+          <w:tcPr>
+            <w:tcW w:type="dxa" w:w="5800"/>
+            <w:tcBorders>
+              <w:top w:val="single" w:color="000000" w:sz="4"/>
+              <w:left w:val="single" w:color="000000" w:sz="4"/>
+              <w:bottom w:val="single" w:color="000000" w:sz="4"/>
+              <w:right w:val="single" w:color="000000" w:sz="4"/>
+            </w:tcBorders>
+            <w:tcMar>
+              <w:top w:type="dxa" w:w="80"/>
+              <w:left w:type="dxa" w:w="100"/>
+              <w:bottom w:type="dxa" w:w="80"/>
+              <w:right w:type="dxa" w:w="100"/>
+            </w:tcMar>
+          </w:tcPr>
+          <w:p>
+            <w:pPr>
+              <w:spacing w:line="260"/>
+              <w:jc w:val="left"/>
+            </w:pPr>
+            <w:r>
+              <w:rPr>
+                <w:rFonts w:ascii="Times New Roman" w:cs="Times New Roman" w:eastAsia="Times New Roman" w:hAnsi="Times New Roman"/>
+                <w:b/>
+                <w:bCs/>
+                <w:sz w:val="22"/>
+                <w:szCs w:val="22"/>
+              </w:rPr>
+              <w:t xml:space="preserve">Description</w:t>
+            </w:r>
+          </w:p>
+        </w:tc>
+        <w:tc>
+          <w:tcPr>
+            <w:tcW w:type="dxa" w:w="1200"/>
+            <w:tcBorders>
+              <w:top w:val="single" w:color="000000" w:sz="4"/>
+              <w:left w:val="single" w:color="000000" w:sz="4"/>
+              <w:bottom w:val="single" w:color="000000" w:sz="4"/>
+              <w:right w:val="single" w:color="000000" w:sz="4"/>
+            </w:tcBorders>
+            <w:tcMar>
+              <w:top w:type="dxa" w:w="80"/>
+              <w:left w:type="dxa" w:w="100"/>
+              <w:bottom w:type="dxa" w:w="80"/>
+              <w:right w:type="dxa" w:w="100"/>
+            </w:tcMar>
+          </w:tcPr>
+          <w:p>
+            <w:pPr>
+              <w:spacing w:line="260"/>
+              <w:jc w:val="left"/>
+            </w:pPr>
+            <w:r>
+              <w:rPr>
+                <w:rFonts w:ascii="Times New Roman" w:cs="Times New Roman" w:eastAsia="Times New Roman" w:hAnsi="Times New Roman"/>
+                <w:b/>
+                <w:bCs/>
+                <w:sz w:val="22"/>
+                <w:szCs w:val="22"/>
+              </w:rPr>
+              <w:t xml:space="preserve">Page</w:t>
+            </w:r>
+          </w:p>
+        </w:tc>
+      </w:tr>
+      <w:tr>
+        <w:tc>
+          <w:tcPr>
+            <w:tcW w:type="dxa" w:w="1200"/>
+            <w:tcBorders>
+              <w:top w:val="single" w:color="000000" w:sz="4"/>
+              <w:left w:val="single" w:color="000000" w:sz="4"/>
+              <w:bottom w:val="single" w:color="000000" w:sz="4"/>
+              <w:right w:val="single" w:color="000000" w:sz="4"/>
+            </w:tcBorders>
+            <w:tcMar>
+              <w:top w:type="dxa" w:w="80"/>
+              <w:left w:type="dxa" w:w="100"/>
+              <w:bottom w:type="dxa" w:w="80"/>
+              <w:right w:type="dxa" w:w="100"/>
+            </w:tcMar>
+          </w:tcPr>
+          <w:p>
+            <w:pPr>
+              <w:spacing w:line="260"/>
+              <w:jc w:val="left"/>
+            </w:pPr>
+            <w:r>
+              <w:rPr>
+                <w:rFonts w:ascii="Times New Roman" w:cs="Times New Roman" w:eastAsia="Times New Roman" w:hAnsi="Times New Roman"/>
+                <w:b w:val="false"/>
+                <w:bCs w:val="false"/>
+                <w:sz w:val="22"/>
+                <w:szCs w:val="22"/>
+              </w:rPr>
+              <w:t xml:space="preserve">Fig. 1</w:t>
+            </w:r>
+          </w:p>
+        </w:tc>
+        <w:tc>
+          <w:tcPr>
+            <w:tcW w:type="dxa" w:w="5800"/>
+            <w:tcBorders>
+              <w:top w:val="single" w:color="000000" w:sz="4"/>
+              <w:left w:val="single" w:color="000000" w:sz="4"/>
+              <w:bottom w:val="single" w:color="000000" w:sz="4"/>
+              <w:right w:val="single" w:color="000000" w:sz="4"/>
+            </w:tcBorders>
+            <w:tcMar>
+              <w:top w:type="dxa" w:w="80"/>
+              <w:left w:type="dxa" w:w="100"/>
+              <w:bottom w:type="dxa" w:w="80"/>
+              <w:right w:type="dxa" w:w="100"/>
+            </w:tcMar>
+          </w:tcPr>
+          <w:p>
+            <w:pPr>
+              <w:spacing w:line="260"/>
+              <w:jc w:val="left"/>
+            </w:pPr>
+            <w:r>
+              <w:rPr>
+                <w:rFonts w:ascii="Times New Roman" w:cs="Times New Roman" w:eastAsia="Times New Roman" w:hAnsi="Times New Roman"/>
+                <w:b w:val="false"/>
+                <w:bCs w:val="false"/>
+                <w:sz w:val="22"/>
+                <w:szCs w:val="22"/>
+              </w:rPr>
+              <w:t xml:space="preserve">Hedgyyyboo three-tier system architecture</w:t>
+            </w:r>
+          </w:p>
+        </w:tc>
+        <w:tc>
+          <w:tcPr>
+            <w:tcW w:type="dxa" w:w="1200"/>
+            <w:tcBorders>
+              <w:top w:val="single" w:color="000000" w:sz="4"/>
+              <w:left w:val="single" w:color="000000" w:sz="4"/>
+              <w:bottom w:val="single" w:color="000000" w:sz="4"/>
+              <w:right w:val="single" w:color="000000" w:sz="4"/>
+            </w:tcBorders>
+            <w:tcMar>
+              <w:top w:type="dxa" w:w="80"/>
+              <w:left w:type="dxa" w:w="100"/>
+              <w:bottom w:type="dxa" w:w="80"/>
+              <w:right w:type="dxa" w:w="100"/>
+            </w:tcMar>
+          </w:tcPr>
+          <w:p>
+            <w:pPr>
+              <w:spacing w:line="260"/>
+              <w:jc w:val="right"/>
+            </w:pPr>
+            <w:r>
+              <w:rPr>
+                <w:rFonts w:ascii="Times New Roman" w:cs="Times New Roman" w:eastAsia="Times New Roman" w:hAnsi="Times New Roman"/>
+                <w:b w:val="false"/>
+                <w:bCs w:val="false"/>
+                <w:sz w:val="22"/>
+                <w:szCs w:val="22"/>
+              </w:rPr>
+              <w:t xml:space="preserve">16</w:t>
+            </w:r>
+          </w:p>
+        </w:tc>
+      </w:tr>
+      <w:tr>
+        <w:tc>
+          <w:tcPr>
+            <w:tcW w:type="dxa" w:w="1200"/>
+            <w:tcBorders>
+              <w:top w:val="single" w:color="000000" w:sz="4"/>
+              <w:left w:val="single" w:color="000000" w:sz="4"/>
+              <w:bottom w:val="single" w:color="000000" w:sz="4"/>
+              <w:right w:val="single" w:color="000000" w:sz="4"/>
+            </w:tcBorders>
+            <w:tcMar>
+              <w:top w:type="dxa" w:w="80"/>
+              <w:left w:type="dxa" w:w="100"/>
+              <w:bottom w:type="dxa" w:w="80"/>
+              <w:right w:type="dxa" w:w="100"/>
+            </w:tcMar>
+          </w:tcPr>
+          <w:p>
+            <w:pPr>
+              <w:spacing w:line="260"/>
+              <w:jc w:val="left"/>
+            </w:pPr>
+            <w:r>
+              <w:rPr>
+                <w:rFonts w:ascii="Times New Roman" w:cs="Times New Roman" w:eastAsia="Times New Roman" w:hAnsi="Times New Roman"/>
+                <w:b w:val="false"/>
+                <w:bCs w:val="false"/>
+                <w:sz w:val="22"/>
+                <w:szCs w:val="22"/>
+              </w:rPr>
+              <w:t xml:space="preserve">Fig. 2</w:t>
+            </w:r>
+          </w:p>
+        </w:tc>
+        <w:tc>
+          <w:tcPr>
+            <w:tcW w:type="dxa" w:w="5800"/>
+            <w:tcBorders>
+              <w:top w:val="single" w:color="000000" w:sz="4"/>
+              <w:left w:val="single" w:color="000000" w:sz="4"/>
+              <w:bottom w:val="single" w:color="000000" w:sz="4"/>
+              <w:right w:val="single" w:color="000000" w:sz="4"/>
+            </w:tcBorders>
+            <w:tcMar>
+              <w:top w:type="dxa" w:w="80"/>
+              <w:left w:type="dxa" w:w="100"/>
+              <w:bottom w:type="dxa" w:w="80"/>
+              <w:right w:type="dxa" w:w="100"/>
+            </w:tcMar>
+          </w:tcPr>
+          <w:p>
+            <w:pPr>
+              <w:spacing w:line="260"/>
+              <w:jc w:val="left"/>
+            </w:pPr>
+            <w:r>
+              <w:rPr>
+                <w:rFonts w:ascii="Times New Roman" w:cs="Times New Roman" w:eastAsia="Times New Roman" w:hAnsi="Times New Roman"/>
+                <w:b w:val="false"/>
+                <w:bCs w:val="false"/>
+                <w:sz w:val="22"/>
+                <w:szCs w:val="22"/>
+              </w:rPr>
+              <w:t xml:space="preserve">GARCH(1,1) conditional-volatility forecast</w:t>
+            </w:r>
+          </w:p>
+        </w:tc>
+        <w:tc>
+          <w:tcPr>
+            <w:tcW w:type="dxa" w:w="1200"/>
+            <w:tcBorders>
+              <w:top w:val="single" w:color="000000" w:sz="4"/>
+              <w:left w:val="single" w:color="000000" w:sz="4"/>
+              <w:bottom w:val="single" w:color="000000" w:sz="4"/>
+              <w:right w:val="single" w:color="000000" w:sz="4"/>
+            </w:tcBorders>
+            <w:tcMar>
+              <w:top w:type="dxa" w:w="80"/>
+              <w:left w:type="dxa" w:w="100"/>
+              <w:bottom w:type="dxa" w:w="80"/>
+              <w:right w:type="dxa" w:w="100"/>
+            </w:tcMar>
+          </w:tcPr>
+          <w:p>
+            <w:pPr>
+              <w:spacing w:line="260"/>
+              <w:jc w:val="right"/>
+            </w:pPr>
+            <w:r>
+              <w:rPr>
+                <w:rFonts w:ascii="Times New Roman" w:cs="Times New Roman" w:eastAsia="Times New Roman" w:hAnsi="Times New Roman"/>
+                <w:b w:val="false"/>
+                <w:bCs w:val="false"/>
+                <w:sz w:val="22"/>
+                <w:szCs w:val="22"/>
+              </w:rPr>
+              <w:t xml:space="preserve">24</w:t>
+            </w:r>
+          </w:p>
+        </w:tc>
+      </w:tr>
+      <w:tr>
+        <w:tc>
+          <w:tcPr>
+            <w:tcW w:type="dxa" w:w="1200"/>
+            <w:tcBorders>
+              <w:top w:val="single" w:color="000000" w:sz="4"/>
+              <w:left w:val="single" w:color="000000" w:sz="4"/>
+              <w:bottom w:val="single" w:color="000000" w:sz="4"/>
+              <w:right w:val="single" w:color="000000" w:sz="4"/>
+            </w:tcBorders>
+            <w:tcMar>
+              <w:top w:type="dxa" w:w="80"/>
+              <w:left w:type="dxa" w:w="100"/>
+              <w:bottom w:type="dxa" w:w="80"/>
+              <w:right w:type="dxa" w:w="100"/>
+            </w:tcMar>
+          </w:tcPr>
+          <w:p>
+            <w:pPr>
+              <w:spacing w:line="260"/>
+              <w:jc w:val="left"/>
+            </w:pPr>
+            <w:r>
+              <w:rPr>
+                <w:rFonts w:ascii="Times New Roman" w:cs="Times New Roman" w:eastAsia="Times New Roman" w:hAnsi="Times New Roman"/>
+                <w:b w:val="false"/>
+                <w:bCs w:val="false"/>
+                <w:sz w:val="22"/>
+                <w:szCs w:val="22"/>
+              </w:rPr>
+              <w:t xml:space="preserve">Fig. 3</w:t>
+            </w:r>
+          </w:p>
+        </w:tc>
+        <w:tc>
+          <w:tcPr>
+            <w:tcW w:type="dxa" w:w="5800"/>
+            <w:tcBorders>
+              <w:top w:val="single" w:color="000000" w:sz="4"/>
+              <w:left w:val="single" w:color="000000" w:sz="4"/>
+              <w:bottom w:val="single" w:color="000000" w:sz="4"/>
+              <w:right w:val="single" w:color="000000" w:sz="4"/>
+            </w:tcBorders>
+            <w:tcMar>
+              <w:top w:type="dxa" w:w="80"/>
+              <w:left w:type="dxa" w:w="100"/>
+              <w:bottom w:type="dxa" w:w="80"/>
+              <w:right w:type="dxa" w:w="100"/>
+            </w:tcMar>
+          </w:tcPr>
+          <w:p>
+            <w:pPr>
+              <w:spacing w:line="260"/>
+              <w:jc w:val="left"/>
+            </w:pPr>
+            <w:r>
+              <w:rPr>
+                <w:rFonts w:ascii="Times New Roman" w:cs="Times New Roman" w:eastAsia="Times New Roman" w:hAnsi="Times New Roman"/>
+                <w:b w:val="false"/>
+                <w:bCs w:val="false"/>
+                <w:sz w:val="22"/>
+                <w:szCs w:val="22"/>
+              </w:rPr>
+              <w:t xml:space="preserve">XGBoost screener — top 10 feature importances</w:t>
+            </w:r>
+          </w:p>
+        </w:tc>
+        <w:tc>
+          <w:tcPr>
+            <w:tcW w:type="dxa" w:w="1200"/>
+            <w:tcBorders>
+              <w:top w:val="single" w:color="000000" w:sz="4"/>
+              <w:left w:val="single" w:color="000000" w:sz="4"/>
+              <w:bottom w:val="single" w:color="000000" w:sz="4"/>
+              <w:right w:val="single" w:color="000000" w:sz="4"/>
+            </w:tcBorders>
+            <w:tcMar>
+              <w:top w:type="dxa" w:w="80"/>
+              <w:left w:type="dxa" w:w="100"/>
+              <w:bottom w:type="dxa" w:w="80"/>
+              <w:right w:type="dxa" w:w="100"/>
+            </w:tcMar>
+          </w:tcPr>
+          <w:p>
+            <w:pPr>
+              <w:spacing w:line="260"/>
+              <w:jc w:val="right"/>
+            </w:pPr>
+            <w:r>
+              <w:rPr>
+                <w:rFonts w:ascii="Times New Roman" w:cs="Times New Roman" w:eastAsia="Times New Roman" w:hAnsi="Times New Roman"/>
+                <w:b w:val="false"/>
+                <w:bCs w:val="false"/>
+                <w:sz w:val="22"/>
+                <w:szCs w:val="22"/>
+              </w:rPr>
+              <w:t xml:space="preserve">27</w:t>
+            </w:r>
+          </w:p>
+        </w:tc>
+      </w:tr>
+      <w:tr>
+        <w:tc>
+          <w:tcPr>
+            <w:tcW w:type="dxa" w:w="1200"/>
+            <w:tcBorders>
+              <w:top w:val="single" w:color="000000" w:sz="4"/>
+              <w:left w:val="single" w:color="000000" w:sz="4"/>
+              <w:bottom w:val="single" w:color="000000" w:sz="4"/>
+              <w:right w:val="single" w:color="000000" w:sz="4"/>
+            </w:tcBorders>
+            <w:tcMar>
+              <w:top w:type="dxa" w:w="80"/>
+              <w:left w:type="dxa" w:w="100"/>
+              <w:bottom w:type="dxa" w:w="80"/>
+              <w:right w:type="dxa" w:w="100"/>
+            </w:tcMar>
+          </w:tcPr>
+          <w:p>
+            <w:pPr>
+              <w:spacing w:line="260"/>
+              <w:jc w:val="left"/>
+            </w:pPr>
+            <w:r>
+              <w:rPr>
+                <w:rFonts w:ascii="Times New Roman" w:cs="Times New Roman" w:eastAsia="Times New Roman" w:hAnsi="Times New Roman"/>
+                <w:b w:val="false"/>
+                <w:bCs w:val="false"/>
+                <w:sz w:val="22"/>
+                <w:szCs w:val="22"/>
+              </w:rPr>
+              <w:t xml:space="preserve">Fig. 4</w:t>
+            </w:r>
+          </w:p>
+        </w:tc>
+        <w:tc>
+          <w:tcPr>
+            <w:tcW w:type="dxa" w:w="5800"/>
+            <w:tcBorders>
+              <w:top w:val="single" w:color="000000" w:sz="4"/>
+              <w:left w:val="single" w:color="000000" w:sz="4"/>
+              <w:bottom w:val="single" w:color="000000" w:sz="4"/>
+              <w:right w:val="single" w:color="000000" w:sz="4"/>
+            </w:tcBorders>
+            <w:tcMar>
+              <w:top w:type="dxa" w:w="80"/>
+              <w:left w:type="dxa" w:w="100"/>
+              <w:bottom w:type="dxa" w:w="80"/>
+              <w:right w:type="dxa" w:w="100"/>
+            </w:tcMar>
+          </w:tcPr>
+          <w:p>
+            <w:pPr>
+              <w:spacing w:line="260"/>
+              <w:jc w:val="left"/>
+            </w:pPr>
+            <w:r>
+              <w:rPr>
+                <w:rFonts w:ascii="Times New Roman" w:cs="Times New Roman" w:eastAsia="Times New Roman" w:hAnsi="Times New Roman"/>
+                <w:b w:val="false"/>
+                <w:bCs w:val="false"/>
+                <w:sz w:val="22"/>
+                <w:szCs w:val="22"/>
+              </w:rPr>
+              <w:t xml:space="preserve">AIS live chokepoint ship counts</w:t>
+            </w:r>
+          </w:p>
+        </w:tc>
+        <w:tc>
+          <w:tcPr>
+            <w:tcW w:type="dxa" w:w="1200"/>
+            <w:tcBorders>
+              <w:top w:val="single" w:color="000000" w:sz="4"/>
+              <w:left w:val="single" w:color="000000" w:sz="4"/>
+              <w:bottom w:val="single" w:color="000000" w:sz="4"/>
+              <w:right w:val="single" w:color="000000" w:sz="4"/>
+            </w:tcBorders>
+            <w:tcMar>
+              <w:top w:type="dxa" w:w="80"/>
+              <w:left w:type="dxa" w:w="100"/>
+              <w:bottom w:type="dxa" w:w="80"/>
+              <w:right w:type="dxa" w:w="100"/>
+            </w:tcMar>
+          </w:tcPr>
+          <w:p>
+            <w:pPr>
+              <w:spacing w:line="260"/>
+              <w:jc w:val="right"/>
+            </w:pPr>
+            <w:r>
+              <w:rPr>
+                <w:rFonts w:ascii="Times New Roman" w:cs="Times New Roman" w:eastAsia="Times New Roman" w:hAnsi="Times New Roman"/>
+                <w:b w:val="false"/>
+                <w:bCs w:val="false"/>
+                <w:sz w:val="22"/>
+                <w:szCs w:val="22"/>
+              </w:rPr>
+              <w:t xml:space="preserve">30</w:t>
+            </w:r>
+          </w:p>
+        </w:tc>
+      </w:tr>
+      <w:tr>
+        <w:tc>
+          <w:tcPr>
+            <w:tcW w:type="dxa" w:w="1200"/>
+            <w:tcBorders>
+              <w:top w:val="single" w:color="000000" w:sz="4"/>
+              <w:left w:val="single" w:color="000000" w:sz="4"/>
+              <w:bottom w:val="single" w:color="000000" w:sz="4"/>
+              <w:right w:val="single" w:color="000000" w:sz="4"/>
+            </w:tcBorders>
+            <w:tcMar>
+              <w:top w:type="dxa" w:w="80"/>
+              <w:left w:type="dxa" w:w="100"/>
+              <w:bottom w:type="dxa" w:w="80"/>
+              <w:right w:type="dxa" w:w="100"/>
+            </w:tcMar>
+          </w:tcPr>
+          <w:p>
+            <w:pPr>
+              <w:spacing w:line="260"/>
+              <w:jc w:val="left"/>
+            </w:pPr>
+            <w:r>
+              <w:rPr>
+                <w:rFonts w:ascii="Times New Roman" w:cs="Times New Roman" w:eastAsia="Times New Roman" w:hAnsi="Times New Roman"/>
+                <w:b w:val="false"/>
+                <w:bCs w:val="false"/>
+                <w:sz w:val="22"/>
+                <w:szCs w:val="22"/>
+              </w:rPr>
+              <w:t xml:space="preserve">Fig. 5</w:t>
+            </w:r>
+          </w:p>
+        </w:tc>
+        <w:tc>
+          <w:tcPr>
+            <w:tcW w:type="dxa" w:w="5800"/>
+            <w:tcBorders>
+              <w:top w:val="single" w:color="000000" w:sz="4"/>
+              <w:left w:val="single" w:color="000000" w:sz="4"/>
+              <w:bottom w:val="single" w:color="000000" w:sz="4"/>
+              <w:right w:val="single" w:color="000000" w:sz="4"/>
+            </w:tcBorders>
+            <w:tcMar>
+              <w:top w:type="dxa" w:w="80"/>
+              <w:left w:type="dxa" w:w="100"/>
+              <w:bottom w:type="dxa" w:w="80"/>
+              <w:right w:type="dxa" w:w="100"/>
+            </w:tcMar>
+          </w:tcPr>
+          <w:p>
+            <w:pPr>
+              <w:spacing w:line="260"/>
+              <w:jc w:val="left"/>
+            </w:pPr>
+            <w:r>
+              <w:rPr>
+                <w:rFonts w:ascii="Times New Roman" w:cs="Times New Roman" w:eastAsia="Times New Roman" w:hAnsi="Times New Roman"/>
+                <w:b w:val="false"/>
+                <w:bCs w:val="false"/>
+                <w:sz w:val="22"/>
+                <w:szCs w:val="22"/>
+              </w:rPr>
+              <w:t xml:space="preserve">PCA scree plot (98.7% cumulative variance)</w:t>
+            </w:r>
+          </w:p>
+        </w:tc>
+        <w:tc>
+          <w:tcPr>
+            <w:tcW w:type="dxa" w:w="1200"/>
+            <w:tcBorders>
+              <w:top w:val="single" w:color="000000" w:sz="4"/>
+              <w:left w:val="single" w:color="000000" w:sz="4"/>
+              <w:bottom w:val="single" w:color="000000" w:sz="4"/>
+              <w:right w:val="single" w:color="000000" w:sz="4"/>
+            </w:tcBorders>
+            <w:tcMar>
+              <w:top w:type="dxa" w:w="80"/>
+              <w:left w:type="dxa" w:w="100"/>
+              <w:bottom w:type="dxa" w:w="80"/>
+              <w:right w:type="dxa" w:w="100"/>
+            </w:tcMar>
+          </w:tcPr>
+          <w:p>
+            <w:pPr>
+              <w:spacing w:line="260"/>
+              <w:jc w:val="right"/>
+            </w:pPr>
+            <w:r>
+              <w:rPr>
+                <w:rFonts w:ascii="Times New Roman" w:cs="Times New Roman" w:eastAsia="Times New Roman" w:hAnsi="Times New Roman"/>
+                <w:b w:val="false"/>
+                <w:bCs w:val="false"/>
+                <w:sz w:val="22"/>
+                <w:szCs w:val="22"/>
+              </w:rPr>
+              <w:t xml:space="preserve">34</w:t>
+            </w:r>
+          </w:p>
+        </w:tc>
+      </w:tr>
+      <w:tr>
+        <w:tc>
+          <w:tcPr>
+            <w:tcW w:type="dxa" w:w="1200"/>
+            <w:tcBorders>
+              <w:top w:val="single" w:color="000000" w:sz="4"/>
+              <w:left w:val="single" w:color="000000" w:sz="4"/>
+              <w:bottom w:val="single" w:color="000000" w:sz="4"/>
+              <w:right w:val="single" w:color="000000" w:sz="4"/>
+            </w:tcBorders>
+            <w:tcMar>
+              <w:top w:type="dxa" w:w="80"/>
+              <w:left w:type="dxa" w:w="100"/>
+              <w:bottom w:type="dxa" w:w="80"/>
+              <w:right w:type="dxa" w:w="100"/>
+            </w:tcMar>
+          </w:tcPr>
+          <w:p>
+            <w:pPr>
+              <w:spacing w:line="260"/>
+              <w:jc w:val="left"/>
+            </w:pPr>
+            <w:r>
+              <w:rPr>
+                <w:rFonts w:ascii="Times New Roman" w:cs="Times New Roman" w:eastAsia="Times New Roman" w:hAnsi="Times New Roman"/>
+                <w:b w:val="false"/>
+                <w:bCs w:val="false"/>
+                <w:sz w:val="22"/>
+                <w:szCs w:val="22"/>
+              </w:rPr>
+              <w:t xml:space="preserve">Fig. 6</w:t>
+            </w:r>
+          </w:p>
+        </w:tc>
+        <w:tc>
+          <w:tcPr>
+            <w:tcW w:type="dxa" w:w="5800"/>
+            <w:tcBorders>
+              <w:top w:val="single" w:color="000000" w:sz="4"/>
+              <w:left w:val="single" w:color="000000" w:sz="4"/>
+              <w:bottom w:val="single" w:color="000000" w:sz="4"/>
+              <w:right w:val="single" w:color="000000" w:sz="4"/>
+            </w:tcBorders>
+            <w:tcMar>
+              <w:top w:type="dxa" w:w="80"/>
+              <w:left w:type="dxa" w:w="100"/>
+              <w:bottom w:type="dxa" w:w="80"/>
+              <w:right w:type="dxa" w:w="100"/>
+            </w:tcMar>
+          </w:tcPr>
+          <w:p>
+            <w:pPr>
+              <w:spacing w:line="260"/>
+              <w:jc w:val="left"/>
+            </w:pPr>
+            <w:r>
+              <w:rPr>
+                <w:rFonts w:ascii="Times New Roman" w:cs="Times New Roman" w:eastAsia="Times New Roman" w:hAnsi="Times New Roman"/>
+                <w:b w:val="false"/>
+                <w:bCs w:val="false"/>
+                <w:sz w:val="22"/>
+                <w:szCs w:val="22"/>
+              </w:rPr>
+              <w:t xml:space="preserve">PC1-PC3 loadings vs tenor: Level, Slope, Curvature</w:t>
+            </w:r>
+          </w:p>
+        </w:tc>
+        <w:tc>
+          <w:tcPr>
+            <w:tcW w:type="dxa" w:w="1200"/>
+            <w:tcBorders>
+              <w:top w:val="single" w:color="000000" w:sz="4"/>
+              <w:left w:val="single" w:color="000000" w:sz="4"/>
+              <w:bottom w:val="single" w:color="000000" w:sz="4"/>
+              <w:right w:val="single" w:color="000000" w:sz="4"/>
+            </w:tcBorders>
+            <w:tcMar>
+              <w:top w:type="dxa" w:w="80"/>
+              <w:left w:type="dxa" w:w="100"/>
+              <w:bottom w:type="dxa" w:w="80"/>
+              <w:right w:type="dxa" w:w="100"/>
+            </w:tcMar>
+          </w:tcPr>
+          <w:p>
+            <w:pPr>
+              <w:spacing w:line="260"/>
+              <w:jc w:val="right"/>
+            </w:pPr>
+            <w:r>
+              <w:rPr>
+                <w:rFonts w:ascii="Times New Roman" w:cs="Times New Roman" w:eastAsia="Times New Roman" w:hAnsi="Times New Roman"/>
+                <w:b w:val="false"/>
+                <w:bCs w:val="false"/>
+                <w:sz w:val="22"/>
+                <w:szCs w:val="22"/>
+              </w:rPr>
+              <w:t xml:space="preserve">34</w:t>
+            </w:r>
+          </w:p>
+        </w:tc>
+      </w:tr>
+      <w:tr>
+        <w:tc>
+          <w:tcPr>
+            <w:tcW w:type="dxa" w:w="1200"/>
+            <w:tcBorders>
+              <w:top w:val="single" w:color="000000" w:sz="4"/>
+              <w:left w:val="single" w:color="000000" w:sz="4"/>
+              <w:bottom w:val="single" w:color="000000" w:sz="4"/>
+              <w:right w:val="single" w:color="000000" w:sz="4"/>
+            </w:tcBorders>
+            <w:tcMar>
+              <w:top w:type="dxa" w:w="80"/>
+              <w:left w:type="dxa" w:w="100"/>
+              <w:bottom w:type="dxa" w:w="80"/>
+              <w:right w:type="dxa" w:w="100"/>
+            </w:tcMar>
+          </w:tcPr>
+          <w:p>
+            <w:pPr>
+              <w:spacing w:line="260"/>
+              <w:jc w:val="left"/>
+            </w:pPr>
+            <w:r>
+              <w:rPr>
+                <w:rFonts w:ascii="Times New Roman" w:cs="Times New Roman" w:eastAsia="Times New Roman" w:hAnsi="Times New Roman"/>
+                <w:b w:val="false"/>
+                <w:bCs w:val="false"/>
+                <w:sz w:val="22"/>
+                <w:szCs w:val="22"/>
+              </w:rPr>
+              <w:t xml:space="preserve">Fig. 7</w:t>
+            </w:r>
+          </w:p>
+        </w:tc>
+        <w:tc>
+          <w:tcPr>
+            <w:tcW w:type="dxa" w:w="5800"/>
+            <w:tcBorders>
+              <w:top w:val="single" w:color="000000" w:sz="4"/>
+              <w:left w:val="single" w:color="000000" w:sz="4"/>
+              <w:bottom w:val="single" w:color="000000" w:sz="4"/>
+              <w:right w:val="single" w:color="000000" w:sz="4"/>
+            </w:tcBorders>
+            <w:tcMar>
+              <w:top w:type="dxa" w:w="80"/>
+              <w:left w:type="dxa" w:w="100"/>
+              <w:bottom w:type="dxa" w:w="80"/>
+              <w:right w:type="dxa" w:w="100"/>
+            </w:tcMar>
+          </w:tcPr>
+          <w:p>
+            <w:pPr>
+              <w:spacing w:line="260"/>
+              <w:jc w:val="left"/>
+            </w:pPr>
+            <w:r>
+              <w:rPr>
+                <w:rFonts w:ascii="Times New Roman" w:cs="Times New Roman" w:eastAsia="Times New Roman" w:hAnsi="Times New Roman"/>
+                <w:b w:val="false"/>
+                <w:bCs w:val="false"/>
+                <w:sz w:val="22"/>
+                <w:szCs w:val="22"/>
+              </w:rPr>
+              <w:t xml:space="preserve">Auto-PM realised equity curve and drawdown</w:t>
+            </w:r>
+          </w:p>
+        </w:tc>
+        <w:tc>
+          <w:tcPr>
+            <w:tcW w:type="dxa" w:w="1200"/>
+            <w:tcBorders>
+              <w:top w:val="single" w:color="000000" w:sz="4"/>
+              <w:left w:val="single" w:color="000000" w:sz="4"/>
+              <w:bottom w:val="single" w:color="000000" w:sz="4"/>
+              <w:right w:val="single" w:color="000000" w:sz="4"/>
+            </w:tcBorders>
+            <w:tcMar>
+              <w:top w:type="dxa" w:w="80"/>
+              <w:left w:type="dxa" w:w="100"/>
+              <w:bottom w:type="dxa" w:w="80"/>
+              <w:right w:type="dxa" w:w="100"/>
+            </w:tcMar>
+          </w:tcPr>
+          <w:p>
+            <w:pPr>
+              <w:spacing w:line="260"/>
+              <w:jc w:val="right"/>
+            </w:pPr>
+            <w:r>
+              <w:rPr>
+                <w:rFonts w:ascii="Times New Roman" w:cs="Times New Roman" w:eastAsia="Times New Roman" w:hAnsi="Times New Roman"/>
+                <w:b w:val="false"/>
+                <w:bCs w:val="false"/>
+                <w:sz w:val="22"/>
+                <w:szCs w:val="22"/>
+              </w:rPr>
+              <w:t xml:space="preserve">36</w:t>
+            </w:r>
+          </w:p>
+        </w:tc>
+      </w:tr>
+      <w:tr>
+        <w:tc>
+          <w:tcPr>
+            <w:tcW w:type="dxa" w:w="1200"/>
+            <w:tcBorders>
+              <w:top w:val="single" w:color="000000" w:sz="4"/>
+              <w:left w:val="single" w:color="000000" w:sz="4"/>
+              <w:bottom w:val="single" w:color="000000" w:sz="4"/>
+              <w:right w:val="single" w:color="000000" w:sz="4"/>
+            </w:tcBorders>
+            <w:tcMar>
+              <w:top w:type="dxa" w:w="80"/>
+              <w:left w:type="dxa" w:w="100"/>
+              <w:bottom w:type="dxa" w:w="80"/>
+              <w:right w:type="dxa" w:w="100"/>
+            </w:tcMar>
+          </w:tcPr>
+          <w:p>
+            <w:pPr>
+              <w:spacing w:line="260"/>
+              <w:jc w:val="left"/>
+            </w:pPr>
+            <w:r>
+              <w:rPr>
+                <w:rFonts w:ascii="Times New Roman" w:cs="Times New Roman" w:eastAsia="Times New Roman" w:hAnsi="Times New Roman"/>
+                <w:b w:val="false"/>
+                <w:bCs w:val="false"/>
+                <w:sz w:val="22"/>
+                <w:szCs w:val="22"/>
+              </w:rPr>
+              <w:t xml:space="preserve">Fig. 8</w:t>
+            </w:r>
+          </w:p>
+        </w:tc>
+        <w:tc>
+          <w:tcPr>
+            <w:tcW w:type="dxa" w:w="5800"/>
+            <w:tcBorders>
+              <w:top w:val="single" w:color="000000" w:sz="4"/>
+              <w:left w:val="single" w:color="000000" w:sz="4"/>
+              <w:bottom w:val="single" w:color="000000" w:sz="4"/>
+              <w:right w:val="single" w:color="000000" w:sz="4"/>
+            </w:tcBorders>
+            <w:tcMar>
+              <w:top w:type="dxa" w:w="80"/>
+              <w:left w:type="dxa" w:w="100"/>
+              <w:bottom w:type="dxa" w:w="80"/>
+              <w:right w:type="dxa" w:w="100"/>
+            </w:tcMar>
+          </w:tcPr>
+          <w:p>
+            <w:pPr>
+              <w:spacing w:line="260"/>
+              <w:jc w:val="left"/>
+            </w:pPr>
+            <w:r>
+              <w:rPr>
+                <w:rFonts w:ascii="Times New Roman" w:cs="Times New Roman" w:eastAsia="Times New Roman" w:hAnsi="Times New Roman"/>
+                <w:b w:val="false"/>
+                <w:bCs w:val="false"/>
+                <w:sz w:val="22"/>
+                <w:szCs w:val="22"/>
+              </w:rPr>
+              <w:t xml:space="preserve">LLM usage analytics (decisions + latency)</w:t>
+            </w:r>
+          </w:p>
+        </w:tc>
+        <w:tc>
+          <w:tcPr>
+            <w:tcW w:type="dxa" w:w="1200"/>
+            <w:tcBorders>
+              <w:top w:val="single" w:color="000000" w:sz="4"/>
+              <w:left w:val="single" w:color="000000" w:sz="4"/>
+              <w:bottom w:val="single" w:color="000000" w:sz="4"/>
+              <w:right w:val="single" w:color="000000" w:sz="4"/>
+            </w:tcBorders>
+            <w:tcMar>
+              <w:top w:type="dxa" w:w="80"/>
+              <w:left w:type="dxa" w:w="100"/>
+              <w:bottom w:type="dxa" w:w="80"/>
+              <w:right w:type="dxa" w:w="100"/>
+            </w:tcMar>
+          </w:tcPr>
+          <w:p>
+            <w:pPr>
+              <w:spacing w:line="260"/>
+              <w:jc w:val="right"/>
+            </w:pPr>
+            <w:r>
+              <w:rPr>
+                <w:rFonts w:ascii="Times New Roman" w:cs="Times New Roman" w:eastAsia="Times New Roman" w:hAnsi="Times New Roman"/>
+                <w:b w:val="false"/>
+                <w:bCs w:val="false"/>
+                <w:sz w:val="22"/>
+                <w:szCs w:val="22"/>
+              </w:rPr>
+              <w:t xml:space="preserve">38</w:t>
+            </w:r>
+          </w:p>
+        </w:tc>
+      </w:tr>
+      <w:tr>
+        <w:tc>
+          <w:tcPr>
+            <w:tcW w:type="dxa" w:w="1200"/>
+            <w:tcBorders>
+              <w:top w:val="single" w:color="000000" w:sz="4"/>
+              <w:left w:val="single" w:color="000000" w:sz="4"/>
+              <w:bottom w:val="single" w:color="000000" w:sz="4"/>
+              <w:right w:val="single" w:color="000000" w:sz="4"/>
+            </w:tcBorders>
+            <w:tcMar>
+              <w:top w:type="dxa" w:w="80"/>
+              <w:left w:type="dxa" w:w="100"/>
+              <w:bottom w:type="dxa" w:w="80"/>
+              <w:right w:type="dxa" w:w="100"/>
+            </w:tcMar>
+          </w:tcPr>
+          <w:p>
+            <w:pPr>
+              <w:spacing w:line="260"/>
+              <w:jc w:val="left"/>
+            </w:pPr>
+            <w:r>
+              <w:rPr>
+                <w:rFonts w:ascii="Times New Roman" w:cs="Times New Roman" w:eastAsia="Times New Roman" w:hAnsi="Times New Roman"/>
+                <w:b w:val="false"/>
+                <w:bCs w:val="false"/>
+                <w:sz w:val="22"/>
+                <w:szCs w:val="22"/>
+              </w:rPr>
+              <w:t xml:space="preserve">Fig. A.1</w:t>
+            </w:r>
+          </w:p>
+        </w:tc>
+        <w:tc>
+          <w:tcPr>
+            <w:tcW w:type="dxa" w:w="5800"/>
+            <w:tcBorders>
+              <w:top w:val="single" w:color="000000" w:sz="4"/>
+              <w:left w:val="single" w:color="000000" w:sz="4"/>
+              <w:bottom w:val="single" w:color="000000" w:sz="4"/>
+              <w:right w:val="single" w:color="000000" w:sz="4"/>
+            </w:tcBorders>
+            <w:tcMar>
+              <w:top w:type="dxa" w:w="80"/>
+              <w:left w:type="dxa" w:w="100"/>
+              <w:bottom w:type="dxa" w:w="80"/>
+              <w:right w:type="dxa" w:w="100"/>
+            </w:tcMar>
+          </w:tcPr>
+          <w:p>
+            <w:pPr>
+              <w:spacing w:line="260"/>
+              <w:jc w:val="left"/>
+            </w:pPr>
+            <w:r>
+              <w:rPr>
+                <w:rFonts w:ascii="Times New Roman" w:cs="Times New Roman" w:eastAsia="Times New Roman" w:hAnsi="Times New Roman"/>
+                <w:b w:val="false"/>
+                <w:bCs w:val="false"/>
+                <w:sz w:val="22"/>
+                <w:szCs w:val="22"/>
+              </w:rPr>
+              <w:t xml:space="preserve">Data-flow architecture (Appendix A)</w:t>
+            </w:r>
+          </w:p>
+        </w:tc>
+        <w:tc>
+          <w:tcPr>
+            <w:tcW w:type="dxa" w:w="1200"/>
+            <w:tcBorders>
+              <w:top w:val="single" w:color="000000" w:sz="4"/>
+              <w:left w:val="single" w:color="000000" w:sz="4"/>
+              <w:bottom w:val="single" w:color="000000" w:sz="4"/>
+              <w:right w:val="single" w:color="000000" w:sz="4"/>
+            </w:tcBorders>
+            <w:tcMar>
+              <w:top w:type="dxa" w:w="80"/>
+              <w:left w:type="dxa" w:w="100"/>
+              <w:bottom w:type="dxa" w:w="80"/>
+              <w:right w:type="dxa" w:w="100"/>
+            </w:tcMar>
+          </w:tcPr>
+          <w:p>
+            <w:pPr>
+              <w:spacing w:line="260"/>
+              <w:jc w:val="right"/>
+            </w:pPr>
+            <w:r>
+              <w:rPr>
+                <w:rFonts w:ascii="Times New Roman" w:cs="Times New Roman" w:eastAsia="Times New Roman" w:hAnsi="Times New Roman"/>
+                <w:b w:val="false"/>
+                <w:bCs w:val="false"/>
+                <w:sz w:val="22"/>
+                <w:szCs w:val="22"/>
+              </w:rPr>
+              <w:t xml:space="preserve">55</w:t>
+            </w:r>
+          </w:p>
+        </w:tc>
+      </w:tr>
+      <w:tr>
+        <w:tc>
+          <w:tcPr>
+            <w:tcW w:type="dxa" w:w="1200"/>
+            <w:tcBorders>
+              <w:top w:val="single" w:color="000000" w:sz="4"/>
+              <w:left w:val="single" w:color="000000" w:sz="4"/>
+              <w:bottom w:val="single" w:color="000000" w:sz="4"/>
+              <w:right w:val="single" w:color="000000" w:sz="4"/>
+            </w:tcBorders>
+            <w:tcMar>
+              <w:top w:type="dxa" w:w="80"/>
+              <w:left w:type="dxa" w:w="100"/>
+              <w:bottom w:type="dxa" w:w="80"/>
+              <w:right w:type="dxa" w:w="100"/>
+            </w:tcMar>
+          </w:tcPr>
+          <w:p>
+            <w:pPr>
+              <w:spacing w:line="260"/>
+              <w:jc w:val="left"/>
+            </w:pPr>
+            <w:r>
+              <w:rPr>
+                <w:rFonts w:ascii="Times New Roman" w:cs="Times New Roman" w:eastAsia="Times New Roman" w:hAnsi="Times New Roman"/>
+                <w:b w:val="false"/>
+                <w:bCs w:val="false"/>
+                <w:sz w:val="22"/>
+                <w:szCs w:val="22"/>
+              </w:rPr>
+              <w:t xml:space="preserve">Fig. A.2</w:t>
+            </w:r>
+          </w:p>
+        </w:tc>
+        <w:tc>
+          <w:tcPr>
+            <w:tcW w:type="dxa" w:w="5800"/>
+            <w:tcBorders>
+              <w:top w:val="single" w:color="000000" w:sz="4"/>
+              <w:left w:val="single" w:color="000000" w:sz="4"/>
+              <w:bottom w:val="single" w:color="000000" w:sz="4"/>
+              <w:right w:val="single" w:color="000000" w:sz="4"/>
+            </w:tcBorders>
+            <w:tcMar>
+              <w:top w:type="dxa" w:w="80"/>
+              <w:left w:type="dxa" w:w="100"/>
+              <w:bottom w:type="dxa" w:w="80"/>
+              <w:right w:type="dxa" w:w="100"/>
+            </w:tcMar>
+          </w:tcPr>
+          <w:p>
+            <w:pPr>
+              <w:spacing w:line="260"/>
+              <w:jc w:val="left"/>
+            </w:pPr>
+            <w:r>
+              <w:rPr>
+                <w:rFonts w:ascii="Times New Roman" w:cs="Times New Roman" w:eastAsia="Times New Roman" w:hAnsi="Times New Roman"/>
+                <w:b w:val="false"/>
+                <w:bCs w:val="false"/>
+                <w:sz w:val="22"/>
+                <w:szCs w:val="22"/>
+              </w:rPr>
+              <w:t xml:space="preserve">Use-case diagram (Appendix A)</w:t>
+            </w:r>
+          </w:p>
+        </w:tc>
+        <w:tc>
+          <w:tcPr>
+            <w:tcW w:type="dxa" w:w="1200"/>
+            <w:tcBorders>
+              <w:top w:val="single" w:color="000000" w:sz="4"/>
+              <w:left w:val="single" w:color="000000" w:sz="4"/>
+              <w:bottom w:val="single" w:color="000000" w:sz="4"/>
+              <w:right w:val="single" w:color="000000" w:sz="4"/>
+            </w:tcBorders>
+            <w:tcMar>
+              <w:top w:type="dxa" w:w="80"/>
+              <w:left w:type="dxa" w:w="100"/>
+              <w:bottom w:type="dxa" w:w="80"/>
+              <w:right w:type="dxa" w:w="100"/>
+            </w:tcMar>
+          </w:tcPr>
+          <w:p>
+            <w:pPr>
+              <w:spacing w:line="260"/>
+              <w:jc w:val="right"/>
+            </w:pPr>
+            <w:r>
+              <w:rPr>
+                <w:rFonts w:ascii="Times New Roman" w:cs="Times New Roman" w:eastAsia="Times New Roman" w:hAnsi="Times New Roman"/>
+                <w:b w:val="false"/>
+                <w:bCs w:val="false"/>
+                <w:sz w:val="22"/>
+                <w:szCs w:val="22"/>
+              </w:rPr>
+              <w:t xml:space="preserve">55</w:t>
+            </w:r>
+          </w:p>
+        </w:tc>
+      </w:tr>
+    </w:tbl>
     <w:sectPr>
       <w:headerReference w:type="default" r:id="rId7"/>
       <w:footerReference w:type="default" r:id="rId8"/>

--- a/paper/Hedgyyyboo_Capstone_Report_v3.docx
+++ b/paper/Hedgyyyboo_Capstone_Report_v3.docx
@@ -2199,7 +2199,7 @@
           <w:sz w:val="21"/>
           <w:szCs w:val="21"/>
         </w:rPr>
-        <w:t xml:space="preserve">Fig. 8  LLM usage analytics (decisions + latency)</w:t>
+        <w:t xml:space="preserve">Fig. 8  Quantitative performance metrics comparison</w:t>
       </w:r>
       <w:r>
         <w:rPr>
@@ -2223,7 +2223,7 @@
           <w:sz w:val="21"/>
           <w:szCs w:val="21"/>
         </w:rPr>
-        <w:t xml:space="preserve">Fig. 9  Existing pricing model figures (grouped in §3.3)</w:t>
+        <w:t xml:space="preserve">Fig. 9  LLM usage analytics (decisions + latency)</w:t>
       </w:r>
       <w:r>
         <w:rPr>
@@ -2231,7 +2231,55 @@
           <w:sz w:val="21"/>
           <w:szCs w:val="21"/>
         </w:rPr>
-        <w:t xml:space="preserve">	21</w:t>
+        <w:t xml:space="preserve">	39</w:t>
+      </w:r>
+    </w:p>
+    <w:p>
+      <w:pPr>
+        <w:tabs>
+          <w:tab w:val="right" w:pos="9000" w:leader="dot"/>
+        </w:tabs>
+        <w:spacing w:after="60" w:line="260"/>
+      </w:pPr>
+      <w:r>
+        <w:rPr>
+          <w:rFonts w:ascii="Times New Roman" w:cs="Times New Roman" w:eastAsia="Times New Roman" w:hAnsi="Times New Roman"/>
+          <w:sz w:val="21"/>
+          <w:szCs w:val="21"/>
+        </w:rPr>
+        <w:t xml:space="preserve">Fig. 10  Workflow efficiency — Traditional vs Hedgyyyboo</w:t>
+      </w:r>
+      <w:r>
+        <w:rPr>
+          <w:rFonts w:ascii="Times New Roman" w:cs="Times New Roman" w:eastAsia="Times New Roman" w:hAnsi="Times New Roman"/>
+          <w:sz w:val="21"/>
+          <w:szCs w:val="21"/>
+        </w:rPr>
+        <w:t xml:space="preserve">	42</w:t>
+      </w:r>
+    </w:p>
+    <w:p>
+      <w:pPr>
+        <w:tabs>
+          <w:tab w:val="right" w:pos="9000" w:leader="dot"/>
+        </w:tabs>
+        <w:spacing w:after="60" w:line="260"/>
+      </w:pPr>
+      <w:r>
+        <w:rPr>
+          <w:rFonts w:ascii="Times New Roman" w:cs="Times New Roman" w:eastAsia="Times New Roman" w:hAnsi="Times New Roman"/>
+          <w:sz w:val="21"/>
+          <w:szCs w:val="21"/>
+        </w:rPr>
+        <w:t xml:space="preserve">Fig. 11  Qualitative internal-audit radar (1-5)</w:t>
+      </w:r>
+      <w:r>
+        <w:rPr>
+          <w:rFonts w:ascii="Times New Roman" w:cs="Times New Roman" w:eastAsia="Times New Roman" w:hAnsi="Times New Roman"/>
+          <w:sz w:val="21"/>
+          <w:szCs w:val="21"/>
+        </w:rPr>
+        <w:t xml:space="preserve">	48</w:t>
       </w:r>
     </w:p>
     <w:p>
@@ -4858,1165 +4906,6 @@
     </w:p>
     <w:p>
       <w:pPr>
-        <w:spacing w:after="80" w:before="240"/>
-        <w:jc w:val="left"/>
-      </w:pPr>
-      <w:r>
-        <w:rPr>
-          <w:rFonts w:ascii="Times New Roman" w:cs="Times New Roman" w:eastAsia="Times New Roman" w:hAnsi="Times New Roman"/>
-          <w:b/>
-          <w:bCs/>
-          <w:sz w:val="22"/>
-          <w:szCs w:val="22"/>
-        </w:rPr>
-        <w:t xml:space="preserve">Table [1]: System Performance Metrics Summary</w:t>
-      </w:r>
-    </w:p>
-    <w:tbl>
-      <w:tblPr>
-        <w:tblW w:type="dxa" w:w="8100"/>
-        <w:jc w:val="center"/>
-        <w:tblBorders>
-          <w:top w:val="single" w:color="auto" w:sz="4"/>
-          <w:left w:val="single" w:color="auto" w:sz="4"/>
-          <w:bottom w:val="single" w:color="auto" w:sz="4"/>
-          <w:right w:val="single" w:color="auto" w:sz="4"/>
-          <w:insideH w:val="single" w:color="auto" w:sz="4"/>
-          <w:insideV w:val="single" w:color="auto" w:sz="4"/>
-        </w:tblBorders>
-      </w:tblPr>
-      <w:tblGrid>
-        <w:gridCol w:w="4000"/>
-        <w:gridCol w:w="2100"/>
-        <w:gridCol w:w="2000"/>
-      </w:tblGrid>
-      <w:tr>
-        <w:tc>
-          <w:tcPr>
-            <w:tcW w:type="dxa" w:w="4000"/>
-            <w:tcBorders>
-              <w:top w:val="single" w:color="000000" w:sz="4"/>
-              <w:left w:val="single" w:color="000000" w:sz="4"/>
-              <w:bottom w:val="single" w:color="000000" w:sz="4"/>
-              <w:right w:val="single" w:color="000000" w:sz="4"/>
-            </w:tcBorders>
-            <w:tcMar>
-              <w:top w:type="dxa" w:w="80"/>
-              <w:left w:type="dxa" w:w="100"/>
-              <w:bottom w:type="dxa" w:w="80"/>
-              <w:right w:type="dxa" w:w="100"/>
-            </w:tcMar>
-          </w:tcPr>
-          <w:p>
-            <w:pPr>
-              <w:spacing w:line="260"/>
-              <w:jc w:val="left"/>
-            </w:pPr>
-            <w:r>
-              <w:rPr>
-                <w:rFonts w:ascii="Times New Roman" w:cs="Times New Roman" w:eastAsia="Times New Roman" w:hAnsi="Times New Roman"/>
-                <w:b/>
-                <w:bCs/>
-                <w:sz w:val="22"/>
-                <w:szCs w:val="22"/>
-              </w:rPr>
-              <w:t xml:space="preserve">Metric</w:t>
-            </w:r>
-          </w:p>
-        </w:tc>
-        <w:tc>
-          <w:tcPr>
-            <w:tcW w:type="dxa" w:w="2100"/>
-            <w:tcBorders>
-              <w:top w:val="single" w:color="000000" w:sz="4"/>
-              <w:left w:val="single" w:color="000000" w:sz="4"/>
-              <w:bottom w:val="single" w:color="000000" w:sz="4"/>
-              <w:right w:val="single" w:color="000000" w:sz="4"/>
-            </w:tcBorders>
-            <w:tcMar>
-              <w:top w:type="dxa" w:w="80"/>
-              <w:left w:type="dxa" w:w="100"/>
-              <w:bottom w:type="dxa" w:w="80"/>
-              <w:right w:type="dxa" w:w="100"/>
-            </w:tcMar>
-          </w:tcPr>
-          <w:p>
-            <w:pPr>
-              <w:spacing w:line="260"/>
-              <w:jc w:val="left"/>
-            </w:pPr>
-            <w:r>
-              <w:rPr>
-                <w:rFonts w:ascii="Times New Roman" w:cs="Times New Roman" w:eastAsia="Times New Roman" w:hAnsi="Times New Roman"/>
-                <w:b/>
-                <w:bCs/>
-                <w:sz w:val="22"/>
-                <w:szCs w:val="22"/>
-              </w:rPr>
-              <w:t xml:space="preserve">Value</w:t>
-            </w:r>
-          </w:p>
-        </w:tc>
-        <w:tc>
-          <w:tcPr>
-            <w:tcW w:type="dxa" w:w="2000"/>
-            <w:tcBorders>
-              <w:top w:val="single" w:color="000000" w:sz="4"/>
-              <w:left w:val="single" w:color="000000" w:sz="4"/>
-              <w:bottom w:val="single" w:color="000000" w:sz="4"/>
-              <w:right w:val="single" w:color="000000" w:sz="4"/>
-            </w:tcBorders>
-            <w:tcMar>
-              <w:top w:type="dxa" w:w="80"/>
-              <w:left w:type="dxa" w:w="100"/>
-              <w:bottom w:type="dxa" w:w="80"/>
-              <w:right w:type="dxa" w:w="100"/>
-            </w:tcMar>
-          </w:tcPr>
-          <w:p>
-            <w:pPr>
-              <w:spacing w:line="260"/>
-              <w:jc w:val="left"/>
-            </w:pPr>
-            <w:r>
-              <w:rPr>
-                <w:rFonts w:ascii="Times New Roman" w:cs="Times New Roman" w:eastAsia="Times New Roman" w:hAnsi="Times New Roman"/>
-                <w:b/>
-                <w:bCs/>
-                <w:sz w:val="22"/>
-                <w:szCs w:val="22"/>
-              </w:rPr>
-              <w:t xml:space="preserve">Target Threshold</w:t>
-            </w:r>
-          </w:p>
-        </w:tc>
-      </w:tr>
-      <w:tr>
-        <w:tc>
-          <w:tcPr>
-            <w:tcW w:type="dxa" w:w="4000"/>
-            <w:tcBorders>
-              <w:top w:val="single" w:color="000000" w:sz="4"/>
-              <w:left w:val="single" w:color="000000" w:sz="4"/>
-              <w:bottom w:val="single" w:color="000000" w:sz="4"/>
-              <w:right w:val="single" w:color="000000" w:sz="4"/>
-            </w:tcBorders>
-            <w:tcMar>
-              <w:top w:type="dxa" w:w="80"/>
-              <w:left w:type="dxa" w:w="100"/>
-              <w:bottom w:type="dxa" w:w="80"/>
-              <w:right w:type="dxa" w:w="100"/>
-            </w:tcMar>
-          </w:tcPr>
-          <w:p>
-            <w:pPr>
-              <w:spacing w:line="260"/>
-              <w:jc w:val="left"/>
-            </w:pPr>
-            <w:r>
-              <w:rPr>
-                <w:rFonts w:ascii="Times New Roman" w:cs="Times New Roman" w:eastAsia="Times New Roman" w:hAnsi="Times New Roman"/>
-                <w:b w:val="false"/>
-                <w:bCs w:val="false"/>
-                <w:sz w:val="22"/>
-                <w:szCs w:val="22"/>
-              </w:rPr>
-              <w:t xml:space="preserve">PCA 3-factor variance share</w:t>
-            </w:r>
-          </w:p>
-        </w:tc>
-        <w:tc>
-          <w:tcPr>
-            <w:tcW w:type="dxa" w:w="2100"/>
-            <w:tcBorders>
-              <w:top w:val="single" w:color="000000" w:sz="4"/>
-              <w:left w:val="single" w:color="000000" w:sz="4"/>
-              <w:bottom w:val="single" w:color="000000" w:sz="4"/>
-              <w:right w:val="single" w:color="000000" w:sz="4"/>
-            </w:tcBorders>
-            <w:tcMar>
-              <w:top w:type="dxa" w:w="80"/>
-              <w:left w:type="dxa" w:w="100"/>
-              <w:bottom w:type="dxa" w:w="80"/>
-              <w:right w:type="dxa" w:w="100"/>
-            </w:tcMar>
-          </w:tcPr>
-          <w:p>
-            <w:pPr>
-              <w:spacing w:line="260"/>
-              <w:jc w:val="right"/>
-            </w:pPr>
-            <w:r>
-              <w:rPr>
-                <w:rFonts w:ascii="Times New Roman" w:cs="Times New Roman" w:eastAsia="Times New Roman" w:hAnsi="Times New Roman"/>
-                <w:b w:val="false"/>
-                <w:bCs w:val="false"/>
-                <w:sz w:val="22"/>
-                <w:szCs w:val="22"/>
-              </w:rPr>
-              <w:t xml:space="preserve">98.7%</w:t>
-            </w:r>
-          </w:p>
-        </w:tc>
-        <w:tc>
-          <w:tcPr>
-            <w:tcW w:type="dxa" w:w="2000"/>
-            <w:tcBorders>
-              <w:top w:val="single" w:color="000000" w:sz="4"/>
-              <w:left w:val="single" w:color="000000" w:sz="4"/>
-              <w:bottom w:val="single" w:color="000000" w:sz="4"/>
-              <w:right w:val="single" w:color="000000" w:sz="4"/>
-            </w:tcBorders>
-            <w:tcMar>
-              <w:top w:type="dxa" w:w="80"/>
-              <w:left w:type="dxa" w:w="100"/>
-              <w:bottom w:type="dxa" w:w="80"/>
-              <w:right w:type="dxa" w:w="100"/>
-            </w:tcMar>
-          </w:tcPr>
-          <w:p>
-            <w:pPr>
-              <w:spacing w:line="260"/>
-              <w:jc w:val="left"/>
-            </w:pPr>
-            <w:r>
-              <w:rPr>
-                <w:rFonts w:ascii="Times New Roman" w:cs="Times New Roman" w:eastAsia="Times New Roman" w:hAnsi="Times New Roman"/>
-                <w:b w:val="false"/>
-                <w:bCs w:val="false"/>
-                <w:sz w:val="22"/>
-                <w:szCs w:val="22"/>
-              </w:rPr>
-              <w:t xml:space="preserve">&gt;90%</w:t>
-            </w:r>
-          </w:p>
-        </w:tc>
-      </w:tr>
-      <w:tr>
-        <w:tc>
-          <w:tcPr>
-            <w:tcW w:type="dxa" w:w="4000"/>
-            <w:tcBorders>
-              <w:top w:val="single" w:color="000000" w:sz="4"/>
-              <w:left w:val="single" w:color="000000" w:sz="4"/>
-              <w:bottom w:val="single" w:color="000000" w:sz="4"/>
-              <w:right w:val="single" w:color="000000" w:sz="4"/>
-            </w:tcBorders>
-            <w:tcMar>
-              <w:top w:type="dxa" w:w="80"/>
-              <w:left w:type="dxa" w:w="100"/>
-              <w:bottom w:type="dxa" w:w="80"/>
-              <w:right w:type="dxa" w:w="100"/>
-            </w:tcMar>
-          </w:tcPr>
-          <w:p>
-            <w:pPr>
-              <w:spacing w:line="260"/>
-              <w:jc w:val="left"/>
-            </w:pPr>
-            <w:r>
-              <w:rPr>
-                <w:rFonts w:ascii="Times New Roman" w:cs="Times New Roman" w:eastAsia="Times New Roman" w:hAnsi="Times New Roman"/>
-                <w:b w:val="false"/>
-                <w:bCs w:val="false"/>
-                <w:sz w:val="22"/>
-                <w:szCs w:val="22"/>
-              </w:rPr>
-              <w:t xml:space="preserve">OU half-life bootstrap error</w:t>
-            </w:r>
-          </w:p>
-        </w:tc>
-        <w:tc>
-          <w:tcPr>
-            <w:tcW w:type="dxa" w:w="2100"/>
-            <w:tcBorders>
-              <w:top w:val="single" w:color="000000" w:sz="4"/>
-              <w:left w:val="single" w:color="000000" w:sz="4"/>
-              <w:bottom w:val="single" w:color="000000" w:sz="4"/>
-              <w:right w:val="single" w:color="000000" w:sz="4"/>
-            </w:tcBorders>
-            <w:tcMar>
-              <w:top w:type="dxa" w:w="80"/>
-              <w:left w:type="dxa" w:w="100"/>
-              <w:bottom w:type="dxa" w:w="80"/>
-              <w:right w:type="dxa" w:w="100"/>
-            </w:tcMar>
-          </w:tcPr>
-          <w:p>
-            <w:pPr>
-              <w:spacing w:line="260"/>
-              <w:jc w:val="left"/>
-            </w:pPr>
-            <w:r>
-              <w:rPr>
-                <w:rFonts w:ascii="Times New Roman" w:cs="Times New Roman" w:eastAsia="Times New Roman" w:hAnsi="Times New Roman"/>
-                <w:b w:val="false"/>
-                <w:bCs w:val="false"/>
-                <w:sz w:val="22"/>
-                <w:szCs w:val="22"/>
-              </w:rPr>
-              <w:t xml:space="preserve">±1.4 d</w:t>
-            </w:r>
-          </w:p>
-        </w:tc>
-        <w:tc>
-          <w:tcPr>
-            <w:tcW w:type="dxa" w:w="2000"/>
-            <w:tcBorders>
-              <w:top w:val="single" w:color="000000" w:sz="4"/>
-              <w:left w:val="single" w:color="000000" w:sz="4"/>
-              <w:bottom w:val="single" w:color="000000" w:sz="4"/>
-              <w:right w:val="single" w:color="000000" w:sz="4"/>
-            </w:tcBorders>
-            <w:tcMar>
-              <w:top w:type="dxa" w:w="80"/>
-              <w:left w:type="dxa" w:w="100"/>
-              <w:bottom w:type="dxa" w:w="80"/>
-              <w:right w:type="dxa" w:w="100"/>
-            </w:tcMar>
-          </w:tcPr>
-          <w:p>
-            <w:pPr>
-              <w:spacing w:line="260"/>
-              <w:jc w:val="left"/>
-            </w:pPr>
-            <w:r>
-              <w:rPr>
-                <w:rFonts w:ascii="Times New Roman" w:cs="Times New Roman" w:eastAsia="Times New Roman" w:hAnsi="Times New Roman"/>
-                <w:b w:val="false"/>
-                <w:bCs w:val="false"/>
-                <w:sz w:val="22"/>
-                <w:szCs w:val="22"/>
-              </w:rPr>
-              <w:t xml:space="preserve">&lt;2 d</w:t>
-            </w:r>
-          </w:p>
-        </w:tc>
-      </w:tr>
-      <w:tr>
-        <w:tc>
-          <w:tcPr>
-            <w:tcW w:type="dxa" w:w="4000"/>
-            <w:tcBorders>
-              <w:top w:val="single" w:color="000000" w:sz="4"/>
-              <w:left w:val="single" w:color="000000" w:sz="4"/>
-              <w:bottom w:val="single" w:color="000000" w:sz="4"/>
-              <w:right w:val="single" w:color="000000" w:sz="4"/>
-            </w:tcBorders>
-            <w:tcMar>
-              <w:top w:type="dxa" w:w="80"/>
-              <w:left w:type="dxa" w:w="100"/>
-              <w:bottom w:type="dxa" w:w="80"/>
-              <w:right w:type="dxa" w:w="100"/>
-            </w:tcMar>
-          </w:tcPr>
-          <w:p>
-            <w:pPr>
-              <w:spacing w:line="260"/>
-              <w:jc w:val="left"/>
-            </w:pPr>
-            <w:r>
-              <w:rPr>
-                <w:rFonts w:ascii="Times New Roman" w:cs="Times New Roman" w:eastAsia="Times New Roman" w:hAnsi="Times New Roman"/>
-                <w:b w:val="false"/>
-                <w:bCs w:val="false"/>
-                <w:sz w:val="22"/>
-                <w:szCs w:val="22"/>
-              </w:rPr>
-              <w:t xml:space="preserve">GARCH Kupiec coverage (1% VaR)</w:t>
-            </w:r>
-          </w:p>
-        </w:tc>
-        <w:tc>
-          <w:tcPr>
-            <w:tcW w:type="dxa" w:w="2100"/>
-            <w:tcBorders>
-              <w:top w:val="single" w:color="000000" w:sz="4"/>
-              <w:left w:val="single" w:color="000000" w:sz="4"/>
-              <w:bottom w:val="single" w:color="000000" w:sz="4"/>
-              <w:right w:val="single" w:color="000000" w:sz="4"/>
-            </w:tcBorders>
-            <w:tcMar>
-              <w:top w:type="dxa" w:w="80"/>
-              <w:left w:type="dxa" w:w="100"/>
-              <w:bottom w:type="dxa" w:w="80"/>
-              <w:right w:type="dxa" w:w="100"/>
-            </w:tcMar>
-          </w:tcPr>
-          <w:p>
-            <w:pPr>
-              <w:spacing w:line="260"/>
-              <w:jc w:val="right"/>
-            </w:pPr>
-            <w:r>
-              <w:rPr>
-                <w:rFonts w:ascii="Times New Roman" w:cs="Times New Roman" w:eastAsia="Times New Roman" w:hAnsi="Times New Roman"/>
-                <w:b w:val="false"/>
-                <w:bCs w:val="false"/>
-                <w:sz w:val="22"/>
-                <w:szCs w:val="22"/>
-              </w:rPr>
-              <w:t xml:space="preserve">94.0%</w:t>
-            </w:r>
-          </w:p>
-        </w:tc>
-        <w:tc>
-          <w:tcPr>
-            <w:tcW w:type="dxa" w:w="2000"/>
-            <w:tcBorders>
-              <w:top w:val="single" w:color="000000" w:sz="4"/>
-              <w:left w:val="single" w:color="000000" w:sz="4"/>
-              <w:bottom w:val="single" w:color="000000" w:sz="4"/>
-              <w:right w:val="single" w:color="000000" w:sz="4"/>
-            </w:tcBorders>
-            <w:tcMar>
-              <w:top w:type="dxa" w:w="80"/>
-              <w:left w:type="dxa" w:w="100"/>
-              <w:bottom w:type="dxa" w:w="80"/>
-              <w:right w:type="dxa" w:w="100"/>
-            </w:tcMar>
-          </w:tcPr>
-          <w:p>
-            <w:pPr>
-              <w:spacing w:line="260"/>
-              <w:jc w:val="left"/>
-            </w:pPr>
-            <w:r>
-              <w:rPr>
-                <w:rFonts w:ascii="Times New Roman" w:cs="Times New Roman" w:eastAsia="Times New Roman" w:hAnsi="Times New Roman"/>
-                <w:b w:val="false"/>
-                <w:bCs w:val="false"/>
-                <w:sz w:val="22"/>
-                <w:szCs w:val="22"/>
-              </w:rPr>
-              <w:t xml:space="preserve">&gt;90%</w:t>
-            </w:r>
-          </w:p>
-        </w:tc>
-      </w:tr>
-      <w:tr>
-        <w:tc>
-          <w:tcPr>
-            <w:tcW w:type="dxa" w:w="4000"/>
-            <w:tcBorders>
-              <w:top w:val="single" w:color="000000" w:sz="4"/>
-              <w:left w:val="single" w:color="000000" w:sz="4"/>
-              <w:bottom w:val="single" w:color="000000" w:sz="4"/>
-              <w:right w:val="single" w:color="000000" w:sz="4"/>
-            </w:tcBorders>
-            <w:tcMar>
-              <w:top w:type="dxa" w:w="80"/>
-              <w:left w:type="dxa" w:w="100"/>
-              <w:bottom w:type="dxa" w:w="80"/>
-              <w:right w:type="dxa" w:w="100"/>
-            </w:tcMar>
-          </w:tcPr>
-          <w:p>
-            <w:pPr>
-              <w:spacing w:line="260"/>
-              <w:jc w:val="left"/>
-            </w:pPr>
-            <w:r>
-              <w:rPr>
-                <w:rFonts w:ascii="Times New Roman" w:cs="Times New Roman" w:eastAsia="Times New Roman" w:hAnsi="Times New Roman"/>
-                <w:b w:val="false"/>
-                <w:bCs w:val="false"/>
-                <w:sz w:val="22"/>
-                <w:szCs w:val="22"/>
-              </w:rPr>
-              <w:t xml:space="preserve">Backtest Sharpe ratio</w:t>
-            </w:r>
-          </w:p>
-        </w:tc>
-        <w:tc>
-          <w:tcPr>
-            <w:tcW w:type="dxa" w:w="2100"/>
-            <w:tcBorders>
-              <w:top w:val="single" w:color="000000" w:sz="4"/>
-              <w:left w:val="single" w:color="000000" w:sz="4"/>
-              <w:bottom w:val="single" w:color="000000" w:sz="4"/>
-              <w:right w:val="single" w:color="000000" w:sz="4"/>
-            </w:tcBorders>
-            <w:tcMar>
-              <w:top w:type="dxa" w:w="80"/>
-              <w:left w:type="dxa" w:w="100"/>
-              <w:bottom w:type="dxa" w:w="80"/>
-              <w:right w:type="dxa" w:w="100"/>
-            </w:tcMar>
-          </w:tcPr>
-          <w:p>
-            <w:pPr>
-              <w:spacing w:line="260"/>
-              <w:jc w:val="right"/>
-            </w:pPr>
-            <w:r>
-              <w:rPr>
-                <w:rFonts w:ascii="Times New Roman" w:cs="Times New Roman" w:eastAsia="Times New Roman" w:hAnsi="Times New Roman"/>
-                <w:b w:val="false"/>
-                <w:bCs w:val="false"/>
-                <w:sz w:val="22"/>
-                <w:szCs w:val="22"/>
-              </w:rPr>
-              <w:t xml:space="preserve">1.38</w:t>
-            </w:r>
-          </w:p>
-        </w:tc>
-        <w:tc>
-          <w:tcPr>
-            <w:tcW w:type="dxa" w:w="2000"/>
-            <w:tcBorders>
-              <w:top w:val="single" w:color="000000" w:sz="4"/>
-              <w:left w:val="single" w:color="000000" w:sz="4"/>
-              <w:bottom w:val="single" w:color="000000" w:sz="4"/>
-              <w:right w:val="single" w:color="000000" w:sz="4"/>
-            </w:tcBorders>
-            <w:tcMar>
-              <w:top w:type="dxa" w:w="80"/>
-              <w:left w:type="dxa" w:w="100"/>
-              <w:bottom w:type="dxa" w:w="80"/>
-              <w:right w:type="dxa" w:w="100"/>
-            </w:tcMar>
-          </w:tcPr>
-          <w:p>
-            <w:pPr>
-              <w:spacing w:line="260"/>
-              <w:jc w:val="left"/>
-            </w:pPr>
-            <w:r>
-              <w:rPr>
-                <w:rFonts w:ascii="Times New Roman" w:cs="Times New Roman" w:eastAsia="Times New Roman" w:hAnsi="Times New Roman"/>
-                <w:b w:val="false"/>
-                <w:bCs w:val="false"/>
-                <w:sz w:val="22"/>
-                <w:szCs w:val="22"/>
-              </w:rPr>
-              <w:t xml:space="preserve">&gt;1.00</w:t>
-            </w:r>
-          </w:p>
-        </w:tc>
-      </w:tr>
-      <w:tr>
-        <w:tc>
-          <w:tcPr>
-            <w:tcW w:type="dxa" w:w="4000"/>
-            <w:tcBorders>
-              <w:top w:val="single" w:color="000000" w:sz="4"/>
-              <w:left w:val="single" w:color="000000" w:sz="4"/>
-              <w:bottom w:val="single" w:color="000000" w:sz="4"/>
-              <w:right w:val="single" w:color="000000" w:sz="4"/>
-            </w:tcBorders>
-            <w:tcMar>
-              <w:top w:type="dxa" w:w="80"/>
-              <w:left w:type="dxa" w:w="100"/>
-              <w:bottom w:type="dxa" w:w="80"/>
-              <w:right w:type="dxa" w:w="100"/>
-            </w:tcMar>
-          </w:tcPr>
-          <w:p>
-            <w:pPr>
-              <w:spacing w:line="260"/>
-              <w:jc w:val="left"/>
-            </w:pPr>
-            <w:r>
-              <w:rPr>
-                <w:rFonts w:ascii="Times New Roman" w:cs="Times New Roman" w:eastAsia="Times New Roman" w:hAnsi="Times New Roman"/>
-                <w:b w:val="false"/>
-                <w:bCs w:val="false"/>
-                <w:sz w:val="22"/>
-                <w:szCs w:val="22"/>
-              </w:rPr>
-              <w:t xml:space="preserve">LLM grounding accuracy (n=20)</w:t>
-            </w:r>
-          </w:p>
-        </w:tc>
-        <w:tc>
-          <w:tcPr>
-            <w:tcW w:type="dxa" w:w="2100"/>
-            <w:tcBorders>
-              <w:top w:val="single" w:color="000000" w:sz="4"/>
-              <w:left w:val="single" w:color="000000" w:sz="4"/>
-              <w:bottom w:val="single" w:color="000000" w:sz="4"/>
-              <w:right w:val="single" w:color="000000" w:sz="4"/>
-            </w:tcBorders>
-            <w:tcMar>
-              <w:top w:type="dxa" w:w="80"/>
-              <w:left w:type="dxa" w:w="100"/>
-              <w:bottom w:type="dxa" w:w="80"/>
-              <w:right w:type="dxa" w:w="100"/>
-            </w:tcMar>
-          </w:tcPr>
-          <w:p>
-            <w:pPr>
-              <w:spacing w:line="260"/>
-              <w:jc w:val="right"/>
-            </w:pPr>
-            <w:r>
-              <w:rPr>
-                <w:rFonts w:ascii="Times New Roman" w:cs="Times New Roman" w:eastAsia="Times New Roman" w:hAnsi="Times New Roman"/>
-                <w:b w:val="false"/>
-                <w:bCs w:val="false"/>
-                <w:sz w:val="22"/>
-                <w:szCs w:val="22"/>
-              </w:rPr>
-              <w:t xml:space="preserve">95.0%</w:t>
-            </w:r>
-          </w:p>
-        </w:tc>
-        <w:tc>
-          <w:tcPr>
-            <w:tcW w:type="dxa" w:w="2000"/>
-            <w:tcBorders>
-              <w:top w:val="single" w:color="000000" w:sz="4"/>
-              <w:left w:val="single" w:color="000000" w:sz="4"/>
-              <w:bottom w:val="single" w:color="000000" w:sz="4"/>
-              <w:right w:val="single" w:color="000000" w:sz="4"/>
-            </w:tcBorders>
-            <w:tcMar>
-              <w:top w:type="dxa" w:w="80"/>
-              <w:left w:type="dxa" w:w="100"/>
-              <w:bottom w:type="dxa" w:w="80"/>
-              <w:right w:type="dxa" w:w="100"/>
-            </w:tcMar>
-          </w:tcPr>
-          <w:p>
-            <w:pPr>
-              <w:spacing w:line="260"/>
-              <w:jc w:val="left"/>
-            </w:pPr>
-            <w:r>
-              <w:rPr>
-                <w:rFonts w:ascii="Times New Roman" w:cs="Times New Roman" w:eastAsia="Times New Roman" w:hAnsi="Times New Roman"/>
-                <w:b w:val="false"/>
-                <w:bCs w:val="false"/>
-                <w:sz w:val="22"/>
-                <w:szCs w:val="22"/>
-              </w:rPr>
-              <w:t xml:space="preserve">&gt;90%</w:t>
-            </w:r>
-          </w:p>
-        </w:tc>
-      </w:tr>
-      <w:tr>
-        <w:tc>
-          <w:tcPr>
-            <w:tcW w:type="dxa" w:w="4000"/>
-            <w:tcBorders>
-              <w:top w:val="single" w:color="000000" w:sz="4"/>
-              <w:left w:val="single" w:color="000000" w:sz="4"/>
-              <w:bottom w:val="single" w:color="000000" w:sz="4"/>
-              <w:right w:val="single" w:color="000000" w:sz="4"/>
-            </w:tcBorders>
-            <w:tcMar>
-              <w:top w:type="dxa" w:w="80"/>
-              <w:left w:type="dxa" w:w="100"/>
-              <w:bottom w:type="dxa" w:w="80"/>
-              <w:right w:type="dxa" w:w="100"/>
-            </w:tcMar>
-          </w:tcPr>
-          <w:p>
-            <w:pPr>
-              <w:spacing w:line="260"/>
-              <w:jc w:val="left"/>
-            </w:pPr>
-            <w:r>
-              <w:rPr>
-                <w:rFonts w:ascii="Times New Roman" w:cs="Times New Roman" w:eastAsia="Times New Roman" w:hAnsi="Times New Roman"/>
-                <w:b w:val="false"/>
-                <w:bCs w:val="false"/>
-                <w:sz w:val="22"/>
-                <w:szCs w:val="22"/>
-              </w:rPr>
-              <w:t xml:space="preserve">End-to-end morning brief latency</w:t>
-            </w:r>
-          </w:p>
-        </w:tc>
-        <w:tc>
-          <w:tcPr>
-            <w:tcW w:type="dxa" w:w="2100"/>
-            <w:tcBorders>
-              <w:top w:val="single" w:color="000000" w:sz="4"/>
-              <w:left w:val="single" w:color="000000" w:sz="4"/>
-              <w:bottom w:val="single" w:color="000000" w:sz="4"/>
-              <w:right w:val="single" w:color="000000" w:sz="4"/>
-            </w:tcBorders>
-            <w:tcMar>
-              <w:top w:type="dxa" w:w="80"/>
-              <w:left w:type="dxa" w:w="100"/>
-              <w:bottom w:type="dxa" w:w="80"/>
-              <w:right w:type="dxa" w:w="100"/>
-            </w:tcMar>
-          </w:tcPr>
-          <w:p>
-            <w:pPr>
-              <w:spacing w:line="260"/>
-              <w:jc w:val="right"/>
-            </w:pPr>
-            <w:r>
-              <w:rPr>
-                <w:rFonts w:ascii="Times New Roman" w:cs="Times New Roman" w:eastAsia="Times New Roman" w:hAnsi="Times New Roman"/>
-                <w:b w:val="false"/>
-                <w:bCs w:val="false"/>
-                <w:sz w:val="22"/>
-                <w:szCs w:val="22"/>
-              </w:rPr>
-              <w:t xml:space="preserve">7.2 s</w:t>
-            </w:r>
-          </w:p>
-        </w:tc>
-        <w:tc>
-          <w:tcPr>
-            <w:tcW w:type="dxa" w:w="2000"/>
-            <w:tcBorders>
-              <w:top w:val="single" w:color="000000" w:sz="4"/>
-              <w:left w:val="single" w:color="000000" w:sz="4"/>
-              <w:bottom w:val="single" w:color="000000" w:sz="4"/>
-              <w:right w:val="single" w:color="000000" w:sz="4"/>
-            </w:tcBorders>
-            <w:tcMar>
-              <w:top w:type="dxa" w:w="80"/>
-              <w:left w:type="dxa" w:w="100"/>
-              <w:bottom w:type="dxa" w:w="80"/>
-              <w:right w:type="dxa" w:w="100"/>
-            </w:tcMar>
-          </w:tcPr>
-          <w:p>
-            <w:pPr>
-              <w:spacing w:line="260"/>
-              <w:jc w:val="left"/>
-            </w:pPr>
-            <w:r>
-              <w:rPr>
-                <w:rFonts w:ascii="Times New Roman" w:cs="Times New Roman" w:eastAsia="Times New Roman" w:hAnsi="Times New Roman"/>
-                <w:b w:val="false"/>
-                <w:bCs w:val="false"/>
-                <w:sz w:val="22"/>
-                <w:szCs w:val="22"/>
-              </w:rPr>
-              <w:t xml:space="preserve">&lt;15 s</w:t>
-            </w:r>
-          </w:p>
-        </w:tc>
-      </w:tr>
-      <w:tr>
-        <w:tc>
-          <w:tcPr>
-            <w:tcW w:type="dxa" w:w="4000"/>
-            <w:tcBorders>
-              <w:top w:val="single" w:color="000000" w:sz="4"/>
-              <w:left w:val="single" w:color="000000" w:sz="4"/>
-              <w:bottom w:val="single" w:color="000000" w:sz="4"/>
-              <w:right w:val="single" w:color="000000" w:sz="4"/>
-            </w:tcBorders>
-            <w:tcMar>
-              <w:top w:type="dxa" w:w="80"/>
-              <w:left w:type="dxa" w:w="100"/>
-              <w:bottom w:type="dxa" w:w="80"/>
-              <w:right w:type="dxa" w:w="100"/>
-            </w:tcMar>
-          </w:tcPr>
-          <w:p>
-            <w:pPr>
-              <w:spacing w:line="260"/>
-              <w:jc w:val="left"/>
-            </w:pPr>
-            <w:r>
-              <w:rPr>
-                <w:rFonts w:ascii="Times New Roman" w:cs="Times New Roman" w:eastAsia="Times New Roman" w:hAnsi="Times New Roman"/>
-                <w:b w:val="false"/>
-                <w:bCs w:val="false"/>
-                <w:sz w:val="22"/>
-                <w:szCs w:val="22"/>
-              </w:rPr>
-              <w:t xml:space="preserve">UI Time-to-Interactive</w:t>
-            </w:r>
-          </w:p>
-        </w:tc>
-        <w:tc>
-          <w:tcPr>
-            <w:tcW w:type="dxa" w:w="2100"/>
-            <w:tcBorders>
-              <w:top w:val="single" w:color="000000" w:sz="4"/>
-              <w:left w:val="single" w:color="000000" w:sz="4"/>
-              <w:bottom w:val="single" w:color="000000" w:sz="4"/>
-              <w:right w:val="single" w:color="000000" w:sz="4"/>
-            </w:tcBorders>
-            <w:tcMar>
-              <w:top w:type="dxa" w:w="80"/>
-              <w:left w:type="dxa" w:w="100"/>
-              <w:bottom w:type="dxa" w:w="80"/>
-              <w:right w:type="dxa" w:w="100"/>
-            </w:tcMar>
-          </w:tcPr>
-          <w:p>
-            <w:pPr>
-              <w:spacing w:line="260"/>
-              <w:jc w:val="right"/>
-            </w:pPr>
-            <w:r>
-              <w:rPr>
-                <w:rFonts w:ascii="Times New Roman" w:cs="Times New Roman" w:eastAsia="Times New Roman" w:hAnsi="Times New Roman"/>
-                <w:b w:val="false"/>
-                <w:bCs w:val="false"/>
-                <w:sz w:val="22"/>
-                <w:szCs w:val="22"/>
-              </w:rPr>
-              <w:t xml:space="preserve">1.8 s</w:t>
-            </w:r>
-          </w:p>
-        </w:tc>
-        <w:tc>
-          <w:tcPr>
-            <w:tcW w:type="dxa" w:w="2000"/>
-            <w:tcBorders>
-              <w:top w:val="single" w:color="000000" w:sz="4"/>
-              <w:left w:val="single" w:color="000000" w:sz="4"/>
-              <w:bottom w:val="single" w:color="000000" w:sz="4"/>
-              <w:right w:val="single" w:color="000000" w:sz="4"/>
-            </w:tcBorders>
-            <w:tcMar>
-              <w:top w:type="dxa" w:w="80"/>
-              <w:left w:type="dxa" w:w="100"/>
-              <w:bottom w:type="dxa" w:w="80"/>
-              <w:right w:type="dxa" w:w="100"/>
-            </w:tcMar>
-          </w:tcPr>
-          <w:p>
-            <w:pPr>
-              <w:spacing w:line="260"/>
-              <w:jc w:val="left"/>
-            </w:pPr>
-            <w:r>
-              <w:rPr>
-                <w:rFonts w:ascii="Times New Roman" w:cs="Times New Roman" w:eastAsia="Times New Roman" w:hAnsi="Times New Roman"/>
-                <w:b w:val="false"/>
-                <w:bCs w:val="false"/>
-                <w:sz w:val="22"/>
-                <w:szCs w:val="22"/>
-              </w:rPr>
-              <w:t xml:space="preserve">&lt;3 s</w:t>
-            </w:r>
-          </w:p>
-        </w:tc>
-      </w:tr>
-      <w:tr>
-        <w:tc>
-          <w:tcPr>
-            <w:tcW w:type="dxa" w:w="4000"/>
-            <w:tcBorders>
-              <w:top w:val="single" w:color="000000" w:sz="4"/>
-              <w:left w:val="single" w:color="000000" w:sz="4"/>
-              <w:bottom w:val="single" w:color="000000" w:sz="4"/>
-              <w:right w:val="single" w:color="000000" w:sz="4"/>
-            </w:tcBorders>
-            <w:tcMar>
-              <w:top w:type="dxa" w:w="80"/>
-              <w:left w:type="dxa" w:w="100"/>
-              <w:bottom w:type="dxa" w:w="80"/>
-              <w:right w:type="dxa" w:w="100"/>
-            </w:tcMar>
-          </w:tcPr>
-          <w:p>
-            <w:pPr>
-              <w:spacing w:line="260"/>
-              <w:jc w:val="left"/>
-            </w:pPr>
-            <w:r>
-              <w:rPr>
-                <w:rFonts w:ascii="Times New Roman" w:cs="Times New Roman" w:eastAsia="Times New Roman" w:hAnsi="Times New Roman"/>
-                <w:b w:val="false"/>
-                <w:bCs w:val="false"/>
-                <w:sz w:val="22"/>
-                <w:szCs w:val="22"/>
-              </w:rPr>
-              <w:t xml:space="preserve">FX desk load (post-GDELT fix)</w:t>
-            </w:r>
-          </w:p>
-        </w:tc>
-        <w:tc>
-          <w:tcPr>
-            <w:tcW w:type="dxa" w:w="2100"/>
-            <w:tcBorders>
-              <w:top w:val="single" w:color="000000" w:sz="4"/>
-              <w:left w:val="single" w:color="000000" w:sz="4"/>
-              <w:bottom w:val="single" w:color="000000" w:sz="4"/>
-              <w:right w:val="single" w:color="000000" w:sz="4"/>
-            </w:tcBorders>
-            <w:tcMar>
-              <w:top w:type="dxa" w:w="80"/>
-              <w:left w:type="dxa" w:w="100"/>
-              <w:bottom w:type="dxa" w:w="80"/>
-              <w:right w:type="dxa" w:w="100"/>
-            </w:tcMar>
-          </w:tcPr>
-          <w:p>
-            <w:pPr>
-              <w:spacing w:line="260"/>
-              <w:jc w:val="right"/>
-            </w:pPr>
-            <w:r>
-              <w:rPr>
-                <w:rFonts w:ascii="Times New Roman" w:cs="Times New Roman" w:eastAsia="Times New Roman" w:hAnsi="Times New Roman"/>
-                <w:b w:val="false"/>
-                <w:bCs w:val="false"/>
-                <w:sz w:val="22"/>
-                <w:szCs w:val="22"/>
-              </w:rPr>
-              <w:t xml:space="preserve">4.8 s</w:t>
-            </w:r>
-          </w:p>
-        </w:tc>
-        <w:tc>
-          <w:tcPr>
-            <w:tcW w:type="dxa" w:w="2000"/>
-            <w:tcBorders>
-              <w:top w:val="single" w:color="000000" w:sz="4"/>
-              <w:left w:val="single" w:color="000000" w:sz="4"/>
-              <w:bottom w:val="single" w:color="000000" w:sz="4"/>
-              <w:right w:val="single" w:color="000000" w:sz="4"/>
-            </w:tcBorders>
-            <w:tcMar>
-              <w:top w:type="dxa" w:w="80"/>
-              <w:left w:type="dxa" w:w="100"/>
-              <w:bottom w:type="dxa" w:w="80"/>
-              <w:right w:type="dxa" w:w="100"/>
-            </w:tcMar>
-          </w:tcPr>
-          <w:p>
-            <w:pPr>
-              <w:spacing w:line="260"/>
-              <w:jc w:val="left"/>
-            </w:pPr>
-            <w:r>
-              <w:rPr>
-                <w:rFonts w:ascii="Times New Roman" w:cs="Times New Roman" w:eastAsia="Times New Roman" w:hAnsi="Times New Roman"/>
-                <w:b w:val="false"/>
-                <w:bCs w:val="false"/>
-                <w:sz w:val="22"/>
-                <w:szCs w:val="22"/>
-              </w:rPr>
-              <w:t xml:space="preserve">&lt;10 s</w:t>
-            </w:r>
-          </w:p>
-        </w:tc>
-      </w:tr>
-      <w:tr>
-        <w:tc>
-          <w:tcPr>
-            <w:tcW w:type="dxa" w:w="4000"/>
-            <w:tcBorders>
-              <w:top w:val="single" w:color="000000" w:sz="4"/>
-              <w:left w:val="single" w:color="000000" w:sz="4"/>
-              <w:bottom w:val="single" w:color="000000" w:sz="4"/>
-              <w:right w:val="single" w:color="000000" w:sz="4"/>
-            </w:tcBorders>
-            <w:tcMar>
-              <w:top w:type="dxa" w:w="80"/>
-              <w:left w:type="dxa" w:w="100"/>
-              <w:bottom w:type="dxa" w:w="80"/>
-              <w:right w:type="dxa" w:w="100"/>
-            </w:tcMar>
-          </w:tcPr>
-          <w:p>
-            <w:pPr>
-              <w:spacing w:line="260"/>
-              <w:jc w:val="left"/>
-            </w:pPr>
-            <w:r>
-              <w:rPr>
-                <w:rFonts w:ascii="Times New Roman" w:cs="Times New Roman" w:eastAsia="Times New Roman" w:hAnsi="Times New Roman"/>
-                <w:b w:val="false"/>
-                <w:bCs w:val="false"/>
-                <w:sz w:val="22"/>
-                <w:szCs w:val="22"/>
-              </w:rPr>
-              <w:t xml:space="preserve">AIS ships cached (60 s runtime)</w:t>
-            </w:r>
-          </w:p>
-        </w:tc>
-        <w:tc>
-          <w:tcPr>
-            <w:tcW w:type="dxa" w:w="2100"/>
-            <w:tcBorders>
-              <w:top w:val="single" w:color="000000" w:sz="4"/>
-              <w:left w:val="single" w:color="000000" w:sz="4"/>
-              <w:bottom w:val="single" w:color="000000" w:sz="4"/>
-              <w:right w:val="single" w:color="000000" w:sz="4"/>
-            </w:tcBorders>
-            <w:tcMar>
-              <w:top w:type="dxa" w:w="80"/>
-              <w:left w:type="dxa" w:w="100"/>
-              <w:bottom w:type="dxa" w:w="80"/>
-              <w:right w:type="dxa" w:w="100"/>
-            </w:tcMar>
-          </w:tcPr>
-          <w:p>
-            <w:pPr>
-              <w:spacing w:line="260"/>
-              <w:jc w:val="right"/>
-            </w:pPr>
-            <w:r>
-              <w:rPr>
-                <w:rFonts w:ascii="Times New Roman" w:cs="Times New Roman" w:eastAsia="Times New Roman" w:hAnsi="Times New Roman"/>
-                <w:b w:val="false"/>
-                <w:bCs w:val="false"/>
-                <w:sz w:val="22"/>
-                <w:szCs w:val="22"/>
-              </w:rPr>
-              <w:t xml:space="preserve">15 k+</w:t>
-            </w:r>
-          </w:p>
-        </w:tc>
-        <w:tc>
-          <w:tcPr>
-            <w:tcW w:type="dxa" w:w="2000"/>
-            <w:tcBorders>
-              <w:top w:val="single" w:color="000000" w:sz="4"/>
-              <w:left w:val="single" w:color="000000" w:sz="4"/>
-              <w:bottom w:val="single" w:color="000000" w:sz="4"/>
-              <w:right w:val="single" w:color="000000" w:sz="4"/>
-            </w:tcBorders>
-            <w:tcMar>
-              <w:top w:type="dxa" w:w="80"/>
-              <w:left w:type="dxa" w:w="100"/>
-              <w:bottom w:type="dxa" w:w="80"/>
-              <w:right w:type="dxa" w:w="100"/>
-            </w:tcMar>
-          </w:tcPr>
-          <w:p>
-            <w:pPr>
-              <w:spacing w:line="260"/>
-              <w:jc w:val="left"/>
-            </w:pPr>
-            <w:r>
-              <w:rPr>
-                <w:rFonts w:ascii="Times New Roman" w:cs="Times New Roman" w:eastAsia="Times New Roman" w:hAnsi="Times New Roman"/>
-                <w:b w:val="false"/>
-                <w:bCs w:val="false"/>
-                <w:sz w:val="22"/>
-                <w:szCs w:val="22"/>
-              </w:rPr>
-              <w:t xml:space="preserve">&gt;1 k</w:t>
-            </w:r>
-          </w:p>
-        </w:tc>
-      </w:tr>
-      <w:tr>
-        <w:tc>
-          <w:tcPr>
-            <w:tcW w:type="dxa" w:w="4000"/>
-            <w:tcBorders>
-              <w:top w:val="single" w:color="000000" w:sz="4"/>
-              <w:left w:val="single" w:color="000000" w:sz="4"/>
-              <w:bottom w:val="single" w:color="000000" w:sz="4"/>
-              <w:right w:val="single" w:color="000000" w:sz="4"/>
-            </w:tcBorders>
-            <w:tcMar>
-              <w:top w:type="dxa" w:w="80"/>
-              <w:left w:type="dxa" w:w="100"/>
-              <w:bottom w:type="dxa" w:w="80"/>
-              <w:right w:type="dxa" w:w="100"/>
-            </w:tcMar>
-          </w:tcPr>
-          <w:p>
-            <w:pPr>
-              <w:spacing w:line="260"/>
-              <w:jc w:val="left"/>
-            </w:pPr>
-            <w:r>
-              <w:rPr>
-                <w:rFonts w:ascii="Times New Roman" w:cs="Times New Roman" w:eastAsia="Times New Roman" w:hAnsi="Times New Roman"/>
-                <w:b w:val="false"/>
-                <w:bCs w:val="false"/>
-                <w:sz w:val="22"/>
-                <w:szCs w:val="22"/>
-              </w:rPr>
-              <w:t xml:space="preserve">ML screener validation AUC</w:t>
-            </w:r>
-          </w:p>
-        </w:tc>
-        <w:tc>
-          <w:tcPr>
-            <w:tcW w:type="dxa" w:w="2100"/>
-            <w:tcBorders>
-              <w:top w:val="single" w:color="000000" w:sz="4"/>
-              <w:left w:val="single" w:color="000000" w:sz="4"/>
-              <w:bottom w:val="single" w:color="000000" w:sz="4"/>
-              <w:right w:val="single" w:color="000000" w:sz="4"/>
-            </w:tcBorders>
-            <w:tcMar>
-              <w:top w:type="dxa" w:w="80"/>
-              <w:left w:type="dxa" w:w="100"/>
-              <w:bottom w:type="dxa" w:w="80"/>
-              <w:right w:type="dxa" w:w="100"/>
-            </w:tcMar>
-          </w:tcPr>
-          <w:p>
-            <w:pPr>
-              <w:spacing w:line="260"/>
-              <w:jc w:val="right"/>
-            </w:pPr>
-            <w:r>
-              <w:rPr>
-                <w:rFonts w:ascii="Times New Roman" w:cs="Times New Roman" w:eastAsia="Times New Roman" w:hAnsi="Times New Roman"/>
-                <w:b w:val="false"/>
-                <w:bCs w:val="false"/>
-                <w:sz w:val="22"/>
-                <w:szCs w:val="22"/>
-              </w:rPr>
-              <w:t xml:space="preserve">0.58</w:t>
-            </w:r>
-          </w:p>
-        </w:tc>
-        <w:tc>
-          <w:tcPr>
-            <w:tcW w:type="dxa" w:w="2000"/>
-            <w:tcBorders>
-              <w:top w:val="single" w:color="000000" w:sz="4"/>
-              <w:left w:val="single" w:color="000000" w:sz="4"/>
-              <w:bottom w:val="single" w:color="000000" w:sz="4"/>
-              <w:right w:val="single" w:color="000000" w:sz="4"/>
-            </w:tcBorders>
-            <w:tcMar>
-              <w:top w:type="dxa" w:w="80"/>
-              <w:left w:type="dxa" w:w="100"/>
-              <w:bottom w:type="dxa" w:w="80"/>
-              <w:right w:type="dxa" w:w="100"/>
-            </w:tcMar>
-          </w:tcPr>
-          <w:p>
-            <w:pPr>
-              <w:spacing w:line="260"/>
-              <w:jc w:val="left"/>
-            </w:pPr>
-            <w:r>
-              <w:rPr>
-                <w:rFonts w:ascii="Times New Roman" w:cs="Times New Roman" w:eastAsia="Times New Roman" w:hAnsi="Times New Roman"/>
-                <w:b w:val="false"/>
-                <w:bCs w:val="false"/>
-                <w:sz w:val="22"/>
-                <w:szCs w:val="22"/>
-              </w:rPr>
-              <w:t xml:space="preserve">&gt;0.55</w:t>
-            </w:r>
-          </w:p>
-        </w:tc>
-      </w:tr>
-    </w:tbl>
-    <w:p>
-      <w:pPr>
-        <w:spacing w:after="200"/>
-      </w:pPr>
-      <w:r>
-        <w:rPr>
-          <w:rFonts w:ascii="Times New Roman" w:cs="Times New Roman" w:eastAsia="Times New Roman" w:hAnsi="Times New Roman"/>
-          <w:sz w:val="22"/>
-          <w:szCs w:val="22"/>
-        </w:rPr>
-        <w:t xml:space="preserve"/>
-      </w:r>
-    </w:p>
-    <w:p>
-      <w:pPr>
         <w:spacing w:after="80" w:before="200"/>
         <w:jc w:val="center"/>
       </w:pPr>
@@ -6025,7 +4914,7 @@
           <wp:inline distT="0" distB="0" distL="0" distR="0">
             <wp:extent cx="4476750" cy="2476500"/>
             <wp:effectExtent t="0" r="0" b="0" l="0"/>
-            <wp:docPr id="1" name="figI_llm_usage.png" descr="LLM usage analytics: auto-PM decision tally and per-endpoint mean latency." title="LLM usage analytics: auto-PM decision tally and per-endpoint mean latency."/>
+            <wp:docPr id="1" name="figB_metrics.png" descr="Quantitative performance metrics comparison against target thresholds." title="Quantitative performance metrics comparison against target thresholds."/>
             <wp:cNvGraphicFramePr>
               <a:graphicFrameLocks xmlns:a="http://schemas.openxmlformats.org/drawingml/2006/main" noChangeAspect="1"/>
             </wp:cNvGraphicFramePr>
@@ -6084,12 +4973,12 @@
           <w:sz w:val="22"/>
           <w:szCs w:val="22"/>
         </w:rPr>
-        <w:t xml:space="preserve">LLM usage analytics: auto-PM decision tally and per-endpoint mean latency.</w:t>
-      </w:r>
-    </w:p>
-    <w:p>
-      <w:pPr>
-        <w:spacing w:after="160" w:before="320" w:line="360"/>
+        <w:t xml:space="preserve">Quantitative performance metrics comparison against target thresholds.</w:t>
+      </w:r>
+    </w:p>
+    <w:p>
+      <w:pPr>
+        <w:spacing w:after="80" w:before="240"/>
         <w:jc w:val="left"/>
       </w:pPr>
       <w:r>
@@ -6097,2254 +4986,1153 @@
           <w:rFonts w:ascii="Times New Roman" w:cs="Times New Roman" w:eastAsia="Times New Roman" w:hAnsi="Times New Roman"/>
           <w:b/>
           <w:bCs/>
-          <w:sz w:val="28"/>
-          <w:szCs w:val="28"/>
-        </w:rPr>
-        <w:t xml:space="preserve">4.6 ML Screener Training Metrics</w:t>
-      </w:r>
-    </w:p>
-    <w:p>
-      <w:pPr>
-        <w:spacing w:after="120" w:line="360"/>
-        <w:ind w:firstLine="360"/>
-        <w:jc w:val="both"/>
-      </w:pPr>
-      <w:r>
-        <w:rPr>
-          <w:rFonts w:ascii="Times New Roman" w:cs="Times New Roman" w:eastAsia="Times New Roman" w:hAnsi="Times New Roman"/>
-          <w:sz w:val="22"/>
-          <w:szCs w:val="22"/>
-        </w:rPr>
-        <w:t xml:space="preserve">The historical-backfill pipeline generates approximately 5,200 synthetic training samples across thirteen watchlist symbols when run with the default two-year lookback. OHLC-based stop detection flags approximately 12% of simulated trades as intraday stop-outs that a naïve close-only simulation would have missed — confirming that this correction is material to label quality.</w:t>
-      </w:r>
-    </w:p>
-    <w:p>
-      <w:pPr>
-        <w:spacing w:after="120" w:line="360"/>
-        <w:ind w:firstLine="360"/>
-        <w:jc w:val="both"/>
-      </w:pPr>
-      <w:r>
-        <w:rPr>
-          <w:rFonts w:ascii="Times New Roman" w:cs="Times New Roman" w:eastAsia="Times New Roman" w:hAnsi="Times New Roman"/>
-          <w:sz w:val="22"/>
-          <w:szCs w:val="22"/>
-        </w:rPr>
-        <w:t xml:space="preserve">Post-haircut, the positive-class rate (realised net PnL &gt; 0) sits at approximately 0.42 across the full sample, slightly below the 0.50 mid-line. This asymmetry reflects the transaction-cost haircut removing the marginal-winners bucket and is consistent with well-documented realities of systematic trading under friction.</w:t>
-      </w:r>
-    </w:p>
-    <w:p>
-      <w:pPr>
-        <w:spacing w:after="120" w:line="360"/>
-        <w:ind w:firstLine="360"/>
-        <w:jc w:val="both"/>
-      </w:pPr>
-      <w:r>
-        <w:rPr>
-          <w:rFonts w:ascii="Times New Roman" w:cs="Times New Roman" w:eastAsia="Times New Roman" w:hAnsi="Times New Roman"/>
-          <w:sz w:val="22"/>
-          <w:szCs w:val="22"/>
-        </w:rPr>
-        <w:t xml:space="preserve">On a chronological 80/20 train/validation split, the XGBoost classifier achieves a validation AUC of approximately 0.58 and validation accuracy of approximately 0.56. These are modest numbers — a 0.58 AUC means the classifier has some signal but is far from a gold-mine — and exactly the honest result we should expect from a screener trained on two years of data across only a handful of liquid symbols. The top five feature importances consistently rank GARCH persistence, realised volatility, OU half-life, 20-day return, and Hurst exponent as the most informative inputs.</w:t>
-      </w:r>
-    </w:p>
-    <w:p>
-      <w:pPr>
-        <w:spacing w:after="160" w:before="320" w:line="360"/>
-        <w:jc w:val="left"/>
-      </w:pPr>
-      <w:r>
-        <w:rPr>
-          <w:rFonts w:ascii="Times New Roman" w:cs="Times New Roman" w:eastAsia="Times New Roman" w:hAnsi="Times New Roman"/>
-          <w:b/>
-          <w:bCs/>
-          <w:sz w:val="28"/>
-          <w:szCs w:val="28"/>
-        </w:rPr>
-        <w:t xml:space="preserve">4.7 AIS Throughput and Chokepoint Coverage</w:t>
-      </w:r>
-    </w:p>
-    <w:p>
-      <w:pPr>
-        <w:spacing w:after="120" w:line="360"/>
-        <w:ind w:firstLine="360"/>
-        <w:jc w:val="both"/>
-      </w:pPr>
-      <w:r>
-        <w:rPr>
-          <w:rFonts w:ascii="Times New Roman" w:cs="Times New Roman" w:eastAsia="Times New Roman" w:hAnsi="Times New Roman"/>
-          <w:sz w:val="22"/>
-          <w:szCs w:val="22"/>
-        </w:rPr>
-        <w:t xml:space="preserve">The AISStream WebSocket consumer is measured at 3-4 messages per second sustained after the initial subscription handshake. Within 30 seconds of backend startup the in-memory registry typically holds 3,000 unique MMSI. Within 60 seconds this exceeds 15,000. Within 5 minutes the registry stabilises at roughly 18,000 to 22,000 ships depending on time-of-day and global shipping activity.</w:t>
-      </w:r>
-    </w:p>
-    <w:p>
-      <w:pPr>
-        <w:spacing w:after="120" w:line="360"/>
-        <w:ind w:firstLine="360"/>
-        <w:jc w:val="both"/>
-      </w:pPr>
-      <w:r>
-        <w:rPr>
-          <w:rFonts w:ascii="Times New Roman" w:cs="Times New Roman" w:eastAsia="Times New Roman" w:hAnsi="Times New Roman"/>
-          <w:sz w:val="22"/>
-          <w:szCs w:val="22"/>
-        </w:rPr>
-        <w:t xml:space="preserve">Chokepoint coverage varies by zone. Rotterdam, unsurprisingly, dominates with 700-2,000 ships typically counted inside its bounding box, reflecting its position as Europe's largest container and crude port. The English Channel / Dover zone typically sees 25-80 ships. Malacca hosts 80-350 ships depending on time of day. Suez, Panama and Hormuz are sparser, typically in the single digits to low double digits, reflecting their geometry as transit corridors rather than port clusters.</w:t>
-      </w:r>
-    </w:p>
-    <w:p>
-      <w:pPr>
-        <w:spacing w:after="120" w:line="360"/>
-        <w:ind w:firstLine="360"/>
-        <w:jc w:val="both"/>
-      </w:pPr>
-      <w:r>
-        <w:rPr>
-          <w:rFonts w:ascii="Times New Roman" w:cs="Times New Roman" w:eastAsia="Times New Roman" w:hAnsi="Times New Roman"/>
-          <w:sz w:val="22"/>
-          <w:szCs w:val="22"/>
-        </w:rPr>
-        <w:t xml:space="preserve">The Research-page chatbot was spot-checked with four natural-language queries. Every response correctly cited specific live ship counts from the current registry ("114 ships in Malacca", "1,753 in Rotterdam") and integrated them with portfolio state to produce coherent trade recommendations. This is exactly the grounded-reasoning behaviour a portfolio manager would expect from a junior research analyst.</w:t>
-      </w:r>
-    </w:p>
-    <w:p>
-      <w:pPr>
-        <w:spacing w:after="160" w:before="320" w:line="360"/>
-        <w:jc w:val="left"/>
-      </w:pPr>
-      <w:r>
-        <w:rPr>
-          <w:rFonts w:ascii="Times New Roman" w:cs="Times New Roman" w:eastAsia="Times New Roman" w:hAnsi="Times New Roman"/>
-          <w:b/>
-          <w:bCs/>
-          <w:sz w:val="28"/>
-          <w:szCs w:val="28"/>
-        </w:rPr>
-        <w:t xml:space="preserve">4.8 Cross-Desk End-to-End Latency</w:t>
-      </w:r>
-    </w:p>
-    <w:p>
-      <w:pPr>
-        <w:spacing w:after="120" w:line="360"/>
-        <w:ind w:firstLine="360"/>
-        <w:jc w:val="both"/>
-      </w:pPr>
-      <w:r>
-        <w:rPr>
-          <w:rFonts w:ascii="Times New Roman" w:cs="Times New Roman" w:eastAsia="Times New Roman" w:hAnsi="Times New Roman"/>
-          <w:sz w:val="22"/>
-          <w:szCs w:val="22"/>
-        </w:rPr>
-        <w:t xml:space="preserve">Desk-by-desk, the observed cold-load time-to-interactive is: Main dashboard 1.8 s, Fixed-Income 2.1 s, Analytics 2.3 s, AI-Models 1.9 s, Research 2.6 s (map tiles + chokepoint fetch in parallel), FX Macro 4.8 s after the GDELT-cache pre-warm fix (was 86 s before the fix). All measurements use Chrome DevTools with a cold cache and a warm backend.</w:t>
-      </w:r>
-    </w:p>
-    <w:p>
-      <w:pPr>
-        <w:spacing w:after="120" w:line="360"/>
-        <w:ind w:firstLine="360"/>
-        <w:jc w:val="both"/>
-      </w:pPr>
-      <w:r>
-        <w:rPr>
-          <w:rFonts w:ascii="Times New Roman" w:cs="Times New Roman" w:eastAsia="Times New Roman" w:hAnsi="Times New Roman"/>
-          <w:sz w:val="22"/>
-          <w:szCs w:val="22"/>
-        </w:rPr>
-        <w:t xml:space="preserve">The GDELT fix is the single largest performance win in the platform's history. Prior to the fix, each cold load of the FX Macro desk triggered six serial GDELT API calls with 1.5-second inter-request sleeps and 15-second timeouts, totalling 86 seconds while returning mostly empty data because of aggressive rate-limiting. The fix pre-warms the GDELT cache in a background thread at backend startup, extends cache TTL from 10 to 30 minutes, and adds a single-flight refresh lock that serves stale data rather than blocking on a concurrent refresh. Post-fix, the FX Macro desk loads in under 5 seconds cold.</w:t>
-      </w:r>
-    </w:p>
-    <w:p>
-      <w:pPr>
-        <w:spacing w:after="160" w:before="320" w:line="360"/>
-        <w:jc w:val="left"/>
-      </w:pPr>
-      <w:r>
-        <w:rPr>
-          <w:rFonts w:ascii="Times New Roman" w:cs="Times New Roman" w:eastAsia="Times New Roman" w:hAnsi="Times New Roman"/>
-          <w:b/>
-          <w:bCs/>
-          <w:sz w:val="28"/>
-          <w:szCs w:val="28"/>
-        </w:rPr>
-        <w:t xml:space="preserve">4.9 Summary</w:t>
-      </w:r>
-    </w:p>
-    <w:p>
-      <w:pPr>
-        <w:spacing w:after="120" w:line="360"/>
-        <w:ind w:firstLine="360"/>
-        <w:jc w:val="both"/>
-      </w:pPr>
-      <w:r>
-        <w:rPr>
-          <w:rFonts w:ascii="Times New Roman" w:cs="Times New Roman" w:eastAsia="Times New Roman" w:hAnsi="Times New Roman"/>
-          <w:sz w:val="22"/>
-          <w:szCs w:val="22"/>
-        </w:rPr>
-        <w:t xml:space="preserve">In summary, empirical validation confirms that Hedgyyyboo meets its stated performance targets across every subsystem: PCA recovers the canonical three-factor decomposition, OU half-life estimation is accurate to within 1.4 days, GARCH passes Kupiec at 94%, LLM grounding is 95%, AIS throughput exceeds 15,000 ships in 60 seconds, and every desk loads in under 5 seconds.</w:t>
-      </w:r>
-    </w:p>
-    <w:p>
-      <w:pPr>
-        <w:pageBreakBefore/>
-        <w:spacing w:after="320" w:before="480" w:line="360"/>
+          <w:sz w:val="22"/>
+          <w:szCs w:val="22"/>
+        </w:rPr>
+        <w:t xml:space="preserve">Table [1]: System Performance Metrics Summary</w:t>
+      </w:r>
+    </w:p>
+    <w:tbl>
+      <w:tblPr>
+        <w:tblW w:type="dxa" w:w="8100"/>
         <w:jc w:val="center"/>
-      </w:pPr>
-      <w:r>
-        <w:rPr>
-          <w:rFonts w:ascii="Times New Roman" w:cs="Times New Roman" w:eastAsia="Times New Roman" w:hAnsi="Times New Roman"/>
-          <w:b/>
-          <w:bCs/>
-          <w:sz w:val="36"/>
-          <w:szCs w:val="36"/>
-        </w:rPr>
-        <w:t xml:space="preserve">Chapter 5 : Advantages, Limitations and Applications</w:t>
-      </w:r>
-    </w:p>
-    <w:p>
-      <w:pPr>
-        <w:spacing w:after="120" w:line="360"/>
-        <w:ind w:firstLine="360"/>
-        <w:jc w:val="both"/>
-      </w:pPr>
-      <w:r>
-        <w:rPr>
-          <w:rFonts w:ascii="Times New Roman" w:cs="Times New Roman" w:eastAsia="Times New Roman" w:hAnsi="Times New Roman"/>
-          <w:sz w:val="22"/>
-          <w:szCs w:val="22"/>
-        </w:rPr>
-        <w:t xml:space="preserve">This chapter evaluates the platform's practical merits and limitations, and explores its deployment scenarios. Section 5.1 enumerates advantages. Section 5.2 documents current limitations. Section 5.3 catalogues practical applications. Section 5.4 discusses future development directions.</w:t>
-      </w:r>
-    </w:p>
-    <w:p>
-      <w:pPr>
-        <w:spacing w:after="160" w:before="320" w:line="360"/>
-        <w:jc w:val="left"/>
-      </w:pPr>
-      <w:r>
-        <w:rPr>
-          <w:rFonts w:ascii="Times New Roman" w:cs="Times New Roman" w:eastAsia="Times New Roman" w:hAnsi="Times New Roman"/>
-          <w:b/>
-          <w:bCs/>
-          <w:sz w:val="28"/>
-          <w:szCs w:val="28"/>
-        </w:rPr>
-        <w:t xml:space="preserve">5.1 Key Advantages of the System</w:t>
-      </w:r>
-    </w:p>
-    <w:p>
-      <w:pPr>
-        <w:spacing w:after="120" w:line="360"/>
-        <w:ind w:firstLine="360"/>
-        <w:jc w:val="both"/>
-      </w:pPr>
-      <w:r>
-        <w:rPr>
-          <w:rFonts w:ascii="Times New Roman" w:cs="Times New Roman" w:eastAsia="Times New Roman" w:hAnsi="Times New Roman"/>
-          <w:sz w:val="22"/>
-          <w:szCs w:val="22"/>
-        </w:rPr>
-        <w:t xml:space="preserve">Zero marginal cost. The entire pipeline — data acquisition, numerical computation, LLM inference, marine AIS, ML training and front-end rendering — incurs no per-request fees. The OpenRouter free tier provides Gemma-3n inference at 20 requests per minute. Every data feed is a public API. Comparable institutional tooling through Bloomberg Professional costs approximately twenty thousand US dollars annually per seat.</w:t>
-      </w:r>
-    </w:p>
-    <w:p>
-      <w:pPr>
-        <w:spacing w:after="120" w:line="360"/>
-        <w:ind w:firstLine="360"/>
-        <w:jc w:val="both"/>
-      </w:pPr>
-      <w:r>
-        <w:rPr>
-          <w:rFonts w:ascii="Times New Roman" w:cs="Times New Roman" w:eastAsia="Times New Roman" w:hAnsi="Times New Roman"/>
-          <w:sz w:val="22"/>
-          <w:szCs w:val="22"/>
-        </w:rPr>
-        <w:t xml:space="preserve">Commodity hardware. The system runs on a single consumer laptop with 16 gigabytes of RAM and no dedicated GPU. Classroom laboratories that lack institutional infrastructure can deploy the full platform on existing student hardware.</w:t>
-      </w:r>
-    </w:p>
-    <w:p>
-      <w:pPr>
-        <w:spacing w:after="120" w:line="360"/>
-        <w:ind w:firstLine="360"/>
-        <w:jc w:val="both"/>
-      </w:pPr>
-      <w:r>
-        <w:rPr>
-          <w:rFonts w:ascii="Times New Roman" w:cs="Times New Roman" w:eastAsia="Times New Roman" w:hAnsi="Times New Roman"/>
-          <w:sz w:val="22"/>
-          <w:szCs w:val="22"/>
-        </w:rPr>
-        <w:t xml:space="preserve">Reproducibility. All seven numerical models are implemented from first principles in pure NumPy / SciPy. Every model ships with an independent validation harness. Every trade persists its full opening signal packet as JSON meta. Every LLM call persists its prompt, response, latency and decision to SQLite. Results are reproducible in a paper-to-code sense.</w:t>
-      </w:r>
-    </w:p>
-    <w:p>
-      <w:pPr>
-        <w:spacing w:after="120" w:line="360"/>
-        <w:ind w:firstLine="360"/>
-        <w:jc w:val="both"/>
-      </w:pPr>
-      <w:r>
-        <w:rPr>
-          <w:rFonts w:ascii="Times New Roman" w:cs="Times New Roman" w:eastAsia="Times New Roman" w:hAnsi="Times New Roman"/>
-          <w:sz w:val="22"/>
-          <w:szCs w:val="22"/>
-        </w:rPr>
-        <w:t xml:space="preserve">Institutional observability. The AI-Models desk shows every LLM request-response pair, every token count, and every decision label. The Analytics desk shows every open and closed trade with full audit trail. Examiners and regulators can interrogate the platform's behaviour with a single SQL query.</w:t>
-      </w:r>
-    </w:p>
-    <w:p>
-      <w:pPr>
-        <w:spacing w:after="120" w:line="360"/>
-        <w:ind w:firstLine="360"/>
-        <w:jc w:val="both"/>
-      </w:pPr>
-      <w:r>
-        <w:rPr>
-          <w:rFonts w:ascii="Times New Roman" w:cs="Times New Roman" w:eastAsia="Times New Roman" w:hAnsi="Times New Roman"/>
-          <w:sz w:val="22"/>
-          <w:szCs w:val="22"/>
-        </w:rPr>
-        <w:t xml:space="preserve">End-to-end autonomy. The auto-PM cycle handles the full loop: market-hours checking, candidate selection, signal-packet computation, ML scoring, LLM decision, trade insertion, mark-to-market, and close-rule evaluation. No human intervention is required for routine operation.</w:t>
-      </w:r>
-    </w:p>
-    <w:p>
-      <w:pPr>
-        <w:spacing w:after="120" w:line="360"/>
-        <w:ind w:firstLine="360"/>
-        <w:jc w:val="both"/>
-      </w:pPr>
-      <w:r>
-        <w:rPr>
-          <w:rFonts w:ascii="Times New Roman" w:cs="Times New Roman" w:eastAsia="Times New Roman" w:hAnsi="Times New Roman"/>
-          <w:sz w:val="22"/>
-          <w:szCs w:val="22"/>
-        </w:rPr>
-        <w:t xml:space="preserve">Alternative data as a first-class citizen. Marine AIS is not a plug-in — it has a dedicated Research desk, a dedicated chatbot, and is routinely referenced in LLM trade recommendations. Most open-source finance stacks treat alternative data as an afterthought.</w:t>
-      </w:r>
-    </w:p>
-    <w:p>
-      <w:pPr>
-        <w:spacing w:after="120" w:line="360"/>
-        <w:ind w:firstLine="360"/>
-        <w:jc w:val="both"/>
-      </w:pPr>
-      <w:r>
-        <w:rPr>
-          <w:rFonts w:ascii="Times New Roman" w:cs="Times New Roman" w:eastAsia="Times New Roman" w:hAnsi="Times New Roman"/>
-          <w:sz w:val="22"/>
-          <w:szCs w:val="22"/>
-        </w:rPr>
-        <w:t xml:space="preserve">Multi-asset breadth in one system. FX, equity, rates and marine-traffic are unified in a single codebase. QuantLib, Zipline and OpenBB each specialise; Hedgyyyboo unifies.</w:t>
-      </w:r>
-    </w:p>
-    <w:p>
-      <w:pPr>
-        <w:spacing w:after="160" w:before="320" w:line="360"/>
-        <w:jc w:val="left"/>
-      </w:pPr>
-      <w:r>
-        <w:rPr>
-          <w:rFonts w:ascii="Times New Roman" w:cs="Times New Roman" w:eastAsia="Times New Roman" w:hAnsi="Times New Roman"/>
-          <w:b/>
-          <w:bCs/>
-          <w:sz w:val="28"/>
-          <w:szCs w:val="28"/>
-        </w:rPr>
-        <w:t xml:space="preserve">5.2 Current Limitations</w:t>
-      </w:r>
-    </w:p>
-    <w:p>
-      <w:pPr>
-        <w:spacing w:after="120" w:line="360"/>
-        <w:ind w:firstLine="360"/>
-        <w:jc w:val="both"/>
-      </w:pPr>
-      <w:r>
-        <w:rPr>
-          <w:rFonts w:ascii="Times New Roman" w:cs="Times New Roman" w:eastAsia="Times New Roman" w:hAnsi="Times New Roman"/>
-          <w:sz w:val="22"/>
-          <w:szCs w:val="22"/>
-        </w:rPr>
-        <w:t xml:space="preserve">Free-tier rate limits. The OpenRouter free tier enforces 20 requests per minute per model. The platform is therefore suited to daily or intraday-bucketed decision cycles, not high-frequency trading. A paid OpenRouter tier or a self-hosted quantised Llama-3.1-70B would remove this limit at the cost of our zero-marginal-cost claim.</w:t>
-      </w:r>
-    </w:p>
-    <w:p>
-      <w:pPr>
-        <w:spacing w:after="120" w:line="360"/>
-        <w:ind w:firstLine="360"/>
-        <w:jc w:val="both"/>
-      </w:pPr>
-      <w:r>
-        <w:rPr>
-          <w:rFonts w:ascii="Times New Roman" w:cs="Times New Roman" w:eastAsia="Times New Roman" w:hAnsi="Times New Roman"/>
-          <w:sz w:val="22"/>
-          <w:szCs w:val="22"/>
-        </w:rPr>
-        <w:t xml:space="preserve">Free-tier data staleness. Yahoo Finance stops ticking certain FX pairs (notably USD/INR) outside of Asia hours. The staleness-gate logic in the auto-PM opener skips candidates with stale prices, but this restricts the effective trading universe outside of overlap hours. A commercial FX feed such as FXCM or OANDA would eliminate this.</w:t>
-      </w:r>
-    </w:p>
-    <w:p>
-      <w:pPr>
-        <w:spacing w:after="120" w:line="360"/>
-        <w:ind w:firstLine="360"/>
-        <w:jc w:val="both"/>
-      </w:pPr>
-      <w:r>
-        <w:rPr>
-          <w:rFonts w:ascii="Times New Roman" w:cs="Times New Roman" w:eastAsia="Times New Roman" w:hAnsi="Times New Roman"/>
-          <w:sz w:val="22"/>
-          <w:szCs w:val="22"/>
-        </w:rPr>
-        <w:t xml:space="preserve">Small ML training sample. Even with the historical backfill producing approximately 5,200 synthetic trades, the classifier operates on a modest sample relative to institutional datasets. The validation AUC of 0.58 reflects this. Expanding the watchlist, extending the lookback to five years, and running a proper purged walk-forward cross-validation would substantially strengthen the evaluation.</w:t>
-      </w:r>
-    </w:p>
-    <w:p>
-      <w:pPr>
-        <w:spacing w:after="120" w:line="360"/>
-        <w:ind w:firstLine="360"/>
-        <w:jc w:val="both"/>
-      </w:pPr>
-      <w:r>
-        <w:rPr>
-          <w:rFonts w:ascii="Times New Roman" w:cs="Times New Roman" w:eastAsia="Times New Roman" w:hAnsi="Times New Roman"/>
-          <w:sz w:val="22"/>
-          <w:szCs w:val="22"/>
-        </w:rPr>
-        <w:t xml:space="preserve">In-sample backtest. The OU-strategy Sharpe of 1.38 is measured in-sample. Walk-forward analysis, out-of-sample simulation, and transaction-cost-inclusive live paper trading are all required before the strategy can be considered for real deployment.</w:t>
-      </w:r>
-    </w:p>
-    <w:p>
-      <w:pPr>
-        <w:spacing w:after="120" w:line="360"/>
-        <w:ind w:firstLine="360"/>
-        <w:jc w:val="both"/>
-      </w:pPr>
-      <w:r>
-        <w:rPr>
-          <w:rFonts w:ascii="Times New Roman" w:cs="Times New Roman" w:eastAsia="Times New Roman" w:hAnsi="Times New Roman"/>
-          <w:sz w:val="22"/>
-          <w:szCs w:val="22"/>
-        </w:rPr>
-        <w:t xml:space="preserve">Single-factor Hull–White. The Hull–White one-factor model cannot reprice caplet-floorlet skew or Bermudan-swaption volatility smile. A two-factor Cheyette stochastic-volatility model is the natural extension.</w:t>
-      </w:r>
-    </w:p>
-    <w:p>
-      <w:pPr>
-        <w:spacing w:after="120" w:line="360"/>
-        <w:ind w:firstLine="360"/>
-        <w:jc w:val="both"/>
-      </w:pPr>
-      <w:r>
-        <w:rPr>
-          <w:rFonts w:ascii="Times New Roman" w:cs="Times New Roman" w:eastAsia="Times New Roman" w:hAnsi="Times New Roman"/>
-          <w:sz w:val="22"/>
-          <w:szCs w:val="22"/>
-        </w:rPr>
-        <w:t xml:space="preserve">SQLite scalability. SQLite is file-based and sufficient for a single-user capstone project. A multi-trader production environment would require a PostgreSQL migration. SQLAlchemy makes this a one-line DATABASE_URL change.</w:t>
-      </w:r>
-    </w:p>
-    <w:p>
-      <w:pPr>
-        <w:spacing w:after="120" w:line="360"/>
-        <w:ind w:firstLine="360"/>
-        <w:jc w:val="both"/>
-      </w:pPr>
-      <w:r>
-        <w:rPr>
-          <w:rFonts w:ascii="Times New Roman" w:cs="Times New Roman" w:eastAsia="Times New Roman" w:hAnsi="Times New Roman"/>
-          <w:sz w:val="22"/>
-          <w:szCs w:val="22"/>
-        </w:rPr>
-        <w:t xml:space="preserve">Third-party-API dependence. Yahoo Finance, Google News, AISStream and OpenRouter all lack formal SLAs for free-tier consumers. A planned outage or sudden rate-limit tightening at any provider could silently degrade the platform.</w:t>
-      </w:r>
-    </w:p>
-    <w:p>
-      <w:pPr>
-        <w:spacing w:after="160" w:before="320" w:line="360"/>
-        <w:jc w:val="left"/>
-      </w:pPr>
-      <w:r>
-        <w:rPr>
-          <w:rFonts w:ascii="Times New Roman" w:cs="Times New Roman" w:eastAsia="Times New Roman" w:hAnsi="Times New Roman"/>
-          <w:b/>
-          <w:bCs/>
-          <w:sz w:val="28"/>
-          <w:szCs w:val="28"/>
-        </w:rPr>
-        <w:t xml:space="preserve">5.3 Practical Applications</w:t>
-      </w:r>
-    </w:p>
-    <w:p>
-      <w:pPr>
-        <w:spacing w:after="120" w:line="360"/>
-        <w:ind w:firstLine="360"/>
-        <w:jc w:val="both"/>
-      </w:pPr>
-      <w:r>
-        <w:rPr>
-          <w:rFonts w:ascii="Times New Roman" w:cs="Times New Roman" w:eastAsia="Times New Roman" w:hAnsi="Times New Roman"/>
-          <w:sz w:val="22"/>
-          <w:szCs w:val="22"/>
-        </w:rPr>
-        <w:t xml:space="preserve">Pedagogy. Hedgyyyboo is the ideal teaching vehicle for a final-year quantitative-finance or financial-engineering course. Students exercise every step of the pipeline — from yield-curve PCA to GARCH estimation to LLM integration to AIS-based supply-chain research — on hardware they already own.</w:t>
-      </w:r>
-    </w:p>
-    <w:p>
-      <w:pPr>
-        <w:spacing w:after="120" w:line="360"/>
-        <w:ind w:firstLine="360"/>
-        <w:jc w:val="both"/>
-      </w:pPr>
-      <w:r>
-        <w:rPr>
-          <w:rFonts w:ascii="Times New Roman" w:cs="Times New Roman" w:eastAsia="Times New Roman" w:hAnsi="Times New Roman"/>
-          <w:sz w:val="22"/>
-          <w:szCs w:val="22"/>
-        </w:rPr>
-        <w:t xml:space="preserve">Independent research. Academic researchers without access to Bloomberg can replicate sell-side research reports by leveraging the platform's live feeds and narrative generation. The reproducible PDF and DOCX output of the morning brief makes the pipeline suitable as an experimental apparatus.</w:t>
-      </w:r>
-    </w:p>
-    <w:p>
-      <w:pPr>
-        <w:spacing w:after="120" w:line="360"/>
-        <w:ind w:firstLine="360"/>
-        <w:jc w:val="both"/>
-      </w:pPr>
-      <w:r>
-        <w:rPr>
-          <w:rFonts w:ascii="Times New Roman" w:cs="Times New Roman" w:eastAsia="Times New Roman" w:hAnsi="Times New Roman"/>
-          <w:sz w:val="22"/>
-          <w:szCs w:val="22"/>
-        </w:rPr>
-        <w:t xml:space="preserve">Retail decision support. A sophisticated retail trader can consume the Analytics equity curve, the AI-Models decision tally and the Research marine-traffic view as inputs to manual decisions. The platform does not execute real trades by default; all trade execution is stub-only paper trading.</w:t>
-      </w:r>
-    </w:p>
-    <w:p>
-      <w:pPr>
-        <w:spacing w:after="120" w:line="360"/>
-        <w:ind w:firstLine="360"/>
-        <w:jc w:val="both"/>
-      </w:pPr>
-      <w:r>
-        <w:rPr>
-          <w:rFonts w:ascii="Times New Roman" w:cs="Times New Roman" w:eastAsia="Times New Roman" w:hAnsi="Times New Roman"/>
-          <w:sz w:val="22"/>
-          <w:szCs w:val="22"/>
-        </w:rPr>
-        <w:t xml:space="preserve">Risk-management training. Compliance officers and internal-audit staff can use the GARCH Value-at-Risk panel, the Hull–White swaption pricer and the LLM call log as a training sandbox, independent of the firm's production risk systems.</w:t>
-      </w:r>
-    </w:p>
-    <w:p>
-      <w:pPr>
-        <w:spacing w:after="120" w:line="360"/>
-        <w:ind w:firstLine="360"/>
-        <w:jc w:val="both"/>
-      </w:pPr>
-      <w:r>
-        <w:rPr>
-          <w:rFonts w:ascii="Times New Roman" w:cs="Times New Roman" w:eastAsia="Times New Roman" w:hAnsi="Times New Roman"/>
-          <w:sz w:val="22"/>
-          <w:szCs w:val="22"/>
-        </w:rPr>
-        <w:t xml:space="preserve">Hackathon and capstone template. The Hedgyyyboo architecture (FastAPI backend + Next.js front-end + SQLite persistence + OpenRouter LLM + AISStream) generalises to many student project categories beyond finance: healthcare analytics, sports analytics, climate analytics. Forking the scaffold yields an immediate three-tier reference implementation.</w:t>
-      </w:r>
-    </w:p>
-    <w:p>
-      <w:pPr>
-        <w:spacing w:after="120" w:line="360"/>
-        <w:ind w:firstLine="360"/>
-        <w:jc w:val="both"/>
-      </w:pPr>
-      <w:r>
-        <w:rPr>
-          <w:rFonts w:ascii="Times New Roman" w:cs="Times New Roman" w:eastAsia="Times New Roman" w:hAnsi="Times New Roman"/>
-          <w:sz w:val="22"/>
-          <w:szCs w:val="22"/>
-        </w:rPr>
-        <w:t xml:space="preserve">Regulatory-technology prototyping. Financial regulators experimenting with LLM-based supervisory analytics can use the Hedgyyyboo infrastructure to prototype explanatory engines for their VaR and stress-test outputs without incurring commercial-API bills.</w:t>
-      </w:r>
-    </w:p>
-    <w:p>
-      <w:pPr>
-        <w:spacing w:after="160" w:before="320" w:line="360"/>
-        <w:jc w:val="left"/>
-      </w:pPr>
-      <w:r>
-        <w:rPr>
-          <w:rFonts w:ascii="Times New Roman" w:cs="Times New Roman" w:eastAsia="Times New Roman" w:hAnsi="Times New Roman"/>
-          <w:b/>
-          <w:bCs/>
-          <w:sz w:val="28"/>
-          <w:szCs w:val="28"/>
-        </w:rPr>
-        <w:t xml:space="preserve">5.4 Future Development Directions</w:t>
-      </w:r>
-    </w:p>
-    <w:p>
-      <w:pPr>
-        <w:spacing w:after="120" w:line="360"/>
-        <w:ind w:firstLine="360"/>
-        <w:jc w:val="both"/>
-      </w:pPr>
-      <w:r>
-        <w:rPr>
-          <w:rFonts w:ascii="Times New Roman" w:cs="Times New Roman" w:eastAsia="Times New Roman" w:hAnsi="Times New Roman"/>
-          <w:sz w:val="22"/>
-          <w:szCs w:val="22"/>
-        </w:rPr>
-        <w:t xml:space="preserve">Walk-forward backtesting. The most important piece of research-rigor work. A rolling-window walk-forward evaluation with six-month re-estimation periods will provide a genuinely out-of-sample performance estimate for the OU strategy.</w:t>
-      </w:r>
-    </w:p>
-    <w:p>
-      <w:pPr>
-        <w:spacing w:after="120" w:line="360"/>
-        <w:ind w:firstLine="360"/>
-        <w:jc w:val="both"/>
-      </w:pPr>
-      <w:r>
-        <w:rPr>
-          <w:rFonts w:ascii="Times New Roman" w:cs="Times New Roman" w:eastAsia="Times New Roman" w:hAnsi="Times New Roman"/>
-          <w:sz w:val="22"/>
-          <w:szCs w:val="22"/>
-        </w:rPr>
-        <w:t xml:space="preserve">Two-factor Cheyette rates model. Replacing the single-factor Hull-White short-rate with a two-factor Cheyette stochastic-volatility model will correctly reprice caplet-floor skew and Bermudan-swaption volatility smile.</w:t>
-      </w:r>
-    </w:p>
-    <w:p>
-      <w:pPr>
-        <w:spacing w:after="120" w:line="360"/>
-        <w:ind w:firstLine="360"/>
-        <w:jc w:val="both"/>
-      </w:pPr>
-      <w:r>
-        <w:rPr>
-          <w:rFonts w:ascii="Times New Roman" w:cs="Times New Roman" w:eastAsia="Times New Roman" w:hAnsi="Times New Roman"/>
-          <w:sz w:val="22"/>
-          <w:szCs w:val="22"/>
-        </w:rPr>
-        <w:t xml:space="preserve">Student-t GARCH with EVT tails. Migrating from Gaussian GARCH to Student-t will better capture the fat tails evident in equity returns. Extreme-value-theory-based Value-at-Risk in the far tail (1-in-1000-day scenarios) will complement the parametric 1% VaR we currently report.</w:t>
-      </w:r>
-    </w:p>
-    <w:p>
-      <w:pPr>
-        <w:spacing w:after="120" w:line="360"/>
-        <w:ind w:firstLine="360"/>
-        <w:jc w:val="both"/>
-      </w:pPr>
-      <w:r>
-        <w:rPr>
-          <w:rFonts w:ascii="Times New Roman" w:cs="Times New Roman" w:eastAsia="Times New Roman" w:hAnsi="Times New Roman"/>
-          <w:sz w:val="22"/>
-          <w:szCs w:val="22"/>
-        </w:rPr>
-        <w:t xml:space="preserve">LLM-as-judge grounding audit. Zheng et al. [32] demonstrated that a second, typically stronger, LLM can effectively audit the factual grounding of a first model's output. An automated LLM-as-judge pipeline evaluating every generated morning brief would raise our 95% grounding rate further.</w:t>
-      </w:r>
-    </w:p>
-    <w:p>
-      <w:pPr>
-        <w:spacing w:after="120" w:line="360"/>
-        <w:ind w:firstLine="360"/>
-        <w:jc w:val="both"/>
-      </w:pPr>
-      <w:r>
-        <w:rPr>
-          <w:rFonts w:ascii="Times New Roman" w:cs="Times New Roman" w:eastAsia="Times New Roman" w:hAnsi="Times New Roman"/>
-          <w:sz w:val="22"/>
-          <w:szCs w:val="22"/>
-        </w:rPr>
-        <w:t xml:space="preserve">Larger open-weight models. Upgrading from Gemma-3n-E4B to a quantised Llama-3.1-70B-Q4 served via a local vLLM instance would close the gap with BloombergGPT on numerical-reasoning benchmarks at the cost of requiring a consumer GPU.</w:t>
-      </w:r>
-    </w:p>
-    <w:p>
-      <w:pPr>
-        <w:spacing w:after="120" w:line="360"/>
-        <w:ind w:firstLine="360"/>
-        <w:jc w:val="both"/>
-      </w:pPr>
-      <w:r>
-        <w:rPr>
-          <w:rFonts w:ascii="Times New Roman" w:cs="Times New Roman" w:eastAsia="Times New Roman" w:hAnsi="Times New Roman"/>
-          <w:sz w:val="22"/>
-          <w:szCs w:val="22"/>
-        </w:rPr>
-        <w:t xml:space="preserve">PostgreSQL migration. Moving the persistence layer from SQLite to PostgreSQL will unlock multi-user operation and concurrent auto-PM cycles across multiple portfolios.</w:t>
-      </w:r>
-    </w:p>
-    <w:p>
-      <w:pPr>
-        <w:spacing w:after="120" w:line="360"/>
-        <w:ind w:firstLine="360"/>
-        <w:jc w:val="both"/>
-      </w:pPr>
-      <w:r>
-        <w:rPr>
-          <w:rFonts w:ascii="Times New Roman" w:cs="Times New Roman" w:eastAsia="Times New Roman" w:hAnsi="Times New Roman"/>
-          <w:sz w:val="22"/>
-          <w:szCs w:val="22"/>
-        </w:rPr>
-        <w:t xml:space="preserve">Paper-trading slippage model. A realistic bid-ask-spread and market-impact model will make the simulated trade engine a better proxy for real-world execution.</w:t>
-      </w:r>
-    </w:p>
-    <w:p>
-      <w:pPr>
-        <w:spacing w:after="120" w:line="360"/>
-        <w:ind w:firstLine="360"/>
-        <w:jc w:val="both"/>
-      </w:pPr>
-      <w:r>
-        <w:rPr>
-          <w:rFonts w:ascii="Times New Roman" w:cs="Times New Roman" w:eastAsia="Times New Roman" w:hAnsi="Times New Roman"/>
-          <w:sz w:val="22"/>
-          <w:szCs w:val="22"/>
-        </w:rPr>
-        <w:t xml:space="preserve">Extension to new asset classes. Cryptocurrencies, commodities and credit-default-swap indices all have free or low-cost data and fit the existing signal-packet abstraction with minimal modification.</w:t>
-      </w:r>
-    </w:p>
-    <w:p>
-      <w:pPr>
-        <w:spacing w:after="120" w:line="360"/>
-        <w:ind w:firstLine="360"/>
-        <w:jc w:val="both"/>
-      </w:pPr>
-      <w:r>
-        <w:rPr>
-          <w:rFonts w:ascii="Times New Roman" w:cs="Times New Roman" w:eastAsia="Times New Roman" w:hAnsi="Times New Roman"/>
-          <w:sz w:val="22"/>
-          <w:szCs w:val="22"/>
-        </w:rPr>
-        <w:t xml:space="preserve">Integration with additional alternative data. Satellite-imagery-based car-park counts, electricity-consumption flows, and shipping-container-weight estimates are all candidates to complement the existing AIS stream.</w:t>
-      </w:r>
-    </w:p>
-    <w:p>
-      <w:pPr>
-        <w:spacing w:after="160" w:before="320" w:line="360"/>
-        <w:jc w:val="left"/>
-      </w:pPr>
-      <w:r>
-        <w:rPr>
-          <w:rFonts w:ascii="Times New Roman" w:cs="Times New Roman" w:eastAsia="Times New Roman" w:hAnsi="Times New Roman"/>
-          <w:b/>
-          <w:bCs/>
-          <w:sz w:val="28"/>
-          <w:szCs w:val="28"/>
-        </w:rPr>
-        <w:t xml:space="preserve">5.5 Summary</w:t>
-      </w:r>
-    </w:p>
-    <w:p>
-      <w:pPr>
-        <w:spacing w:after="120" w:line="360"/>
-        <w:ind w:firstLine="360"/>
-        <w:jc w:val="both"/>
-      </w:pPr>
-      <w:r>
-        <w:rPr>
-          <w:rFonts w:ascii="Times New Roman" w:cs="Times New Roman" w:eastAsia="Times New Roman" w:hAnsi="Times New Roman"/>
-          <w:sz w:val="22"/>
-          <w:szCs w:val="22"/>
-        </w:rPr>
-        <w:t xml:space="preserve">In summary, Hedgyyyboo offers seven concrete advantages spanning cost, hardware accessibility, reproducibility, observability, autonomy, alternative-data integration and multi-asset breadth. Current limitations centre on free-tier rate limits, sample size and walk-forward rigor — all addressable in future work. The platform's applications span pedagogy, research, retail trading, risk-management training, hackathon scaffolding and regulatory-technology prototyping.</w:t>
-      </w:r>
-    </w:p>
-    <w:p>
-      <w:pPr>
-        <w:pageBreakBefore/>
-        <w:spacing w:after="320" w:before="480" w:line="360"/>
-        <w:jc w:val="center"/>
-      </w:pPr>
-      <w:r>
-        <w:rPr>
-          <w:rFonts w:ascii="Times New Roman" w:cs="Times New Roman" w:eastAsia="Times New Roman" w:hAnsi="Times New Roman"/>
-          <w:b/>
-          <w:bCs/>
-          <w:sz w:val="36"/>
-          <w:szCs w:val="36"/>
-        </w:rPr>
-        <w:t xml:space="preserve">Chapter 6 : Conclusion</w:t>
-      </w:r>
-    </w:p>
-    <w:p>
-      <w:pPr>
-        <w:spacing w:after="120" w:line="360"/>
-        <w:ind w:firstLine="360"/>
-        <w:jc w:val="both"/>
-      </w:pPr>
-      <w:r>
-        <w:rPr>
-          <w:rFonts w:ascii="Times New Roman" w:cs="Times New Roman" w:eastAsia="Times New Roman" w:hAnsi="Times New Roman"/>
-          <w:sz w:val="22"/>
-          <w:szCs w:val="22"/>
-        </w:rPr>
-        <w:t xml:space="preserve">This chapter concludes the report. Section 6.1 summarises key findings. Section 6.2 articulates contributions to the field. Section 6.3 discusses how the project addresses the research problem. Section 6.4 outlines practical impact. Section 6.5 covers limitations and future directions. Section 6.6 reflects on the broader implications. Section 6.7 offers final thoughts.</w:t>
-      </w:r>
-    </w:p>
-    <w:p>
-      <w:pPr>
-        <w:spacing w:after="160" w:before="320" w:line="360"/>
-        <w:jc w:val="left"/>
-      </w:pPr>
-      <w:r>
-        <w:rPr>
-          <w:rFonts w:ascii="Times New Roman" w:cs="Times New Roman" w:eastAsia="Times New Roman" w:hAnsi="Times New Roman"/>
-          <w:b/>
-          <w:bCs/>
-          <w:sz w:val="28"/>
-          <w:szCs w:val="28"/>
-        </w:rPr>
-        <w:t xml:space="preserve">6.1 Summary of Key Findings</w:t>
-      </w:r>
-    </w:p>
-    <w:p>
-      <w:pPr>
-        <w:spacing w:after="120" w:line="360"/>
-        <w:ind w:firstLine="360"/>
-        <w:jc w:val="both"/>
-      </w:pPr>
-      <w:r>
-        <w:rPr>
-          <w:rFonts w:ascii="Times New Roman" w:cs="Times New Roman" w:eastAsia="Times New Roman" w:hAnsi="Times New Roman"/>
-          <w:sz w:val="22"/>
-          <w:szCs w:val="22"/>
-        </w:rPr>
-        <w:t xml:space="preserve">This research set out to build an open-source multi-asset quantitative research terminal that matches institutional incumbents on analytical depth while remaining free to run on commodity hardware. After seventeen weeks of development and empirical validation, we have shown this is achievable and reproducible. The technical side performed as expected across every subsystem. Principal Component Analysis recovers Litterman–Scheinkman's canonical three-factor decomposition at 98.7% variance share. Ornstein–Uhlenbeck half-life estimation is accurate to within 1.4 days at 95% bootstrap confidence. A simple OU mean-reversion strategy produces a 1.38 backtested Sharpe gross of transaction cost. GARCH(1,1) passes Kupiec's unconditional-coverage test on 94% of a fifty-stock universe. Google's Gemma-3n-E4B-it delivers 95% factually-grounded morning briefs in 7.2 seconds. The AISStream WebSocket consumer caches over 15,000 live ships in under 60 seconds. Every LLM call is persisted to SQLite and surfaced through a dedicated observability desk.</w:t>
-      </w:r>
-    </w:p>
-    <w:p>
-      <w:pPr>
-        <w:spacing w:after="120" w:line="360"/>
-        <w:ind w:firstLine="360"/>
-        <w:jc w:val="both"/>
-      </w:pPr>
-      <w:r>
-        <w:rPr>
-          <w:rFonts w:ascii="Times New Roman" w:cs="Times New Roman" w:eastAsia="Times New Roman" w:hAnsi="Times New Roman"/>
-          <w:sz w:val="22"/>
-          <w:szCs w:val="22"/>
-        </w:rPr>
-        <w:t xml:space="preserve">The autonomous trade engine closes positions actively through a priority-ordered rule system of stop-loss, take-profit, trailing stop and time stop. Market-hours gating prevents the opening of positions on closed desks. The XGBoost screener produces a validation AUC of approximately 0.58 on a training sample of 5,200 historically-backfilled synthetic trades, which is modest but honest given the data size. All of this runs on a single commodity laptop with no paid subscriptions.</w:t>
-      </w:r>
-    </w:p>
-    <w:p>
-      <w:pPr>
-        <w:spacing w:after="160" w:before="320" w:line="360"/>
-        <w:jc w:val="left"/>
-      </w:pPr>
-      <w:r>
-        <w:rPr>
-          <w:rFonts w:ascii="Times New Roman" w:cs="Times New Roman" w:eastAsia="Times New Roman" w:hAnsi="Times New Roman"/>
-          <w:b/>
-          <w:bCs/>
-          <w:sz w:val="28"/>
-          <w:szCs w:val="28"/>
-        </w:rPr>
-        <w:t xml:space="preserve">6.2 Contributions to the Field</w:t>
-      </w:r>
-    </w:p>
-    <w:p>
-      <w:pPr>
-        <w:spacing w:after="120" w:line="360"/>
-        <w:ind w:firstLine="360"/>
-        <w:jc w:val="both"/>
-      </w:pPr>
-      <w:r>
-        <w:rPr>
-          <w:rFonts w:ascii="Times New Roman" w:cs="Times New Roman" w:eastAsia="Times New Roman" w:hAnsi="Times New Roman"/>
-          <w:sz w:val="22"/>
-          <w:szCs w:val="22"/>
-        </w:rPr>
-        <w:t xml:space="preserve">This work contributes a reproducible reference implementation that is, to our knowledge, the first open-source platform to unify seven classical stochastic-calculus pricing engines, a retrieval-augmented LLM narrative layer, an autonomous rule-based trade engine with trailing stops and market-hours gating, an XGBoost trade screener with historical-simulation bootstrap, alternative marine-AIS traffic research, and institutional-grade LLM observability — all in a single code base, under a permissive licence, on commodity hardware.</w:t>
-      </w:r>
-    </w:p>
-    <w:p>
-      <w:pPr>
-        <w:spacing w:after="120" w:line="360"/>
-        <w:ind w:firstLine="360"/>
-        <w:jc w:val="both"/>
-      </w:pPr>
-      <w:r>
-        <w:rPr>
-          <w:rFonts w:ascii="Times New Roman" w:cs="Times New Roman" w:eastAsia="Times New Roman" w:hAnsi="Times New Roman"/>
-          <w:sz w:val="22"/>
-          <w:szCs w:val="22"/>
-        </w:rPr>
-        <w:t xml:space="preserve">From an engineering-lessons perspective, three specific findings have been documented that are not in prior literature. The Gemma-3n-E4B-it model rejects system-role messages with HTTP 400 and must receive the system prompt merged into the user turn; this is mandatory knowledge for any production RAG stack targeting the OpenRouter free tier. GARCH fits via the arch library can segfault on degenerate low-variance windows, which must be handled with per-window try/except guards during large-scale historical simulation. And GDELT's document-search API is aggressively rate-limited at the edge and requires a 30-minute cache plus a background pre-warm thread to be usable in an interactive-desk context.</w:t>
-      </w:r>
-    </w:p>
-    <w:p>
-      <w:pPr>
-        <w:spacing w:after="120" w:line="360"/>
-        <w:ind w:firstLine="360"/>
-        <w:jc w:val="both"/>
-      </w:pPr>
-      <w:r>
-        <w:rPr>
-          <w:rFonts w:ascii="Times New Roman" w:cs="Times New Roman" w:eastAsia="Times New Roman" w:hAnsi="Times New Roman"/>
-          <w:sz w:val="22"/>
-          <w:szCs w:val="22"/>
-        </w:rPr>
-        <w:t xml:space="preserve">From a research-methodology perspective, the historical-backfill pipeline with OHLC-based stop detection, round-trip transaction-cost haircuts and duration-weighted rates PnL is a concrete demonstration of how a small team can generate thousands of training samples from public data without cold-starting an ML model on zero labels. The platform's entire training dataset is persisted, reproducible, and inspectable.</w:t>
-      </w:r>
-    </w:p>
-    <w:p>
-      <w:pPr>
-        <w:spacing w:after="160" w:before="320" w:line="360"/>
-        <w:jc w:val="left"/>
-      </w:pPr>
-      <w:r>
-        <w:rPr>
-          <w:rFonts w:ascii="Times New Roman" w:cs="Times New Roman" w:eastAsia="Times New Roman" w:hAnsi="Times New Roman"/>
-          <w:b/>
-          <w:bCs/>
-          <w:sz w:val="28"/>
-          <w:szCs w:val="28"/>
-        </w:rPr>
-        <w:t xml:space="preserve">6.3 Addressing the Research Problem</w:t>
-      </w:r>
-    </w:p>
-    <w:p>
-      <w:pPr>
-        <w:spacing w:after="120" w:line="360"/>
-        <w:ind w:firstLine="360"/>
-        <w:jc w:val="both"/>
-      </w:pPr>
-      <w:r>
-        <w:rPr>
-          <w:rFonts w:ascii="Times New Roman" w:cs="Times New Roman" w:eastAsia="Times New Roman" w:hAnsi="Times New Roman"/>
-          <w:sz w:val="22"/>
-          <w:szCs w:val="22"/>
-        </w:rPr>
-        <w:t xml:space="preserve">We started with three problems. Traditional multi-asset research relies on fragmented tooling and subjective evaluation. Institutional tooling costs tens of thousands of dollars per seat. No open-source system integrates classical stochastic calculus, modern LLM narrative generation, autonomous trade execution, ML screening, and alternative data in a single reproducible artefact.</w:t>
-      </w:r>
-    </w:p>
-    <w:p>
-      <w:pPr>
-        <w:spacing w:after="120" w:line="360"/>
-        <w:ind w:firstLine="360"/>
-        <w:jc w:val="both"/>
-      </w:pPr>
-      <w:r>
-        <w:rPr>
-          <w:rFonts w:ascii="Times New Roman" w:cs="Times New Roman" w:eastAsia="Times New Roman" w:hAnsi="Times New Roman"/>
-          <w:sz w:val="22"/>
-          <w:szCs w:val="22"/>
-        </w:rPr>
-        <w:t xml:space="preserve">The platform's integrated design addresses all three. FX, equity, rates and marine-traffic live on a single backend that shares a single ledger and a single LLM-call log. Every analytical output has a traceable JSON contract that feeds both the UI and the LLM prompt builder. Geography no longer matters when the whole stack can be cloned from GitHub, populated with free API keys in ten minutes, and run on a student laptop.</w:t>
-      </w:r>
-    </w:p>
-    <w:p>
-      <w:pPr>
-        <w:spacing w:after="120" w:line="360"/>
-        <w:ind w:firstLine="360"/>
-        <w:jc w:val="both"/>
-      </w:pPr>
-      <w:r>
-        <w:rPr>
-          <w:rFonts w:ascii="Times New Roman" w:cs="Times New Roman" w:eastAsia="Times New Roman" w:hAnsi="Times New Roman"/>
-          <w:sz w:val="22"/>
-          <w:szCs w:val="22"/>
-        </w:rPr>
-        <w:t xml:space="preserve">The subjectivity problem is addressed by rule-based close logic, structured JSON LLM decisions, and the ML-screener's probability output — each of which provides a numeric anchor for what would otherwise be qualitative judgment. The cost problem is addressed by the comprehensive use of free-tier data and inference. The fragmentation problem is addressed by the unified paper-trades table, the unified signal-packet abstraction, and the single LLM call log that is shared across every desk.</w:t>
-      </w:r>
-    </w:p>
-    <w:p>
-      <w:pPr>
-        <w:spacing w:after="160" w:before="320" w:line="360"/>
-        <w:jc w:val="left"/>
-      </w:pPr>
-      <w:r>
-        <w:rPr>
-          <w:rFonts w:ascii="Times New Roman" w:cs="Times New Roman" w:eastAsia="Times New Roman" w:hAnsi="Times New Roman"/>
-          <w:b/>
-          <w:bCs/>
-          <w:sz w:val="28"/>
-          <w:szCs w:val="28"/>
-        </w:rPr>
-        <w:t xml:space="preserve">6.4 Practical Impact and Real-World Value</w:t>
-      </w:r>
-    </w:p>
-    <w:p>
-      <w:pPr>
-        <w:spacing w:after="120" w:line="360"/>
-        <w:ind w:firstLine="360"/>
-        <w:jc w:val="both"/>
-      </w:pPr>
-      <w:r>
-        <w:rPr>
-          <w:rFonts w:ascii="Times New Roman" w:cs="Times New Roman" w:eastAsia="Times New Roman" w:hAnsi="Times New Roman"/>
-          <w:sz w:val="22"/>
-          <w:szCs w:val="22"/>
-        </w:rPr>
-        <w:t xml:space="preserve">Different audiences derive different value from the platform. Individual students get institutional-grade analytical infrastructure for free and build portfolio pieces on top. Small funds and boutique research shops get a starting scaffold that they can extend with proprietary signals rather than rebuilding infrastructure. University departments get a teaching vehicle that covers seven canonical finance models plus modern LLM and ML techniques in one code base.</w:t>
-      </w:r>
-    </w:p>
-    <w:p>
-      <w:pPr>
-        <w:spacing w:after="120" w:line="360"/>
-        <w:ind w:firstLine="360"/>
-        <w:jc w:val="both"/>
-      </w:pPr>
-      <w:r>
-        <w:rPr>
-          <w:rFonts w:ascii="Times New Roman" w:cs="Times New Roman" w:eastAsia="Times New Roman" w:hAnsi="Times New Roman"/>
-          <w:sz w:val="22"/>
-          <w:szCs w:val="22"/>
-        </w:rPr>
-        <w:t xml:space="preserve">The open-source release also creates a durable public good. Subsequent capstone cohorts can fork the repository, extend it with new models or alternative data sources, and contribute improvements back through standard GitHub pull requests. The reproducibility of the research claim — every figure in this report can be regenerated from the public code and public data — supports external validation.</w:t>
-      </w:r>
-    </w:p>
-    <w:p>
-      <w:pPr>
-        <w:spacing w:after="120" w:line="360"/>
-        <w:ind w:firstLine="360"/>
-        <w:jc w:val="both"/>
-      </w:pPr>
-      <w:r>
-        <w:rPr>
-          <w:rFonts w:ascii="Times New Roman" w:cs="Times New Roman" w:eastAsia="Times New Roman" w:hAnsi="Times New Roman"/>
-          <w:sz w:val="22"/>
-          <w:szCs w:val="22"/>
-        </w:rPr>
-        <w:t xml:space="preserve">The injury-prevention-and-risk-management analogy from healthcare applies here: the platform's explicit close rules, market-hours gating and ML screener serve as guardrails that prevent the kind of silent losses that come from over-trading, trading on stale data, or trading during off-hours. Any deployed extension of the platform benefits from these guardrails by default.</w:t>
-      </w:r>
-    </w:p>
-    <w:p>
-      <w:pPr>
-        <w:spacing w:after="160" w:before="320" w:line="360"/>
-        <w:jc w:val="left"/>
-      </w:pPr>
-      <w:r>
-        <w:rPr>
-          <w:rFonts w:ascii="Times New Roman" w:cs="Times New Roman" w:eastAsia="Times New Roman" w:hAnsi="Times New Roman"/>
-          <w:b/>
-          <w:bCs/>
-          <w:sz w:val="28"/>
-          <w:szCs w:val="28"/>
-        </w:rPr>
-        <w:t xml:space="preserve">6.5 Limitations and Future Directions</w:t>
-      </w:r>
-    </w:p>
-    <w:p>
-      <w:pPr>
-        <w:spacing w:after="120" w:line="360"/>
-        <w:ind w:firstLine="360"/>
-        <w:jc w:val="both"/>
-      </w:pPr>
-      <w:r>
-        <w:rPr>
-          <w:rFonts w:ascii="Times New Roman" w:cs="Times New Roman" w:eastAsia="Times New Roman" w:hAnsi="Times New Roman"/>
-          <w:sz w:val="22"/>
-          <w:szCs w:val="22"/>
-        </w:rPr>
-        <w:t xml:space="preserve">Honest limitations must be acknowledged. Free-tier rate limits cap LLM throughput at 20 requests per minute, which precludes high-frequency use. Yahoo Finance data is stale for some FX pairs outside Asia hours. The XGBoost screener's 0.58 validation AUC is modest by absolute standards, reflecting the small training sample. The OU-strategy backtest is in-sample. The Hull–White model cannot reprice certain swaption families. SQLite persistence is single-user. Third-party APIs lack SLA.</w:t>
-      </w:r>
-    </w:p>
-    <w:p>
-      <w:pPr>
-        <w:spacing w:after="120" w:line="360"/>
-        <w:ind w:firstLine="360"/>
-        <w:jc w:val="both"/>
-      </w:pPr>
-      <w:r>
-        <w:rPr>
-          <w:rFonts w:ascii="Times New Roman" w:cs="Times New Roman" w:eastAsia="Times New Roman" w:hAnsi="Times New Roman"/>
-          <w:sz w:val="22"/>
-          <w:szCs w:val="22"/>
-        </w:rPr>
-        <w:t xml:space="preserve">Future work has been enumerated in Chapter 5: walk-forward backtesting, two-factor Cheyette rates, Student-t GARCH with EVT tails, LLM-as-judge grounding audit, larger quantised open-weight models, PostgreSQL migration, paper-trading slippage model, extension to crypto, commodities and credit indices, and integration with additional alternative data such as satellite imagery.</w:t>
-      </w:r>
-    </w:p>
-    <w:p>
-      <w:pPr>
-        <w:spacing w:after="120" w:line="360"/>
-        <w:ind w:firstLine="360"/>
-        <w:jc w:val="both"/>
-      </w:pPr>
-      <w:r>
-        <w:rPr>
-          <w:rFonts w:ascii="Times New Roman" w:cs="Times New Roman" w:eastAsia="Times New Roman" w:hAnsi="Times New Roman"/>
-          <w:sz w:val="22"/>
-          <w:szCs w:val="22"/>
-        </w:rPr>
-        <w:t xml:space="preserve">Three of these — walk-forward backtesting, PostgreSQL migration and LLM-as-judge grounding audit — are achievable within a single summer of further development and would materially strengthen the platform's standing as a production-grade research terminal.</w:t>
-      </w:r>
-    </w:p>
-    <w:p>
-      <w:pPr>
-        <w:spacing w:after="160" w:before="320" w:line="360"/>
-        <w:jc w:val="left"/>
-      </w:pPr>
-      <w:r>
-        <w:rPr>
-          <w:rFonts w:ascii="Times New Roman" w:cs="Times New Roman" w:eastAsia="Times New Roman" w:hAnsi="Times New Roman"/>
-          <w:b/>
-          <w:bCs/>
-          <w:sz w:val="28"/>
-          <w:szCs w:val="28"/>
-        </w:rPr>
-        <w:t xml:space="preserve">6.6 Broader Implications for Quantitative Finance</w:t>
-      </w:r>
-    </w:p>
-    <w:p>
-      <w:pPr>
-        <w:spacing w:after="120" w:line="360"/>
-        <w:ind w:firstLine="360"/>
-        <w:jc w:val="both"/>
-      </w:pPr>
-      <w:r>
-        <w:rPr>
-          <w:rFonts w:ascii="Times New Roman" w:cs="Times New Roman" w:eastAsia="Times New Roman" w:hAnsi="Times New Roman"/>
-          <w:sz w:val="22"/>
-          <w:szCs w:val="22"/>
-        </w:rPr>
-        <w:t xml:space="preserve">This project demonstrates that the traditional barriers between institutional and independent quantitative finance — cost, tooling, data access — have substantially eroded. The marginal capital required to run research that once demanded a Bloomberg Terminal plus a Reuters Eikon plus an AIS-feed subscription approaches zero for a motivated student with a laptop and an internet connection.</w:t>
-      </w:r>
-    </w:p>
-    <w:p>
-      <w:pPr>
-        <w:spacing w:after="120" w:line="360"/>
-        <w:ind w:firstLine="360"/>
-        <w:jc w:val="both"/>
-      </w:pPr>
-      <w:r>
-        <w:rPr>
-          <w:rFonts w:ascii="Times New Roman" w:cs="Times New Roman" w:eastAsia="Times New Roman" w:hAnsi="Times New Roman"/>
-          <w:sz w:val="22"/>
-          <w:szCs w:val="22"/>
-        </w:rPr>
-        <w:t xml:space="preserve">As LLMs continue to scale and free-tier APIs continue to expand, the democratising trend will accelerate. Human researchers will not disappear; their role will shift from operational drudgery (running the same calculation 28 times a day across 28 FX pairs) toward higher-order tasks: choosing which signals to investigate, interpreting anomalies, communicating narratives to stakeholders, and designing new kinds of alternative-data feeds.</w:t>
-      </w:r>
-    </w:p>
-    <w:p>
-      <w:pPr>
-        <w:spacing w:after="120" w:line="360"/>
-        <w:ind w:firstLine="360"/>
-        <w:jc w:val="both"/>
-      </w:pPr>
-      <w:r>
-        <w:rPr>
-          <w:rFonts w:ascii="Times New Roman" w:cs="Times New Roman" w:eastAsia="Times New Roman" w:hAnsi="Times New Roman"/>
-          <w:sz w:val="22"/>
-          <w:szCs w:val="22"/>
-        </w:rPr>
-        <w:t xml:space="preserve">The platform also serves as a concrete demonstration that AI-assisted workflow in finance does not need to be a black box. Every decision the platform makes is traceable: to a specific signal packet, to a specific LLM prompt and response, to a specific ML probability, and to a specific close rule. This transparency stands in stark contrast to the opaque proprietary pipelines that dominate the industry and is, in our view, a necessary condition for AI-in-finance to mature responsibly.</w:t>
-      </w:r>
-    </w:p>
-    <w:p>
-      <w:pPr>
-        <w:spacing w:after="160" w:before="320" w:line="360"/>
-        <w:jc w:val="left"/>
-      </w:pPr>
-      <w:r>
-        <w:rPr>
-          <w:rFonts w:ascii="Times New Roman" w:cs="Times New Roman" w:eastAsia="Times New Roman" w:hAnsi="Times New Roman"/>
-          <w:b/>
-          <w:bCs/>
-          <w:sz w:val="28"/>
-          <w:szCs w:val="28"/>
-        </w:rPr>
-        <w:t xml:space="preserve">6.7 Final Thoughts</w:t>
-      </w:r>
-    </w:p>
-    <w:p>
-      <w:pPr>
-        <w:spacing w:after="120" w:line="360"/>
-        <w:ind w:firstLine="360"/>
-        <w:jc w:val="both"/>
-      </w:pPr>
-      <w:r>
-        <w:rPr>
-          <w:rFonts w:ascii="Times New Roman" w:cs="Times New Roman" w:eastAsia="Times New Roman" w:hAnsi="Times New Roman"/>
-          <w:sz w:val="22"/>
-          <w:szCs w:val="22"/>
-        </w:rPr>
-        <w:t xml:space="preserve">Hedgyyyboo began as a capstone project and ended as a small but serious piece of open-source infrastructure. It covers more ground than most capstones — seven stochastic-calculus models, a retrieval-augmented LLM layer, an autonomous trade engine, an ML screener with historical bootstrap, a marine-AIS research desk, an LLM-observability dashboard, and a five-desk front-end. It runs on a student laptop. It costs nothing to operate. Every decision it makes is auditable.</w:t>
-      </w:r>
-    </w:p>
-    <w:p>
-      <w:pPr>
-        <w:spacing w:after="120" w:line="360"/>
-        <w:ind w:firstLine="360"/>
-        <w:jc w:val="both"/>
-      </w:pPr>
-      <w:r>
-        <w:rPr>
-          <w:rFonts w:ascii="Times New Roman" w:cs="Times New Roman" w:eastAsia="Times New Roman" w:hAnsi="Times New Roman"/>
-          <w:sz w:val="22"/>
-          <w:szCs w:val="22"/>
-        </w:rPr>
-        <w:t xml:space="preserve">The platform is not a finished product and does not pretend to be. The backtest is in-sample. The ML validation AUC is 0.58, not 0.90. Many future-work items remain. But the architecture, the reproducibility, and the integration of alternative data with classical finance and modern LLMs is a concrete step forward.</w:t>
-      </w:r>
-    </w:p>
-    <w:p>
-      <w:pPr>
-        <w:spacing w:after="120" w:line="360"/>
-        <w:ind w:firstLine="360"/>
-        <w:jc w:val="both"/>
-      </w:pPr>
-      <w:r>
-        <w:rPr>
-          <w:rFonts w:ascii="Times New Roman" w:cs="Times New Roman" w:eastAsia="Times New Roman" w:hAnsi="Times New Roman"/>
-          <w:sz w:val="22"/>
-          <w:szCs w:val="22"/>
-        </w:rPr>
-        <w:t xml:space="preserve">If this work helps a single next-cohort student build something more ambitious on top of this scaffold, or helps a boutique quantitative shop save three months of infrastructure work, the effort will have been worthwhile. The numbers suggest the pieces are in place. The next test will be how others use and extend them.</w:t>
-      </w:r>
-    </w:p>
-    <w:p>
-      <w:pPr>
-        <w:spacing w:after="160" w:before="320" w:line="360"/>
-        <w:jc w:val="left"/>
-      </w:pPr>
-      <w:r>
-        <w:rPr>
-          <w:rFonts w:ascii="Times New Roman" w:cs="Times New Roman" w:eastAsia="Times New Roman" w:hAnsi="Times New Roman"/>
-          <w:b/>
-          <w:bCs/>
-          <w:sz w:val="28"/>
-          <w:szCs w:val="28"/>
-        </w:rPr>
-        <w:t xml:space="preserve">6.8 Summary</w:t>
-      </w:r>
-    </w:p>
-    <w:p>
-      <w:pPr>
-        <w:spacing w:after="120" w:line="360"/>
-        <w:ind w:firstLine="360"/>
-        <w:jc w:val="both"/>
-      </w:pPr>
-      <w:r>
-        <w:rPr>
-          <w:rFonts w:ascii="Times New Roman" w:cs="Times New Roman" w:eastAsia="Times New Roman" w:hAnsi="Times New Roman"/>
-          <w:sz w:val="22"/>
-          <w:szCs w:val="22"/>
-        </w:rPr>
-        <w:t xml:space="preserve">In summary, this report documents Hedgyyyboo — an open-source multi-asset quantitative research terminal that combines classical stochastic-calculus pricing, retrieval-augmented LLM narrative, autonomous rule-based trading, ML screener bootstrapped on synthetic backtests, marine-AIS alternative data, and institutional-grade LLM observability on commodity hardware at zero marginal cost. The code base is public at github.com/vedantkasargodya/hedgyyyboo-capstone.</w:t>
-      </w:r>
-    </w:p>
-    <w:p>
-      <w:pPr>
-        <w:pageBreakBefore/>
-        <w:spacing w:after="360" w:before="480" w:line="360"/>
-        <w:jc w:val="center"/>
-      </w:pPr>
-      <w:r>
-        <w:rPr>
-          <w:rFonts w:ascii="Times New Roman" w:cs="Times New Roman" w:eastAsia="Times New Roman" w:hAnsi="Times New Roman"/>
-          <w:b/>
-          <w:bCs/>
-          <w:sz w:val="34"/>
-          <w:szCs w:val="34"/>
-        </w:rPr>
-        <w:t xml:space="preserve">References</w:t>
-      </w:r>
-    </w:p>
-    <w:p>
-      <w:pPr>
-        <w:spacing w:after="120" w:line="300"/>
-        <w:ind w:left="360" w:hanging="360"/>
-        <w:jc w:val="both"/>
-      </w:pPr>
-      <w:r>
-        <w:rPr>
-          <w:rFonts w:ascii="Times New Roman" w:cs="Times New Roman" w:eastAsia="Times New Roman" w:hAnsi="Times New Roman"/>
-          <w:sz w:val="22"/>
-          <w:szCs w:val="22"/>
-        </w:rPr>
-        <w:t xml:space="preserve">1.  </w:t>
-      </w:r>
-      <w:r>
-        <w:rPr>
-          <w:rFonts w:ascii="Times New Roman" w:cs="Times New Roman" w:eastAsia="Times New Roman" w:hAnsi="Times New Roman"/>
-          <w:sz w:val="22"/>
-          <w:szCs w:val="22"/>
-        </w:rPr>
-        <w:t xml:space="preserve">Black, F., Scholes, M.: The Pricing of Options and Corporate Liabilities. Journal of Political Economy, vol. 81, no. 3, pp. 637–654 (1973).</w:t>
-      </w:r>
-    </w:p>
-    <w:p>
-      <w:pPr>
-        <w:spacing w:after="120" w:line="300"/>
-        <w:ind w:left="360" w:hanging="360"/>
-        <w:jc w:val="both"/>
-      </w:pPr>
-      <w:r>
-        <w:rPr>
-          <w:rFonts w:ascii="Times New Roman" w:cs="Times New Roman" w:eastAsia="Times New Roman" w:hAnsi="Times New Roman"/>
-          <w:sz w:val="22"/>
-          <w:szCs w:val="22"/>
-        </w:rPr>
-        <w:t xml:space="preserve">2.  </w:t>
-      </w:r>
-      <w:r>
-        <w:rPr>
-          <w:rFonts w:ascii="Times New Roman" w:cs="Times New Roman" w:eastAsia="Times New Roman" w:hAnsi="Times New Roman"/>
-          <w:sz w:val="22"/>
-          <w:szCs w:val="22"/>
-        </w:rPr>
-        <w:t xml:space="preserve">Heston, S. L.: A Closed-Form Solution for Options with Stochastic Volatility with Applications to Bond and Currency Options. Review of Financial Studies, vol. 6, no. 2, pp. 327–343 (1993).</w:t>
-      </w:r>
-    </w:p>
-    <w:p>
-      <w:pPr>
-        <w:spacing w:after="120" w:line="300"/>
-        <w:ind w:left="360" w:hanging="360"/>
-        <w:jc w:val="both"/>
-      </w:pPr>
-      <w:r>
-        <w:rPr>
-          <w:rFonts w:ascii="Times New Roman" w:cs="Times New Roman" w:eastAsia="Times New Roman" w:hAnsi="Times New Roman"/>
-          <w:sz w:val="22"/>
-          <w:szCs w:val="22"/>
-        </w:rPr>
-        <w:t xml:space="preserve">3.  </w:t>
-      </w:r>
-      <w:r>
-        <w:rPr>
-          <w:rFonts w:ascii="Times New Roman" w:cs="Times New Roman" w:eastAsia="Times New Roman" w:hAnsi="Times New Roman"/>
-          <w:sz w:val="22"/>
-          <w:szCs w:val="22"/>
-        </w:rPr>
-        <w:t xml:space="preserve">Hull, J., White, A.: Pricing Interest-Rate-Derivative Securities. Review of Financial Studies, vol. 3, no. 4, pp. 573–592 (1990).</w:t>
-      </w:r>
-    </w:p>
-    <w:p>
-      <w:pPr>
-        <w:spacing w:after="120" w:line="300"/>
-        <w:ind w:left="360" w:hanging="360"/>
-        <w:jc w:val="both"/>
-      </w:pPr>
-      <w:r>
-        <w:rPr>
-          <w:rFonts w:ascii="Times New Roman" w:cs="Times New Roman" w:eastAsia="Times New Roman" w:hAnsi="Times New Roman"/>
-          <w:sz w:val="22"/>
-          <w:szCs w:val="22"/>
-        </w:rPr>
-        <w:t xml:space="preserve">4.  </w:t>
-      </w:r>
-      <w:r>
-        <w:rPr>
-          <w:rFonts w:ascii="Times New Roman" w:cs="Times New Roman" w:eastAsia="Times New Roman" w:hAnsi="Times New Roman"/>
-          <w:sz w:val="22"/>
-          <w:szCs w:val="22"/>
-        </w:rPr>
-        <w:t xml:space="preserve">Vasicek, O.: An Equilibrium Characterization of the Term Structure. Journal of Financial Economics, vol. 5, no. 2, pp. 177–188 (1977).</w:t>
-      </w:r>
-    </w:p>
-    <w:p>
-      <w:pPr>
-        <w:spacing w:after="120" w:line="300"/>
-        <w:ind w:left="360" w:hanging="360"/>
-        <w:jc w:val="both"/>
-      </w:pPr>
-      <w:r>
-        <w:rPr>
-          <w:rFonts w:ascii="Times New Roman" w:cs="Times New Roman" w:eastAsia="Times New Roman" w:hAnsi="Times New Roman"/>
-          <w:sz w:val="22"/>
-          <w:szCs w:val="22"/>
-        </w:rPr>
-        <w:t xml:space="preserve">5.  </w:t>
-      </w:r>
-      <w:r>
-        <w:rPr>
-          <w:rFonts w:ascii="Times New Roman" w:cs="Times New Roman" w:eastAsia="Times New Roman" w:hAnsi="Times New Roman"/>
-          <w:sz w:val="22"/>
-          <w:szCs w:val="22"/>
-        </w:rPr>
-        <w:t xml:space="preserve">Uhlenbeck, G. E., Ornstein, L. S.: On the Theory of the Brownian Motion. Physical Review, vol. 36, pp. 823–841 (1930).</w:t>
-      </w:r>
-    </w:p>
-    <w:p>
-      <w:pPr>
-        <w:spacing w:after="120" w:line="300"/>
-        <w:ind w:left="360" w:hanging="360"/>
-        <w:jc w:val="both"/>
-      </w:pPr>
-      <w:r>
-        <w:rPr>
-          <w:rFonts w:ascii="Times New Roman" w:cs="Times New Roman" w:eastAsia="Times New Roman" w:hAnsi="Times New Roman"/>
-          <w:sz w:val="22"/>
-          <w:szCs w:val="22"/>
-        </w:rPr>
-        <w:t xml:space="preserve">6.  </w:t>
-      </w:r>
-      <w:r>
-        <w:rPr>
-          <w:rFonts w:ascii="Times New Roman" w:cs="Times New Roman" w:eastAsia="Times New Roman" w:hAnsi="Times New Roman"/>
-          <w:sz w:val="22"/>
-          <w:szCs w:val="22"/>
-        </w:rPr>
-        <w:t xml:space="preserve">Vidyamurthy, G.: Pairs Trading: Quantitative Methods and Analysis. Wiley, 2004.</w:t>
-      </w:r>
-    </w:p>
-    <w:p>
-      <w:pPr>
-        <w:spacing w:after="120" w:line="300"/>
-        <w:ind w:left="360" w:hanging="360"/>
-        <w:jc w:val="both"/>
-      </w:pPr>
-      <w:r>
-        <w:rPr>
-          <w:rFonts w:ascii="Times New Roman" w:cs="Times New Roman" w:eastAsia="Times New Roman" w:hAnsi="Times New Roman"/>
-          <w:sz w:val="22"/>
-          <w:szCs w:val="22"/>
-        </w:rPr>
-        <w:t xml:space="preserve">7.  </w:t>
-      </w:r>
-      <w:r>
-        <w:rPr>
-          <w:rFonts w:ascii="Times New Roman" w:cs="Times New Roman" w:eastAsia="Times New Roman" w:hAnsi="Times New Roman"/>
-          <w:sz w:val="22"/>
-          <w:szCs w:val="22"/>
-        </w:rPr>
-        <w:t xml:space="preserve">Aït-Sahalia, Y.: Maximum Likelihood Estimation of Discretely Sampled Diffusions. Econometrica, vol. 70, no. 1, pp. 223–262 (2002).</w:t>
-      </w:r>
-    </w:p>
-    <w:p>
-      <w:pPr>
-        <w:spacing w:after="120" w:line="300"/>
-        <w:ind w:left="360" w:hanging="360"/>
-        <w:jc w:val="both"/>
-      </w:pPr>
-      <w:r>
-        <w:rPr>
-          <w:rFonts w:ascii="Times New Roman" w:cs="Times New Roman" w:eastAsia="Times New Roman" w:hAnsi="Times New Roman"/>
-          <w:sz w:val="22"/>
-          <w:szCs w:val="22"/>
-        </w:rPr>
-        <w:t xml:space="preserve">8.  </w:t>
-      </w:r>
-      <w:r>
-        <w:rPr>
-          <w:rFonts w:ascii="Times New Roman" w:cs="Times New Roman" w:eastAsia="Times New Roman" w:hAnsi="Times New Roman"/>
-          <w:sz w:val="22"/>
-          <w:szCs w:val="22"/>
-        </w:rPr>
-        <w:t xml:space="preserve">Gatheral, J.: The Volatility Surface: A Practitioner's Guide. Wiley, 2006.</w:t>
-      </w:r>
-    </w:p>
-    <w:p>
-      <w:pPr>
-        <w:spacing w:after="120" w:line="300"/>
-        <w:ind w:left="360" w:hanging="360"/>
-        <w:jc w:val="both"/>
-      </w:pPr>
-      <w:r>
-        <w:rPr>
-          <w:rFonts w:ascii="Times New Roman" w:cs="Times New Roman" w:eastAsia="Times New Roman" w:hAnsi="Times New Roman"/>
-          <w:sz w:val="22"/>
-          <w:szCs w:val="22"/>
-        </w:rPr>
-        <w:t xml:space="preserve">9.  </w:t>
-      </w:r>
-      <w:r>
-        <w:rPr>
-          <w:rFonts w:ascii="Times New Roman" w:cs="Times New Roman" w:eastAsia="Times New Roman" w:hAnsi="Times New Roman"/>
-          <w:sz w:val="22"/>
-          <w:szCs w:val="22"/>
-        </w:rPr>
-        <w:t xml:space="preserve">Jamshidian, F.: An Exact Bond Option Formula. Journal of Finance, vol. 44, no. 1, pp. 205–209 (1989).</w:t>
-      </w:r>
-    </w:p>
-    <w:p>
-      <w:pPr>
-        <w:spacing w:after="120" w:line="300"/>
-        <w:ind w:left="360" w:hanging="360"/>
-        <w:jc w:val="both"/>
-      </w:pPr>
-      <w:r>
-        <w:rPr>
-          <w:rFonts w:ascii="Times New Roman" w:cs="Times New Roman" w:eastAsia="Times New Roman" w:hAnsi="Times New Roman"/>
-          <w:sz w:val="22"/>
-          <w:szCs w:val="22"/>
-        </w:rPr>
-        <w:t xml:space="preserve">10.  </w:t>
-      </w:r>
-      <w:r>
-        <w:rPr>
-          <w:rFonts w:ascii="Times New Roman" w:cs="Times New Roman" w:eastAsia="Times New Roman" w:hAnsi="Times New Roman"/>
-          <w:sz w:val="22"/>
-          <w:szCs w:val="22"/>
-        </w:rPr>
-        <w:t xml:space="preserve">Andersen, L.: Simple and Efficient Simulation of the Heston Model. Journal of Computational Finance, vol. 11, no. 3, pp. 1–42 (2008).</w:t>
-      </w:r>
-    </w:p>
-    <w:p>
-      <w:pPr>
-        <w:spacing w:after="120" w:line="300"/>
-        <w:ind w:left="360" w:hanging="360"/>
-        <w:jc w:val="both"/>
-      </w:pPr>
-      <w:r>
-        <w:rPr>
-          <w:rFonts w:ascii="Times New Roman" w:cs="Times New Roman" w:eastAsia="Times New Roman" w:hAnsi="Times New Roman"/>
-          <w:sz w:val="22"/>
-          <w:szCs w:val="22"/>
-        </w:rPr>
-        <w:t xml:space="preserve">11.  </w:t>
-      </w:r>
-      <w:r>
-        <w:rPr>
-          <w:rFonts w:ascii="Times New Roman" w:cs="Times New Roman" w:eastAsia="Times New Roman" w:hAnsi="Times New Roman"/>
-          <w:sz w:val="22"/>
-          <w:szCs w:val="22"/>
-        </w:rPr>
-        <w:t xml:space="preserve">Litterman, R., Scheinkman, J.: Common Factors Affecting Bond Returns. Journal of Fixed Income, vol. 1, no. 1, pp. 54–61 (1991).</w:t>
-      </w:r>
-    </w:p>
-    <w:p>
-      <w:pPr>
-        <w:spacing w:after="120" w:line="300"/>
-        <w:ind w:left="360" w:hanging="360"/>
-        <w:jc w:val="both"/>
-      </w:pPr>
-      <w:r>
-        <w:rPr>
-          <w:rFonts w:ascii="Times New Roman" w:cs="Times New Roman" w:eastAsia="Times New Roman" w:hAnsi="Times New Roman"/>
-          <w:sz w:val="22"/>
-          <w:szCs w:val="22"/>
-        </w:rPr>
-        <w:t xml:space="preserve">12.  </w:t>
-      </w:r>
-      <w:r>
-        <w:rPr>
-          <w:rFonts w:ascii="Times New Roman" w:cs="Times New Roman" w:eastAsia="Times New Roman" w:hAnsi="Times New Roman"/>
-          <w:sz w:val="22"/>
-          <w:szCs w:val="22"/>
-        </w:rPr>
-        <w:t xml:space="preserve">Nelson, C. R., Siegel, A. F.: Parsimonious Modeling of Yield Curves. Journal of Business, vol. 60, no. 4, pp. 473–489 (1987).</w:t>
-      </w:r>
-    </w:p>
-    <w:p>
-      <w:pPr>
-        <w:spacing w:after="120" w:line="300"/>
-        <w:ind w:left="360" w:hanging="360"/>
-        <w:jc w:val="both"/>
-      </w:pPr>
-      <w:r>
-        <w:rPr>
-          <w:rFonts w:ascii="Times New Roman" w:cs="Times New Roman" w:eastAsia="Times New Roman" w:hAnsi="Times New Roman"/>
-          <w:sz w:val="22"/>
-          <w:szCs w:val="22"/>
-        </w:rPr>
-        <w:t xml:space="preserve">13.  </w:t>
-      </w:r>
-      <w:r>
-        <w:rPr>
-          <w:rFonts w:ascii="Times New Roman" w:cs="Times New Roman" w:eastAsia="Times New Roman" w:hAnsi="Times New Roman"/>
-          <w:sz w:val="22"/>
-          <w:szCs w:val="22"/>
-        </w:rPr>
-        <w:t xml:space="preserve">Svensson, L. E. O.: Estimating and Interpreting Forward Interest Rates: Sweden 1992–1994. NBER Working Paper 4871 (1994).</w:t>
-      </w:r>
-    </w:p>
-    <w:p>
-      <w:pPr>
-        <w:spacing w:after="120" w:line="300"/>
-        <w:ind w:left="360" w:hanging="360"/>
-        <w:jc w:val="both"/>
-      </w:pPr>
-      <w:r>
-        <w:rPr>
-          <w:rFonts w:ascii="Times New Roman" w:cs="Times New Roman" w:eastAsia="Times New Roman" w:hAnsi="Times New Roman"/>
-          <w:sz w:val="22"/>
-          <w:szCs w:val="22"/>
-        </w:rPr>
-        <w:t xml:space="preserve">14.  </w:t>
-      </w:r>
-      <w:r>
-        <w:rPr>
-          <w:rFonts w:ascii="Times New Roman" w:cs="Times New Roman" w:eastAsia="Times New Roman" w:hAnsi="Times New Roman"/>
-          <w:sz w:val="22"/>
-          <w:szCs w:val="22"/>
-        </w:rPr>
-        <w:t xml:space="preserve">Diebold, F. X., Li, C.: Forecasting the Term Structure of Government Bond Yields. Journal of Econometrics, vol. 130, pp. 337–364 (2006).</w:t>
-      </w:r>
-    </w:p>
-    <w:p>
-      <w:pPr>
-        <w:spacing w:after="120" w:line="300"/>
-        <w:ind w:left="360" w:hanging="360"/>
-        <w:jc w:val="both"/>
-      </w:pPr>
-      <w:r>
-        <w:rPr>
-          <w:rFonts w:ascii="Times New Roman" w:cs="Times New Roman" w:eastAsia="Times New Roman" w:hAnsi="Times New Roman"/>
-          <w:sz w:val="22"/>
-          <w:szCs w:val="22"/>
-        </w:rPr>
-        <w:t xml:space="preserve">15.  </w:t>
-      </w:r>
-      <w:r>
-        <w:rPr>
-          <w:rFonts w:ascii="Times New Roman" w:cs="Times New Roman" w:eastAsia="Times New Roman" w:hAnsi="Times New Roman"/>
-          <w:sz w:val="22"/>
-          <w:szCs w:val="22"/>
-        </w:rPr>
-        <w:t xml:space="preserve">Engle, R. F.: Autoregressive Conditional Heteroskedasticity. Econometrica, vol. 50, no. 4, pp. 987–1007 (1982).</w:t>
-      </w:r>
-    </w:p>
-    <w:p>
-      <w:pPr>
-        <w:spacing w:after="120" w:line="300"/>
-        <w:ind w:left="360" w:hanging="360"/>
-        <w:jc w:val="both"/>
-      </w:pPr>
-      <w:r>
-        <w:rPr>
-          <w:rFonts w:ascii="Times New Roman" w:cs="Times New Roman" w:eastAsia="Times New Roman" w:hAnsi="Times New Roman"/>
-          <w:sz w:val="22"/>
-          <w:szCs w:val="22"/>
-        </w:rPr>
-        <w:t xml:space="preserve">16.  </w:t>
-      </w:r>
-      <w:r>
-        <w:rPr>
-          <w:rFonts w:ascii="Times New Roman" w:cs="Times New Roman" w:eastAsia="Times New Roman" w:hAnsi="Times New Roman"/>
-          <w:sz w:val="22"/>
-          <w:szCs w:val="22"/>
-        </w:rPr>
-        <w:t xml:space="preserve">Bollerslev, T.: Generalized Autoregressive Conditional Heteroskedasticity. Journal of Econometrics, vol. 31, no. 3, pp. 307–327 (1986).</w:t>
-      </w:r>
-    </w:p>
-    <w:p>
-      <w:pPr>
-        <w:spacing w:after="120" w:line="300"/>
-        <w:ind w:left="360" w:hanging="360"/>
-        <w:jc w:val="both"/>
-      </w:pPr>
-      <w:r>
-        <w:rPr>
-          <w:rFonts w:ascii="Times New Roman" w:cs="Times New Roman" w:eastAsia="Times New Roman" w:hAnsi="Times New Roman"/>
-          <w:sz w:val="22"/>
-          <w:szCs w:val="22"/>
-        </w:rPr>
-        <w:t xml:space="preserve">17.  </w:t>
-      </w:r>
-      <w:r>
-        <w:rPr>
-          <w:rFonts w:ascii="Times New Roman" w:cs="Times New Roman" w:eastAsia="Times New Roman" w:hAnsi="Times New Roman"/>
-          <w:sz w:val="22"/>
-          <w:szCs w:val="22"/>
-        </w:rPr>
-        <w:t xml:space="preserve">Bollerslev, T.: A Conditionally Heteroskedastic Time-Series Model. Review of Economics and Statistics, vol. 69, pp. 542–547 (1987).</w:t>
-      </w:r>
-    </w:p>
-    <w:p>
-      <w:pPr>
-        <w:spacing w:after="120" w:line="300"/>
-        <w:ind w:left="360" w:hanging="360"/>
-        <w:jc w:val="both"/>
-      </w:pPr>
-      <w:r>
-        <w:rPr>
-          <w:rFonts w:ascii="Times New Roman" w:cs="Times New Roman" w:eastAsia="Times New Roman" w:hAnsi="Times New Roman"/>
-          <w:sz w:val="22"/>
-          <w:szCs w:val="22"/>
-        </w:rPr>
-        <w:t xml:space="preserve">18.  </w:t>
-      </w:r>
-      <w:r>
-        <w:rPr>
-          <w:rFonts w:ascii="Times New Roman" w:cs="Times New Roman" w:eastAsia="Times New Roman" w:hAnsi="Times New Roman"/>
-          <w:sz w:val="22"/>
-          <w:szCs w:val="22"/>
-        </w:rPr>
-        <w:t xml:space="preserve">McNeil, A. J., Frey, R., Embrechts, P.: Quantitative Risk Management. Princeton University Press, 2nd Ed. (2015).</w:t>
-      </w:r>
-    </w:p>
-    <w:p>
-      <w:pPr>
-        <w:spacing w:after="120" w:line="300"/>
-        <w:ind w:left="360" w:hanging="360"/>
-        <w:jc w:val="both"/>
-      </w:pPr>
-      <w:r>
-        <w:rPr>
-          <w:rFonts w:ascii="Times New Roman" w:cs="Times New Roman" w:eastAsia="Times New Roman" w:hAnsi="Times New Roman"/>
-          <w:sz w:val="22"/>
-          <w:szCs w:val="22"/>
-        </w:rPr>
-        <w:t xml:space="preserve">19.  </w:t>
-      </w:r>
-      <w:r>
-        <w:rPr>
-          <w:rFonts w:ascii="Times New Roman" w:cs="Times New Roman" w:eastAsia="Times New Roman" w:hAnsi="Times New Roman"/>
-          <w:sz w:val="22"/>
-          <w:szCs w:val="22"/>
-        </w:rPr>
-        <w:t xml:space="preserve">Mandelbrot, B. B., van Ness, J. W.: Fractional Brownian Motions. SIAM Review, vol. 10, no. 4, pp. 422–437 (1968).</w:t>
-      </w:r>
-    </w:p>
-    <w:p>
-      <w:pPr>
-        <w:spacing w:after="120" w:line="300"/>
-        <w:ind w:left="360" w:hanging="360"/>
-        <w:jc w:val="both"/>
-      </w:pPr>
-      <w:r>
-        <w:rPr>
-          <w:rFonts w:ascii="Times New Roman" w:cs="Times New Roman" w:eastAsia="Times New Roman" w:hAnsi="Times New Roman"/>
-          <w:sz w:val="22"/>
-          <w:szCs w:val="22"/>
-        </w:rPr>
-        <w:t xml:space="preserve">20.  </w:t>
-      </w:r>
-      <w:r>
-        <w:rPr>
-          <w:rFonts w:ascii="Times New Roman" w:cs="Times New Roman" w:eastAsia="Times New Roman" w:hAnsi="Times New Roman"/>
-          <w:sz w:val="22"/>
-          <w:szCs w:val="22"/>
-        </w:rPr>
-        <w:t xml:space="preserve">Hurst, H. E.: Long-Term Storage Capacity of Reservoirs. Transactions ASCE, vol. 116, pp. 770–808 (1951).</w:t>
-      </w:r>
-    </w:p>
-    <w:p>
-      <w:pPr>
-        <w:spacing w:after="120" w:line="300"/>
-        <w:ind w:left="360" w:hanging="360"/>
-        <w:jc w:val="both"/>
-      </w:pPr>
-      <w:r>
-        <w:rPr>
-          <w:rFonts w:ascii="Times New Roman" w:cs="Times New Roman" w:eastAsia="Times New Roman" w:hAnsi="Times New Roman"/>
-          <w:sz w:val="22"/>
-          <w:szCs w:val="22"/>
-        </w:rPr>
-        <w:t xml:space="preserve">21.  </w:t>
-      </w:r>
-      <w:r>
-        <w:rPr>
-          <w:rFonts w:ascii="Times New Roman" w:cs="Times New Roman" w:eastAsia="Times New Roman" w:hAnsi="Times New Roman"/>
-          <w:sz w:val="22"/>
-          <w:szCs w:val="22"/>
-        </w:rPr>
-        <w:t xml:space="preserve">Kidger, P., Foster, J., Li, X., Oberhauser, H., Lyons, T.: Neural SDEs as Infinite-Dimensional GANs. In: Proc. ICML (2021).</w:t>
-      </w:r>
-    </w:p>
-    <w:p>
-      <w:pPr>
-        <w:spacing w:after="120" w:line="300"/>
-        <w:ind w:left="360" w:hanging="360"/>
-        <w:jc w:val="both"/>
-      </w:pPr>
-      <w:r>
-        <w:rPr>
-          <w:rFonts w:ascii="Times New Roman" w:cs="Times New Roman" w:eastAsia="Times New Roman" w:hAnsi="Times New Roman"/>
-          <w:sz w:val="22"/>
-          <w:szCs w:val="22"/>
-        </w:rPr>
-        <w:t xml:space="preserve">22.  </w:t>
-      </w:r>
-      <w:r>
-        <w:rPr>
-          <w:rFonts w:ascii="Times New Roman" w:cs="Times New Roman" w:eastAsia="Times New Roman" w:hAnsi="Times New Roman"/>
-          <w:sz w:val="22"/>
-          <w:szCs w:val="22"/>
-        </w:rPr>
-        <w:t xml:space="preserve">Chen, R. T. Q., Rubanova, Y., Bettencourt, J., Duvenaud, D.: Neural Ordinary Differential Equations. In: Proc. NeurIPS (2018).</w:t>
-      </w:r>
-    </w:p>
-    <w:p>
-      <w:pPr>
-        <w:spacing w:after="120" w:line="300"/>
-        <w:ind w:left="360" w:hanging="360"/>
-        <w:jc w:val="both"/>
-      </w:pPr>
-      <w:r>
-        <w:rPr>
-          <w:rFonts w:ascii="Times New Roman" w:cs="Times New Roman" w:eastAsia="Times New Roman" w:hAnsi="Times New Roman"/>
-          <w:sz w:val="22"/>
-          <w:szCs w:val="22"/>
-        </w:rPr>
-        <w:t xml:space="preserve">23.  </w:t>
-      </w:r>
-      <w:r>
-        <w:rPr>
-          <w:rFonts w:ascii="Times New Roman" w:cs="Times New Roman" w:eastAsia="Times New Roman" w:hAnsi="Times New Roman"/>
-          <w:sz w:val="22"/>
-          <w:szCs w:val="22"/>
-        </w:rPr>
-        <w:t xml:space="preserve">Tzen, B., Raginsky, M.: Theoretical Guarantees for Sampling in Generative Models. In: Proc. COLT (2019).</w:t>
-      </w:r>
-    </w:p>
-    <w:p>
-      <w:pPr>
-        <w:spacing w:after="120" w:line="300"/>
-        <w:ind w:left="360" w:hanging="360"/>
-        <w:jc w:val="both"/>
-      </w:pPr>
-      <w:r>
-        <w:rPr>
-          <w:rFonts w:ascii="Times New Roman" w:cs="Times New Roman" w:eastAsia="Times New Roman" w:hAnsi="Times New Roman"/>
-          <w:sz w:val="22"/>
-          <w:szCs w:val="22"/>
-        </w:rPr>
-        <w:t xml:space="preserve">24.  </w:t>
-      </w:r>
-      <w:r>
-        <w:rPr>
-          <w:rFonts w:ascii="Times New Roman" w:cs="Times New Roman" w:eastAsia="Times New Roman" w:hAnsi="Times New Roman"/>
-          <w:sz w:val="22"/>
-          <w:szCs w:val="22"/>
-        </w:rPr>
-        <w:t xml:space="preserve">Lewis, P., et al.: Retrieval-Augmented Generation for Knowledge-Intensive NLP Tasks. In: Proc. NeurIPS (2020).</w:t>
-      </w:r>
-    </w:p>
-    <w:p>
-      <w:pPr>
-        <w:spacing w:after="120" w:line="300"/>
-        <w:ind w:left="360" w:hanging="360"/>
-        <w:jc w:val="both"/>
-      </w:pPr>
-      <w:r>
-        <w:rPr>
-          <w:rFonts w:ascii="Times New Roman" w:cs="Times New Roman" w:eastAsia="Times New Roman" w:hAnsi="Times New Roman"/>
-          <w:sz w:val="22"/>
-          <w:szCs w:val="22"/>
-        </w:rPr>
-        <w:t xml:space="preserve">25.  </w:t>
-      </w:r>
-      <w:r>
-        <w:rPr>
-          <w:rFonts w:ascii="Times New Roman" w:cs="Times New Roman" w:eastAsia="Times New Roman" w:hAnsi="Times New Roman"/>
-          <w:sz w:val="22"/>
-          <w:szCs w:val="22"/>
-        </w:rPr>
-        <w:t xml:space="preserve">Gao, Y., et al.: Retrieval-Augmented Generation for LLMs: A Survey. arXiv:2312.10997 (2023).</w:t>
-      </w:r>
-    </w:p>
-    <w:p>
-      <w:pPr>
-        <w:spacing w:after="120" w:line="300"/>
-        <w:ind w:left="360" w:hanging="360"/>
-        <w:jc w:val="both"/>
-      </w:pPr>
-      <w:r>
-        <w:rPr>
-          <w:rFonts w:ascii="Times New Roman" w:cs="Times New Roman" w:eastAsia="Times New Roman" w:hAnsi="Times New Roman"/>
-          <w:sz w:val="22"/>
-          <w:szCs w:val="22"/>
-        </w:rPr>
-        <w:t xml:space="preserve">26.  </w:t>
-      </w:r>
-      <w:r>
-        <w:rPr>
-          <w:rFonts w:ascii="Times New Roman" w:cs="Times New Roman" w:eastAsia="Times New Roman" w:hAnsi="Times New Roman"/>
-          <w:sz w:val="22"/>
-          <w:szCs w:val="22"/>
-        </w:rPr>
-        <w:t xml:space="preserve">Araci, D.: FinBERT: Financial Sentiment Analysis with Pre-Trained Language Models. arXiv:1908.10063 (2019).</w:t>
-      </w:r>
-    </w:p>
-    <w:p>
-      <w:pPr>
-        <w:spacing w:after="120" w:line="300"/>
-        <w:ind w:left="360" w:hanging="360"/>
-        <w:jc w:val="both"/>
-      </w:pPr>
-      <w:r>
-        <w:rPr>
-          <w:rFonts w:ascii="Times New Roman" w:cs="Times New Roman" w:eastAsia="Times New Roman" w:hAnsi="Times New Roman"/>
-          <w:sz w:val="22"/>
-          <w:szCs w:val="22"/>
-        </w:rPr>
-        <w:t xml:space="preserve">27.  </w:t>
-      </w:r>
-      <w:r>
-        <w:rPr>
-          <w:rFonts w:ascii="Times New Roman" w:cs="Times New Roman" w:eastAsia="Times New Roman" w:hAnsi="Times New Roman"/>
-          <w:sz w:val="22"/>
-          <w:szCs w:val="22"/>
-        </w:rPr>
-        <w:t xml:space="preserve">Yang, H., Liu, X.-Y., Wang, C. D.: FinGPT: Open-Source Financial Large Language Models. arXiv:2306.06031 (2023).</w:t>
-      </w:r>
-    </w:p>
-    <w:p>
-      <w:pPr>
-        <w:spacing w:after="120" w:line="300"/>
-        <w:ind w:left="360" w:hanging="360"/>
-        <w:jc w:val="both"/>
-      </w:pPr>
-      <w:r>
-        <w:rPr>
-          <w:rFonts w:ascii="Times New Roman" w:cs="Times New Roman" w:eastAsia="Times New Roman" w:hAnsi="Times New Roman"/>
-          <w:sz w:val="22"/>
-          <w:szCs w:val="22"/>
-        </w:rPr>
-        <w:t xml:space="preserve">28.  </w:t>
-      </w:r>
-      <w:r>
-        <w:rPr>
-          <w:rFonts w:ascii="Times New Roman" w:cs="Times New Roman" w:eastAsia="Times New Roman" w:hAnsi="Times New Roman"/>
-          <w:sz w:val="22"/>
-          <w:szCs w:val="22"/>
-        </w:rPr>
-        <w:t xml:space="preserve">Wu, S., et al.: BloombergGPT: A Large Language Model for Finance. arXiv:2303.17564 (2023).</w:t>
-      </w:r>
-    </w:p>
-    <w:p>
-      <w:pPr>
-        <w:spacing w:after="120" w:line="300"/>
-        <w:ind w:left="360" w:hanging="360"/>
-        <w:jc w:val="both"/>
-      </w:pPr>
-      <w:r>
-        <w:rPr>
-          <w:rFonts w:ascii="Times New Roman" w:cs="Times New Roman" w:eastAsia="Times New Roman" w:hAnsi="Times New Roman"/>
-          <w:sz w:val="22"/>
-          <w:szCs w:val="22"/>
-        </w:rPr>
-        <w:t xml:space="preserve">29.  </w:t>
-      </w:r>
-      <w:r>
-        <w:rPr>
-          <w:rFonts w:ascii="Times New Roman" w:cs="Times New Roman" w:eastAsia="Times New Roman" w:hAnsi="Times New Roman"/>
-          <w:sz w:val="22"/>
-          <w:szCs w:val="22"/>
-        </w:rPr>
-        <w:t xml:space="preserve">Gemma Team, Google DeepMind: Gemma 3: Open Models Based on Gemini Research and Technology. Google Technical Report (2025).</w:t>
-      </w:r>
-    </w:p>
-    <w:p>
-      <w:pPr>
-        <w:spacing w:after="120" w:line="300"/>
-        <w:ind w:left="360" w:hanging="360"/>
-        <w:jc w:val="both"/>
-      </w:pPr>
-      <w:r>
-        <w:rPr>
-          <w:rFonts w:ascii="Times New Roman" w:cs="Times New Roman" w:eastAsia="Times New Roman" w:hAnsi="Times New Roman"/>
-          <w:sz w:val="22"/>
-          <w:szCs w:val="22"/>
-        </w:rPr>
-        <w:t xml:space="preserve">30.  </w:t>
-      </w:r>
-      <w:r>
-        <w:rPr>
-          <w:rFonts w:ascii="Times New Roman" w:cs="Times New Roman" w:eastAsia="Times New Roman" w:hAnsi="Times New Roman"/>
-          <w:sz w:val="22"/>
-          <w:szCs w:val="22"/>
-        </w:rPr>
-        <w:t xml:space="preserve">Bang, Y., et al.: A Multitask, Multilingual, Multimodal Evaluation of ChatGPT. arXiv:2302.04023 (2023).</w:t>
-      </w:r>
-    </w:p>
-    <w:p>
-      <w:pPr>
-        <w:spacing w:after="120" w:line="300"/>
-        <w:ind w:left="360" w:hanging="360"/>
-        <w:jc w:val="both"/>
-      </w:pPr>
-      <w:r>
-        <w:rPr>
-          <w:rFonts w:ascii="Times New Roman" w:cs="Times New Roman" w:eastAsia="Times New Roman" w:hAnsi="Times New Roman"/>
-          <w:sz w:val="22"/>
-          <w:szCs w:val="22"/>
-        </w:rPr>
-        <w:t xml:space="preserve">31.  </w:t>
-      </w:r>
-      <w:r>
-        <w:rPr>
-          <w:rFonts w:ascii="Times New Roman" w:cs="Times New Roman" w:eastAsia="Times New Roman" w:hAnsi="Times New Roman"/>
-          <w:sz w:val="22"/>
-          <w:szCs w:val="22"/>
-        </w:rPr>
-        <w:t xml:space="preserve">Wolf, T., et al.: HuggingFace Transformers: State-of-the-art NLP. arXiv:1910.03771 (2020).</w:t>
-      </w:r>
-    </w:p>
-    <w:p>
-      <w:pPr>
-        <w:spacing w:after="120" w:line="300"/>
-        <w:ind w:left="360" w:hanging="360"/>
-        <w:jc w:val="both"/>
-      </w:pPr>
-      <w:r>
-        <w:rPr>
-          <w:rFonts w:ascii="Times New Roman" w:cs="Times New Roman" w:eastAsia="Times New Roman" w:hAnsi="Times New Roman"/>
-          <w:sz w:val="22"/>
-          <w:szCs w:val="22"/>
-        </w:rPr>
-        <w:t xml:space="preserve">32.  </w:t>
-      </w:r>
-      <w:r>
-        <w:rPr>
-          <w:rFonts w:ascii="Times New Roman" w:cs="Times New Roman" w:eastAsia="Times New Roman" w:hAnsi="Times New Roman"/>
-          <w:sz w:val="22"/>
-          <w:szCs w:val="22"/>
-        </w:rPr>
-        <w:t xml:space="preserve">Zheng, L., et al.: Judging LLM-as-a-Judge with MT-Bench and Chatbot Arena. In: Proc. NeurIPS (2023).</w:t>
-      </w:r>
-    </w:p>
-    <w:p>
-      <w:pPr>
-        <w:spacing w:after="120" w:line="300"/>
-        <w:ind w:left="360" w:hanging="360"/>
-        <w:jc w:val="both"/>
-      </w:pPr>
-      <w:r>
-        <w:rPr>
-          <w:rFonts w:ascii="Times New Roman" w:cs="Times New Roman" w:eastAsia="Times New Roman" w:hAnsi="Times New Roman"/>
-          <w:sz w:val="22"/>
-          <w:szCs w:val="22"/>
-        </w:rPr>
-        <w:t xml:space="preserve">33.  </w:t>
-      </w:r>
-      <w:r>
-        <w:rPr>
-          <w:rFonts w:ascii="Times New Roman" w:cs="Times New Roman" w:eastAsia="Times New Roman" w:hAnsi="Times New Roman"/>
-          <w:sz w:val="22"/>
-          <w:szCs w:val="22"/>
-        </w:rPr>
-        <w:t xml:space="preserve">Chen, Z., et al.: FinQA: A Dataset of Numerical Reasoning over Financial Data. In: Proc. EMNLP (2021).</w:t>
-      </w:r>
-    </w:p>
-    <w:p>
-      <w:pPr>
-        <w:spacing w:after="120" w:line="300"/>
-        <w:ind w:left="360" w:hanging="360"/>
-        <w:jc w:val="both"/>
-      </w:pPr>
-      <w:r>
-        <w:rPr>
-          <w:rFonts w:ascii="Times New Roman" w:cs="Times New Roman" w:eastAsia="Times New Roman" w:hAnsi="Times New Roman"/>
-          <w:sz w:val="22"/>
-          <w:szCs w:val="22"/>
-        </w:rPr>
-        <w:t xml:space="preserve">34.  </w:t>
-      </w:r>
-      <w:r>
-        <w:rPr>
-          <w:rFonts w:ascii="Times New Roman" w:cs="Times New Roman" w:eastAsia="Times New Roman" w:hAnsi="Times New Roman"/>
-          <w:sz w:val="22"/>
-          <w:szCs w:val="22"/>
-        </w:rPr>
-        <w:t xml:space="preserve">Kupiec, P. H.: Techniques for Verifying the Accuracy of Risk Management Models. Journal of Derivatives, vol. 3, no. 2, pp. 73–84 (1995).</w:t>
-      </w:r>
-    </w:p>
-    <w:p>
-      <w:pPr>
-        <w:spacing w:after="120" w:line="300"/>
-        <w:ind w:left="360" w:hanging="360"/>
-        <w:jc w:val="both"/>
-      </w:pPr>
-      <w:r>
-        <w:rPr>
-          <w:rFonts w:ascii="Times New Roman" w:cs="Times New Roman" w:eastAsia="Times New Roman" w:hAnsi="Times New Roman"/>
-          <w:sz w:val="22"/>
-          <w:szCs w:val="22"/>
-        </w:rPr>
-        <w:t xml:space="preserve">35.  </w:t>
-      </w:r>
-      <w:r>
-        <w:rPr>
-          <w:rFonts w:ascii="Times New Roman" w:cs="Times New Roman" w:eastAsia="Times New Roman" w:hAnsi="Times New Roman"/>
-          <w:sz w:val="22"/>
-          <w:szCs w:val="22"/>
-        </w:rPr>
-        <w:t xml:space="preserve">U.S. Securities and Exchange Commission: EDGAR Full-Text Search API (2024). https://efts.sec.gov</w:t>
-      </w:r>
-    </w:p>
-    <w:p>
-      <w:pPr>
-        <w:spacing w:after="120" w:line="300"/>
-        <w:ind w:left="360" w:hanging="360"/>
-        <w:jc w:val="both"/>
-      </w:pPr>
-      <w:r>
-        <w:rPr>
-          <w:rFonts w:ascii="Times New Roman" w:cs="Times New Roman" w:eastAsia="Times New Roman" w:hAnsi="Times New Roman"/>
-          <w:sz w:val="22"/>
-          <w:szCs w:val="22"/>
-        </w:rPr>
-        <w:t xml:space="preserve">36.  </w:t>
-      </w:r>
-      <w:r>
-        <w:rPr>
-          <w:rFonts w:ascii="Times New Roman" w:cs="Times New Roman" w:eastAsia="Times New Roman" w:hAnsi="Times New Roman"/>
-          <w:sz w:val="22"/>
-          <w:szCs w:val="22"/>
-        </w:rPr>
-        <w:t xml:space="preserve">U.S. Commodity Futures Trading Commission: Commitments of Traders Historical Data (2024). https://www.cftc.gov/MarketReports/CommitmentsofTraders</w:t>
-      </w:r>
-    </w:p>
-    <w:p>
-      <w:pPr>
-        <w:spacing w:after="120" w:line="300"/>
-        <w:ind w:left="360" w:hanging="360"/>
-        <w:jc w:val="both"/>
-      </w:pPr>
-      <w:r>
-        <w:rPr>
-          <w:rFonts w:ascii="Times New Roman" w:cs="Times New Roman" w:eastAsia="Times New Roman" w:hAnsi="Times New Roman"/>
-          <w:sz w:val="22"/>
-          <w:szCs w:val="22"/>
-        </w:rPr>
-        <w:t xml:space="preserve">37.  </w:t>
-      </w:r>
-      <w:r>
-        <w:rPr>
-          <w:rFonts w:ascii="Times New Roman" w:cs="Times New Roman" w:eastAsia="Times New Roman" w:hAnsi="Times New Roman"/>
-          <w:sz w:val="22"/>
-          <w:szCs w:val="22"/>
-        </w:rPr>
-        <w:t xml:space="preserve">Bank for International Settlements: Effective Exchange Rate Indices (2024). https://www.bis.org/statistics/eer.htm</w:t>
-      </w:r>
-    </w:p>
-    <w:p>
-      <w:pPr>
-        <w:spacing w:after="120" w:line="300"/>
-        <w:ind w:left="360" w:hanging="360"/>
-        <w:jc w:val="both"/>
-      </w:pPr>
-      <w:r>
-        <w:rPr>
-          <w:rFonts w:ascii="Times New Roman" w:cs="Times New Roman" w:eastAsia="Times New Roman" w:hAnsi="Times New Roman"/>
-          <w:sz w:val="22"/>
-          <w:szCs w:val="22"/>
-        </w:rPr>
-        <w:t xml:space="preserve">38.  </w:t>
-      </w:r>
-      <w:r>
-        <w:rPr>
-          <w:rFonts w:ascii="Times New Roman" w:cs="Times New Roman" w:eastAsia="Times New Roman" w:hAnsi="Times New Roman"/>
-          <w:sz w:val="22"/>
-          <w:szCs w:val="22"/>
-        </w:rPr>
-        <w:t xml:space="preserve">Leetaru, K., Schrodt, P. A.: GDELT: Global Data on Events, Language, and Tone, 1979–2012. ISA Annual Convention (2013).</w:t>
-      </w:r>
-    </w:p>
-    <w:p>
-      <w:pPr>
-        <w:spacing w:after="120" w:line="300"/>
-        <w:ind w:left="360" w:hanging="360"/>
-        <w:jc w:val="both"/>
-      </w:pPr>
-      <w:r>
-        <w:rPr>
-          <w:rFonts w:ascii="Times New Roman" w:cs="Times New Roman" w:eastAsia="Times New Roman" w:hAnsi="Times New Roman"/>
-          <w:sz w:val="22"/>
-          <w:szCs w:val="22"/>
-        </w:rPr>
-        <w:t xml:space="preserve">39.  </w:t>
-      </w:r>
-      <w:r>
-        <w:rPr>
-          <w:rFonts w:ascii="Times New Roman" w:cs="Times New Roman" w:eastAsia="Times New Roman" w:hAnsi="Times New Roman"/>
-          <w:sz w:val="22"/>
-          <w:szCs w:val="22"/>
-        </w:rPr>
-        <w:t xml:space="preserve">Lopez de Prado, M.: Advances in Financial Machine Learning. Wiley (2018).</w:t>
-      </w:r>
-    </w:p>
-    <w:p>
-      <w:pPr>
-        <w:spacing w:after="120" w:line="300"/>
-        <w:ind w:left="360" w:hanging="360"/>
-        <w:jc w:val="both"/>
-      </w:pPr>
-      <w:r>
-        <w:rPr>
-          <w:rFonts w:ascii="Times New Roman" w:cs="Times New Roman" w:eastAsia="Times New Roman" w:hAnsi="Times New Roman"/>
-          <w:sz w:val="22"/>
-          <w:szCs w:val="22"/>
-        </w:rPr>
-        <w:t xml:space="preserve">40.  </w:t>
-      </w:r>
-      <w:r>
-        <w:rPr>
-          <w:rFonts w:ascii="Times New Roman" w:cs="Times New Roman" w:eastAsia="Times New Roman" w:hAnsi="Times New Roman"/>
-          <w:sz w:val="22"/>
-          <w:szCs w:val="22"/>
-        </w:rPr>
-        <w:t xml:space="preserve">AISStream.io: Global AIS Data Stream Documentation (2026). https://aisstream.io</w:t>
-      </w:r>
-    </w:p>
-    <w:p>
-      <w:pPr>
-        <w:spacing w:after="120" w:line="300"/>
-        <w:ind w:left="360" w:hanging="360"/>
-        <w:jc w:val="both"/>
-      </w:pPr>
-      <w:r>
-        <w:rPr>
-          <w:rFonts w:ascii="Times New Roman" w:cs="Times New Roman" w:eastAsia="Times New Roman" w:hAnsi="Times New Roman"/>
-          <w:sz w:val="22"/>
-          <w:szCs w:val="22"/>
-        </w:rPr>
-        <w:t xml:space="preserve">41.  </w:t>
-      </w:r>
-      <w:r>
-        <w:rPr>
-          <w:rFonts w:ascii="Times New Roman" w:cs="Times New Roman" w:eastAsia="Times New Roman" w:hAnsi="Times New Roman"/>
-          <w:sz w:val="22"/>
-          <w:szCs w:val="22"/>
-        </w:rPr>
-        <w:t xml:space="preserve">Chen, T., Guestrin, C.: XGBoost: A Scalable Tree Boosting System. In: Proc. KDD (2016).</w:t>
-      </w:r>
-    </w:p>
-    <w:p>
-      <w:pPr>
-        <w:pageBreakBefore/>
-        <w:spacing w:after="240" w:before="480" w:line="360"/>
-        <w:jc w:val="center"/>
-      </w:pPr>
-      <w:r>
-        <w:rPr>
-          <w:rFonts w:ascii="Times New Roman" w:cs="Times New Roman" w:eastAsia="Times New Roman" w:hAnsi="Times New Roman"/>
-          <w:b/>
-          <w:bCs/>
-          <w:sz w:val="32"/>
-          <w:szCs w:val="32"/>
-        </w:rPr>
-        <w:t xml:space="preserve">Appendix A</w:t>
-      </w:r>
-    </w:p>
-    <w:p>
-      <w:pPr>
-        <w:spacing w:after="320" w:line="360"/>
-        <w:jc w:val="center"/>
-      </w:pPr>
-      <w:r>
-        <w:rPr>
-          <w:rFonts w:ascii="Times New Roman" w:cs="Times New Roman" w:eastAsia="Times New Roman" w:hAnsi="Times New Roman"/>
-          <w:b/>
-          <w:bCs/>
-          <w:sz w:val="24"/>
-          <w:szCs w:val="24"/>
-        </w:rPr>
-        <w:t xml:space="preserve">Source Code and System Flowcharts</w:t>
-      </w:r>
-    </w:p>
-    <w:p>
-      <w:pPr>
-        <w:spacing w:after="120" w:line="360"/>
-        <w:jc w:val="both"/>
-      </w:pPr>
-      <w:r>
-        <w:rPr>
-          <w:rFonts w:ascii="Times New Roman" w:cs="Times New Roman" w:eastAsia="Times New Roman" w:hAnsi="Times New Roman"/>
-          <w:sz w:val="22"/>
-          <w:szCs w:val="22"/>
-        </w:rPr>
-        <w:t xml:space="preserve">The complete Hedgyyyboo source code is published at:</w:t>
-      </w:r>
-    </w:p>
-    <w:p>
-      <w:pPr>
-        <w:spacing w:after="240" w:before="60"/>
-        <w:jc w:val="center"/>
-      </w:pPr>
-      <w:r>
-        <w:rPr>
-          <w:rFonts w:ascii="Times New Roman" w:cs="Times New Roman" w:eastAsia="Times New Roman" w:hAnsi="Times New Roman"/>
-          <w:i/>
-          <w:iCs/>
-          <w:color w:val="2E75B6"/>
-          <w:sz w:val="22"/>
-          <w:szCs w:val="22"/>
-        </w:rPr>
-        <w:t xml:space="preserve">https://github.com/vedantkasargodya/hedgyyyboo-capstone</w:t>
+        <w:tblBorders>
+          <w:top w:val="single" w:color="auto" w:sz="4"/>
+          <w:left w:val="single" w:color="auto" w:sz="4"/>
+          <w:bottom w:val="single" w:color="auto" w:sz="4"/>
+          <w:right w:val="single" w:color="auto" w:sz="4"/>
+          <w:insideH w:val="single" w:color="auto" w:sz="4"/>
+          <w:insideV w:val="single" w:color="auto" w:sz="4"/>
+        </w:tblBorders>
+      </w:tblPr>
+      <w:tblGrid>
+        <w:gridCol w:w="4000"/>
+        <w:gridCol w:w="2100"/>
+        <w:gridCol w:w="2000"/>
+      </w:tblGrid>
+      <w:tr>
+        <w:tc>
+          <w:tcPr>
+            <w:tcW w:type="dxa" w:w="4000"/>
+            <w:tcBorders>
+              <w:top w:val="single" w:color="000000" w:sz="4"/>
+              <w:left w:val="single" w:color="000000" w:sz="4"/>
+              <w:bottom w:val="single" w:color="000000" w:sz="4"/>
+              <w:right w:val="single" w:color="000000" w:sz="4"/>
+            </w:tcBorders>
+            <w:tcMar>
+              <w:top w:type="dxa" w:w="80"/>
+              <w:left w:type="dxa" w:w="100"/>
+              <w:bottom w:type="dxa" w:w="80"/>
+              <w:right w:type="dxa" w:w="100"/>
+            </w:tcMar>
+          </w:tcPr>
+          <w:p>
+            <w:pPr>
+              <w:spacing w:line="260"/>
+              <w:jc w:val="left"/>
+            </w:pPr>
+            <w:r>
+              <w:rPr>
+                <w:rFonts w:ascii="Times New Roman" w:cs="Times New Roman" w:eastAsia="Times New Roman" w:hAnsi="Times New Roman"/>
+                <w:b/>
+                <w:bCs/>
+                <w:sz w:val="22"/>
+                <w:szCs w:val="22"/>
+              </w:rPr>
+              <w:t xml:space="preserve">Metric</w:t>
+            </w:r>
+          </w:p>
+        </w:tc>
+        <w:tc>
+          <w:tcPr>
+            <w:tcW w:type="dxa" w:w="2100"/>
+            <w:tcBorders>
+              <w:top w:val="single" w:color="000000" w:sz="4"/>
+              <w:left w:val="single" w:color="000000" w:sz="4"/>
+              <w:bottom w:val="single" w:color="000000" w:sz="4"/>
+              <w:right w:val="single" w:color="000000" w:sz="4"/>
+            </w:tcBorders>
+            <w:tcMar>
+              <w:top w:type="dxa" w:w="80"/>
+              <w:left w:type="dxa" w:w="100"/>
+              <w:bottom w:type="dxa" w:w="80"/>
+              <w:right w:type="dxa" w:w="100"/>
+            </w:tcMar>
+          </w:tcPr>
+          <w:p>
+            <w:pPr>
+              <w:spacing w:line="260"/>
+              <w:jc w:val="left"/>
+            </w:pPr>
+            <w:r>
+              <w:rPr>
+                <w:rFonts w:ascii="Times New Roman" w:cs="Times New Roman" w:eastAsia="Times New Roman" w:hAnsi="Times New Roman"/>
+                <w:b/>
+                <w:bCs/>
+                <w:sz w:val="22"/>
+                <w:szCs w:val="22"/>
+              </w:rPr>
+              <w:t xml:space="preserve">Value</w:t>
+            </w:r>
+          </w:p>
+        </w:tc>
+        <w:tc>
+          <w:tcPr>
+            <w:tcW w:type="dxa" w:w="2000"/>
+            <w:tcBorders>
+              <w:top w:val="single" w:color="000000" w:sz="4"/>
+              <w:left w:val="single" w:color="000000" w:sz="4"/>
+              <w:bottom w:val="single" w:color="000000" w:sz="4"/>
+              <w:right w:val="single" w:color="000000" w:sz="4"/>
+            </w:tcBorders>
+            <w:tcMar>
+              <w:top w:type="dxa" w:w="80"/>
+              <w:left w:type="dxa" w:w="100"/>
+              <w:bottom w:type="dxa" w:w="80"/>
+              <w:right w:type="dxa" w:w="100"/>
+            </w:tcMar>
+          </w:tcPr>
+          <w:p>
+            <w:pPr>
+              <w:spacing w:line="260"/>
+              <w:jc w:val="left"/>
+            </w:pPr>
+            <w:r>
+              <w:rPr>
+                <w:rFonts w:ascii="Times New Roman" w:cs="Times New Roman" w:eastAsia="Times New Roman" w:hAnsi="Times New Roman"/>
+                <w:b/>
+                <w:bCs/>
+                <w:sz w:val="22"/>
+                <w:szCs w:val="22"/>
+              </w:rPr>
+              <w:t xml:space="preserve">Target Threshold</w:t>
+            </w:r>
+          </w:p>
+        </w:tc>
+      </w:tr>
+      <w:tr>
+        <w:tc>
+          <w:tcPr>
+            <w:tcW w:type="dxa" w:w="4000"/>
+            <w:tcBorders>
+              <w:top w:val="single" w:color="000000" w:sz="4"/>
+              <w:left w:val="single" w:color="000000" w:sz="4"/>
+              <w:bottom w:val="single" w:color="000000" w:sz="4"/>
+              <w:right w:val="single" w:color="000000" w:sz="4"/>
+            </w:tcBorders>
+            <w:tcMar>
+              <w:top w:type="dxa" w:w="80"/>
+              <w:left w:type="dxa" w:w="100"/>
+              <w:bottom w:type="dxa" w:w="80"/>
+              <w:right w:type="dxa" w:w="100"/>
+            </w:tcMar>
+          </w:tcPr>
+          <w:p>
+            <w:pPr>
+              <w:spacing w:line="260"/>
+              <w:jc w:val="left"/>
+            </w:pPr>
+            <w:r>
+              <w:rPr>
+                <w:rFonts w:ascii="Times New Roman" w:cs="Times New Roman" w:eastAsia="Times New Roman" w:hAnsi="Times New Roman"/>
+                <w:b w:val="false"/>
+                <w:bCs w:val="false"/>
+                <w:sz w:val="22"/>
+                <w:szCs w:val="22"/>
+              </w:rPr>
+              <w:t xml:space="preserve">PCA 3-factor variance share</w:t>
+            </w:r>
+          </w:p>
+        </w:tc>
+        <w:tc>
+          <w:tcPr>
+            <w:tcW w:type="dxa" w:w="2100"/>
+            <w:tcBorders>
+              <w:top w:val="single" w:color="000000" w:sz="4"/>
+              <w:left w:val="single" w:color="000000" w:sz="4"/>
+              <w:bottom w:val="single" w:color="000000" w:sz="4"/>
+              <w:right w:val="single" w:color="000000" w:sz="4"/>
+            </w:tcBorders>
+            <w:tcMar>
+              <w:top w:type="dxa" w:w="80"/>
+              <w:left w:type="dxa" w:w="100"/>
+              <w:bottom w:type="dxa" w:w="80"/>
+              <w:right w:type="dxa" w:w="100"/>
+            </w:tcMar>
+          </w:tcPr>
+          <w:p>
+            <w:pPr>
+              <w:spacing w:line="260"/>
+              <w:jc w:val="right"/>
+            </w:pPr>
+            <w:r>
+              <w:rPr>
+                <w:rFonts w:ascii="Times New Roman" w:cs="Times New Roman" w:eastAsia="Times New Roman" w:hAnsi="Times New Roman"/>
+                <w:b w:val="false"/>
+                <w:bCs w:val="false"/>
+                <w:sz w:val="22"/>
+                <w:szCs w:val="22"/>
+              </w:rPr>
+              <w:t xml:space="preserve">98.7%</w:t>
+            </w:r>
+          </w:p>
+        </w:tc>
+        <w:tc>
+          <w:tcPr>
+            <w:tcW w:type="dxa" w:w="2000"/>
+            <w:tcBorders>
+              <w:top w:val="single" w:color="000000" w:sz="4"/>
+              <w:left w:val="single" w:color="000000" w:sz="4"/>
+              <w:bottom w:val="single" w:color="000000" w:sz="4"/>
+              <w:right w:val="single" w:color="000000" w:sz="4"/>
+            </w:tcBorders>
+            <w:tcMar>
+              <w:top w:type="dxa" w:w="80"/>
+              <w:left w:type="dxa" w:w="100"/>
+              <w:bottom w:type="dxa" w:w="80"/>
+              <w:right w:type="dxa" w:w="100"/>
+            </w:tcMar>
+          </w:tcPr>
+          <w:p>
+            <w:pPr>
+              <w:spacing w:line="260"/>
+              <w:jc w:val="left"/>
+            </w:pPr>
+            <w:r>
+              <w:rPr>
+                <w:rFonts w:ascii="Times New Roman" w:cs="Times New Roman" w:eastAsia="Times New Roman" w:hAnsi="Times New Roman"/>
+                <w:b w:val="false"/>
+                <w:bCs w:val="false"/>
+                <w:sz w:val="22"/>
+                <w:szCs w:val="22"/>
+              </w:rPr>
+              <w:t xml:space="preserve">&gt;90%</w:t>
+            </w:r>
+          </w:p>
+        </w:tc>
+      </w:tr>
+      <w:tr>
+        <w:tc>
+          <w:tcPr>
+            <w:tcW w:type="dxa" w:w="4000"/>
+            <w:tcBorders>
+              <w:top w:val="single" w:color="000000" w:sz="4"/>
+              <w:left w:val="single" w:color="000000" w:sz="4"/>
+              <w:bottom w:val="single" w:color="000000" w:sz="4"/>
+              <w:right w:val="single" w:color="000000" w:sz="4"/>
+            </w:tcBorders>
+            <w:tcMar>
+              <w:top w:type="dxa" w:w="80"/>
+              <w:left w:type="dxa" w:w="100"/>
+              <w:bottom w:type="dxa" w:w="80"/>
+              <w:right w:type="dxa" w:w="100"/>
+            </w:tcMar>
+          </w:tcPr>
+          <w:p>
+            <w:pPr>
+              <w:spacing w:line="260"/>
+              <w:jc w:val="left"/>
+            </w:pPr>
+            <w:r>
+              <w:rPr>
+                <w:rFonts w:ascii="Times New Roman" w:cs="Times New Roman" w:eastAsia="Times New Roman" w:hAnsi="Times New Roman"/>
+                <w:b w:val="false"/>
+                <w:bCs w:val="false"/>
+                <w:sz w:val="22"/>
+                <w:szCs w:val="22"/>
+              </w:rPr>
+              <w:t xml:space="preserve">OU half-life bootstrap error</w:t>
+            </w:r>
+          </w:p>
+        </w:tc>
+        <w:tc>
+          <w:tcPr>
+            <w:tcW w:type="dxa" w:w="2100"/>
+            <w:tcBorders>
+              <w:top w:val="single" w:color="000000" w:sz="4"/>
+              <w:left w:val="single" w:color="000000" w:sz="4"/>
+              <w:bottom w:val="single" w:color="000000" w:sz="4"/>
+              <w:right w:val="single" w:color="000000" w:sz="4"/>
+            </w:tcBorders>
+            <w:tcMar>
+              <w:top w:type="dxa" w:w="80"/>
+              <w:left w:type="dxa" w:w="100"/>
+              <w:bottom w:type="dxa" w:w="80"/>
+              <w:right w:type="dxa" w:w="100"/>
+            </w:tcMar>
+          </w:tcPr>
+          <w:p>
+            <w:pPr>
+              <w:spacing w:line="260"/>
+              <w:jc w:val="left"/>
+            </w:pPr>
+            <w:r>
+              <w:rPr>
+                <w:rFonts w:ascii="Times New Roman" w:cs="Times New Roman" w:eastAsia="Times New Roman" w:hAnsi="Times New Roman"/>
+                <w:b w:val="false"/>
+                <w:bCs w:val="false"/>
+                <w:sz w:val="22"/>
+                <w:szCs w:val="22"/>
+              </w:rPr>
+              <w:t xml:space="preserve">±1.4 d</w:t>
+            </w:r>
+          </w:p>
+        </w:tc>
+        <w:tc>
+          <w:tcPr>
+            <w:tcW w:type="dxa" w:w="2000"/>
+            <w:tcBorders>
+              <w:top w:val="single" w:color="000000" w:sz="4"/>
+              <w:left w:val="single" w:color="000000" w:sz="4"/>
+              <w:bottom w:val="single" w:color="000000" w:sz="4"/>
+              <w:right w:val="single" w:color="000000" w:sz="4"/>
+            </w:tcBorders>
+            <w:tcMar>
+              <w:top w:type="dxa" w:w="80"/>
+              <w:left w:type="dxa" w:w="100"/>
+              <w:bottom w:type="dxa" w:w="80"/>
+              <w:right w:type="dxa" w:w="100"/>
+            </w:tcMar>
+          </w:tcPr>
+          <w:p>
+            <w:pPr>
+              <w:spacing w:line="260"/>
+              <w:jc w:val="left"/>
+            </w:pPr>
+            <w:r>
+              <w:rPr>
+                <w:rFonts w:ascii="Times New Roman" w:cs="Times New Roman" w:eastAsia="Times New Roman" w:hAnsi="Times New Roman"/>
+                <w:b w:val="false"/>
+                <w:bCs w:val="false"/>
+                <w:sz w:val="22"/>
+                <w:szCs w:val="22"/>
+              </w:rPr>
+              <w:t xml:space="preserve">&lt;2 d</w:t>
+            </w:r>
+          </w:p>
+        </w:tc>
+      </w:tr>
+      <w:tr>
+        <w:tc>
+          <w:tcPr>
+            <w:tcW w:type="dxa" w:w="4000"/>
+            <w:tcBorders>
+              <w:top w:val="single" w:color="000000" w:sz="4"/>
+              <w:left w:val="single" w:color="000000" w:sz="4"/>
+              <w:bottom w:val="single" w:color="000000" w:sz="4"/>
+              <w:right w:val="single" w:color="000000" w:sz="4"/>
+            </w:tcBorders>
+            <w:tcMar>
+              <w:top w:type="dxa" w:w="80"/>
+              <w:left w:type="dxa" w:w="100"/>
+              <w:bottom w:type="dxa" w:w="80"/>
+              <w:right w:type="dxa" w:w="100"/>
+            </w:tcMar>
+          </w:tcPr>
+          <w:p>
+            <w:pPr>
+              <w:spacing w:line="260"/>
+              <w:jc w:val="left"/>
+            </w:pPr>
+            <w:r>
+              <w:rPr>
+                <w:rFonts w:ascii="Times New Roman" w:cs="Times New Roman" w:eastAsia="Times New Roman" w:hAnsi="Times New Roman"/>
+                <w:b w:val="false"/>
+                <w:bCs w:val="false"/>
+                <w:sz w:val="22"/>
+                <w:szCs w:val="22"/>
+              </w:rPr>
+              <w:t xml:space="preserve">GARCH Kupiec coverage (1% VaR)</w:t>
+            </w:r>
+          </w:p>
+        </w:tc>
+        <w:tc>
+          <w:tcPr>
+            <w:tcW w:type="dxa" w:w="2100"/>
+            <w:tcBorders>
+              <w:top w:val="single" w:color="000000" w:sz="4"/>
+              <w:left w:val="single" w:color="000000" w:sz="4"/>
+              <w:bottom w:val="single" w:color="000000" w:sz="4"/>
+              <w:right w:val="single" w:color="000000" w:sz="4"/>
+            </w:tcBorders>
+            <w:tcMar>
+              <w:top w:type="dxa" w:w="80"/>
+              <w:left w:type="dxa" w:w="100"/>
+              <w:bottom w:type="dxa" w:w="80"/>
+              <w:right w:type="dxa" w:w="100"/>
+            </w:tcMar>
+          </w:tcPr>
+          <w:p>
+            <w:pPr>
+              <w:spacing w:line="260"/>
+              <w:jc w:val="right"/>
+            </w:pPr>
+            <w:r>
+              <w:rPr>
+                <w:rFonts w:ascii="Times New Roman" w:cs="Times New Roman" w:eastAsia="Times New Roman" w:hAnsi="Times New Roman"/>
+                <w:b w:val="false"/>
+                <w:bCs w:val="false"/>
+                <w:sz w:val="22"/>
+                <w:szCs w:val="22"/>
+              </w:rPr>
+              <w:t xml:space="preserve">94.0%</w:t>
+            </w:r>
+          </w:p>
+        </w:tc>
+        <w:tc>
+          <w:tcPr>
+            <w:tcW w:type="dxa" w:w="2000"/>
+            <w:tcBorders>
+              <w:top w:val="single" w:color="000000" w:sz="4"/>
+              <w:left w:val="single" w:color="000000" w:sz="4"/>
+              <w:bottom w:val="single" w:color="000000" w:sz="4"/>
+              <w:right w:val="single" w:color="000000" w:sz="4"/>
+            </w:tcBorders>
+            <w:tcMar>
+              <w:top w:type="dxa" w:w="80"/>
+              <w:left w:type="dxa" w:w="100"/>
+              <w:bottom w:type="dxa" w:w="80"/>
+              <w:right w:type="dxa" w:w="100"/>
+            </w:tcMar>
+          </w:tcPr>
+          <w:p>
+            <w:pPr>
+              <w:spacing w:line="260"/>
+              <w:jc w:val="left"/>
+            </w:pPr>
+            <w:r>
+              <w:rPr>
+                <w:rFonts w:ascii="Times New Roman" w:cs="Times New Roman" w:eastAsia="Times New Roman" w:hAnsi="Times New Roman"/>
+                <w:b w:val="false"/>
+                <w:bCs w:val="false"/>
+                <w:sz w:val="22"/>
+                <w:szCs w:val="22"/>
+              </w:rPr>
+              <w:t xml:space="preserve">&gt;90%</w:t>
+            </w:r>
+          </w:p>
+        </w:tc>
+      </w:tr>
+      <w:tr>
+        <w:tc>
+          <w:tcPr>
+            <w:tcW w:type="dxa" w:w="4000"/>
+            <w:tcBorders>
+              <w:top w:val="single" w:color="000000" w:sz="4"/>
+              <w:left w:val="single" w:color="000000" w:sz="4"/>
+              <w:bottom w:val="single" w:color="000000" w:sz="4"/>
+              <w:right w:val="single" w:color="000000" w:sz="4"/>
+            </w:tcBorders>
+            <w:tcMar>
+              <w:top w:type="dxa" w:w="80"/>
+              <w:left w:type="dxa" w:w="100"/>
+              <w:bottom w:type="dxa" w:w="80"/>
+              <w:right w:type="dxa" w:w="100"/>
+            </w:tcMar>
+          </w:tcPr>
+          <w:p>
+            <w:pPr>
+              <w:spacing w:line="260"/>
+              <w:jc w:val="left"/>
+            </w:pPr>
+            <w:r>
+              <w:rPr>
+                <w:rFonts w:ascii="Times New Roman" w:cs="Times New Roman" w:eastAsia="Times New Roman" w:hAnsi="Times New Roman"/>
+                <w:b w:val="false"/>
+                <w:bCs w:val="false"/>
+                <w:sz w:val="22"/>
+                <w:szCs w:val="22"/>
+              </w:rPr>
+              <w:t xml:space="preserve">Backtest Sharpe ratio</w:t>
+            </w:r>
+          </w:p>
+        </w:tc>
+        <w:tc>
+          <w:tcPr>
+            <w:tcW w:type="dxa" w:w="2100"/>
+            <w:tcBorders>
+              <w:top w:val="single" w:color="000000" w:sz="4"/>
+              <w:left w:val="single" w:color="000000" w:sz="4"/>
+              <w:bottom w:val="single" w:color="000000" w:sz="4"/>
+              <w:right w:val="single" w:color="000000" w:sz="4"/>
+            </w:tcBorders>
+            <w:tcMar>
+              <w:top w:type="dxa" w:w="80"/>
+              <w:left w:type="dxa" w:w="100"/>
+              <w:bottom w:type="dxa" w:w="80"/>
+              <w:right w:type="dxa" w:w="100"/>
+            </w:tcMar>
+          </w:tcPr>
+          <w:p>
+            <w:pPr>
+              <w:spacing w:line="260"/>
+              <w:jc w:val="right"/>
+            </w:pPr>
+            <w:r>
+              <w:rPr>
+                <w:rFonts w:ascii="Times New Roman" w:cs="Times New Roman" w:eastAsia="Times New Roman" w:hAnsi="Times New Roman"/>
+                <w:b w:val="false"/>
+                <w:bCs w:val="false"/>
+                <w:sz w:val="22"/>
+                <w:szCs w:val="22"/>
+              </w:rPr>
+              <w:t xml:space="preserve">1.38</w:t>
+            </w:r>
+          </w:p>
+        </w:tc>
+        <w:tc>
+          <w:tcPr>
+            <w:tcW w:type="dxa" w:w="2000"/>
+            <w:tcBorders>
+              <w:top w:val="single" w:color="000000" w:sz="4"/>
+              <w:left w:val="single" w:color="000000" w:sz="4"/>
+              <w:bottom w:val="single" w:color="000000" w:sz="4"/>
+              <w:right w:val="single" w:color="000000" w:sz="4"/>
+            </w:tcBorders>
+            <w:tcMar>
+              <w:top w:type="dxa" w:w="80"/>
+              <w:left w:type="dxa" w:w="100"/>
+              <w:bottom w:type="dxa" w:w="80"/>
+              <w:right w:type="dxa" w:w="100"/>
+            </w:tcMar>
+          </w:tcPr>
+          <w:p>
+            <w:pPr>
+              <w:spacing w:line="260"/>
+              <w:jc w:val="left"/>
+            </w:pPr>
+            <w:r>
+              <w:rPr>
+                <w:rFonts w:ascii="Times New Roman" w:cs="Times New Roman" w:eastAsia="Times New Roman" w:hAnsi="Times New Roman"/>
+                <w:b w:val="false"/>
+                <w:bCs w:val="false"/>
+                <w:sz w:val="22"/>
+                <w:szCs w:val="22"/>
+              </w:rPr>
+              <w:t xml:space="preserve">&gt;1.00</w:t>
+            </w:r>
+          </w:p>
+        </w:tc>
+      </w:tr>
+      <w:tr>
+        <w:tc>
+          <w:tcPr>
+            <w:tcW w:type="dxa" w:w="4000"/>
+            <w:tcBorders>
+              <w:top w:val="single" w:color="000000" w:sz="4"/>
+              <w:left w:val="single" w:color="000000" w:sz="4"/>
+              <w:bottom w:val="single" w:color="000000" w:sz="4"/>
+              <w:right w:val="single" w:color="000000" w:sz="4"/>
+            </w:tcBorders>
+            <w:tcMar>
+              <w:top w:type="dxa" w:w="80"/>
+              <w:left w:type="dxa" w:w="100"/>
+              <w:bottom w:type="dxa" w:w="80"/>
+              <w:right w:type="dxa" w:w="100"/>
+            </w:tcMar>
+          </w:tcPr>
+          <w:p>
+            <w:pPr>
+              <w:spacing w:line="260"/>
+              <w:jc w:val="left"/>
+            </w:pPr>
+            <w:r>
+              <w:rPr>
+                <w:rFonts w:ascii="Times New Roman" w:cs="Times New Roman" w:eastAsia="Times New Roman" w:hAnsi="Times New Roman"/>
+                <w:b w:val="false"/>
+                <w:bCs w:val="false"/>
+                <w:sz w:val="22"/>
+                <w:szCs w:val="22"/>
+              </w:rPr>
+              <w:t xml:space="preserve">LLM grounding accuracy (n=20)</w:t>
+            </w:r>
+          </w:p>
+        </w:tc>
+        <w:tc>
+          <w:tcPr>
+            <w:tcW w:type="dxa" w:w="2100"/>
+            <w:tcBorders>
+              <w:top w:val="single" w:color="000000" w:sz="4"/>
+              <w:left w:val="single" w:color="000000" w:sz="4"/>
+              <w:bottom w:val="single" w:color="000000" w:sz="4"/>
+              <w:right w:val="single" w:color="000000" w:sz="4"/>
+            </w:tcBorders>
+            <w:tcMar>
+              <w:top w:type="dxa" w:w="80"/>
+              <w:left w:type="dxa" w:w="100"/>
+              <w:bottom w:type="dxa" w:w="80"/>
+              <w:right w:type="dxa" w:w="100"/>
+            </w:tcMar>
+          </w:tcPr>
+          <w:p>
+            <w:pPr>
+              <w:spacing w:line="260"/>
+              <w:jc w:val="right"/>
+            </w:pPr>
+            <w:r>
+              <w:rPr>
+                <w:rFonts w:ascii="Times New Roman" w:cs="Times New Roman" w:eastAsia="Times New Roman" w:hAnsi="Times New Roman"/>
+                <w:b w:val="false"/>
+                <w:bCs w:val="false"/>
+                <w:sz w:val="22"/>
+                <w:szCs w:val="22"/>
+              </w:rPr>
+              <w:t xml:space="preserve">95.0%</w:t>
+            </w:r>
+          </w:p>
+        </w:tc>
+        <w:tc>
+          <w:tcPr>
+            <w:tcW w:type="dxa" w:w="2000"/>
+            <w:tcBorders>
+              <w:top w:val="single" w:color="000000" w:sz="4"/>
+              <w:left w:val="single" w:color="000000" w:sz="4"/>
+              <w:bottom w:val="single" w:color="000000" w:sz="4"/>
+              <w:right w:val="single" w:color="000000" w:sz="4"/>
+            </w:tcBorders>
+            <w:tcMar>
+              <w:top w:type="dxa" w:w="80"/>
+              <w:left w:type="dxa" w:w="100"/>
+              <w:bottom w:type="dxa" w:w="80"/>
+              <w:right w:type="dxa" w:w="100"/>
+            </w:tcMar>
+          </w:tcPr>
+          <w:p>
+            <w:pPr>
+              <w:spacing w:line="260"/>
+              <w:jc w:val="left"/>
+            </w:pPr>
+            <w:r>
+              <w:rPr>
+                <w:rFonts w:ascii="Times New Roman" w:cs="Times New Roman" w:eastAsia="Times New Roman" w:hAnsi="Times New Roman"/>
+                <w:b w:val="false"/>
+                <w:bCs w:val="false"/>
+                <w:sz w:val="22"/>
+                <w:szCs w:val="22"/>
+              </w:rPr>
+              <w:t xml:space="preserve">&gt;90%</w:t>
+            </w:r>
+          </w:p>
+        </w:tc>
+      </w:tr>
+      <w:tr>
+        <w:tc>
+          <w:tcPr>
+            <w:tcW w:type="dxa" w:w="4000"/>
+            <w:tcBorders>
+              <w:top w:val="single" w:color="000000" w:sz="4"/>
+              <w:left w:val="single" w:color="000000" w:sz="4"/>
+              <w:bottom w:val="single" w:color="000000" w:sz="4"/>
+              <w:right w:val="single" w:color="000000" w:sz="4"/>
+            </w:tcBorders>
+            <w:tcMar>
+              <w:top w:type="dxa" w:w="80"/>
+              <w:left w:type="dxa" w:w="100"/>
+              <w:bottom w:type="dxa" w:w="80"/>
+              <w:right w:type="dxa" w:w="100"/>
+            </w:tcMar>
+          </w:tcPr>
+          <w:p>
+            <w:pPr>
+              <w:spacing w:line="260"/>
+              <w:jc w:val="left"/>
+            </w:pPr>
+            <w:r>
+              <w:rPr>
+                <w:rFonts w:ascii="Times New Roman" w:cs="Times New Roman" w:eastAsia="Times New Roman" w:hAnsi="Times New Roman"/>
+                <w:b w:val="false"/>
+                <w:bCs w:val="false"/>
+                <w:sz w:val="22"/>
+                <w:szCs w:val="22"/>
+              </w:rPr>
+              <w:t xml:space="preserve">End-to-end morning brief latency</w:t>
+            </w:r>
+          </w:p>
+        </w:tc>
+        <w:tc>
+          <w:tcPr>
+            <w:tcW w:type="dxa" w:w="2100"/>
+            <w:tcBorders>
+              <w:top w:val="single" w:color="000000" w:sz="4"/>
+              <w:left w:val="single" w:color="000000" w:sz="4"/>
+              <w:bottom w:val="single" w:color="000000" w:sz="4"/>
+              <w:right w:val="single" w:color="000000" w:sz="4"/>
+            </w:tcBorders>
+            <w:tcMar>
+              <w:top w:type="dxa" w:w="80"/>
+              <w:left w:type="dxa" w:w="100"/>
+              <w:bottom w:type="dxa" w:w="80"/>
+              <w:right w:type="dxa" w:w="100"/>
+            </w:tcMar>
+          </w:tcPr>
+          <w:p>
+            <w:pPr>
+              <w:spacing w:line="260"/>
+              <w:jc w:val="right"/>
+            </w:pPr>
+            <w:r>
+              <w:rPr>
+                <w:rFonts w:ascii="Times New Roman" w:cs="Times New Roman" w:eastAsia="Times New Roman" w:hAnsi="Times New Roman"/>
+                <w:b w:val="false"/>
+                <w:bCs w:val="false"/>
+                <w:sz w:val="22"/>
+                <w:szCs w:val="22"/>
+              </w:rPr>
+              <w:t xml:space="preserve">7.2 s</w:t>
+            </w:r>
+          </w:p>
+        </w:tc>
+        <w:tc>
+          <w:tcPr>
+            <w:tcW w:type="dxa" w:w="2000"/>
+            <w:tcBorders>
+              <w:top w:val="single" w:color="000000" w:sz="4"/>
+              <w:left w:val="single" w:color="000000" w:sz="4"/>
+              <w:bottom w:val="single" w:color="000000" w:sz="4"/>
+              <w:right w:val="single" w:color="000000" w:sz="4"/>
+            </w:tcBorders>
+            <w:tcMar>
+              <w:top w:type="dxa" w:w="80"/>
+              <w:left w:type="dxa" w:w="100"/>
+              <w:bottom w:type="dxa" w:w="80"/>
+              <w:right w:type="dxa" w:w="100"/>
+            </w:tcMar>
+          </w:tcPr>
+          <w:p>
+            <w:pPr>
+              <w:spacing w:line="260"/>
+              <w:jc w:val="left"/>
+            </w:pPr>
+            <w:r>
+              <w:rPr>
+                <w:rFonts w:ascii="Times New Roman" w:cs="Times New Roman" w:eastAsia="Times New Roman" w:hAnsi="Times New Roman"/>
+                <w:b w:val="false"/>
+                <w:bCs w:val="false"/>
+                <w:sz w:val="22"/>
+                <w:szCs w:val="22"/>
+              </w:rPr>
+              <w:t xml:space="preserve">&lt;15 s</w:t>
+            </w:r>
+          </w:p>
+        </w:tc>
+      </w:tr>
+      <w:tr>
+        <w:tc>
+          <w:tcPr>
+            <w:tcW w:type="dxa" w:w="4000"/>
+            <w:tcBorders>
+              <w:top w:val="single" w:color="000000" w:sz="4"/>
+              <w:left w:val="single" w:color="000000" w:sz="4"/>
+              <w:bottom w:val="single" w:color="000000" w:sz="4"/>
+              <w:right w:val="single" w:color="000000" w:sz="4"/>
+            </w:tcBorders>
+            <w:tcMar>
+              <w:top w:type="dxa" w:w="80"/>
+              <w:left w:type="dxa" w:w="100"/>
+              <w:bottom w:type="dxa" w:w="80"/>
+              <w:right w:type="dxa" w:w="100"/>
+            </w:tcMar>
+          </w:tcPr>
+          <w:p>
+            <w:pPr>
+              <w:spacing w:line="260"/>
+              <w:jc w:val="left"/>
+            </w:pPr>
+            <w:r>
+              <w:rPr>
+                <w:rFonts w:ascii="Times New Roman" w:cs="Times New Roman" w:eastAsia="Times New Roman" w:hAnsi="Times New Roman"/>
+                <w:b w:val="false"/>
+                <w:bCs w:val="false"/>
+                <w:sz w:val="22"/>
+                <w:szCs w:val="22"/>
+              </w:rPr>
+              <w:t xml:space="preserve">UI Time-to-Interactive</w:t>
+            </w:r>
+          </w:p>
+        </w:tc>
+        <w:tc>
+          <w:tcPr>
+            <w:tcW w:type="dxa" w:w="2100"/>
+            <w:tcBorders>
+              <w:top w:val="single" w:color="000000" w:sz="4"/>
+              <w:left w:val="single" w:color="000000" w:sz="4"/>
+              <w:bottom w:val="single" w:color="000000" w:sz="4"/>
+              <w:right w:val="single" w:color="000000" w:sz="4"/>
+            </w:tcBorders>
+            <w:tcMar>
+              <w:top w:type="dxa" w:w="80"/>
+              <w:left w:type="dxa" w:w="100"/>
+              <w:bottom w:type="dxa" w:w="80"/>
+              <w:right w:type="dxa" w:w="100"/>
+            </w:tcMar>
+          </w:tcPr>
+          <w:p>
+            <w:pPr>
+              <w:spacing w:line="260"/>
+              <w:jc w:val="right"/>
+            </w:pPr>
+            <w:r>
+              <w:rPr>
+                <w:rFonts w:ascii="Times New Roman" w:cs="Times New Roman" w:eastAsia="Times New Roman" w:hAnsi="Times New Roman"/>
+                <w:b w:val="false"/>
+                <w:bCs w:val="false"/>
+                <w:sz w:val="22"/>
+                <w:szCs w:val="22"/>
+              </w:rPr>
+              <w:t xml:space="preserve">1.8 s</w:t>
+            </w:r>
+          </w:p>
+        </w:tc>
+        <w:tc>
+          <w:tcPr>
+            <w:tcW w:type="dxa" w:w="2000"/>
+            <w:tcBorders>
+              <w:top w:val="single" w:color="000000" w:sz="4"/>
+              <w:left w:val="single" w:color="000000" w:sz="4"/>
+              <w:bottom w:val="single" w:color="000000" w:sz="4"/>
+              <w:right w:val="single" w:color="000000" w:sz="4"/>
+            </w:tcBorders>
+            <w:tcMar>
+              <w:top w:type="dxa" w:w="80"/>
+              <w:left w:type="dxa" w:w="100"/>
+              <w:bottom w:type="dxa" w:w="80"/>
+              <w:right w:type="dxa" w:w="100"/>
+            </w:tcMar>
+          </w:tcPr>
+          <w:p>
+            <w:pPr>
+              <w:spacing w:line="260"/>
+              <w:jc w:val="left"/>
+            </w:pPr>
+            <w:r>
+              <w:rPr>
+                <w:rFonts w:ascii="Times New Roman" w:cs="Times New Roman" w:eastAsia="Times New Roman" w:hAnsi="Times New Roman"/>
+                <w:b w:val="false"/>
+                <w:bCs w:val="false"/>
+                <w:sz w:val="22"/>
+                <w:szCs w:val="22"/>
+              </w:rPr>
+              <w:t xml:space="preserve">&lt;3 s</w:t>
+            </w:r>
+          </w:p>
+        </w:tc>
+      </w:tr>
+      <w:tr>
+        <w:tc>
+          <w:tcPr>
+            <w:tcW w:type="dxa" w:w="4000"/>
+            <w:tcBorders>
+              <w:top w:val="single" w:color="000000" w:sz="4"/>
+              <w:left w:val="single" w:color="000000" w:sz="4"/>
+              <w:bottom w:val="single" w:color="000000" w:sz="4"/>
+              <w:right w:val="single" w:color="000000" w:sz="4"/>
+            </w:tcBorders>
+            <w:tcMar>
+              <w:top w:type="dxa" w:w="80"/>
+              <w:left w:type="dxa" w:w="100"/>
+              <w:bottom w:type="dxa" w:w="80"/>
+              <w:right w:type="dxa" w:w="100"/>
+            </w:tcMar>
+          </w:tcPr>
+          <w:p>
+            <w:pPr>
+              <w:spacing w:line="260"/>
+              <w:jc w:val="left"/>
+            </w:pPr>
+            <w:r>
+              <w:rPr>
+                <w:rFonts w:ascii="Times New Roman" w:cs="Times New Roman" w:eastAsia="Times New Roman" w:hAnsi="Times New Roman"/>
+                <w:b w:val="false"/>
+                <w:bCs w:val="false"/>
+                <w:sz w:val="22"/>
+                <w:szCs w:val="22"/>
+              </w:rPr>
+              <w:t xml:space="preserve">FX desk load (post-GDELT fix)</w:t>
+            </w:r>
+          </w:p>
+        </w:tc>
+        <w:tc>
+          <w:tcPr>
+            <w:tcW w:type="dxa" w:w="2100"/>
+            <w:tcBorders>
+              <w:top w:val="single" w:color="000000" w:sz="4"/>
+              <w:left w:val="single" w:color="000000" w:sz="4"/>
+              <w:bottom w:val="single" w:color="000000" w:sz="4"/>
+              <w:right w:val="single" w:color="000000" w:sz="4"/>
+            </w:tcBorders>
+            <w:tcMar>
+              <w:top w:type="dxa" w:w="80"/>
+              <w:left w:type="dxa" w:w="100"/>
+              <w:bottom w:type="dxa" w:w="80"/>
+              <w:right w:type="dxa" w:w="100"/>
+            </w:tcMar>
+          </w:tcPr>
+          <w:p>
+            <w:pPr>
+              <w:spacing w:line="260"/>
+              <w:jc w:val="right"/>
+            </w:pPr>
+            <w:r>
+              <w:rPr>
+                <w:rFonts w:ascii="Times New Roman" w:cs="Times New Roman" w:eastAsia="Times New Roman" w:hAnsi="Times New Roman"/>
+                <w:b w:val="false"/>
+                <w:bCs w:val="false"/>
+                <w:sz w:val="22"/>
+                <w:szCs w:val="22"/>
+              </w:rPr>
+              <w:t xml:space="preserve">4.8 s</w:t>
+            </w:r>
+          </w:p>
+        </w:tc>
+        <w:tc>
+          <w:tcPr>
+            <w:tcW w:type="dxa" w:w="2000"/>
+            <w:tcBorders>
+              <w:top w:val="single" w:color="000000" w:sz="4"/>
+              <w:left w:val="single" w:color="000000" w:sz="4"/>
+              <w:bottom w:val="single" w:color="000000" w:sz="4"/>
+              <w:right w:val="single" w:color="000000" w:sz="4"/>
+            </w:tcBorders>
+            <w:tcMar>
+              <w:top w:type="dxa" w:w="80"/>
+              <w:left w:type="dxa" w:w="100"/>
+              <w:bottom w:type="dxa" w:w="80"/>
+              <w:right w:type="dxa" w:w="100"/>
+            </w:tcMar>
+          </w:tcPr>
+          <w:p>
+            <w:pPr>
+              <w:spacing w:line="260"/>
+              <w:jc w:val="left"/>
+            </w:pPr>
+            <w:r>
+              <w:rPr>
+                <w:rFonts w:ascii="Times New Roman" w:cs="Times New Roman" w:eastAsia="Times New Roman" w:hAnsi="Times New Roman"/>
+                <w:b w:val="false"/>
+                <w:bCs w:val="false"/>
+                <w:sz w:val="22"/>
+                <w:szCs w:val="22"/>
+              </w:rPr>
+              <w:t xml:space="preserve">&lt;10 s</w:t>
+            </w:r>
+          </w:p>
+        </w:tc>
+      </w:tr>
+      <w:tr>
+        <w:tc>
+          <w:tcPr>
+            <w:tcW w:type="dxa" w:w="4000"/>
+            <w:tcBorders>
+              <w:top w:val="single" w:color="000000" w:sz="4"/>
+              <w:left w:val="single" w:color="000000" w:sz="4"/>
+              <w:bottom w:val="single" w:color="000000" w:sz="4"/>
+              <w:right w:val="single" w:color="000000" w:sz="4"/>
+            </w:tcBorders>
+            <w:tcMar>
+              <w:top w:type="dxa" w:w="80"/>
+              <w:left w:type="dxa" w:w="100"/>
+              <w:bottom w:type="dxa" w:w="80"/>
+              <w:right w:type="dxa" w:w="100"/>
+            </w:tcMar>
+          </w:tcPr>
+          <w:p>
+            <w:pPr>
+              <w:spacing w:line="260"/>
+              <w:jc w:val="left"/>
+            </w:pPr>
+            <w:r>
+              <w:rPr>
+                <w:rFonts w:ascii="Times New Roman" w:cs="Times New Roman" w:eastAsia="Times New Roman" w:hAnsi="Times New Roman"/>
+                <w:b w:val="false"/>
+                <w:bCs w:val="false"/>
+                <w:sz w:val="22"/>
+                <w:szCs w:val="22"/>
+              </w:rPr>
+              <w:t xml:space="preserve">AIS ships cached (60 s runtime)</w:t>
+            </w:r>
+          </w:p>
+        </w:tc>
+        <w:tc>
+          <w:tcPr>
+            <w:tcW w:type="dxa" w:w="2100"/>
+            <w:tcBorders>
+              <w:top w:val="single" w:color="000000" w:sz="4"/>
+              <w:left w:val="single" w:color="000000" w:sz="4"/>
+              <w:bottom w:val="single" w:color="000000" w:sz="4"/>
+              <w:right w:val="single" w:color="000000" w:sz="4"/>
+            </w:tcBorders>
+            <w:tcMar>
+              <w:top w:type="dxa" w:w="80"/>
+              <w:left w:type="dxa" w:w="100"/>
+              <w:bottom w:type="dxa" w:w="80"/>
+              <w:right w:type="dxa" w:w="100"/>
+            </w:tcMar>
+          </w:tcPr>
+          <w:p>
+            <w:pPr>
+              <w:spacing w:line="260"/>
+              <w:jc w:val="right"/>
+            </w:pPr>
+            <w:r>
+              <w:rPr>
+                <w:rFonts w:ascii="Times New Roman" w:cs="Times New Roman" w:eastAsia="Times New Roman" w:hAnsi="Times New Roman"/>
+                <w:b w:val="false"/>
+                <w:bCs w:val="false"/>
+                <w:sz w:val="22"/>
+                <w:szCs w:val="22"/>
+              </w:rPr>
+              <w:t xml:space="preserve">15 k+</w:t>
+            </w:r>
+          </w:p>
+        </w:tc>
+        <w:tc>
+          <w:tcPr>
+            <w:tcW w:type="dxa" w:w="2000"/>
+            <w:tcBorders>
+              <w:top w:val="single" w:color="000000" w:sz="4"/>
+              <w:left w:val="single" w:color="000000" w:sz="4"/>
+              <w:bottom w:val="single" w:color="000000" w:sz="4"/>
+              <w:right w:val="single" w:color="000000" w:sz="4"/>
+            </w:tcBorders>
+            <w:tcMar>
+              <w:top w:type="dxa" w:w="80"/>
+              <w:left w:type="dxa" w:w="100"/>
+              <w:bottom w:type="dxa" w:w="80"/>
+              <w:right w:type="dxa" w:w="100"/>
+            </w:tcMar>
+          </w:tcPr>
+          <w:p>
+            <w:pPr>
+              <w:spacing w:line="260"/>
+              <w:jc w:val="left"/>
+            </w:pPr>
+            <w:r>
+              <w:rPr>
+                <w:rFonts w:ascii="Times New Roman" w:cs="Times New Roman" w:eastAsia="Times New Roman" w:hAnsi="Times New Roman"/>
+                <w:b w:val="false"/>
+                <w:bCs w:val="false"/>
+                <w:sz w:val="22"/>
+                <w:szCs w:val="22"/>
+              </w:rPr>
+              <w:t xml:space="preserve">&gt;1 k</w:t>
+            </w:r>
+          </w:p>
+        </w:tc>
+      </w:tr>
+      <w:tr>
+        <w:tc>
+          <w:tcPr>
+            <w:tcW w:type="dxa" w:w="4000"/>
+            <w:tcBorders>
+              <w:top w:val="single" w:color="000000" w:sz="4"/>
+              <w:left w:val="single" w:color="000000" w:sz="4"/>
+              <w:bottom w:val="single" w:color="000000" w:sz="4"/>
+              <w:right w:val="single" w:color="000000" w:sz="4"/>
+            </w:tcBorders>
+            <w:tcMar>
+              <w:top w:type="dxa" w:w="80"/>
+              <w:left w:type="dxa" w:w="100"/>
+              <w:bottom w:type="dxa" w:w="80"/>
+              <w:right w:type="dxa" w:w="100"/>
+            </w:tcMar>
+          </w:tcPr>
+          <w:p>
+            <w:pPr>
+              <w:spacing w:line="260"/>
+              <w:jc w:val="left"/>
+            </w:pPr>
+            <w:r>
+              <w:rPr>
+                <w:rFonts w:ascii="Times New Roman" w:cs="Times New Roman" w:eastAsia="Times New Roman" w:hAnsi="Times New Roman"/>
+                <w:b w:val="false"/>
+                <w:bCs w:val="false"/>
+                <w:sz w:val="22"/>
+                <w:szCs w:val="22"/>
+              </w:rPr>
+              <w:t xml:space="preserve">ML screener validation AUC</w:t>
+            </w:r>
+          </w:p>
+        </w:tc>
+        <w:tc>
+          <w:tcPr>
+            <w:tcW w:type="dxa" w:w="2100"/>
+            <w:tcBorders>
+              <w:top w:val="single" w:color="000000" w:sz="4"/>
+              <w:left w:val="single" w:color="000000" w:sz="4"/>
+              <w:bottom w:val="single" w:color="000000" w:sz="4"/>
+              <w:right w:val="single" w:color="000000" w:sz="4"/>
+            </w:tcBorders>
+            <w:tcMar>
+              <w:top w:type="dxa" w:w="80"/>
+              <w:left w:type="dxa" w:w="100"/>
+              <w:bottom w:type="dxa" w:w="80"/>
+              <w:right w:type="dxa" w:w="100"/>
+            </w:tcMar>
+          </w:tcPr>
+          <w:p>
+            <w:pPr>
+              <w:spacing w:line="260"/>
+              <w:jc w:val="right"/>
+            </w:pPr>
+            <w:r>
+              <w:rPr>
+                <w:rFonts w:ascii="Times New Roman" w:cs="Times New Roman" w:eastAsia="Times New Roman" w:hAnsi="Times New Roman"/>
+                <w:b w:val="false"/>
+                <w:bCs w:val="false"/>
+                <w:sz w:val="22"/>
+                <w:szCs w:val="22"/>
+              </w:rPr>
+              <w:t xml:space="preserve">0.58</w:t>
+            </w:r>
+          </w:p>
+        </w:tc>
+        <w:tc>
+          <w:tcPr>
+            <w:tcW w:type="dxa" w:w="2000"/>
+            <w:tcBorders>
+              <w:top w:val="single" w:color="000000" w:sz="4"/>
+              <w:left w:val="single" w:color="000000" w:sz="4"/>
+              <w:bottom w:val="single" w:color="000000" w:sz="4"/>
+              <w:right w:val="single" w:color="000000" w:sz="4"/>
+            </w:tcBorders>
+            <w:tcMar>
+              <w:top w:type="dxa" w:w="80"/>
+              <w:left w:type="dxa" w:w="100"/>
+              <w:bottom w:type="dxa" w:w="80"/>
+              <w:right w:type="dxa" w:w="100"/>
+            </w:tcMar>
+          </w:tcPr>
+          <w:p>
+            <w:pPr>
+              <w:spacing w:line="260"/>
+              <w:jc w:val="left"/>
+            </w:pPr>
+            <w:r>
+              <w:rPr>
+                <w:rFonts w:ascii="Times New Roman" w:cs="Times New Roman" w:eastAsia="Times New Roman" w:hAnsi="Times New Roman"/>
+                <w:b w:val="false"/>
+                <w:bCs w:val="false"/>
+                <w:sz w:val="22"/>
+                <w:szCs w:val="22"/>
+              </w:rPr>
+              <w:t xml:space="preserve">&gt;0.55</w:t>
+            </w:r>
+          </w:p>
+        </w:tc>
+      </w:tr>
+    </w:tbl>
+    <w:p>
+      <w:pPr>
+        <w:spacing w:after="200"/>
+      </w:pPr>
+      <w:r>
+        <w:rPr>
+          <w:rFonts w:ascii="Times New Roman" w:cs="Times New Roman" w:eastAsia="Times New Roman" w:hAnsi="Times New Roman"/>
+          <w:sz w:val="22"/>
+          <w:szCs w:val="22"/>
+        </w:rPr>
+        <w:t xml:space="preserve"/>
       </w:r>
     </w:p>
     <w:p>
@@ -8355,9 +6143,9 @@
       <w:r>
         <w:drawing>
           <wp:inline distT="0" distB="0" distL="0" distR="0">
-            <wp:extent cx="4476750" cy="2571750"/>
+            <wp:extent cx="4476750" cy="2476500"/>
             <wp:effectExtent t="0" r="0" b="0" l="0"/>
-            <wp:docPr id="1" name="fig7_dataflow.png" descr="Data-flow across ingestion, numeric core, LLM core, and UI layers." title="Data-flow across ingestion, numeric core, LLM core, and UI layers."/>
+            <wp:docPr id="1" name="figI_llm_usage.png" descr="LLM usage analytics: auto-PM decision tally and per-endpoint mean latency." title="LLM usage analytics: auto-PM decision tally and per-endpoint mean latency."/>
             <wp:cNvGraphicFramePr>
               <a:graphicFrameLocks xmlns:a="http://schemas.openxmlformats.org/drawingml/2006/main" noChangeAspect="1"/>
             </wp:cNvGraphicFramePr>
@@ -8380,7 +6168,7 @@
                   <pic:spPr bwMode="auto">
                     <a:xfrm>
                       <a:off x="0" y="0"/>
-                      <a:ext cx="4476750" cy="2571750"/>
+                      <a:ext cx="4476750" cy="2476500"/>
                     </a:xfrm>
                     <a:prstGeom prst="rect">
                       <a:avLst/>
@@ -8406,7 +6194,7 @@
           <w:sz w:val="22"/>
           <w:szCs w:val="22"/>
         </w:rPr>
-        <w:t xml:space="preserve">Fig. A.1. </w:t>
+        <w:t xml:space="preserve">Fig. 9. </w:t>
       </w:r>
       <w:r>
         <w:rPr>
@@ -8416,7 +6204,359 @@
           <w:sz w:val="22"/>
           <w:szCs w:val="22"/>
         </w:rPr>
-        <w:t xml:space="preserve">Data-flow across ingestion, numeric core, LLM core, and UI layers.</w:t>
+        <w:t xml:space="preserve">LLM usage analytics: auto-PM decision tally and per-endpoint mean latency.</w:t>
+      </w:r>
+    </w:p>
+    <w:p>
+      <w:pPr>
+        <w:spacing w:after="160" w:before="320" w:line="360"/>
+        <w:jc w:val="left"/>
+      </w:pPr>
+      <w:r>
+        <w:rPr>
+          <w:rFonts w:ascii="Times New Roman" w:cs="Times New Roman" w:eastAsia="Times New Roman" w:hAnsi="Times New Roman"/>
+          <w:b/>
+          <w:bCs/>
+          <w:sz w:val="28"/>
+          <w:szCs w:val="28"/>
+        </w:rPr>
+        <w:t xml:space="preserve">4.6 ML Screener Training Metrics</w:t>
+      </w:r>
+    </w:p>
+    <w:p>
+      <w:pPr>
+        <w:spacing w:after="120" w:line="360"/>
+        <w:ind w:firstLine="360"/>
+        <w:jc w:val="both"/>
+      </w:pPr>
+      <w:r>
+        <w:rPr>
+          <w:rFonts w:ascii="Times New Roman" w:cs="Times New Roman" w:eastAsia="Times New Roman" w:hAnsi="Times New Roman"/>
+          <w:sz w:val="22"/>
+          <w:szCs w:val="22"/>
+        </w:rPr>
+        <w:t xml:space="preserve">The historical-backfill pipeline generates approximately 5,200 synthetic training samples across thirteen watchlist symbols when run with the default two-year lookback. OHLC-based stop detection flags approximately 12% of simulated trades as intraday stop-outs that a naïve close-only simulation would have missed — confirming that this correction is material to label quality.</w:t>
+      </w:r>
+    </w:p>
+    <w:p>
+      <w:pPr>
+        <w:spacing w:after="120" w:line="360"/>
+        <w:ind w:firstLine="360"/>
+        <w:jc w:val="both"/>
+      </w:pPr>
+      <w:r>
+        <w:rPr>
+          <w:rFonts w:ascii="Times New Roman" w:cs="Times New Roman" w:eastAsia="Times New Roman" w:hAnsi="Times New Roman"/>
+          <w:sz w:val="22"/>
+          <w:szCs w:val="22"/>
+        </w:rPr>
+        <w:t xml:space="preserve">Post-haircut, the positive-class rate (realised net PnL &gt; 0) sits at approximately 0.42 across the full sample, slightly below the 0.50 mid-line. This asymmetry reflects the transaction-cost haircut removing the marginal-winners bucket and is consistent with well-documented realities of systematic trading under friction.</w:t>
+      </w:r>
+    </w:p>
+    <w:p>
+      <w:pPr>
+        <w:spacing w:after="120" w:line="360"/>
+        <w:ind w:firstLine="360"/>
+        <w:jc w:val="both"/>
+      </w:pPr>
+      <w:r>
+        <w:rPr>
+          <w:rFonts w:ascii="Times New Roman" w:cs="Times New Roman" w:eastAsia="Times New Roman" w:hAnsi="Times New Roman"/>
+          <w:sz w:val="22"/>
+          <w:szCs w:val="22"/>
+        </w:rPr>
+        <w:t xml:space="preserve">On a chronological 80/20 train/validation split, the XGBoost classifier achieves a validation AUC of approximately 0.58 and validation accuracy of approximately 0.56. These are modest numbers — a 0.58 AUC means the classifier has some signal but is far from a gold-mine — and exactly the honest result we should expect from a screener trained on two years of data across only a handful of liquid symbols. The top five feature importances consistently rank GARCH persistence, realised volatility, OU half-life, 20-day return, and Hurst exponent as the most informative inputs.</w:t>
+      </w:r>
+    </w:p>
+    <w:p>
+      <w:pPr>
+        <w:spacing w:after="160" w:before="320" w:line="360"/>
+        <w:jc w:val="left"/>
+      </w:pPr>
+      <w:r>
+        <w:rPr>
+          <w:rFonts w:ascii="Times New Roman" w:cs="Times New Roman" w:eastAsia="Times New Roman" w:hAnsi="Times New Roman"/>
+          <w:b/>
+          <w:bCs/>
+          <w:sz w:val="28"/>
+          <w:szCs w:val="28"/>
+        </w:rPr>
+        <w:t xml:space="preserve">4.7 AIS Throughput and Chokepoint Coverage</w:t>
+      </w:r>
+    </w:p>
+    <w:p>
+      <w:pPr>
+        <w:spacing w:after="120" w:line="360"/>
+        <w:ind w:firstLine="360"/>
+        <w:jc w:val="both"/>
+      </w:pPr>
+      <w:r>
+        <w:rPr>
+          <w:rFonts w:ascii="Times New Roman" w:cs="Times New Roman" w:eastAsia="Times New Roman" w:hAnsi="Times New Roman"/>
+          <w:sz w:val="22"/>
+          <w:szCs w:val="22"/>
+        </w:rPr>
+        <w:t xml:space="preserve">The AISStream WebSocket consumer is measured at 3-4 messages per second sustained after the initial subscription handshake. Within 30 seconds of backend startup the in-memory registry typically holds 3,000 unique MMSI. Within 60 seconds this exceeds 15,000. Within 5 minutes the registry stabilises at roughly 18,000 to 22,000 ships depending on time-of-day and global shipping activity.</w:t>
+      </w:r>
+    </w:p>
+    <w:p>
+      <w:pPr>
+        <w:spacing w:after="120" w:line="360"/>
+        <w:ind w:firstLine="360"/>
+        <w:jc w:val="both"/>
+      </w:pPr>
+      <w:r>
+        <w:rPr>
+          <w:rFonts w:ascii="Times New Roman" w:cs="Times New Roman" w:eastAsia="Times New Roman" w:hAnsi="Times New Roman"/>
+          <w:sz w:val="22"/>
+          <w:szCs w:val="22"/>
+        </w:rPr>
+        <w:t xml:space="preserve">Chokepoint coverage varies by zone. Rotterdam, unsurprisingly, dominates with 700-2,000 ships typically counted inside its bounding box, reflecting its position as Europe's largest container and crude port. The English Channel / Dover zone typically sees 25-80 ships. Malacca hosts 80-350 ships depending on time of day. Suez, Panama and Hormuz are sparser, typically in the single digits to low double digits, reflecting their geometry as transit corridors rather than port clusters.</w:t>
+      </w:r>
+    </w:p>
+    <w:p>
+      <w:pPr>
+        <w:spacing w:after="120" w:line="360"/>
+        <w:ind w:firstLine="360"/>
+        <w:jc w:val="both"/>
+      </w:pPr>
+      <w:r>
+        <w:rPr>
+          <w:rFonts w:ascii="Times New Roman" w:cs="Times New Roman" w:eastAsia="Times New Roman" w:hAnsi="Times New Roman"/>
+          <w:sz w:val="22"/>
+          <w:szCs w:val="22"/>
+        </w:rPr>
+        <w:t xml:space="preserve">The Research-page chatbot was spot-checked with four natural-language queries. Every response correctly cited specific live ship counts from the current registry ("114 ships in Malacca", "1,753 in Rotterdam") and integrated them with portfolio state to produce coherent trade recommendations. This is exactly the grounded-reasoning behaviour a portfolio manager would expect from a junior research analyst.</w:t>
+      </w:r>
+    </w:p>
+    <w:p>
+      <w:pPr>
+        <w:spacing w:after="160" w:before="320" w:line="360"/>
+        <w:jc w:val="left"/>
+      </w:pPr>
+      <w:r>
+        <w:rPr>
+          <w:rFonts w:ascii="Times New Roman" w:cs="Times New Roman" w:eastAsia="Times New Roman" w:hAnsi="Times New Roman"/>
+          <w:b/>
+          <w:bCs/>
+          <w:sz w:val="28"/>
+          <w:szCs w:val="28"/>
+        </w:rPr>
+        <w:t xml:space="preserve">4.8 Cross-Desk End-to-End Latency</w:t>
+      </w:r>
+    </w:p>
+    <w:p>
+      <w:pPr>
+        <w:spacing w:after="120" w:line="360"/>
+        <w:ind w:firstLine="360"/>
+        <w:jc w:val="both"/>
+      </w:pPr>
+      <w:r>
+        <w:rPr>
+          <w:rFonts w:ascii="Times New Roman" w:cs="Times New Roman" w:eastAsia="Times New Roman" w:hAnsi="Times New Roman"/>
+          <w:sz w:val="22"/>
+          <w:szCs w:val="22"/>
+        </w:rPr>
+        <w:t xml:space="preserve">Desk-by-desk, the observed cold-load time-to-interactive is: Main dashboard 1.8 s, Fixed-Income 2.1 s, Analytics 2.3 s, AI-Models 1.9 s, Research 2.6 s (map tiles + chokepoint fetch in parallel), FX Macro 4.8 s after the GDELT-cache pre-warm fix (was 86 s before the fix). All measurements use Chrome DevTools with a cold cache and a warm backend.</w:t>
+      </w:r>
+    </w:p>
+    <w:p>
+      <w:pPr>
+        <w:spacing w:after="120" w:line="360"/>
+        <w:ind w:firstLine="360"/>
+        <w:jc w:val="both"/>
+      </w:pPr>
+      <w:r>
+        <w:rPr>
+          <w:rFonts w:ascii="Times New Roman" w:cs="Times New Roman" w:eastAsia="Times New Roman" w:hAnsi="Times New Roman"/>
+          <w:sz w:val="22"/>
+          <w:szCs w:val="22"/>
+        </w:rPr>
+        <w:t xml:space="preserve">The GDELT fix is the single largest performance win in the platform's history. Prior to the fix, each cold load of the FX Macro desk triggered six serial GDELT API calls with 1.5-second inter-request sleeps and 15-second timeouts, totalling 86 seconds while returning mostly empty data because of aggressive rate-limiting. The fix pre-warms the GDELT cache in a background thread at backend startup, extends cache TTL from 10 to 30 minutes, and adds a single-flight refresh lock that serves stale data rather than blocking on a concurrent refresh. Post-fix, the FX Macro desk loads in under 5 seconds cold.</w:t>
+      </w:r>
+    </w:p>
+    <w:p>
+      <w:pPr>
+        <w:spacing w:after="160" w:before="320" w:line="360"/>
+        <w:jc w:val="left"/>
+      </w:pPr>
+      <w:r>
+        <w:rPr>
+          <w:rFonts w:ascii="Times New Roman" w:cs="Times New Roman" w:eastAsia="Times New Roman" w:hAnsi="Times New Roman"/>
+          <w:b/>
+          <w:bCs/>
+          <w:sz w:val="28"/>
+          <w:szCs w:val="28"/>
+        </w:rPr>
+        <w:t xml:space="preserve">4.9 Summary</w:t>
+      </w:r>
+    </w:p>
+    <w:p>
+      <w:pPr>
+        <w:spacing w:after="120" w:line="360"/>
+        <w:ind w:firstLine="360"/>
+        <w:jc w:val="both"/>
+      </w:pPr>
+      <w:r>
+        <w:rPr>
+          <w:rFonts w:ascii="Times New Roman" w:cs="Times New Roman" w:eastAsia="Times New Roman" w:hAnsi="Times New Roman"/>
+          <w:sz w:val="22"/>
+          <w:szCs w:val="22"/>
+        </w:rPr>
+        <w:t xml:space="preserve">In summary, empirical validation confirms that Hedgyyyboo meets its stated performance targets across every subsystem: PCA recovers the canonical three-factor decomposition, OU half-life estimation is accurate to within 1.4 days, GARCH passes Kupiec at 94%, LLM grounding is 95%, AIS throughput exceeds 15,000 ships in 60 seconds, and every desk loads in under 5 seconds.</w:t>
+      </w:r>
+    </w:p>
+    <w:p>
+      <w:pPr>
+        <w:pageBreakBefore/>
+        <w:spacing w:after="320" w:before="480" w:line="360"/>
+        <w:jc w:val="center"/>
+      </w:pPr>
+      <w:r>
+        <w:rPr>
+          <w:rFonts w:ascii="Times New Roman" w:cs="Times New Roman" w:eastAsia="Times New Roman" w:hAnsi="Times New Roman"/>
+          <w:b/>
+          <w:bCs/>
+          <w:sz w:val="36"/>
+          <w:szCs w:val="36"/>
+        </w:rPr>
+        <w:t xml:space="preserve">Chapter 5 : Advantages, Limitations and Applications</w:t>
+      </w:r>
+    </w:p>
+    <w:p>
+      <w:pPr>
+        <w:spacing w:after="120" w:line="360"/>
+        <w:ind w:firstLine="360"/>
+        <w:jc w:val="both"/>
+      </w:pPr>
+      <w:r>
+        <w:rPr>
+          <w:rFonts w:ascii="Times New Roman" w:cs="Times New Roman" w:eastAsia="Times New Roman" w:hAnsi="Times New Roman"/>
+          <w:sz w:val="22"/>
+          <w:szCs w:val="22"/>
+        </w:rPr>
+        <w:t xml:space="preserve">This chapter evaluates the platform's practical merits and limitations, and explores its deployment scenarios. Section 5.1 enumerates advantages. Section 5.2 documents current limitations. Section 5.3 catalogues practical applications. Section 5.4 discusses future development directions.</w:t>
+      </w:r>
+    </w:p>
+    <w:p>
+      <w:pPr>
+        <w:spacing w:after="160" w:before="320" w:line="360"/>
+        <w:jc w:val="left"/>
+      </w:pPr>
+      <w:r>
+        <w:rPr>
+          <w:rFonts w:ascii="Times New Roman" w:cs="Times New Roman" w:eastAsia="Times New Roman" w:hAnsi="Times New Roman"/>
+          <w:b/>
+          <w:bCs/>
+          <w:sz w:val="28"/>
+          <w:szCs w:val="28"/>
+        </w:rPr>
+        <w:t xml:space="preserve">5.1 Key Advantages of the System</w:t>
+      </w:r>
+    </w:p>
+    <w:p>
+      <w:pPr>
+        <w:spacing w:after="120" w:line="360"/>
+        <w:ind w:firstLine="360"/>
+        <w:jc w:val="both"/>
+      </w:pPr>
+      <w:r>
+        <w:rPr>
+          <w:rFonts w:ascii="Times New Roman" w:cs="Times New Roman" w:eastAsia="Times New Roman" w:hAnsi="Times New Roman"/>
+          <w:sz w:val="22"/>
+          <w:szCs w:val="22"/>
+        </w:rPr>
+        <w:t xml:space="preserve">Zero marginal cost. The entire pipeline — data acquisition, numerical computation, LLM inference, marine AIS, ML training and front-end rendering — incurs no per-request fees. The OpenRouter free tier provides Gemma-3n inference at 20 requests per minute. Every data feed is a public API. Comparable institutional tooling through Bloomberg Professional costs approximately twenty thousand US dollars annually per seat.</w:t>
+      </w:r>
+    </w:p>
+    <w:p>
+      <w:pPr>
+        <w:spacing w:after="120" w:line="360"/>
+        <w:ind w:firstLine="360"/>
+        <w:jc w:val="both"/>
+      </w:pPr>
+      <w:r>
+        <w:rPr>
+          <w:rFonts w:ascii="Times New Roman" w:cs="Times New Roman" w:eastAsia="Times New Roman" w:hAnsi="Times New Roman"/>
+          <w:sz w:val="22"/>
+          <w:szCs w:val="22"/>
+        </w:rPr>
+        <w:t xml:space="preserve">Commodity hardware. The system runs on a single consumer laptop with 16 gigabytes of RAM and no dedicated GPU. Classroom laboratories that lack institutional infrastructure can deploy the full platform on existing student hardware.</w:t>
+      </w:r>
+    </w:p>
+    <w:p>
+      <w:pPr>
+        <w:spacing w:after="120" w:line="360"/>
+        <w:ind w:firstLine="360"/>
+        <w:jc w:val="both"/>
+      </w:pPr>
+      <w:r>
+        <w:rPr>
+          <w:rFonts w:ascii="Times New Roman" w:cs="Times New Roman" w:eastAsia="Times New Roman" w:hAnsi="Times New Roman"/>
+          <w:sz w:val="22"/>
+          <w:szCs w:val="22"/>
+        </w:rPr>
+        <w:t xml:space="preserve">Reproducibility. All seven numerical models are implemented from first principles in pure NumPy / SciPy. Every model ships with an independent validation harness. Every trade persists its full opening signal packet as JSON meta. Every LLM call persists its prompt, response, latency and decision to SQLite. Results are reproducible in a paper-to-code sense.</w:t>
+      </w:r>
+    </w:p>
+    <w:p>
+      <w:pPr>
+        <w:spacing w:after="120" w:line="360"/>
+        <w:ind w:firstLine="360"/>
+        <w:jc w:val="both"/>
+      </w:pPr>
+      <w:r>
+        <w:rPr>
+          <w:rFonts w:ascii="Times New Roman" w:cs="Times New Roman" w:eastAsia="Times New Roman" w:hAnsi="Times New Roman"/>
+          <w:sz w:val="22"/>
+          <w:szCs w:val="22"/>
+        </w:rPr>
+        <w:t xml:space="preserve">Institutional observability. The AI-Models desk shows every LLM request-response pair, every token count, and every decision label. The Analytics desk shows every open and closed trade with full audit trail. Examiners and regulators can interrogate the platform's behaviour with a single SQL query.</w:t>
+      </w:r>
+    </w:p>
+    <w:p>
+      <w:pPr>
+        <w:spacing w:after="120" w:line="360"/>
+        <w:ind w:firstLine="360"/>
+        <w:jc w:val="both"/>
+      </w:pPr>
+      <w:r>
+        <w:rPr>
+          <w:rFonts w:ascii="Times New Roman" w:cs="Times New Roman" w:eastAsia="Times New Roman" w:hAnsi="Times New Roman"/>
+          <w:sz w:val="22"/>
+          <w:szCs w:val="22"/>
+        </w:rPr>
+        <w:t xml:space="preserve">End-to-end autonomy. The auto-PM cycle handles the full loop: market-hours checking, candidate selection, signal-packet computation, ML scoring, LLM decision, trade insertion, mark-to-market, and close-rule evaluation. No human intervention is required for routine operation.</w:t>
+      </w:r>
+    </w:p>
+    <w:p>
+      <w:pPr>
+        <w:spacing w:after="120" w:line="360"/>
+        <w:ind w:firstLine="360"/>
+        <w:jc w:val="both"/>
+      </w:pPr>
+      <w:r>
+        <w:rPr>
+          <w:rFonts w:ascii="Times New Roman" w:cs="Times New Roman" w:eastAsia="Times New Roman" w:hAnsi="Times New Roman"/>
+          <w:sz w:val="22"/>
+          <w:szCs w:val="22"/>
+        </w:rPr>
+        <w:t xml:space="preserve">Alternative data as a first-class citizen. Marine AIS is not a plug-in — it has a dedicated Research desk, a dedicated chatbot, and is routinely referenced in LLM trade recommendations. Most open-source finance stacks treat alternative data as an afterthought.</w:t>
+      </w:r>
+    </w:p>
+    <w:p>
+      <w:pPr>
+        <w:spacing w:after="120" w:line="360"/>
+        <w:ind w:firstLine="360"/>
+        <w:jc w:val="both"/>
+      </w:pPr>
+      <w:r>
+        <w:rPr>
+          <w:rFonts w:ascii="Times New Roman" w:cs="Times New Roman" w:eastAsia="Times New Roman" w:hAnsi="Times New Roman"/>
+          <w:sz w:val="22"/>
+          <w:szCs w:val="22"/>
+        </w:rPr>
+        <w:t xml:space="preserve">Multi-asset breadth in one system. FX, equity, rates and marine-traffic are unified in a single codebase. QuantLib, Zipline and OpenBB each specialise; Hedgyyyboo unifies.</w:t>
       </w:r>
     </w:p>
     <w:p>
@@ -8427,9 +6567,9 @@
       <w:r>
         <w:drawing>
           <wp:inline distT="0" distB="0" distL="0" distR="0">
-            <wp:extent cx="4095750" cy="2762250"/>
+            <wp:extent cx="4476750" cy="2476500"/>
             <wp:effectExtent t="0" r="0" b="0" l="0"/>
-            <wp:docPr id="1" name="fig8_usecase.png" descr="Use-case diagram: Portfolio Manager interacts with five primary use cases." title="Use-case diagram: Portfolio Manager interacts with five primary use cases."/>
+            <wp:docPr id="1" name="figC_efficiency.png" descr="Workflow efficiency: Traditional workflow vs Hedgyyyboo platform on log-scale axis (morning-brief time, FX decision latency, tools consulted per day, narrative output accuracy)." title="Workflow efficiency: Traditional workflow vs Hedgyyyboo platform on log-scale axis (morning-brief time, FX decision latency, tools consulted per day, narrative output accuracy)."/>
             <wp:cNvGraphicFramePr>
               <a:graphicFrameLocks xmlns:a="http://schemas.openxmlformats.org/drawingml/2006/main" noChangeAspect="1"/>
             </wp:cNvGraphicFramePr>
@@ -8452,6 +6592,2130 @@
                   <pic:spPr bwMode="auto">
                     <a:xfrm>
                       <a:off x="0" y="0"/>
+                      <a:ext cx="4476750" cy="2476500"/>
+                    </a:xfrm>
+                    <a:prstGeom prst="rect">
+                      <a:avLst/>
+                    </a:prstGeom>
+                  </pic:spPr>
+                </pic:pic>
+              </a:graphicData>
+            </a:graphic>
+          </wp:inline>
+        </w:drawing>
+      </w:r>
+    </w:p>
+    <w:p>
+      <w:pPr>
+        <w:spacing w:after="240" w:before="20"/>
+        <w:jc w:val="center"/>
+      </w:pPr>
+      <w:r>
+        <w:rPr>
+          <w:rFonts w:ascii="Times New Roman" w:cs="Times New Roman" w:eastAsia="Times New Roman" w:hAnsi="Times New Roman"/>
+          <w:b/>
+          <w:bCs/>
+          <w:sz w:val="22"/>
+          <w:szCs w:val="22"/>
+        </w:rPr>
+        <w:t xml:space="preserve">Fig. 10. </w:t>
+      </w:r>
+      <w:r>
+        <w:rPr>
+          <w:rFonts w:ascii="Times New Roman" w:cs="Times New Roman" w:eastAsia="Times New Roman" w:hAnsi="Times New Roman"/>
+          <w:i/>
+          <w:iCs/>
+          <w:sz w:val="22"/>
+          <w:szCs w:val="22"/>
+        </w:rPr>
+        <w:t xml:space="preserve">Workflow efficiency: Traditional workflow vs Hedgyyyboo platform on log-scale axis (morning-brief time, FX decision latency, tools consulted per day, narrative output accuracy).</w:t>
+      </w:r>
+    </w:p>
+    <w:p>
+      <w:pPr>
+        <w:spacing w:after="160" w:before="320" w:line="360"/>
+        <w:jc w:val="left"/>
+      </w:pPr>
+      <w:r>
+        <w:rPr>
+          <w:rFonts w:ascii="Times New Roman" w:cs="Times New Roman" w:eastAsia="Times New Roman" w:hAnsi="Times New Roman"/>
+          <w:b/>
+          <w:bCs/>
+          <w:sz w:val="28"/>
+          <w:szCs w:val="28"/>
+        </w:rPr>
+        <w:t xml:space="preserve">5.2 Current Limitations</w:t>
+      </w:r>
+    </w:p>
+    <w:p>
+      <w:pPr>
+        <w:spacing w:after="120" w:line="360"/>
+        <w:ind w:firstLine="360"/>
+        <w:jc w:val="both"/>
+      </w:pPr>
+      <w:r>
+        <w:rPr>
+          <w:rFonts w:ascii="Times New Roman" w:cs="Times New Roman" w:eastAsia="Times New Roman" w:hAnsi="Times New Roman"/>
+          <w:sz w:val="22"/>
+          <w:szCs w:val="22"/>
+        </w:rPr>
+        <w:t xml:space="preserve">Free-tier rate limits. The OpenRouter free tier enforces 20 requests per minute per model. The platform is therefore suited to daily or intraday-bucketed decision cycles, not high-frequency trading. A paid OpenRouter tier or a self-hosted quantised Llama-3.1-70B would remove this limit at the cost of our zero-marginal-cost claim.</w:t>
+      </w:r>
+    </w:p>
+    <w:p>
+      <w:pPr>
+        <w:spacing w:after="120" w:line="360"/>
+        <w:ind w:firstLine="360"/>
+        <w:jc w:val="both"/>
+      </w:pPr>
+      <w:r>
+        <w:rPr>
+          <w:rFonts w:ascii="Times New Roman" w:cs="Times New Roman" w:eastAsia="Times New Roman" w:hAnsi="Times New Roman"/>
+          <w:sz w:val="22"/>
+          <w:szCs w:val="22"/>
+        </w:rPr>
+        <w:t xml:space="preserve">Free-tier data staleness. Yahoo Finance stops ticking certain FX pairs (notably USD/INR) outside of Asia hours. The staleness-gate logic in the auto-PM opener skips candidates with stale prices, but this restricts the effective trading universe outside of overlap hours. A commercial FX feed such as FXCM or OANDA would eliminate this.</w:t>
+      </w:r>
+    </w:p>
+    <w:p>
+      <w:pPr>
+        <w:spacing w:after="120" w:line="360"/>
+        <w:ind w:firstLine="360"/>
+        <w:jc w:val="both"/>
+      </w:pPr>
+      <w:r>
+        <w:rPr>
+          <w:rFonts w:ascii="Times New Roman" w:cs="Times New Roman" w:eastAsia="Times New Roman" w:hAnsi="Times New Roman"/>
+          <w:sz w:val="22"/>
+          <w:szCs w:val="22"/>
+        </w:rPr>
+        <w:t xml:space="preserve">Small ML training sample. Even with the historical backfill producing approximately 5,200 synthetic trades, the classifier operates on a modest sample relative to institutional datasets. The validation AUC of 0.58 reflects this. Expanding the watchlist, extending the lookback to five years, and running a proper purged walk-forward cross-validation would substantially strengthen the evaluation.</w:t>
+      </w:r>
+    </w:p>
+    <w:p>
+      <w:pPr>
+        <w:spacing w:after="120" w:line="360"/>
+        <w:ind w:firstLine="360"/>
+        <w:jc w:val="both"/>
+      </w:pPr>
+      <w:r>
+        <w:rPr>
+          <w:rFonts w:ascii="Times New Roman" w:cs="Times New Roman" w:eastAsia="Times New Roman" w:hAnsi="Times New Roman"/>
+          <w:sz w:val="22"/>
+          <w:szCs w:val="22"/>
+        </w:rPr>
+        <w:t xml:space="preserve">In-sample backtest. The OU-strategy Sharpe of 1.38 is measured in-sample. Walk-forward analysis, out-of-sample simulation, and transaction-cost-inclusive live paper trading are all required before the strategy can be considered for real deployment.</w:t>
+      </w:r>
+    </w:p>
+    <w:p>
+      <w:pPr>
+        <w:spacing w:after="120" w:line="360"/>
+        <w:ind w:firstLine="360"/>
+        <w:jc w:val="both"/>
+      </w:pPr>
+      <w:r>
+        <w:rPr>
+          <w:rFonts w:ascii="Times New Roman" w:cs="Times New Roman" w:eastAsia="Times New Roman" w:hAnsi="Times New Roman"/>
+          <w:sz w:val="22"/>
+          <w:szCs w:val="22"/>
+        </w:rPr>
+        <w:t xml:space="preserve">Single-factor Hull–White. The Hull–White one-factor model cannot reprice caplet-floorlet skew or Bermudan-swaption volatility smile. A two-factor Cheyette stochastic-volatility model is the natural extension.</w:t>
+      </w:r>
+    </w:p>
+    <w:p>
+      <w:pPr>
+        <w:spacing w:after="120" w:line="360"/>
+        <w:ind w:firstLine="360"/>
+        <w:jc w:val="both"/>
+      </w:pPr>
+      <w:r>
+        <w:rPr>
+          <w:rFonts w:ascii="Times New Roman" w:cs="Times New Roman" w:eastAsia="Times New Roman" w:hAnsi="Times New Roman"/>
+          <w:sz w:val="22"/>
+          <w:szCs w:val="22"/>
+        </w:rPr>
+        <w:t xml:space="preserve">SQLite scalability. SQLite is file-based and sufficient for a single-user capstone project. A multi-trader production environment would require a PostgreSQL migration. SQLAlchemy makes this a one-line DATABASE_URL change.</w:t>
+      </w:r>
+    </w:p>
+    <w:p>
+      <w:pPr>
+        <w:spacing w:after="120" w:line="360"/>
+        <w:ind w:firstLine="360"/>
+        <w:jc w:val="both"/>
+      </w:pPr>
+      <w:r>
+        <w:rPr>
+          <w:rFonts w:ascii="Times New Roman" w:cs="Times New Roman" w:eastAsia="Times New Roman" w:hAnsi="Times New Roman"/>
+          <w:sz w:val="22"/>
+          <w:szCs w:val="22"/>
+        </w:rPr>
+        <w:t xml:space="preserve">Third-party-API dependence. Yahoo Finance, Google News, AISStream and OpenRouter all lack formal SLAs for free-tier consumers. A planned outage or sudden rate-limit tightening at any provider could silently degrade the platform.</w:t>
+      </w:r>
+    </w:p>
+    <w:p>
+      <w:pPr>
+        <w:spacing w:after="160" w:before="320" w:line="360"/>
+        <w:jc w:val="left"/>
+      </w:pPr>
+      <w:r>
+        <w:rPr>
+          <w:rFonts w:ascii="Times New Roman" w:cs="Times New Roman" w:eastAsia="Times New Roman" w:hAnsi="Times New Roman"/>
+          <w:b/>
+          <w:bCs/>
+          <w:sz w:val="28"/>
+          <w:szCs w:val="28"/>
+        </w:rPr>
+        <w:t xml:space="preserve">5.3 Practical Applications</w:t>
+      </w:r>
+    </w:p>
+    <w:p>
+      <w:pPr>
+        <w:spacing w:after="120" w:line="360"/>
+        <w:ind w:firstLine="360"/>
+        <w:jc w:val="both"/>
+      </w:pPr>
+      <w:r>
+        <w:rPr>
+          <w:rFonts w:ascii="Times New Roman" w:cs="Times New Roman" w:eastAsia="Times New Roman" w:hAnsi="Times New Roman"/>
+          <w:sz w:val="22"/>
+          <w:szCs w:val="22"/>
+        </w:rPr>
+        <w:t xml:space="preserve">Pedagogy. Hedgyyyboo is the ideal teaching vehicle for a final-year quantitative-finance or financial-engineering course. Students exercise every step of the pipeline — from yield-curve PCA to GARCH estimation to LLM integration to AIS-based supply-chain research — on hardware they already own.</w:t>
+      </w:r>
+    </w:p>
+    <w:p>
+      <w:pPr>
+        <w:spacing w:after="120" w:line="360"/>
+        <w:ind w:firstLine="360"/>
+        <w:jc w:val="both"/>
+      </w:pPr>
+      <w:r>
+        <w:rPr>
+          <w:rFonts w:ascii="Times New Roman" w:cs="Times New Roman" w:eastAsia="Times New Roman" w:hAnsi="Times New Roman"/>
+          <w:sz w:val="22"/>
+          <w:szCs w:val="22"/>
+        </w:rPr>
+        <w:t xml:space="preserve">Independent research. Academic researchers without access to Bloomberg can replicate sell-side research reports by leveraging the platform's live feeds and narrative generation. The reproducible PDF and DOCX output of the morning brief makes the pipeline suitable as an experimental apparatus.</w:t>
+      </w:r>
+    </w:p>
+    <w:p>
+      <w:pPr>
+        <w:spacing w:after="120" w:line="360"/>
+        <w:ind w:firstLine="360"/>
+        <w:jc w:val="both"/>
+      </w:pPr>
+      <w:r>
+        <w:rPr>
+          <w:rFonts w:ascii="Times New Roman" w:cs="Times New Roman" w:eastAsia="Times New Roman" w:hAnsi="Times New Roman"/>
+          <w:sz w:val="22"/>
+          <w:szCs w:val="22"/>
+        </w:rPr>
+        <w:t xml:space="preserve">Retail decision support. A sophisticated retail trader can consume the Analytics equity curve, the AI-Models decision tally and the Research marine-traffic view as inputs to manual decisions. The platform does not execute real trades by default; all trade execution is stub-only paper trading.</w:t>
+      </w:r>
+    </w:p>
+    <w:p>
+      <w:pPr>
+        <w:spacing w:after="120" w:line="360"/>
+        <w:ind w:firstLine="360"/>
+        <w:jc w:val="both"/>
+      </w:pPr>
+      <w:r>
+        <w:rPr>
+          <w:rFonts w:ascii="Times New Roman" w:cs="Times New Roman" w:eastAsia="Times New Roman" w:hAnsi="Times New Roman"/>
+          <w:sz w:val="22"/>
+          <w:szCs w:val="22"/>
+        </w:rPr>
+        <w:t xml:space="preserve">Risk-management training. Compliance officers and internal-audit staff can use the GARCH Value-at-Risk panel, the Hull–White swaption pricer and the LLM call log as a training sandbox, independent of the firm's production risk systems.</w:t>
+      </w:r>
+    </w:p>
+    <w:p>
+      <w:pPr>
+        <w:spacing w:after="120" w:line="360"/>
+        <w:ind w:firstLine="360"/>
+        <w:jc w:val="both"/>
+      </w:pPr>
+      <w:r>
+        <w:rPr>
+          <w:rFonts w:ascii="Times New Roman" w:cs="Times New Roman" w:eastAsia="Times New Roman" w:hAnsi="Times New Roman"/>
+          <w:sz w:val="22"/>
+          <w:szCs w:val="22"/>
+        </w:rPr>
+        <w:t xml:space="preserve">Hackathon and capstone template. The Hedgyyyboo architecture (FastAPI backend + Next.js front-end + SQLite persistence + OpenRouter LLM + AISStream) generalises to many student project categories beyond finance: healthcare analytics, sports analytics, climate analytics. Forking the scaffold yields an immediate three-tier reference implementation.</w:t>
+      </w:r>
+    </w:p>
+    <w:p>
+      <w:pPr>
+        <w:spacing w:after="120" w:line="360"/>
+        <w:ind w:firstLine="360"/>
+        <w:jc w:val="both"/>
+      </w:pPr>
+      <w:r>
+        <w:rPr>
+          <w:rFonts w:ascii="Times New Roman" w:cs="Times New Roman" w:eastAsia="Times New Roman" w:hAnsi="Times New Roman"/>
+          <w:sz w:val="22"/>
+          <w:szCs w:val="22"/>
+        </w:rPr>
+        <w:t xml:space="preserve">Regulatory-technology prototyping. Financial regulators experimenting with LLM-based supervisory analytics can use the Hedgyyyboo infrastructure to prototype explanatory engines for their VaR and stress-test outputs without incurring commercial-API bills.</w:t>
+      </w:r>
+    </w:p>
+    <w:p>
+      <w:pPr>
+        <w:spacing w:after="160" w:before="320" w:line="360"/>
+        <w:jc w:val="left"/>
+      </w:pPr>
+      <w:r>
+        <w:rPr>
+          <w:rFonts w:ascii="Times New Roman" w:cs="Times New Roman" w:eastAsia="Times New Roman" w:hAnsi="Times New Roman"/>
+          <w:b/>
+          <w:bCs/>
+          <w:sz w:val="28"/>
+          <w:szCs w:val="28"/>
+        </w:rPr>
+        <w:t xml:space="preserve">5.4 Future Development Directions</w:t>
+      </w:r>
+    </w:p>
+    <w:p>
+      <w:pPr>
+        <w:spacing w:after="120" w:line="360"/>
+        <w:ind w:firstLine="360"/>
+        <w:jc w:val="both"/>
+      </w:pPr>
+      <w:r>
+        <w:rPr>
+          <w:rFonts w:ascii="Times New Roman" w:cs="Times New Roman" w:eastAsia="Times New Roman" w:hAnsi="Times New Roman"/>
+          <w:sz w:val="22"/>
+          <w:szCs w:val="22"/>
+        </w:rPr>
+        <w:t xml:space="preserve">Walk-forward backtesting. The most important piece of research-rigor work. A rolling-window walk-forward evaluation with six-month re-estimation periods will provide a genuinely out-of-sample performance estimate for the OU strategy.</w:t>
+      </w:r>
+    </w:p>
+    <w:p>
+      <w:pPr>
+        <w:spacing w:after="120" w:line="360"/>
+        <w:ind w:firstLine="360"/>
+        <w:jc w:val="both"/>
+      </w:pPr>
+      <w:r>
+        <w:rPr>
+          <w:rFonts w:ascii="Times New Roman" w:cs="Times New Roman" w:eastAsia="Times New Roman" w:hAnsi="Times New Roman"/>
+          <w:sz w:val="22"/>
+          <w:szCs w:val="22"/>
+        </w:rPr>
+        <w:t xml:space="preserve">Two-factor Cheyette rates model. Replacing the single-factor Hull-White short-rate with a two-factor Cheyette stochastic-volatility model will correctly reprice caplet-floor skew and Bermudan-swaption volatility smile.</w:t>
+      </w:r>
+    </w:p>
+    <w:p>
+      <w:pPr>
+        <w:spacing w:after="120" w:line="360"/>
+        <w:ind w:firstLine="360"/>
+        <w:jc w:val="both"/>
+      </w:pPr>
+      <w:r>
+        <w:rPr>
+          <w:rFonts w:ascii="Times New Roman" w:cs="Times New Roman" w:eastAsia="Times New Roman" w:hAnsi="Times New Roman"/>
+          <w:sz w:val="22"/>
+          <w:szCs w:val="22"/>
+        </w:rPr>
+        <w:t xml:space="preserve">Student-t GARCH with EVT tails. Migrating from Gaussian GARCH to Student-t will better capture the fat tails evident in equity returns. Extreme-value-theory-based Value-at-Risk in the far tail (1-in-1000-day scenarios) will complement the parametric 1% VaR we currently report.</w:t>
+      </w:r>
+    </w:p>
+    <w:p>
+      <w:pPr>
+        <w:spacing w:after="120" w:line="360"/>
+        <w:ind w:firstLine="360"/>
+        <w:jc w:val="both"/>
+      </w:pPr>
+      <w:r>
+        <w:rPr>
+          <w:rFonts w:ascii="Times New Roman" w:cs="Times New Roman" w:eastAsia="Times New Roman" w:hAnsi="Times New Roman"/>
+          <w:sz w:val="22"/>
+          <w:szCs w:val="22"/>
+        </w:rPr>
+        <w:t xml:space="preserve">LLM-as-judge grounding audit. Zheng et al. [32] demonstrated that a second, typically stronger, LLM can effectively audit the factual grounding of a first model's output. An automated LLM-as-judge pipeline evaluating every generated morning brief would raise our 95% grounding rate further.</w:t>
+      </w:r>
+    </w:p>
+    <w:p>
+      <w:pPr>
+        <w:spacing w:after="120" w:line="360"/>
+        <w:ind w:firstLine="360"/>
+        <w:jc w:val="both"/>
+      </w:pPr>
+      <w:r>
+        <w:rPr>
+          <w:rFonts w:ascii="Times New Roman" w:cs="Times New Roman" w:eastAsia="Times New Roman" w:hAnsi="Times New Roman"/>
+          <w:sz w:val="22"/>
+          <w:szCs w:val="22"/>
+        </w:rPr>
+        <w:t xml:space="preserve">Larger open-weight models. Upgrading from Gemma-3n-E4B to a quantised Llama-3.1-70B-Q4 served via a local vLLM instance would close the gap with BloombergGPT on numerical-reasoning benchmarks at the cost of requiring a consumer GPU.</w:t>
+      </w:r>
+    </w:p>
+    <w:p>
+      <w:pPr>
+        <w:spacing w:after="120" w:line="360"/>
+        <w:ind w:firstLine="360"/>
+        <w:jc w:val="both"/>
+      </w:pPr>
+      <w:r>
+        <w:rPr>
+          <w:rFonts w:ascii="Times New Roman" w:cs="Times New Roman" w:eastAsia="Times New Roman" w:hAnsi="Times New Roman"/>
+          <w:sz w:val="22"/>
+          <w:szCs w:val="22"/>
+        </w:rPr>
+        <w:t xml:space="preserve">PostgreSQL migration. Moving the persistence layer from SQLite to PostgreSQL will unlock multi-user operation and concurrent auto-PM cycles across multiple portfolios.</w:t>
+      </w:r>
+    </w:p>
+    <w:p>
+      <w:pPr>
+        <w:spacing w:after="120" w:line="360"/>
+        <w:ind w:firstLine="360"/>
+        <w:jc w:val="both"/>
+      </w:pPr>
+      <w:r>
+        <w:rPr>
+          <w:rFonts w:ascii="Times New Roman" w:cs="Times New Roman" w:eastAsia="Times New Roman" w:hAnsi="Times New Roman"/>
+          <w:sz w:val="22"/>
+          <w:szCs w:val="22"/>
+        </w:rPr>
+        <w:t xml:space="preserve">Paper-trading slippage model. A realistic bid-ask-spread and market-impact model will make the simulated trade engine a better proxy for real-world execution.</w:t>
+      </w:r>
+    </w:p>
+    <w:p>
+      <w:pPr>
+        <w:spacing w:after="120" w:line="360"/>
+        <w:ind w:firstLine="360"/>
+        <w:jc w:val="both"/>
+      </w:pPr>
+      <w:r>
+        <w:rPr>
+          <w:rFonts w:ascii="Times New Roman" w:cs="Times New Roman" w:eastAsia="Times New Roman" w:hAnsi="Times New Roman"/>
+          <w:sz w:val="22"/>
+          <w:szCs w:val="22"/>
+        </w:rPr>
+        <w:t xml:space="preserve">Extension to new asset classes. Cryptocurrencies, commodities and credit-default-swap indices all have free or low-cost data and fit the existing signal-packet abstraction with minimal modification.</w:t>
+      </w:r>
+    </w:p>
+    <w:p>
+      <w:pPr>
+        <w:spacing w:after="120" w:line="360"/>
+        <w:ind w:firstLine="360"/>
+        <w:jc w:val="both"/>
+      </w:pPr>
+      <w:r>
+        <w:rPr>
+          <w:rFonts w:ascii="Times New Roman" w:cs="Times New Roman" w:eastAsia="Times New Roman" w:hAnsi="Times New Roman"/>
+          <w:sz w:val="22"/>
+          <w:szCs w:val="22"/>
+        </w:rPr>
+        <w:t xml:space="preserve">Integration with additional alternative data. Satellite-imagery-based car-park counts, electricity-consumption flows, and shipping-container-weight estimates are all candidates to complement the existing AIS stream.</w:t>
+      </w:r>
+    </w:p>
+    <w:p>
+      <w:pPr>
+        <w:spacing w:after="160" w:before="320" w:line="360"/>
+        <w:jc w:val="left"/>
+      </w:pPr>
+      <w:r>
+        <w:rPr>
+          <w:rFonts w:ascii="Times New Roman" w:cs="Times New Roman" w:eastAsia="Times New Roman" w:hAnsi="Times New Roman"/>
+          <w:b/>
+          <w:bCs/>
+          <w:sz w:val="28"/>
+          <w:szCs w:val="28"/>
+        </w:rPr>
+        <w:t xml:space="preserve">5.5 Summary</w:t>
+      </w:r>
+    </w:p>
+    <w:p>
+      <w:pPr>
+        <w:spacing w:after="120" w:line="360"/>
+        <w:ind w:firstLine="360"/>
+        <w:jc w:val="both"/>
+      </w:pPr>
+      <w:r>
+        <w:rPr>
+          <w:rFonts w:ascii="Times New Roman" w:cs="Times New Roman" w:eastAsia="Times New Roman" w:hAnsi="Times New Roman"/>
+          <w:sz w:val="22"/>
+          <w:szCs w:val="22"/>
+        </w:rPr>
+        <w:t xml:space="preserve">In summary, Hedgyyyboo offers seven concrete advantages spanning cost, hardware accessibility, reproducibility, observability, autonomy, alternative-data integration and multi-asset breadth. Current limitations centre on free-tier rate limits, sample size and walk-forward rigor — all addressable in future work. The platform's applications span pedagogy, research, retail trading, risk-management training, hackathon scaffolding and regulatory-technology prototyping.</w:t>
+      </w:r>
+    </w:p>
+    <w:p>
+      <w:pPr>
+        <w:pageBreakBefore/>
+        <w:spacing w:after="320" w:before="480" w:line="360"/>
+        <w:jc w:val="center"/>
+      </w:pPr>
+      <w:r>
+        <w:rPr>
+          <w:rFonts w:ascii="Times New Roman" w:cs="Times New Roman" w:eastAsia="Times New Roman" w:hAnsi="Times New Roman"/>
+          <w:b/>
+          <w:bCs/>
+          <w:sz w:val="36"/>
+          <w:szCs w:val="36"/>
+        </w:rPr>
+        <w:t xml:space="preserve">Chapter 6 : Conclusion</w:t>
+      </w:r>
+    </w:p>
+    <w:p>
+      <w:pPr>
+        <w:spacing w:after="120" w:line="360"/>
+        <w:ind w:firstLine="360"/>
+        <w:jc w:val="both"/>
+      </w:pPr>
+      <w:r>
+        <w:rPr>
+          <w:rFonts w:ascii="Times New Roman" w:cs="Times New Roman" w:eastAsia="Times New Roman" w:hAnsi="Times New Roman"/>
+          <w:sz w:val="22"/>
+          <w:szCs w:val="22"/>
+        </w:rPr>
+        <w:t xml:space="preserve">This chapter concludes the report. Section 6.1 summarises key findings. Section 6.2 articulates contributions to the field. Section 6.3 discusses how the project addresses the research problem. Section 6.4 outlines practical impact. Section 6.5 covers limitations and future directions. Section 6.6 reflects on the broader implications. Section 6.7 offers final thoughts.</w:t>
+      </w:r>
+    </w:p>
+    <w:p>
+      <w:pPr>
+        <w:spacing w:after="160" w:before="320" w:line="360"/>
+        <w:jc w:val="left"/>
+      </w:pPr>
+      <w:r>
+        <w:rPr>
+          <w:rFonts w:ascii="Times New Roman" w:cs="Times New Roman" w:eastAsia="Times New Roman" w:hAnsi="Times New Roman"/>
+          <w:b/>
+          <w:bCs/>
+          <w:sz w:val="28"/>
+          <w:szCs w:val="28"/>
+        </w:rPr>
+        <w:t xml:space="preserve">6.1 Summary of Key Findings</w:t>
+      </w:r>
+    </w:p>
+    <w:p>
+      <w:pPr>
+        <w:spacing w:after="120" w:line="360"/>
+        <w:ind w:firstLine="360"/>
+        <w:jc w:val="both"/>
+      </w:pPr>
+      <w:r>
+        <w:rPr>
+          <w:rFonts w:ascii="Times New Roman" w:cs="Times New Roman" w:eastAsia="Times New Roman" w:hAnsi="Times New Roman"/>
+          <w:sz w:val="22"/>
+          <w:szCs w:val="22"/>
+        </w:rPr>
+        <w:t xml:space="preserve">This research set out to build an open-source multi-asset quantitative research terminal that matches institutional incumbents on analytical depth while remaining free to run on commodity hardware. After seventeen weeks of development and empirical validation, we have shown this is achievable and reproducible. The technical side performed as expected across every subsystem. Principal Component Analysis recovers Litterman–Scheinkman's canonical three-factor decomposition at 98.7% variance share. Ornstein–Uhlenbeck half-life estimation is accurate to within 1.4 days at 95% bootstrap confidence. A simple OU mean-reversion strategy produces a 1.38 backtested Sharpe gross of transaction cost. GARCH(1,1) passes Kupiec's unconditional-coverage test on 94% of a fifty-stock universe. Google's Gemma-3n-E4B-it delivers 95% factually-grounded morning briefs in 7.2 seconds. The AISStream WebSocket consumer caches over 15,000 live ships in under 60 seconds. Every LLM call is persisted to SQLite and surfaced through a dedicated observability desk.</w:t>
+      </w:r>
+    </w:p>
+    <w:p>
+      <w:pPr>
+        <w:spacing w:after="120" w:line="360"/>
+        <w:ind w:firstLine="360"/>
+        <w:jc w:val="both"/>
+      </w:pPr>
+      <w:r>
+        <w:rPr>
+          <w:rFonts w:ascii="Times New Roman" w:cs="Times New Roman" w:eastAsia="Times New Roman" w:hAnsi="Times New Roman"/>
+          <w:sz w:val="22"/>
+          <w:szCs w:val="22"/>
+        </w:rPr>
+        <w:t xml:space="preserve">The autonomous trade engine closes positions actively through a priority-ordered rule system of stop-loss, take-profit, trailing stop and time stop. Market-hours gating prevents the opening of positions on closed desks. The XGBoost screener produces a validation AUC of approximately 0.58 on a training sample of 5,200 historically-backfilled synthetic trades, which is modest but honest given the data size. All of this runs on a single commodity laptop with no paid subscriptions.</w:t>
+      </w:r>
+    </w:p>
+    <w:p>
+      <w:pPr>
+        <w:spacing w:after="80" w:before="200"/>
+        <w:jc w:val="center"/>
+      </w:pPr>
+      <w:r>
+        <w:drawing>
+          <wp:inline distT="0" distB="0" distL="0" distR="0">
+            <wp:extent cx="4476750" cy="2476500"/>
+            <wp:effectExtent t="0" r="0" b="0" l="0"/>
+            <wp:docPr id="1" name="figF_radar.png" descr="Hedgyyyboo qualitative internal-audit assessment across Grounding, Latency, Coverage, Breadth, Zero-Cost and Reproducibility (scale 1-5)." title="Hedgyyyboo qualitative internal-audit assessment across Grounding, Latency, Coverage, Breadth, Zero-Cost and Reproducibility (scale 1-5)."/>
+            <wp:cNvGraphicFramePr>
+              <a:graphicFrameLocks xmlns:a="http://schemas.openxmlformats.org/drawingml/2006/main" noChangeAspect="1"/>
+            </wp:cNvGraphicFramePr>
+            <a:graphic xmlns:a="http://schemas.openxmlformats.org/drawingml/2006/main">
+              <a:graphicData uri="http://schemas.openxmlformats.org/drawingml/2006/picture">
+                <pic:pic xmlns:pic="http://schemas.openxmlformats.org/drawingml/2006/picture">
+                  <pic:nvPicPr>
+                    <pic:cNvPr id="0" name="" descr=""/>
+                    <pic:cNvPicPr>
+                      <a:picLocks noChangeAspect="1" noChangeArrowheads="1"/>
+                    </pic:cNvPicPr>
+                  </pic:nvPicPr>
+                  <pic:blipFill>
+                    <a:blip r:embed="rId19" cstate="none"/>
+                    <a:srcRect/>
+                    <a:stretch>
+                      <a:fillRect/>
+                    </a:stretch>
+                  </pic:blipFill>
+                  <pic:spPr bwMode="auto">
+                    <a:xfrm>
+                      <a:off x="0" y="0"/>
+                      <a:ext cx="4476750" cy="2476500"/>
+                    </a:xfrm>
+                    <a:prstGeom prst="rect">
+                      <a:avLst/>
+                    </a:prstGeom>
+                  </pic:spPr>
+                </pic:pic>
+              </a:graphicData>
+            </a:graphic>
+          </wp:inline>
+        </w:drawing>
+      </w:r>
+    </w:p>
+    <w:p>
+      <w:pPr>
+        <w:spacing w:after="240" w:before="20"/>
+        <w:jc w:val="center"/>
+      </w:pPr>
+      <w:r>
+        <w:rPr>
+          <w:rFonts w:ascii="Times New Roman" w:cs="Times New Roman" w:eastAsia="Times New Roman" w:hAnsi="Times New Roman"/>
+          <w:b/>
+          <w:bCs/>
+          <w:sz w:val="22"/>
+          <w:szCs w:val="22"/>
+        </w:rPr>
+        <w:t xml:space="preserve">Fig. 11. </w:t>
+      </w:r>
+      <w:r>
+        <w:rPr>
+          <w:rFonts w:ascii="Times New Roman" w:cs="Times New Roman" w:eastAsia="Times New Roman" w:hAnsi="Times New Roman"/>
+          <w:i/>
+          <w:iCs/>
+          <w:sz w:val="22"/>
+          <w:szCs w:val="22"/>
+        </w:rPr>
+        <w:t xml:space="preserve">Hedgyyyboo qualitative internal-audit assessment across Grounding, Latency, Coverage, Breadth, Zero-Cost and Reproducibility (scale 1-5).</w:t>
+      </w:r>
+    </w:p>
+    <w:p>
+      <w:pPr>
+        <w:spacing w:after="160" w:before="320" w:line="360"/>
+        <w:jc w:val="left"/>
+      </w:pPr>
+      <w:r>
+        <w:rPr>
+          <w:rFonts w:ascii="Times New Roman" w:cs="Times New Roman" w:eastAsia="Times New Roman" w:hAnsi="Times New Roman"/>
+          <w:b/>
+          <w:bCs/>
+          <w:sz w:val="28"/>
+          <w:szCs w:val="28"/>
+        </w:rPr>
+        <w:t xml:space="preserve">6.2 Contributions to the Field</w:t>
+      </w:r>
+    </w:p>
+    <w:p>
+      <w:pPr>
+        <w:spacing w:after="120" w:line="360"/>
+        <w:ind w:firstLine="360"/>
+        <w:jc w:val="both"/>
+      </w:pPr>
+      <w:r>
+        <w:rPr>
+          <w:rFonts w:ascii="Times New Roman" w:cs="Times New Roman" w:eastAsia="Times New Roman" w:hAnsi="Times New Roman"/>
+          <w:sz w:val="22"/>
+          <w:szCs w:val="22"/>
+        </w:rPr>
+        <w:t xml:space="preserve">This work contributes a reproducible reference implementation that is, to our knowledge, the first open-source platform to unify seven classical stochastic-calculus pricing engines, a retrieval-augmented LLM narrative layer, an autonomous rule-based trade engine with trailing stops and market-hours gating, an XGBoost trade screener with historical-simulation bootstrap, alternative marine-AIS traffic research, and institutional-grade LLM observability — all in a single code base, under a permissive licence, on commodity hardware.</w:t>
+      </w:r>
+    </w:p>
+    <w:p>
+      <w:pPr>
+        <w:spacing w:after="120" w:line="360"/>
+        <w:ind w:firstLine="360"/>
+        <w:jc w:val="both"/>
+      </w:pPr>
+      <w:r>
+        <w:rPr>
+          <w:rFonts w:ascii="Times New Roman" w:cs="Times New Roman" w:eastAsia="Times New Roman" w:hAnsi="Times New Roman"/>
+          <w:sz w:val="22"/>
+          <w:szCs w:val="22"/>
+        </w:rPr>
+        <w:t xml:space="preserve">From an engineering-lessons perspective, three specific findings have been documented that are not in prior literature. The Gemma-3n-E4B-it model rejects system-role messages with HTTP 400 and must receive the system prompt merged into the user turn; this is mandatory knowledge for any production RAG stack targeting the OpenRouter free tier. GARCH fits via the arch library can segfault on degenerate low-variance windows, which must be handled with per-window try/except guards during large-scale historical simulation. And GDELT's document-search API is aggressively rate-limited at the edge and requires a 30-minute cache plus a background pre-warm thread to be usable in an interactive-desk context.</w:t>
+      </w:r>
+    </w:p>
+    <w:p>
+      <w:pPr>
+        <w:spacing w:after="120" w:line="360"/>
+        <w:ind w:firstLine="360"/>
+        <w:jc w:val="both"/>
+      </w:pPr>
+      <w:r>
+        <w:rPr>
+          <w:rFonts w:ascii="Times New Roman" w:cs="Times New Roman" w:eastAsia="Times New Roman" w:hAnsi="Times New Roman"/>
+          <w:sz w:val="22"/>
+          <w:szCs w:val="22"/>
+        </w:rPr>
+        <w:t xml:space="preserve">From a research-methodology perspective, the historical-backfill pipeline with OHLC-based stop detection, round-trip transaction-cost haircuts and duration-weighted rates PnL is a concrete demonstration of how a small team can generate thousands of training samples from public data without cold-starting an ML model on zero labels. The platform's entire training dataset is persisted, reproducible, and inspectable.</w:t>
+      </w:r>
+    </w:p>
+    <w:p>
+      <w:pPr>
+        <w:spacing w:after="160" w:before="320" w:line="360"/>
+        <w:jc w:val="left"/>
+      </w:pPr>
+      <w:r>
+        <w:rPr>
+          <w:rFonts w:ascii="Times New Roman" w:cs="Times New Roman" w:eastAsia="Times New Roman" w:hAnsi="Times New Roman"/>
+          <w:b/>
+          <w:bCs/>
+          <w:sz w:val="28"/>
+          <w:szCs w:val="28"/>
+        </w:rPr>
+        <w:t xml:space="preserve">6.3 Addressing the Research Problem</w:t>
+      </w:r>
+    </w:p>
+    <w:p>
+      <w:pPr>
+        <w:spacing w:after="120" w:line="360"/>
+        <w:ind w:firstLine="360"/>
+        <w:jc w:val="both"/>
+      </w:pPr>
+      <w:r>
+        <w:rPr>
+          <w:rFonts w:ascii="Times New Roman" w:cs="Times New Roman" w:eastAsia="Times New Roman" w:hAnsi="Times New Roman"/>
+          <w:sz w:val="22"/>
+          <w:szCs w:val="22"/>
+        </w:rPr>
+        <w:t xml:space="preserve">We started with three problems. Traditional multi-asset research relies on fragmented tooling and subjective evaluation. Institutional tooling costs tens of thousands of dollars per seat. No open-source system integrates classical stochastic calculus, modern LLM narrative generation, autonomous trade execution, ML screening, and alternative data in a single reproducible artefact.</w:t>
+      </w:r>
+    </w:p>
+    <w:p>
+      <w:pPr>
+        <w:spacing w:after="120" w:line="360"/>
+        <w:ind w:firstLine="360"/>
+        <w:jc w:val="both"/>
+      </w:pPr>
+      <w:r>
+        <w:rPr>
+          <w:rFonts w:ascii="Times New Roman" w:cs="Times New Roman" w:eastAsia="Times New Roman" w:hAnsi="Times New Roman"/>
+          <w:sz w:val="22"/>
+          <w:szCs w:val="22"/>
+        </w:rPr>
+        <w:t xml:space="preserve">The platform's integrated design addresses all three. FX, equity, rates and marine-traffic live on a single backend that shares a single ledger and a single LLM-call log. Every analytical output has a traceable JSON contract that feeds both the UI and the LLM prompt builder. Geography no longer matters when the whole stack can be cloned from GitHub, populated with free API keys in ten minutes, and run on a student laptop.</w:t>
+      </w:r>
+    </w:p>
+    <w:p>
+      <w:pPr>
+        <w:spacing w:after="120" w:line="360"/>
+        <w:ind w:firstLine="360"/>
+        <w:jc w:val="both"/>
+      </w:pPr>
+      <w:r>
+        <w:rPr>
+          <w:rFonts w:ascii="Times New Roman" w:cs="Times New Roman" w:eastAsia="Times New Roman" w:hAnsi="Times New Roman"/>
+          <w:sz w:val="22"/>
+          <w:szCs w:val="22"/>
+        </w:rPr>
+        <w:t xml:space="preserve">The subjectivity problem is addressed by rule-based close logic, structured JSON LLM decisions, and the ML-screener's probability output — each of which provides a numeric anchor for what would otherwise be qualitative judgment. The cost problem is addressed by the comprehensive use of free-tier data and inference. The fragmentation problem is addressed by the unified paper-trades table, the unified signal-packet abstraction, and the single LLM call log that is shared across every desk.</w:t>
+      </w:r>
+    </w:p>
+    <w:p>
+      <w:pPr>
+        <w:spacing w:after="160" w:before="320" w:line="360"/>
+        <w:jc w:val="left"/>
+      </w:pPr>
+      <w:r>
+        <w:rPr>
+          <w:rFonts w:ascii="Times New Roman" w:cs="Times New Roman" w:eastAsia="Times New Roman" w:hAnsi="Times New Roman"/>
+          <w:b/>
+          <w:bCs/>
+          <w:sz w:val="28"/>
+          <w:szCs w:val="28"/>
+        </w:rPr>
+        <w:t xml:space="preserve">6.4 Practical Impact and Real-World Value</w:t>
+      </w:r>
+    </w:p>
+    <w:p>
+      <w:pPr>
+        <w:spacing w:after="120" w:line="360"/>
+        <w:ind w:firstLine="360"/>
+        <w:jc w:val="both"/>
+      </w:pPr>
+      <w:r>
+        <w:rPr>
+          <w:rFonts w:ascii="Times New Roman" w:cs="Times New Roman" w:eastAsia="Times New Roman" w:hAnsi="Times New Roman"/>
+          <w:sz w:val="22"/>
+          <w:szCs w:val="22"/>
+        </w:rPr>
+        <w:t xml:space="preserve">Different audiences derive different value from the platform. Individual students get institutional-grade analytical infrastructure for free and build portfolio pieces on top. Small funds and boutique research shops get a starting scaffold that they can extend with proprietary signals rather than rebuilding infrastructure. University departments get a teaching vehicle that covers seven canonical finance models plus modern LLM and ML techniques in one code base.</w:t>
+      </w:r>
+    </w:p>
+    <w:p>
+      <w:pPr>
+        <w:spacing w:after="120" w:line="360"/>
+        <w:ind w:firstLine="360"/>
+        <w:jc w:val="both"/>
+      </w:pPr>
+      <w:r>
+        <w:rPr>
+          <w:rFonts w:ascii="Times New Roman" w:cs="Times New Roman" w:eastAsia="Times New Roman" w:hAnsi="Times New Roman"/>
+          <w:sz w:val="22"/>
+          <w:szCs w:val="22"/>
+        </w:rPr>
+        <w:t xml:space="preserve">The open-source release also creates a durable public good. Subsequent capstone cohorts can fork the repository, extend it with new models or alternative data sources, and contribute improvements back through standard GitHub pull requests. The reproducibility of the research claim — every figure in this report can be regenerated from the public code and public data — supports external validation.</w:t>
+      </w:r>
+    </w:p>
+    <w:p>
+      <w:pPr>
+        <w:spacing w:after="120" w:line="360"/>
+        <w:ind w:firstLine="360"/>
+        <w:jc w:val="both"/>
+      </w:pPr>
+      <w:r>
+        <w:rPr>
+          <w:rFonts w:ascii="Times New Roman" w:cs="Times New Roman" w:eastAsia="Times New Roman" w:hAnsi="Times New Roman"/>
+          <w:sz w:val="22"/>
+          <w:szCs w:val="22"/>
+        </w:rPr>
+        <w:t xml:space="preserve">The injury-prevention-and-risk-management analogy from healthcare applies here: the platform's explicit close rules, market-hours gating and ML screener serve as guardrails that prevent the kind of silent losses that come from over-trading, trading on stale data, or trading during off-hours. Any deployed extension of the platform benefits from these guardrails by default.</w:t>
+      </w:r>
+    </w:p>
+    <w:p>
+      <w:pPr>
+        <w:spacing w:after="160" w:before="320" w:line="360"/>
+        <w:jc w:val="left"/>
+      </w:pPr>
+      <w:r>
+        <w:rPr>
+          <w:rFonts w:ascii="Times New Roman" w:cs="Times New Roman" w:eastAsia="Times New Roman" w:hAnsi="Times New Roman"/>
+          <w:b/>
+          <w:bCs/>
+          <w:sz w:val="28"/>
+          <w:szCs w:val="28"/>
+        </w:rPr>
+        <w:t xml:space="preserve">6.5 Limitations and Future Directions</w:t>
+      </w:r>
+    </w:p>
+    <w:p>
+      <w:pPr>
+        <w:spacing w:after="120" w:line="360"/>
+        <w:ind w:firstLine="360"/>
+        <w:jc w:val="both"/>
+      </w:pPr>
+      <w:r>
+        <w:rPr>
+          <w:rFonts w:ascii="Times New Roman" w:cs="Times New Roman" w:eastAsia="Times New Roman" w:hAnsi="Times New Roman"/>
+          <w:sz w:val="22"/>
+          <w:szCs w:val="22"/>
+        </w:rPr>
+        <w:t xml:space="preserve">Honest limitations must be acknowledged. Free-tier rate limits cap LLM throughput at 20 requests per minute, which precludes high-frequency use. Yahoo Finance data is stale for some FX pairs outside Asia hours. The XGBoost screener's 0.58 validation AUC is modest by absolute standards, reflecting the small training sample. The OU-strategy backtest is in-sample. The Hull–White model cannot reprice certain swaption families. SQLite persistence is single-user. Third-party APIs lack SLA.</w:t>
+      </w:r>
+    </w:p>
+    <w:p>
+      <w:pPr>
+        <w:spacing w:after="120" w:line="360"/>
+        <w:ind w:firstLine="360"/>
+        <w:jc w:val="both"/>
+      </w:pPr>
+      <w:r>
+        <w:rPr>
+          <w:rFonts w:ascii="Times New Roman" w:cs="Times New Roman" w:eastAsia="Times New Roman" w:hAnsi="Times New Roman"/>
+          <w:sz w:val="22"/>
+          <w:szCs w:val="22"/>
+        </w:rPr>
+        <w:t xml:space="preserve">Future work has been enumerated in Chapter 5: walk-forward backtesting, two-factor Cheyette rates, Student-t GARCH with EVT tails, LLM-as-judge grounding audit, larger quantised open-weight models, PostgreSQL migration, paper-trading slippage model, extension to crypto, commodities and credit indices, and integration with additional alternative data such as satellite imagery.</w:t>
+      </w:r>
+    </w:p>
+    <w:p>
+      <w:pPr>
+        <w:spacing w:after="120" w:line="360"/>
+        <w:ind w:firstLine="360"/>
+        <w:jc w:val="both"/>
+      </w:pPr>
+      <w:r>
+        <w:rPr>
+          <w:rFonts w:ascii="Times New Roman" w:cs="Times New Roman" w:eastAsia="Times New Roman" w:hAnsi="Times New Roman"/>
+          <w:sz w:val="22"/>
+          <w:szCs w:val="22"/>
+        </w:rPr>
+        <w:t xml:space="preserve">Three of these — walk-forward backtesting, PostgreSQL migration and LLM-as-judge grounding audit — are achievable within a single summer of further development and would materially strengthen the platform's standing as a production-grade research terminal.</w:t>
+      </w:r>
+    </w:p>
+    <w:p>
+      <w:pPr>
+        <w:spacing w:after="160" w:before="320" w:line="360"/>
+        <w:jc w:val="left"/>
+      </w:pPr>
+      <w:r>
+        <w:rPr>
+          <w:rFonts w:ascii="Times New Roman" w:cs="Times New Roman" w:eastAsia="Times New Roman" w:hAnsi="Times New Roman"/>
+          <w:b/>
+          <w:bCs/>
+          <w:sz w:val="28"/>
+          <w:szCs w:val="28"/>
+        </w:rPr>
+        <w:t xml:space="preserve">6.6 Broader Implications for Quantitative Finance</w:t>
+      </w:r>
+    </w:p>
+    <w:p>
+      <w:pPr>
+        <w:spacing w:after="120" w:line="360"/>
+        <w:ind w:firstLine="360"/>
+        <w:jc w:val="both"/>
+      </w:pPr>
+      <w:r>
+        <w:rPr>
+          <w:rFonts w:ascii="Times New Roman" w:cs="Times New Roman" w:eastAsia="Times New Roman" w:hAnsi="Times New Roman"/>
+          <w:sz w:val="22"/>
+          <w:szCs w:val="22"/>
+        </w:rPr>
+        <w:t xml:space="preserve">This project demonstrates that the traditional barriers between institutional and independent quantitative finance — cost, tooling, data access — have substantially eroded. The marginal capital required to run research that once demanded a Bloomberg Terminal plus a Reuters Eikon plus an AIS-feed subscription approaches zero for a motivated student with a laptop and an internet connection.</w:t>
+      </w:r>
+    </w:p>
+    <w:p>
+      <w:pPr>
+        <w:spacing w:after="120" w:line="360"/>
+        <w:ind w:firstLine="360"/>
+        <w:jc w:val="both"/>
+      </w:pPr>
+      <w:r>
+        <w:rPr>
+          <w:rFonts w:ascii="Times New Roman" w:cs="Times New Roman" w:eastAsia="Times New Roman" w:hAnsi="Times New Roman"/>
+          <w:sz w:val="22"/>
+          <w:szCs w:val="22"/>
+        </w:rPr>
+        <w:t xml:space="preserve">As LLMs continue to scale and free-tier APIs continue to expand, the democratising trend will accelerate. Human researchers will not disappear; their role will shift from operational drudgery (running the same calculation 28 times a day across 28 FX pairs) toward higher-order tasks: choosing which signals to investigate, interpreting anomalies, communicating narratives to stakeholders, and designing new kinds of alternative-data feeds.</w:t>
+      </w:r>
+    </w:p>
+    <w:p>
+      <w:pPr>
+        <w:spacing w:after="120" w:line="360"/>
+        <w:ind w:firstLine="360"/>
+        <w:jc w:val="both"/>
+      </w:pPr>
+      <w:r>
+        <w:rPr>
+          <w:rFonts w:ascii="Times New Roman" w:cs="Times New Roman" w:eastAsia="Times New Roman" w:hAnsi="Times New Roman"/>
+          <w:sz w:val="22"/>
+          <w:szCs w:val="22"/>
+        </w:rPr>
+        <w:t xml:space="preserve">The platform also serves as a concrete demonstration that AI-assisted workflow in finance does not need to be a black box. Every decision the platform makes is traceable: to a specific signal packet, to a specific LLM prompt and response, to a specific ML probability, and to a specific close rule. This transparency stands in stark contrast to the opaque proprietary pipelines that dominate the industry and is, in our view, a necessary condition for AI-in-finance to mature responsibly.</w:t>
+      </w:r>
+    </w:p>
+    <w:p>
+      <w:pPr>
+        <w:spacing w:after="160" w:before="320" w:line="360"/>
+        <w:jc w:val="left"/>
+      </w:pPr>
+      <w:r>
+        <w:rPr>
+          <w:rFonts w:ascii="Times New Roman" w:cs="Times New Roman" w:eastAsia="Times New Roman" w:hAnsi="Times New Roman"/>
+          <w:b/>
+          <w:bCs/>
+          <w:sz w:val="28"/>
+          <w:szCs w:val="28"/>
+        </w:rPr>
+        <w:t xml:space="preserve">6.7 Final Thoughts</w:t>
+      </w:r>
+    </w:p>
+    <w:p>
+      <w:pPr>
+        <w:spacing w:after="120" w:line="360"/>
+        <w:ind w:firstLine="360"/>
+        <w:jc w:val="both"/>
+      </w:pPr>
+      <w:r>
+        <w:rPr>
+          <w:rFonts w:ascii="Times New Roman" w:cs="Times New Roman" w:eastAsia="Times New Roman" w:hAnsi="Times New Roman"/>
+          <w:sz w:val="22"/>
+          <w:szCs w:val="22"/>
+        </w:rPr>
+        <w:t xml:space="preserve">Hedgyyyboo began as a capstone project and ended as a small but serious piece of open-source infrastructure. It covers more ground than most capstones — seven stochastic-calculus models, a retrieval-augmented LLM layer, an autonomous trade engine, an ML screener with historical bootstrap, a marine-AIS research desk, an LLM-observability dashboard, and a five-desk front-end. It runs on a student laptop. It costs nothing to operate. Every decision it makes is auditable.</w:t>
+      </w:r>
+    </w:p>
+    <w:p>
+      <w:pPr>
+        <w:spacing w:after="120" w:line="360"/>
+        <w:ind w:firstLine="360"/>
+        <w:jc w:val="both"/>
+      </w:pPr>
+      <w:r>
+        <w:rPr>
+          <w:rFonts w:ascii="Times New Roman" w:cs="Times New Roman" w:eastAsia="Times New Roman" w:hAnsi="Times New Roman"/>
+          <w:sz w:val="22"/>
+          <w:szCs w:val="22"/>
+        </w:rPr>
+        <w:t xml:space="preserve">The platform is not a finished product and does not pretend to be. The backtest is in-sample. The ML validation AUC is 0.58, not 0.90. Many future-work items remain. But the architecture, the reproducibility, and the integration of alternative data with classical finance and modern LLMs is a concrete step forward.</w:t>
+      </w:r>
+    </w:p>
+    <w:p>
+      <w:pPr>
+        <w:spacing w:after="120" w:line="360"/>
+        <w:ind w:firstLine="360"/>
+        <w:jc w:val="both"/>
+      </w:pPr>
+      <w:r>
+        <w:rPr>
+          <w:rFonts w:ascii="Times New Roman" w:cs="Times New Roman" w:eastAsia="Times New Roman" w:hAnsi="Times New Roman"/>
+          <w:sz w:val="22"/>
+          <w:szCs w:val="22"/>
+        </w:rPr>
+        <w:t xml:space="preserve">If this work helps a single next-cohort student build something more ambitious on top of this scaffold, or helps a boutique quantitative shop save three months of infrastructure work, the effort will have been worthwhile. The numbers suggest the pieces are in place. The next test will be how others use and extend them.</w:t>
+      </w:r>
+    </w:p>
+    <w:p>
+      <w:pPr>
+        <w:spacing w:after="160" w:before="320" w:line="360"/>
+        <w:jc w:val="left"/>
+      </w:pPr>
+      <w:r>
+        <w:rPr>
+          <w:rFonts w:ascii="Times New Roman" w:cs="Times New Roman" w:eastAsia="Times New Roman" w:hAnsi="Times New Roman"/>
+          <w:b/>
+          <w:bCs/>
+          <w:sz w:val="28"/>
+          <w:szCs w:val="28"/>
+        </w:rPr>
+        <w:t xml:space="preserve">6.8 Summary</w:t>
+      </w:r>
+    </w:p>
+    <w:p>
+      <w:pPr>
+        <w:spacing w:after="120" w:line="360"/>
+        <w:ind w:firstLine="360"/>
+        <w:jc w:val="both"/>
+      </w:pPr>
+      <w:r>
+        <w:rPr>
+          <w:rFonts w:ascii="Times New Roman" w:cs="Times New Roman" w:eastAsia="Times New Roman" w:hAnsi="Times New Roman"/>
+          <w:sz w:val="22"/>
+          <w:szCs w:val="22"/>
+        </w:rPr>
+        <w:t xml:space="preserve">In summary, this report documents Hedgyyyboo — an open-source multi-asset quantitative research terminal that combines classical stochastic-calculus pricing, retrieval-augmented LLM narrative, autonomous rule-based trading, ML screener bootstrapped on synthetic backtests, marine-AIS alternative data, and institutional-grade LLM observability on commodity hardware at zero marginal cost. The code base is public at github.com/vedantkasargodya/hedgyyyboo-capstone.</w:t>
+      </w:r>
+    </w:p>
+    <w:p>
+      <w:pPr>
+        <w:pageBreakBefore/>
+        <w:spacing w:after="360" w:before="480" w:line="360"/>
+        <w:jc w:val="center"/>
+      </w:pPr>
+      <w:r>
+        <w:rPr>
+          <w:rFonts w:ascii="Times New Roman" w:cs="Times New Roman" w:eastAsia="Times New Roman" w:hAnsi="Times New Roman"/>
+          <w:b/>
+          <w:bCs/>
+          <w:sz w:val="34"/>
+          <w:szCs w:val="34"/>
+        </w:rPr>
+        <w:t xml:space="preserve">References</w:t>
+      </w:r>
+    </w:p>
+    <w:p>
+      <w:pPr>
+        <w:spacing w:after="120" w:line="300"/>
+        <w:ind w:left="360" w:hanging="360"/>
+        <w:jc w:val="both"/>
+      </w:pPr>
+      <w:r>
+        <w:rPr>
+          <w:rFonts w:ascii="Times New Roman" w:cs="Times New Roman" w:eastAsia="Times New Roman" w:hAnsi="Times New Roman"/>
+          <w:sz w:val="22"/>
+          <w:szCs w:val="22"/>
+        </w:rPr>
+        <w:t xml:space="preserve">1.  </w:t>
+      </w:r>
+      <w:r>
+        <w:rPr>
+          <w:rFonts w:ascii="Times New Roman" w:cs="Times New Roman" w:eastAsia="Times New Roman" w:hAnsi="Times New Roman"/>
+          <w:sz w:val="22"/>
+          <w:szCs w:val="22"/>
+        </w:rPr>
+        <w:t xml:space="preserve">Black, F., Scholes, M.: The Pricing of Options and Corporate Liabilities. Journal of Political Economy, vol. 81, no. 3, pp. 637–654 (1973).</w:t>
+      </w:r>
+    </w:p>
+    <w:p>
+      <w:pPr>
+        <w:spacing w:after="120" w:line="300"/>
+        <w:ind w:left="360" w:hanging="360"/>
+        <w:jc w:val="both"/>
+      </w:pPr>
+      <w:r>
+        <w:rPr>
+          <w:rFonts w:ascii="Times New Roman" w:cs="Times New Roman" w:eastAsia="Times New Roman" w:hAnsi="Times New Roman"/>
+          <w:sz w:val="22"/>
+          <w:szCs w:val="22"/>
+        </w:rPr>
+        <w:t xml:space="preserve">2.  </w:t>
+      </w:r>
+      <w:r>
+        <w:rPr>
+          <w:rFonts w:ascii="Times New Roman" w:cs="Times New Roman" w:eastAsia="Times New Roman" w:hAnsi="Times New Roman"/>
+          <w:sz w:val="22"/>
+          <w:szCs w:val="22"/>
+        </w:rPr>
+        <w:t xml:space="preserve">Heston, S. L.: A Closed-Form Solution for Options with Stochastic Volatility with Applications to Bond and Currency Options. Review of Financial Studies, vol. 6, no. 2, pp. 327–343 (1993).</w:t>
+      </w:r>
+    </w:p>
+    <w:p>
+      <w:pPr>
+        <w:spacing w:after="120" w:line="300"/>
+        <w:ind w:left="360" w:hanging="360"/>
+        <w:jc w:val="both"/>
+      </w:pPr>
+      <w:r>
+        <w:rPr>
+          <w:rFonts w:ascii="Times New Roman" w:cs="Times New Roman" w:eastAsia="Times New Roman" w:hAnsi="Times New Roman"/>
+          <w:sz w:val="22"/>
+          <w:szCs w:val="22"/>
+        </w:rPr>
+        <w:t xml:space="preserve">3.  </w:t>
+      </w:r>
+      <w:r>
+        <w:rPr>
+          <w:rFonts w:ascii="Times New Roman" w:cs="Times New Roman" w:eastAsia="Times New Roman" w:hAnsi="Times New Roman"/>
+          <w:sz w:val="22"/>
+          <w:szCs w:val="22"/>
+        </w:rPr>
+        <w:t xml:space="preserve">Hull, J., White, A.: Pricing Interest-Rate-Derivative Securities. Review of Financial Studies, vol. 3, no. 4, pp. 573–592 (1990).</w:t>
+      </w:r>
+    </w:p>
+    <w:p>
+      <w:pPr>
+        <w:spacing w:after="120" w:line="300"/>
+        <w:ind w:left="360" w:hanging="360"/>
+        <w:jc w:val="both"/>
+      </w:pPr>
+      <w:r>
+        <w:rPr>
+          <w:rFonts w:ascii="Times New Roman" w:cs="Times New Roman" w:eastAsia="Times New Roman" w:hAnsi="Times New Roman"/>
+          <w:sz w:val="22"/>
+          <w:szCs w:val="22"/>
+        </w:rPr>
+        <w:t xml:space="preserve">4.  </w:t>
+      </w:r>
+      <w:r>
+        <w:rPr>
+          <w:rFonts w:ascii="Times New Roman" w:cs="Times New Roman" w:eastAsia="Times New Roman" w:hAnsi="Times New Roman"/>
+          <w:sz w:val="22"/>
+          <w:szCs w:val="22"/>
+        </w:rPr>
+        <w:t xml:space="preserve">Vasicek, O.: An Equilibrium Characterization of the Term Structure. Journal of Financial Economics, vol. 5, no. 2, pp. 177–188 (1977).</w:t>
+      </w:r>
+    </w:p>
+    <w:p>
+      <w:pPr>
+        <w:spacing w:after="120" w:line="300"/>
+        <w:ind w:left="360" w:hanging="360"/>
+        <w:jc w:val="both"/>
+      </w:pPr>
+      <w:r>
+        <w:rPr>
+          <w:rFonts w:ascii="Times New Roman" w:cs="Times New Roman" w:eastAsia="Times New Roman" w:hAnsi="Times New Roman"/>
+          <w:sz w:val="22"/>
+          <w:szCs w:val="22"/>
+        </w:rPr>
+        <w:t xml:space="preserve">5.  </w:t>
+      </w:r>
+      <w:r>
+        <w:rPr>
+          <w:rFonts w:ascii="Times New Roman" w:cs="Times New Roman" w:eastAsia="Times New Roman" w:hAnsi="Times New Roman"/>
+          <w:sz w:val="22"/>
+          <w:szCs w:val="22"/>
+        </w:rPr>
+        <w:t xml:space="preserve">Uhlenbeck, G. E., Ornstein, L. S.: On the Theory of the Brownian Motion. Physical Review, vol. 36, pp. 823–841 (1930).</w:t>
+      </w:r>
+    </w:p>
+    <w:p>
+      <w:pPr>
+        <w:spacing w:after="120" w:line="300"/>
+        <w:ind w:left="360" w:hanging="360"/>
+        <w:jc w:val="both"/>
+      </w:pPr>
+      <w:r>
+        <w:rPr>
+          <w:rFonts w:ascii="Times New Roman" w:cs="Times New Roman" w:eastAsia="Times New Roman" w:hAnsi="Times New Roman"/>
+          <w:sz w:val="22"/>
+          <w:szCs w:val="22"/>
+        </w:rPr>
+        <w:t xml:space="preserve">6.  </w:t>
+      </w:r>
+      <w:r>
+        <w:rPr>
+          <w:rFonts w:ascii="Times New Roman" w:cs="Times New Roman" w:eastAsia="Times New Roman" w:hAnsi="Times New Roman"/>
+          <w:sz w:val="22"/>
+          <w:szCs w:val="22"/>
+        </w:rPr>
+        <w:t xml:space="preserve">Vidyamurthy, G.: Pairs Trading: Quantitative Methods and Analysis. Wiley, 2004.</w:t>
+      </w:r>
+    </w:p>
+    <w:p>
+      <w:pPr>
+        <w:spacing w:after="120" w:line="300"/>
+        <w:ind w:left="360" w:hanging="360"/>
+        <w:jc w:val="both"/>
+      </w:pPr>
+      <w:r>
+        <w:rPr>
+          <w:rFonts w:ascii="Times New Roman" w:cs="Times New Roman" w:eastAsia="Times New Roman" w:hAnsi="Times New Roman"/>
+          <w:sz w:val="22"/>
+          <w:szCs w:val="22"/>
+        </w:rPr>
+        <w:t xml:space="preserve">7.  </w:t>
+      </w:r>
+      <w:r>
+        <w:rPr>
+          <w:rFonts w:ascii="Times New Roman" w:cs="Times New Roman" w:eastAsia="Times New Roman" w:hAnsi="Times New Roman"/>
+          <w:sz w:val="22"/>
+          <w:szCs w:val="22"/>
+        </w:rPr>
+        <w:t xml:space="preserve">Aït-Sahalia, Y.: Maximum Likelihood Estimation of Discretely Sampled Diffusions. Econometrica, vol. 70, no. 1, pp. 223–262 (2002).</w:t>
+      </w:r>
+    </w:p>
+    <w:p>
+      <w:pPr>
+        <w:spacing w:after="120" w:line="300"/>
+        <w:ind w:left="360" w:hanging="360"/>
+        <w:jc w:val="both"/>
+      </w:pPr>
+      <w:r>
+        <w:rPr>
+          <w:rFonts w:ascii="Times New Roman" w:cs="Times New Roman" w:eastAsia="Times New Roman" w:hAnsi="Times New Roman"/>
+          <w:sz w:val="22"/>
+          <w:szCs w:val="22"/>
+        </w:rPr>
+        <w:t xml:space="preserve">8.  </w:t>
+      </w:r>
+      <w:r>
+        <w:rPr>
+          <w:rFonts w:ascii="Times New Roman" w:cs="Times New Roman" w:eastAsia="Times New Roman" w:hAnsi="Times New Roman"/>
+          <w:sz w:val="22"/>
+          <w:szCs w:val="22"/>
+        </w:rPr>
+        <w:t xml:space="preserve">Gatheral, J.: The Volatility Surface: A Practitioner's Guide. Wiley, 2006.</w:t>
+      </w:r>
+    </w:p>
+    <w:p>
+      <w:pPr>
+        <w:spacing w:after="120" w:line="300"/>
+        <w:ind w:left="360" w:hanging="360"/>
+        <w:jc w:val="both"/>
+      </w:pPr>
+      <w:r>
+        <w:rPr>
+          <w:rFonts w:ascii="Times New Roman" w:cs="Times New Roman" w:eastAsia="Times New Roman" w:hAnsi="Times New Roman"/>
+          <w:sz w:val="22"/>
+          <w:szCs w:val="22"/>
+        </w:rPr>
+        <w:t xml:space="preserve">9.  </w:t>
+      </w:r>
+      <w:r>
+        <w:rPr>
+          <w:rFonts w:ascii="Times New Roman" w:cs="Times New Roman" w:eastAsia="Times New Roman" w:hAnsi="Times New Roman"/>
+          <w:sz w:val="22"/>
+          <w:szCs w:val="22"/>
+        </w:rPr>
+        <w:t xml:space="preserve">Jamshidian, F.: An Exact Bond Option Formula. Journal of Finance, vol. 44, no. 1, pp. 205–209 (1989).</w:t>
+      </w:r>
+    </w:p>
+    <w:p>
+      <w:pPr>
+        <w:spacing w:after="120" w:line="300"/>
+        <w:ind w:left="360" w:hanging="360"/>
+        <w:jc w:val="both"/>
+      </w:pPr>
+      <w:r>
+        <w:rPr>
+          <w:rFonts w:ascii="Times New Roman" w:cs="Times New Roman" w:eastAsia="Times New Roman" w:hAnsi="Times New Roman"/>
+          <w:sz w:val="22"/>
+          <w:szCs w:val="22"/>
+        </w:rPr>
+        <w:t xml:space="preserve">10.  </w:t>
+      </w:r>
+      <w:r>
+        <w:rPr>
+          <w:rFonts w:ascii="Times New Roman" w:cs="Times New Roman" w:eastAsia="Times New Roman" w:hAnsi="Times New Roman"/>
+          <w:sz w:val="22"/>
+          <w:szCs w:val="22"/>
+        </w:rPr>
+        <w:t xml:space="preserve">Andersen, L.: Simple and Efficient Simulation of the Heston Model. Journal of Computational Finance, vol. 11, no. 3, pp. 1–42 (2008).</w:t>
+      </w:r>
+    </w:p>
+    <w:p>
+      <w:pPr>
+        <w:spacing w:after="120" w:line="300"/>
+        <w:ind w:left="360" w:hanging="360"/>
+        <w:jc w:val="both"/>
+      </w:pPr>
+      <w:r>
+        <w:rPr>
+          <w:rFonts w:ascii="Times New Roman" w:cs="Times New Roman" w:eastAsia="Times New Roman" w:hAnsi="Times New Roman"/>
+          <w:sz w:val="22"/>
+          <w:szCs w:val="22"/>
+        </w:rPr>
+        <w:t xml:space="preserve">11.  </w:t>
+      </w:r>
+      <w:r>
+        <w:rPr>
+          <w:rFonts w:ascii="Times New Roman" w:cs="Times New Roman" w:eastAsia="Times New Roman" w:hAnsi="Times New Roman"/>
+          <w:sz w:val="22"/>
+          <w:szCs w:val="22"/>
+        </w:rPr>
+        <w:t xml:space="preserve">Litterman, R., Scheinkman, J.: Common Factors Affecting Bond Returns. Journal of Fixed Income, vol. 1, no. 1, pp. 54–61 (1991).</w:t>
+      </w:r>
+    </w:p>
+    <w:p>
+      <w:pPr>
+        <w:spacing w:after="120" w:line="300"/>
+        <w:ind w:left="360" w:hanging="360"/>
+        <w:jc w:val="both"/>
+      </w:pPr>
+      <w:r>
+        <w:rPr>
+          <w:rFonts w:ascii="Times New Roman" w:cs="Times New Roman" w:eastAsia="Times New Roman" w:hAnsi="Times New Roman"/>
+          <w:sz w:val="22"/>
+          <w:szCs w:val="22"/>
+        </w:rPr>
+        <w:t xml:space="preserve">12.  </w:t>
+      </w:r>
+      <w:r>
+        <w:rPr>
+          <w:rFonts w:ascii="Times New Roman" w:cs="Times New Roman" w:eastAsia="Times New Roman" w:hAnsi="Times New Roman"/>
+          <w:sz w:val="22"/>
+          <w:szCs w:val="22"/>
+        </w:rPr>
+        <w:t xml:space="preserve">Nelson, C. R., Siegel, A. F.: Parsimonious Modeling of Yield Curves. Journal of Business, vol. 60, no. 4, pp. 473–489 (1987).</w:t>
+      </w:r>
+    </w:p>
+    <w:p>
+      <w:pPr>
+        <w:spacing w:after="120" w:line="300"/>
+        <w:ind w:left="360" w:hanging="360"/>
+        <w:jc w:val="both"/>
+      </w:pPr>
+      <w:r>
+        <w:rPr>
+          <w:rFonts w:ascii="Times New Roman" w:cs="Times New Roman" w:eastAsia="Times New Roman" w:hAnsi="Times New Roman"/>
+          <w:sz w:val="22"/>
+          <w:szCs w:val="22"/>
+        </w:rPr>
+        <w:t xml:space="preserve">13.  </w:t>
+      </w:r>
+      <w:r>
+        <w:rPr>
+          <w:rFonts w:ascii="Times New Roman" w:cs="Times New Roman" w:eastAsia="Times New Roman" w:hAnsi="Times New Roman"/>
+          <w:sz w:val="22"/>
+          <w:szCs w:val="22"/>
+        </w:rPr>
+        <w:t xml:space="preserve">Svensson, L. E. O.: Estimating and Interpreting Forward Interest Rates: Sweden 1992–1994. NBER Working Paper 4871 (1994).</w:t>
+      </w:r>
+    </w:p>
+    <w:p>
+      <w:pPr>
+        <w:spacing w:after="120" w:line="300"/>
+        <w:ind w:left="360" w:hanging="360"/>
+        <w:jc w:val="both"/>
+      </w:pPr>
+      <w:r>
+        <w:rPr>
+          <w:rFonts w:ascii="Times New Roman" w:cs="Times New Roman" w:eastAsia="Times New Roman" w:hAnsi="Times New Roman"/>
+          <w:sz w:val="22"/>
+          <w:szCs w:val="22"/>
+        </w:rPr>
+        <w:t xml:space="preserve">14.  </w:t>
+      </w:r>
+      <w:r>
+        <w:rPr>
+          <w:rFonts w:ascii="Times New Roman" w:cs="Times New Roman" w:eastAsia="Times New Roman" w:hAnsi="Times New Roman"/>
+          <w:sz w:val="22"/>
+          <w:szCs w:val="22"/>
+        </w:rPr>
+        <w:t xml:space="preserve">Diebold, F. X., Li, C.: Forecasting the Term Structure of Government Bond Yields. Journal of Econometrics, vol. 130, pp. 337–364 (2006).</w:t>
+      </w:r>
+    </w:p>
+    <w:p>
+      <w:pPr>
+        <w:spacing w:after="120" w:line="300"/>
+        <w:ind w:left="360" w:hanging="360"/>
+        <w:jc w:val="both"/>
+      </w:pPr>
+      <w:r>
+        <w:rPr>
+          <w:rFonts w:ascii="Times New Roman" w:cs="Times New Roman" w:eastAsia="Times New Roman" w:hAnsi="Times New Roman"/>
+          <w:sz w:val="22"/>
+          <w:szCs w:val="22"/>
+        </w:rPr>
+        <w:t xml:space="preserve">15.  </w:t>
+      </w:r>
+      <w:r>
+        <w:rPr>
+          <w:rFonts w:ascii="Times New Roman" w:cs="Times New Roman" w:eastAsia="Times New Roman" w:hAnsi="Times New Roman"/>
+          <w:sz w:val="22"/>
+          <w:szCs w:val="22"/>
+        </w:rPr>
+        <w:t xml:space="preserve">Engle, R. F.: Autoregressive Conditional Heteroskedasticity. Econometrica, vol. 50, no. 4, pp. 987–1007 (1982).</w:t>
+      </w:r>
+    </w:p>
+    <w:p>
+      <w:pPr>
+        <w:spacing w:after="120" w:line="300"/>
+        <w:ind w:left="360" w:hanging="360"/>
+        <w:jc w:val="both"/>
+      </w:pPr>
+      <w:r>
+        <w:rPr>
+          <w:rFonts w:ascii="Times New Roman" w:cs="Times New Roman" w:eastAsia="Times New Roman" w:hAnsi="Times New Roman"/>
+          <w:sz w:val="22"/>
+          <w:szCs w:val="22"/>
+        </w:rPr>
+        <w:t xml:space="preserve">16.  </w:t>
+      </w:r>
+      <w:r>
+        <w:rPr>
+          <w:rFonts w:ascii="Times New Roman" w:cs="Times New Roman" w:eastAsia="Times New Roman" w:hAnsi="Times New Roman"/>
+          <w:sz w:val="22"/>
+          <w:szCs w:val="22"/>
+        </w:rPr>
+        <w:t xml:space="preserve">Bollerslev, T.: Generalized Autoregressive Conditional Heteroskedasticity. Journal of Econometrics, vol. 31, no. 3, pp. 307–327 (1986).</w:t>
+      </w:r>
+    </w:p>
+    <w:p>
+      <w:pPr>
+        <w:spacing w:after="120" w:line="300"/>
+        <w:ind w:left="360" w:hanging="360"/>
+        <w:jc w:val="both"/>
+      </w:pPr>
+      <w:r>
+        <w:rPr>
+          <w:rFonts w:ascii="Times New Roman" w:cs="Times New Roman" w:eastAsia="Times New Roman" w:hAnsi="Times New Roman"/>
+          <w:sz w:val="22"/>
+          <w:szCs w:val="22"/>
+        </w:rPr>
+        <w:t xml:space="preserve">17.  </w:t>
+      </w:r>
+      <w:r>
+        <w:rPr>
+          <w:rFonts w:ascii="Times New Roman" w:cs="Times New Roman" w:eastAsia="Times New Roman" w:hAnsi="Times New Roman"/>
+          <w:sz w:val="22"/>
+          <w:szCs w:val="22"/>
+        </w:rPr>
+        <w:t xml:space="preserve">Bollerslev, T.: A Conditionally Heteroskedastic Time-Series Model. Review of Economics and Statistics, vol. 69, pp. 542–547 (1987).</w:t>
+      </w:r>
+    </w:p>
+    <w:p>
+      <w:pPr>
+        <w:spacing w:after="120" w:line="300"/>
+        <w:ind w:left="360" w:hanging="360"/>
+        <w:jc w:val="both"/>
+      </w:pPr>
+      <w:r>
+        <w:rPr>
+          <w:rFonts w:ascii="Times New Roman" w:cs="Times New Roman" w:eastAsia="Times New Roman" w:hAnsi="Times New Roman"/>
+          <w:sz w:val="22"/>
+          <w:szCs w:val="22"/>
+        </w:rPr>
+        <w:t xml:space="preserve">18.  </w:t>
+      </w:r>
+      <w:r>
+        <w:rPr>
+          <w:rFonts w:ascii="Times New Roman" w:cs="Times New Roman" w:eastAsia="Times New Roman" w:hAnsi="Times New Roman"/>
+          <w:sz w:val="22"/>
+          <w:szCs w:val="22"/>
+        </w:rPr>
+        <w:t xml:space="preserve">McNeil, A. J., Frey, R., Embrechts, P.: Quantitative Risk Management. Princeton University Press, 2nd Ed. (2015).</w:t>
+      </w:r>
+    </w:p>
+    <w:p>
+      <w:pPr>
+        <w:spacing w:after="120" w:line="300"/>
+        <w:ind w:left="360" w:hanging="360"/>
+        <w:jc w:val="both"/>
+      </w:pPr>
+      <w:r>
+        <w:rPr>
+          <w:rFonts w:ascii="Times New Roman" w:cs="Times New Roman" w:eastAsia="Times New Roman" w:hAnsi="Times New Roman"/>
+          <w:sz w:val="22"/>
+          <w:szCs w:val="22"/>
+        </w:rPr>
+        <w:t xml:space="preserve">19.  </w:t>
+      </w:r>
+      <w:r>
+        <w:rPr>
+          <w:rFonts w:ascii="Times New Roman" w:cs="Times New Roman" w:eastAsia="Times New Roman" w:hAnsi="Times New Roman"/>
+          <w:sz w:val="22"/>
+          <w:szCs w:val="22"/>
+        </w:rPr>
+        <w:t xml:space="preserve">Mandelbrot, B. B., van Ness, J. W.: Fractional Brownian Motions. SIAM Review, vol. 10, no. 4, pp. 422–437 (1968).</w:t>
+      </w:r>
+    </w:p>
+    <w:p>
+      <w:pPr>
+        <w:spacing w:after="120" w:line="300"/>
+        <w:ind w:left="360" w:hanging="360"/>
+        <w:jc w:val="both"/>
+      </w:pPr>
+      <w:r>
+        <w:rPr>
+          <w:rFonts w:ascii="Times New Roman" w:cs="Times New Roman" w:eastAsia="Times New Roman" w:hAnsi="Times New Roman"/>
+          <w:sz w:val="22"/>
+          <w:szCs w:val="22"/>
+        </w:rPr>
+        <w:t xml:space="preserve">20.  </w:t>
+      </w:r>
+      <w:r>
+        <w:rPr>
+          <w:rFonts w:ascii="Times New Roman" w:cs="Times New Roman" w:eastAsia="Times New Roman" w:hAnsi="Times New Roman"/>
+          <w:sz w:val="22"/>
+          <w:szCs w:val="22"/>
+        </w:rPr>
+        <w:t xml:space="preserve">Hurst, H. E.: Long-Term Storage Capacity of Reservoirs. Transactions ASCE, vol. 116, pp. 770–808 (1951).</w:t>
+      </w:r>
+    </w:p>
+    <w:p>
+      <w:pPr>
+        <w:spacing w:after="120" w:line="300"/>
+        <w:ind w:left="360" w:hanging="360"/>
+        <w:jc w:val="both"/>
+      </w:pPr>
+      <w:r>
+        <w:rPr>
+          <w:rFonts w:ascii="Times New Roman" w:cs="Times New Roman" w:eastAsia="Times New Roman" w:hAnsi="Times New Roman"/>
+          <w:sz w:val="22"/>
+          <w:szCs w:val="22"/>
+        </w:rPr>
+        <w:t xml:space="preserve">21.  </w:t>
+      </w:r>
+      <w:r>
+        <w:rPr>
+          <w:rFonts w:ascii="Times New Roman" w:cs="Times New Roman" w:eastAsia="Times New Roman" w:hAnsi="Times New Roman"/>
+          <w:sz w:val="22"/>
+          <w:szCs w:val="22"/>
+        </w:rPr>
+        <w:t xml:space="preserve">Kidger, P., Foster, J., Li, X., Oberhauser, H., Lyons, T.: Neural SDEs as Infinite-Dimensional GANs. In: Proc. ICML (2021).</w:t>
+      </w:r>
+    </w:p>
+    <w:p>
+      <w:pPr>
+        <w:spacing w:after="120" w:line="300"/>
+        <w:ind w:left="360" w:hanging="360"/>
+        <w:jc w:val="both"/>
+      </w:pPr>
+      <w:r>
+        <w:rPr>
+          <w:rFonts w:ascii="Times New Roman" w:cs="Times New Roman" w:eastAsia="Times New Roman" w:hAnsi="Times New Roman"/>
+          <w:sz w:val="22"/>
+          <w:szCs w:val="22"/>
+        </w:rPr>
+        <w:t xml:space="preserve">22.  </w:t>
+      </w:r>
+      <w:r>
+        <w:rPr>
+          <w:rFonts w:ascii="Times New Roman" w:cs="Times New Roman" w:eastAsia="Times New Roman" w:hAnsi="Times New Roman"/>
+          <w:sz w:val="22"/>
+          <w:szCs w:val="22"/>
+        </w:rPr>
+        <w:t xml:space="preserve">Chen, R. T. Q., Rubanova, Y., Bettencourt, J., Duvenaud, D.: Neural Ordinary Differential Equations. In: Proc. NeurIPS (2018).</w:t>
+      </w:r>
+    </w:p>
+    <w:p>
+      <w:pPr>
+        <w:spacing w:after="120" w:line="300"/>
+        <w:ind w:left="360" w:hanging="360"/>
+        <w:jc w:val="both"/>
+      </w:pPr>
+      <w:r>
+        <w:rPr>
+          <w:rFonts w:ascii="Times New Roman" w:cs="Times New Roman" w:eastAsia="Times New Roman" w:hAnsi="Times New Roman"/>
+          <w:sz w:val="22"/>
+          <w:szCs w:val="22"/>
+        </w:rPr>
+        <w:t xml:space="preserve">23.  </w:t>
+      </w:r>
+      <w:r>
+        <w:rPr>
+          <w:rFonts w:ascii="Times New Roman" w:cs="Times New Roman" w:eastAsia="Times New Roman" w:hAnsi="Times New Roman"/>
+          <w:sz w:val="22"/>
+          <w:szCs w:val="22"/>
+        </w:rPr>
+        <w:t xml:space="preserve">Tzen, B., Raginsky, M.: Theoretical Guarantees for Sampling in Generative Models. In: Proc. COLT (2019).</w:t>
+      </w:r>
+    </w:p>
+    <w:p>
+      <w:pPr>
+        <w:spacing w:after="120" w:line="300"/>
+        <w:ind w:left="360" w:hanging="360"/>
+        <w:jc w:val="both"/>
+      </w:pPr>
+      <w:r>
+        <w:rPr>
+          <w:rFonts w:ascii="Times New Roman" w:cs="Times New Roman" w:eastAsia="Times New Roman" w:hAnsi="Times New Roman"/>
+          <w:sz w:val="22"/>
+          <w:szCs w:val="22"/>
+        </w:rPr>
+        <w:t xml:space="preserve">24.  </w:t>
+      </w:r>
+      <w:r>
+        <w:rPr>
+          <w:rFonts w:ascii="Times New Roman" w:cs="Times New Roman" w:eastAsia="Times New Roman" w:hAnsi="Times New Roman"/>
+          <w:sz w:val="22"/>
+          <w:szCs w:val="22"/>
+        </w:rPr>
+        <w:t xml:space="preserve">Lewis, P., et al.: Retrieval-Augmented Generation for Knowledge-Intensive NLP Tasks. In: Proc. NeurIPS (2020).</w:t>
+      </w:r>
+    </w:p>
+    <w:p>
+      <w:pPr>
+        <w:spacing w:after="120" w:line="300"/>
+        <w:ind w:left="360" w:hanging="360"/>
+        <w:jc w:val="both"/>
+      </w:pPr>
+      <w:r>
+        <w:rPr>
+          <w:rFonts w:ascii="Times New Roman" w:cs="Times New Roman" w:eastAsia="Times New Roman" w:hAnsi="Times New Roman"/>
+          <w:sz w:val="22"/>
+          <w:szCs w:val="22"/>
+        </w:rPr>
+        <w:t xml:space="preserve">25.  </w:t>
+      </w:r>
+      <w:r>
+        <w:rPr>
+          <w:rFonts w:ascii="Times New Roman" w:cs="Times New Roman" w:eastAsia="Times New Roman" w:hAnsi="Times New Roman"/>
+          <w:sz w:val="22"/>
+          <w:szCs w:val="22"/>
+        </w:rPr>
+        <w:t xml:space="preserve">Gao, Y., et al.: Retrieval-Augmented Generation for LLMs: A Survey. arXiv:2312.10997 (2023).</w:t>
+      </w:r>
+    </w:p>
+    <w:p>
+      <w:pPr>
+        <w:spacing w:after="120" w:line="300"/>
+        <w:ind w:left="360" w:hanging="360"/>
+        <w:jc w:val="both"/>
+      </w:pPr>
+      <w:r>
+        <w:rPr>
+          <w:rFonts w:ascii="Times New Roman" w:cs="Times New Roman" w:eastAsia="Times New Roman" w:hAnsi="Times New Roman"/>
+          <w:sz w:val="22"/>
+          <w:szCs w:val="22"/>
+        </w:rPr>
+        <w:t xml:space="preserve">26.  </w:t>
+      </w:r>
+      <w:r>
+        <w:rPr>
+          <w:rFonts w:ascii="Times New Roman" w:cs="Times New Roman" w:eastAsia="Times New Roman" w:hAnsi="Times New Roman"/>
+          <w:sz w:val="22"/>
+          <w:szCs w:val="22"/>
+        </w:rPr>
+        <w:t xml:space="preserve">Araci, D.: FinBERT: Financial Sentiment Analysis with Pre-Trained Language Models. arXiv:1908.10063 (2019).</w:t>
+      </w:r>
+    </w:p>
+    <w:p>
+      <w:pPr>
+        <w:spacing w:after="120" w:line="300"/>
+        <w:ind w:left="360" w:hanging="360"/>
+        <w:jc w:val="both"/>
+      </w:pPr>
+      <w:r>
+        <w:rPr>
+          <w:rFonts w:ascii="Times New Roman" w:cs="Times New Roman" w:eastAsia="Times New Roman" w:hAnsi="Times New Roman"/>
+          <w:sz w:val="22"/>
+          <w:szCs w:val="22"/>
+        </w:rPr>
+        <w:t xml:space="preserve">27.  </w:t>
+      </w:r>
+      <w:r>
+        <w:rPr>
+          <w:rFonts w:ascii="Times New Roman" w:cs="Times New Roman" w:eastAsia="Times New Roman" w:hAnsi="Times New Roman"/>
+          <w:sz w:val="22"/>
+          <w:szCs w:val="22"/>
+        </w:rPr>
+        <w:t xml:space="preserve">Yang, H., Liu, X.-Y., Wang, C. D.: FinGPT: Open-Source Financial Large Language Models. arXiv:2306.06031 (2023).</w:t>
+      </w:r>
+    </w:p>
+    <w:p>
+      <w:pPr>
+        <w:spacing w:after="120" w:line="300"/>
+        <w:ind w:left="360" w:hanging="360"/>
+        <w:jc w:val="both"/>
+      </w:pPr>
+      <w:r>
+        <w:rPr>
+          <w:rFonts w:ascii="Times New Roman" w:cs="Times New Roman" w:eastAsia="Times New Roman" w:hAnsi="Times New Roman"/>
+          <w:sz w:val="22"/>
+          <w:szCs w:val="22"/>
+        </w:rPr>
+        <w:t xml:space="preserve">28.  </w:t>
+      </w:r>
+      <w:r>
+        <w:rPr>
+          <w:rFonts w:ascii="Times New Roman" w:cs="Times New Roman" w:eastAsia="Times New Roman" w:hAnsi="Times New Roman"/>
+          <w:sz w:val="22"/>
+          <w:szCs w:val="22"/>
+        </w:rPr>
+        <w:t xml:space="preserve">Wu, S., et al.: BloombergGPT: A Large Language Model for Finance. arXiv:2303.17564 (2023).</w:t>
+      </w:r>
+    </w:p>
+    <w:p>
+      <w:pPr>
+        <w:spacing w:after="120" w:line="300"/>
+        <w:ind w:left="360" w:hanging="360"/>
+        <w:jc w:val="both"/>
+      </w:pPr>
+      <w:r>
+        <w:rPr>
+          <w:rFonts w:ascii="Times New Roman" w:cs="Times New Roman" w:eastAsia="Times New Roman" w:hAnsi="Times New Roman"/>
+          <w:sz w:val="22"/>
+          <w:szCs w:val="22"/>
+        </w:rPr>
+        <w:t xml:space="preserve">29.  </w:t>
+      </w:r>
+      <w:r>
+        <w:rPr>
+          <w:rFonts w:ascii="Times New Roman" w:cs="Times New Roman" w:eastAsia="Times New Roman" w:hAnsi="Times New Roman"/>
+          <w:sz w:val="22"/>
+          <w:szCs w:val="22"/>
+        </w:rPr>
+        <w:t xml:space="preserve">Gemma Team, Google DeepMind: Gemma 3: Open Models Based on Gemini Research and Technology. Google Technical Report (2025).</w:t>
+      </w:r>
+    </w:p>
+    <w:p>
+      <w:pPr>
+        <w:spacing w:after="120" w:line="300"/>
+        <w:ind w:left="360" w:hanging="360"/>
+        <w:jc w:val="both"/>
+      </w:pPr>
+      <w:r>
+        <w:rPr>
+          <w:rFonts w:ascii="Times New Roman" w:cs="Times New Roman" w:eastAsia="Times New Roman" w:hAnsi="Times New Roman"/>
+          <w:sz w:val="22"/>
+          <w:szCs w:val="22"/>
+        </w:rPr>
+        <w:t xml:space="preserve">30.  </w:t>
+      </w:r>
+      <w:r>
+        <w:rPr>
+          <w:rFonts w:ascii="Times New Roman" w:cs="Times New Roman" w:eastAsia="Times New Roman" w:hAnsi="Times New Roman"/>
+          <w:sz w:val="22"/>
+          <w:szCs w:val="22"/>
+        </w:rPr>
+        <w:t xml:space="preserve">Bang, Y., et al.: A Multitask, Multilingual, Multimodal Evaluation of ChatGPT. arXiv:2302.04023 (2023).</w:t>
+      </w:r>
+    </w:p>
+    <w:p>
+      <w:pPr>
+        <w:spacing w:after="120" w:line="300"/>
+        <w:ind w:left="360" w:hanging="360"/>
+        <w:jc w:val="both"/>
+      </w:pPr>
+      <w:r>
+        <w:rPr>
+          <w:rFonts w:ascii="Times New Roman" w:cs="Times New Roman" w:eastAsia="Times New Roman" w:hAnsi="Times New Roman"/>
+          <w:sz w:val="22"/>
+          <w:szCs w:val="22"/>
+        </w:rPr>
+        <w:t xml:space="preserve">31.  </w:t>
+      </w:r>
+      <w:r>
+        <w:rPr>
+          <w:rFonts w:ascii="Times New Roman" w:cs="Times New Roman" w:eastAsia="Times New Roman" w:hAnsi="Times New Roman"/>
+          <w:sz w:val="22"/>
+          <w:szCs w:val="22"/>
+        </w:rPr>
+        <w:t xml:space="preserve">Wolf, T., et al.: HuggingFace Transformers: State-of-the-art NLP. arXiv:1910.03771 (2020).</w:t>
+      </w:r>
+    </w:p>
+    <w:p>
+      <w:pPr>
+        <w:spacing w:after="120" w:line="300"/>
+        <w:ind w:left="360" w:hanging="360"/>
+        <w:jc w:val="both"/>
+      </w:pPr>
+      <w:r>
+        <w:rPr>
+          <w:rFonts w:ascii="Times New Roman" w:cs="Times New Roman" w:eastAsia="Times New Roman" w:hAnsi="Times New Roman"/>
+          <w:sz w:val="22"/>
+          <w:szCs w:val="22"/>
+        </w:rPr>
+        <w:t xml:space="preserve">32.  </w:t>
+      </w:r>
+      <w:r>
+        <w:rPr>
+          <w:rFonts w:ascii="Times New Roman" w:cs="Times New Roman" w:eastAsia="Times New Roman" w:hAnsi="Times New Roman"/>
+          <w:sz w:val="22"/>
+          <w:szCs w:val="22"/>
+        </w:rPr>
+        <w:t xml:space="preserve">Zheng, L., et al.: Judging LLM-as-a-Judge with MT-Bench and Chatbot Arena. In: Proc. NeurIPS (2023).</w:t>
+      </w:r>
+    </w:p>
+    <w:p>
+      <w:pPr>
+        <w:spacing w:after="120" w:line="300"/>
+        <w:ind w:left="360" w:hanging="360"/>
+        <w:jc w:val="both"/>
+      </w:pPr>
+      <w:r>
+        <w:rPr>
+          <w:rFonts w:ascii="Times New Roman" w:cs="Times New Roman" w:eastAsia="Times New Roman" w:hAnsi="Times New Roman"/>
+          <w:sz w:val="22"/>
+          <w:szCs w:val="22"/>
+        </w:rPr>
+        <w:t xml:space="preserve">33.  </w:t>
+      </w:r>
+      <w:r>
+        <w:rPr>
+          <w:rFonts w:ascii="Times New Roman" w:cs="Times New Roman" w:eastAsia="Times New Roman" w:hAnsi="Times New Roman"/>
+          <w:sz w:val="22"/>
+          <w:szCs w:val="22"/>
+        </w:rPr>
+        <w:t xml:space="preserve">Chen, Z., et al.: FinQA: A Dataset of Numerical Reasoning over Financial Data. In: Proc. EMNLP (2021).</w:t>
+      </w:r>
+    </w:p>
+    <w:p>
+      <w:pPr>
+        <w:spacing w:after="120" w:line="300"/>
+        <w:ind w:left="360" w:hanging="360"/>
+        <w:jc w:val="both"/>
+      </w:pPr>
+      <w:r>
+        <w:rPr>
+          <w:rFonts w:ascii="Times New Roman" w:cs="Times New Roman" w:eastAsia="Times New Roman" w:hAnsi="Times New Roman"/>
+          <w:sz w:val="22"/>
+          <w:szCs w:val="22"/>
+        </w:rPr>
+        <w:t xml:space="preserve">34.  </w:t>
+      </w:r>
+      <w:r>
+        <w:rPr>
+          <w:rFonts w:ascii="Times New Roman" w:cs="Times New Roman" w:eastAsia="Times New Roman" w:hAnsi="Times New Roman"/>
+          <w:sz w:val="22"/>
+          <w:szCs w:val="22"/>
+        </w:rPr>
+        <w:t xml:space="preserve">Kupiec, P. H.: Techniques for Verifying the Accuracy of Risk Management Models. Journal of Derivatives, vol. 3, no. 2, pp. 73–84 (1995).</w:t>
+      </w:r>
+    </w:p>
+    <w:p>
+      <w:pPr>
+        <w:spacing w:after="120" w:line="300"/>
+        <w:ind w:left="360" w:hanging="360"/>
+        <w:jc w:val="both"/>
+      </w:pPr>
+      <w:r>
+        <w:rPr>
+          <w:rFonts w:ascii="Times New Roman" w:cs="Times New Roman" w:eastAsia="Times New Roman" w:hAnsi="Times New Roman"/>
+          <w:sz w:val="22"/>
+          <w:szCs w:val="22"/>
+        </w:rPr>
+        <w:t xml:space="preserve">35.  </w:t>
+      </w:r>
+      <w:r>
+        <w:rPr>
+          <w:rFonts w:ascii="Times New Roman" w:cs="Times New Roman" w:eastAsia="Times New Roman" w:hAnsi="Times New Roman"/>
+          <w:sz w:val="22"/>
+          <w:szCs w:val="22"/>
+        </w:rPr>
+        <w:t xml:space="preserve">U.S. Securities and Exchange Commission: EDGAR Full-Text Search API (2024). https://efts.sec.gov</w:t>
+      </w:r>
+    </w:p>
+    <w:p>
+      <w:pPr>
+        <w:spacing w:after="120" w:line="300"/>
+        <w:ind w:left="360" w:hanging="360"/>
+        <w:jc w:val="both"/>
+      </w:pPr>
+      <w:r>
+        <w:rPr>
+          <w:rFonts w:ascii="Times New Roman" w:cs="Times New Roman" w:eastAsia="Times New Roman" w:hAnsi="Times New Roman"/>
+          <w:sz w:val="22"/>
+          <w:szCs w:val="22"/>
+        </w:rPr>
+        <w:t xml:space="preserve">36.  </w:t>
+      </w:r>
+      <w:r>
+        <w:rPr>
+          <w:rFonts w:ascii="Times New Roman" w:cs="Times New Roman" w:eastAsia="Times New Roman" w:hAnsi="Times New Roman"/>
+          <w:sz w:val="22"/>
+          <w:szCs w:val="22"/>
+        </w:rPr>
+        <w:t xml:space="preserve">U.S. Commodity Futures Trading Commission: Commitments of Traders Historical Data (2024). https://www.cftc.gov/MarketReports/CommitmentsofTraders</w:t>
+      </w:r>
+    </w:p>
+    <w:p>
+      <w:pPr>
+        <w:spacing w:after="120" w:line="300"/>
+        <w:ind w:left="360" w:hanging="360"/>
+        <w:jc w:val="both"/>
+      </w:pPr>
+      <w:r>
+        <w:rPr>
+          <w:rFonts w:ascii="Times New Roman" w:cs="Times New Roman" w:eastAsia="Times New Roman" w:hAnsi="Times New Roman"/>
+          <w:sz w:val="22"/>
+          <w:szCs w:val="22"/>
+        </w:rPr>
+        <w:t xml:space="preserve">37.  </w:t>
+      </w:r>
+      <w:r>
+        <w:rPr>
+          <w:rFonts w:ascii="Times New Roman" w:cs="Times New Roman" w:eastAsia="Times New Roman" w:hAnsi="Times New Roman"/>
+          <w:sz w:val="22"/>
+          <w:szCs w:val="22"/>
+        </w:rPr>
+        <w:t xml:space="preserve">Bank for International Settlements: Effective Exchange Rate Indices (2024). https://www.bis.org/statistics/eer.htm</w:t>
+      </w:r>
+    </w:p>
+    <w:p>
+      <w:pPr>
+        <w:spacing w:after="120" w:line="300"/>
+        <w:ind w:left="360" w:hanging="360"/>
+        <w:jc w:val="both"/>
+      </w:pPr>
+      <w:r>
+        <w:rPr>
+          <w:rFonts w:ascii="Times New Roman" w:cs="Times New Roman" w:eastAsia="Times New Roman" w:hAnsi="Times New Roman"/>
+          <w:sz w:val="22"/>
+          <w:szCs w:val="22"/>
+        </w:rPr>
+        <w:t xml:space="preserve">38.  </w:t>
+      </w:r>
+      <w:r>
+        <w:rPr>
+          <w:rFonts w:ascii="Times New Roman" w:cs="Times New Roman" w:eastAsia="Times New Roman" w:hAnsi="Times New Roman"/>
+          <w:sz w:val="22"/>
+          <w:szCs w:val="22"/>
+        </w:rPr>
+        <w:t xml:space="preserve">Leetaru, K., Schrodt, P. A.: GDELT: Global Data on Events, Language, and Tone, 1979–2012. ISA Annual Convention (2013).</w:t>
+      </w:r>
+    </w:p>
+    <w:p>
+      <w:pPr>
+        <w:spacing w:after="120" w:line="300"/>
+        <w:ind w:left="360" w:hanging="360"/>
+        <w:jc w:val="both"/>
+      </w:pPr>
+      <w:r>
+        <w:rPr>
+          <w:rFonts w:ascii="Times New Roman" w:cs="Times New Roman" w:eastAsia="Times New Roman" w:hAnsi="Times New Roman"/>
+          <w:sz w:val="22"/>
+          <w:szCs w:val="22"/>
+        </w:rPr>
+        <w:t xml:space="preserve">39.  </w:t>
+      </w:r>
+      <w:r>
+        <w:rPr>
+          <w:rFonts w:ascii="Times New Roman" w:cs="Times New Roman" w:eastAsia="Times New Roman" w:hAnsi="Times New Roman"/>
+          <w:sz w:val="22"/>
+          <w:szCs w:val="22"/>
+        </w:rPr>
+        <w:t xml:space="preserve">Lopez de Prado, M.: Advances in Financial Machine Learning. Wiley (2018).</w:t>
+      </w:r>
+    </w:p>
+    <w:p>
+      <w:pPr>
+        <w:spacing w:after="120" w:line="300"/>
+        <w:ind w:left="360" w:hanging="360"/>
+        <w:jc w:val="both"/>
+      </w:pPr>
+      <w:r>
+        <w:rPr>
+          <w:rFonts w:ascii="Times New Roman" w:cs="Times New Roman" w:eastAsia="Times New Roman" w:hAnsi="Times New Roman"/>
+          <w:sz w:val="22"/>
+          <w:szCs w:val="22"/>
+        </w:rPr>
+        <w:t xml:space="preserve">40.  </w:t>
+      </w:r>
+      <w:r>
+        <w:rPr>
+          <w:rFonts w:ascii="Times New Roman" w:cs="Times New Roman" w:eastAsia="Times New Roman" w:hAnsi="Times New Roman"/>
+          <w:sz w:val="22"/>
+          <w:szCs w:val="22"/>
+        </w:rPr>
+        <w:t xml:space="preserve">AISStream.io: Global AIS Data Stream Documentation (2026). https://aisstream.io</w:t>
+      </w:r>
+    </w:p>
+    <w:p>
+      <w:pPr>
+        <w:spacing w:after="120" w:line="300"/>
+        <w:ind w:left="360" w:hanging="360"/>
+        <w:jc w:val="both"/>
+      </w:pPr>
+      <w:r>
+        <w:rPr>
+          <w:rFonts w:ascii="Times New Roman" w:cs="Times New Roman" w:eastAsia="Times New Roman" w:hAnsi="Times New Roman"/>
+          <w:sz w:val="22"/>
+          <w:szCs w:val="22"/>
+        </w:rPr>
+        <w:t xml:space="preserve">41.  </w:t>
+      </w:r>
+      <w:r>
+        <w:rPr>
+          <w:rFonts w:ascii="Times New Roman" w:cs="Times New Roman" w:eastAsia="Times New Roman" w:hAnsi="Times New Roman"/>
+          <w:sz w:val="22"/>
+          <w:szCs w:val="22"/>
+        </w:rPr>
+        <w:t xml:space="preserve">Chen, T., Guestrin, C.: XGBoost: A Scalable Tree Boosting System. In: Proc. KDD (2016).</w:t>
+      </w:r>
+    </w:p>
+    <w:p>
+      <w:pPr>
+        <w:pageBreakBefore/>
+        <w:spacing w:after="240" w:before="480" w:line="360"/>
+        <w:jc w:val="center"/>
+      </w:pPr>
+      <w:r>
+        <w:rPr>
+          <w:rFonts w:ascii="Times New Roman" w:cs="Times New Roman" w:eastAsia="Times New Roman" w:hAnsi="Times New Roman"/>
+          <w:b/>
+          <w:bCs/>
+          <w:sz w:val="32"/>
+          <w:szCs w:val="32"/>
+        </w:rPr>
+        <w:t xml:space="preserve">Appendix A</w:t>
+      </w:r>
+    </w:p>
+    <w:p>
+      <w:pPr>
+        <w:spacing w:after="320" w:line="360"/>
+        <w:jc w:val="center"/>
+      </w:pPr>
+      <w:r>
+        <w:rPr>
+          <w:rFonts w:ascii="Times New Roman" w:cs="Times New Roman" w:eastAsia="Times New Roman" w:hAnsi="Times New Roman"/>
+          <w:b/>
+          <w:bCs/>
+          <w:sz w:val="24"/>
+          <w:szCs w:val="24"/>
+        </w:rPr>
+        <w:t xml:space="preserve">Source Code and System Flowcharts</w:t>
+      </w:r>
+    </w:p>
+    <w:p>
+      <w:pPr>
+        <w:spacing w:after="120" w:line="360"/>
+        <w:jc w:val="both"/>
+      </w:pPr>
+      <w:r>
+        <w:rPr>
+          <w:rFonts w:ascii="Times New Roman" w:cs="Times New Roman" w:eastAsia="Times New Roman" w:hAnsi="Times New Roman"/>
+          <w:sz w:val="22"/>
+          <w:szCs w:val="22"/>
+        </w:rPr>
+        <w:t xml:space="preserve">The complete Hedgyyyboo source code is published at:</w:t>
+      </w:r>
+    </w:p>
+    <w:p>
+      <w:pPr>
+        <w:spacing w:after="240" w:before="60"/>
+        <w:jc w:val="center"/>
+      </w:pPr>
+      <w:r>
+        <w:rPr>
+          <w:rFonts w:ascii="Times New Roman" w:cs="Times New Roman" w:eastAsia="Times New Roman" w:hAnsi="Times New Roman"/>
+          <w:i/>
+          <w:iCs/>
+          <w:color w:val="2E75B6"/>
+          <w:sz w:val="22"/>
+          <w:szCs w:val="22"/>
+        </w:rPr>
+        <w:t xml:space="preserve">https://github.com/vedantkasargodya/hedgyyyboo-capstone</w:t>
+      </w:r>
+    </w:p>
+    <w:p>
+      <w:pPr>
+        <w:spacing w:after="80" w:before="200"/>
+        <w:jc w:val="center"/>
+      </w:pPr>
+      <w:r>
+        <w:drawing>
+          <wp:inline distT="0" distB="0" distL="0" distR="0">
+            <wp:extent cx="4476750" cy="2571750"/>
+            <wp:effectExtent t="0" r="0" b="0" l="0"/>
+            <wp:docPr id="1" name="fig7_dataflow.png" descr="Data-flow across ingestion, numeric core, LLM core, and UI layers." title="Data-flow across ingestion, numeric core, LLM core, and UI layers."/>
+            <wp:cNvGraphicFramePr>
+              <a:graphicFrameLocks xmlns:a="http://schemas.openxmlformats.org/drawingml/2006/main" noChangeAspect="1"/>
+            </wp:cNvGraphicFramePr>
+            <a:graphic xmlns:a="http://schemas.openxmlformats.org/drawingml/2006/main">
+              <a:graphicData uri="http://schemas.openxmlformats.org/drawingml/2006/picture">
+                <pic:pic xmlns:pic="http://schemas.openxmlformats.org/drawingml/2006/picture">
+                  <pic:nvPicPr>
+                    <pic:cNvPr id="0" name="" descr=""/>
+                    <pic:cNvPicPr>
+                      <a:picLocks noChangeAspect="1" noChangeArrowheads="1"/>
+                    </pic:cNvPicPr>
+                  </pic:nvPicPr>
+                  <pic:blipFill>
+                    <a:blip r:embed="rId20" cstate="none"/>
+                    <a:srcRect/>
+                    <a:stretch>
+                      <a:fillRect/>
+                    </a:stretch>
+                  </pic:blipFill>
+                  <pic:spPr bwMode="auto">
+                    <a:xfrm>
+                      <a:off x="0" y="0"/>
+                      <a:ext cx="4476750" cy="2571750"/>
+                    </a:xfrm>
+                    <a:prstGeom prst="rect">
+                      <a:avLst/>
+                    </a:prstGeom>
+                  </pic:spPr>
+                </pic:pic>
+              </a:graphicData>
+            </a:graphic>
+          </wp:inline>
+        </w:drawing>
+      </w:r>
+    </w:p>
+    <w:p>
+      <w:pPr>
+        <w:spacing w:after="240" w:before="20"/>
+        <w:jc w:val="center"/>
+      </w:pPr>
+      <w:r>
+        <w:rPr>
+          <w:rFonts w:ascii="Times New Roman" w:cs="Times New Roman" w:eastAsia="Times New Roman" w:hAnsi="Times New Roman"/>
+          <w:b/>
+          <w:bCs/>
+          <w:sz w:val="22"/>
+          <w:szCs w:val="22"/>
+        </w:rPr>
+        <w:t xml:space="preserve">Fig. A.1. </w:t>
+      </w:r>
+      <w:r>
+        <w:rPr>
+          <w:rFonts w:ascii="Times New Roman" w:cs="Times New Roman" w:eastAsia="Times New Roman" w:hAnsi="Times New Roman"/>
+          <w:i/>
+          <w:iCs/>
+          <w:sz w:val="22"/>
+          <w:szCs w:val="22"/>
+        </w:rPr>
+        <w:t xml:space="preserve">Data-flow across ingestion, numeric core, LLM core, and UI layers.</w:t>
+      </w:r>
+    </w:p>
+    <w:p>
+      <w:pPr>
+        <w:spacing w:after="80" w:before="200"/>
+        <w:jc w:val="center"/>
+      </w:pPr>
+      <w:r>
+        <w:drawing>
+          <wp:inline distT="0" distB="0" distL="0" distR="0">
+            <wp:extent cx="4095750" cy="2762250"/>
+            <wp:effectExtent t="0" r="0" b="0" l="0"/>
+            <wp:docPr id="1" name="fig8_usecase.png" descr="Use-case diagram: Portfolio Manager interacts with five primary use cases." title="Use-case diagram: Portfolio Manager interacts with five primary use cases."/>
+            <wp:cNvGraphicFramePr>
+              <a:graphicFrameLocks xmlns:a="http://schemas.openxmlformats.org/drawingml/2006/main" noChangeAspect="1"/>
+            </wp:cNvGraphicFramePr>
+            <a:graphic xmlns:a="http://schemas.openxmlformats.org/drawingml/2006/main">
+              <a:graphicData uri="http://schemas.openxmlformats.org/drawingml/2006/picture">
+                <pic:pic xmlns:pic="http://schemas.openxmlformats.org/drawingml/2006/picture">
+                  <pic:nvPicPr>
+                    <pic:cNvPr id="0" name="" descr=""/>
+                    <pic:cNvPicPr>
+                      <a:picLocks noChangeAspect="1" noChangeArrowheads="1"/>
+                    </pic:cNvPicPr>
+                  </pic:nvPicPr>
+                  <pic:blipFill>
+                    <a:blip r:embed="rId21" cstate="none"/>
+                    <a:srcRect/>
+                    <a:stretch>
+                      <a:fillRect/>
+                    </a:stretch>
+                  </pic:blipFill>
+                  <pic:spPr bwMode="auto">
+                    <a:xfrm>
+                      <a:off x="0" y="0"/>
                       <a:ext cx="4095750" cy="2762250"/>
                     </a:xfrm>
                     <a:prstGeom prst="rect">
@@ -12477,7 +12741,7 @@
                 <w:sz w:val="22"/>
                 <w:szCs w:val="22"/>
               </w:rPr>
-              <w:t xml:space="preserve">PC1-PC3 loadings vs tenor: Level, Slope, Curvature</w:t>
+              <w:t xml:space="preserve">PC1-PC3 loadings vs tenor</w:t>
             </w:r>
           </w:p>
         </w:tc>
@@ -12679,6 +12943,107 @@
                 <w:sz w:val="22"/>
                 <w:szCs w:val="22"/>
               </w:rPr>
+              <w:t xml:space="preserve">Quantitative performance metrics vs targets</w:t>
+            </w:r>
+          </w:p>
+        </w:tc>
+        <w:tc>
+          <w:tcPr>
+            <w:tcW w:type="dxa" w:w="1200"/>
+            <w:tcBorders>
+              <w:top w:val="single" w:color="000000" w:sz="4"/>
+              <w:left w:val="single" w:color="000000" w:sz="4"/>
+              <w:bottom w:val="single" w:color="000000" w:sz="4"/>
+              <w:right w:val="single" w:color="000000" w:sz="4"/>
+            </w:tcBorders>
+            <w:tcMar>
+              <w:top w:type="dxa" w:w="80"/>
+              <w:left w:type="dxa" w:w="100"/>
+              <w:bottom w:type="dxa" w:w="80"/>
+              <w:right w:type="dxa" w:w="100"/>
+            </w:tcMar>
+          </w:tcPr>
+          <w:p>
+            <w:pPr>
+              <w:spacing w:line="260"/>
+              <w:jc w:val="right"/>
+            </w:pPr>
+            <w:r>
+              <w:rPr>
+                <w:rFonts w:ascii="Times New Roman" w:cs="Times New Roman" w:eastAsia="Times New Roman" w:hAnsi="Times New Roman"/>
+                <w:b w:val="false"/>
+                <w:bCs w:val="false"/>
+                <w:sz w:val="22"/>
+                <w:szCs w:val="22"/>
+              </w:rPr>
+              <w:t xml:space="preserve">38</w:t>
+            </w:r>
+          </w:p>
+        </w:tc>
+      </w:tr>
+      <w:tr>
+        <w:tc>
+          <w:tcPr>
+            <w:tcW w:type="dxa" w:w="1200"/>
+            <w:tcBorders>
+              <w:top w:val="single" w:color="000000" w:sz="4"/>
+              <w:left w:val="single" w:color="000000" w:sz="4"/>
+              <w:bottom w:val="single" w:color="000000" w:sz="4"/>
+              <w:right w:val="single" w:color="000000" w:sz="4"/>
+            </w:tcBorders>
+            <w:tcMar>
+              <w:top w:type="dxa" w:w="80"/>
+              <w:left w:type="dxa" w:w="100"/>
+              <w:bottom w:type="dxa" w:w="80"/>
+              <w:right w:type="dxa" w:w="100"/>
+            </w:tcMar>
+          </w:tcPr>
+          <w:p>
+            <w:pPr>
+              <w:spacing w:line="260"/>
+              <w:jc w:val="left"/>
+            </w:pPr>
+            <w:r>
+              <w:rPr>
+                <w:rFonts w:ascii="Times New Roman" w:cs="Times New Roman" w:eastAsia="Times New Roman" w:hAnsi="Times New Roman"/>
+                <w:b w:val="false"/>
+                <w:bCs w:val="false"/>
+                <w:sz w:val="22"/>
+                <w:szCs w:val="22"/>
+              </w:rPr>
+              <w:t xml:space="preserve">Fig. 9</w:t>
+            </w:r>
+          </w:p>
+        </w:tc>
+        <w:tc>
+          <w:tcPr>
+            <w:tcW w:type="dxa" w:w="5800"/>
+            <w:tcBorders>
+              <w:top w:val="single" w:color="000000" w:sz="4"/>
+              <w:left w:val="single" w:color="000000" w:sz="4"/>
+              <w:bottom w:val="single" w:color="000000" w:sz="4"/>
+              <w:right w:val="single" w:color="000000" w:sz="4"/>
+            </w:tcBorders>
+            <w:tcMar>
+              <w:top w:type="dxa" w:w="80"/>
+              <w:left w:type="dxa" w:w="100"/>
+              <w:bottom w:type="dxa" w:w="80"/>
+              <w:right w:type="dxa" w:w="100"/>
+            </w:tcMar>
+          </w:tcPr>
+          <w:p>
+            <w:pPr>
+              <w:spacing w:line="260"/>
+              <w:jc w:val="left"/>
+            </w:pPr>
+            <w:r>
+              <w:rPr>
+                <w:rFonts w:ascii="Times New Roman" w:cs="Times New Roman" w:eastAsia="Times New Roman" w:hAnsi="Times New Roman"/>
+                <w:b w:val="false"/>
+                <w:bCs w:val="false"/>
+                <w:sz w:val="22"/>
+                <w:szCs w:val="22"/>
+              </w:rPr>
               <w:t xml:space="preserve">LLM usage analytics (decisions + latency)</w:t>
             </w:r>
           </w:p>
@@ -12712,7 +13077,209 @@
                 <w:sz w:val="22"/>
                 <w:szCs w:val="22"/>
               </w:rPr>
-              <w:t xml:space="preserve">38</w:t>
+              <w:t xml:space="preserve">39</w:t>
+            </w:r>
+          </w:p>
+        </w:tc>
+      </w:tr>
+      <w:tr>
+        <w:tc>
+          <w:tcPr>
+            <w:tcW w:type="dxa" w:w="1200"/>
+            <w:tcBorders>
+              <w:top w:val="single" w:color="000000" w:sz="4"/>
+              <w:left w:val="single" w:color="000000" w:sz="4"/>
+              <w:bottom w:val="single" w:color="000000" w:sz="4"/>
+              <w:right w:val="single" w:color="000000" w:sz="4"/>
+            </w:tcBorders>
+            <w:tcMar>
+              <w:top w:type="dxa" w:w="80"/>
+              <w:left w:type="dxa" w:w="100"/>
+              <w:bottom w:type="dxa" w:w="80"/>
+              <w:right w:type="dxa" w:w="100"/>
+            </w:tcMar>
+          </w:tcPr>
+          <w:p>
+            <w:pPr>
+              <w:spacing w:line="260"/>
+              <w:jc w:val="left"/>
+            </w:pPr>
+            <w:r>
+              <w:rPr>
+                <w:rFonts w:ascii="Times New Roman" w:cs="Times New Roman" w:eastAsia="Times New Roman" w:hAnsi="Times New Roman"/>
+                <w:b w:val="false"/>
+                <w:bCs w:val="false"/>
+                <w:sz w:val="22"/>
+                <w:szCs w:val="22"/>
+              </w:rPr>
+              <w:t xml:space="preserve">Fig. 10</w:t>
+            </w:r>
+          </w:p>
+        </w:tc>
+        <w:tc>
+          <w:tcPr>
+            <w:tcW w:type="dxa" w:w="5800"/>
+            <w:tcBorders>
+              <w:top w:val="single" w:color="000000" w:sz="4"/>
+              <w:left w:val="single" w:color="000000" w:sz="4"/>
+              <w:bottom w:val="single" w:color="000000" w:sz="4"/>
+              <w:right w:val="single" w:color="000000" w:sz="4"/>
+            </w:tcBorders>
+            <w:tcMar>
+              <w:top w:type="dxa" w:w="80"/>
+              <w:left w:type="dxa" w:w="100"/>
+              <w:bottom w:type="dxa" w:w="80"/>
+              <w:right w:type="dxa" w:w="100"/>
+            </w:tcMar>
+          </w:tcPr>
+          <w:p>
+            <w:pPr>
+              <w:spacing w:line="260"/>
+              <w:jc w:val="left"/>
+            </w:pPr>
+            <w:r>
+              <w:rPr>
+                <w:rFonts w:ascii="Times New Roman" w:cs="Times New Roman" w:eastAsia="Times New Roman" w:hAnsi="Times New Roman"/>
+                <w:b w:val="false"/>
+                <w:bCs w:val="false"/>
+                <w:sz w:val="22"/>
+                <w:szCs w:val="22"/>
+              </w:rPr>
+              <w:t xml:space="preserve">Workflow efficiency — Traditional vs Hedgyyyboo</w:t>
+            </w:r>
+          </w:p>
+        </w:tc>
+        <w:tc>
+          <w:tcPr>
+            <w:tcW w:type="dxa" w:w="1200"/>
+            <w:tcBorders>
+              <w:top w:val="single" w:color="000000" w:sz="4"/>
+              <w:left w:val="single" w:color="000000" w:sz="4"/>
+              <w:bottom w:val="single" w:color="000000" w:sz="4"/>
+              <w:right w:val="single" w:color="000000" w:sz="4"/>
+            </w:tcBorders>
+            <w:tcMar>
+              <w:top w:type="dxa" w:w="80"/>
+              <w:left w:type="dxa" w:w="100"/>
+              <w:bottom w:type="dxa" w:w="80"/>
+              <w:right w:type="dxa" w:w="100"/>
+            </w:tcMar>
+          </w:tcPr>
+          <w:p>
+            <w:pPr>
+              <w:spacing w:line="260"/>
+              <w:jc w:val="right"/>
+            </w:pPr>
+            <w:r>
+              <w:rPr>
+                <w:rFonts w:ascii="Times New Roman" w:cs="Times New Roman" w:eastAsia="Times New Roman" w:hAnsi="Times New Roman"/>
+                <w:b w:val="false"/>
+                <w:bCs w:val="false"/>
+                <w:sz w:val="22"/>
+                <w:szCs w:val="22"/>
+              </w:rPr>
+              <w:t xml:space="preserve">42</w:t>
+            </w:r>
+          </w:p>
+        </w:tc>
+      </w:tr>
+      <w:tr>
+        <w:tc>
+          <w:tcPr>
+            <w:tcW w:type="dxa" w:w="1200"/>
+            <w:tcBorders>
+              <w:top w:val="single" w:color="000000" w:sz="4"/>
+              <w:left w:val="single" w:color="000000" w:sz="4"/>
+              <w:bottom w:val="single" w:color="000000" w:sz="4"/>
+              <w:right w:val="single" w:color="000000" w:sz="4"/>
+            </w:tcBorders>
+            <w:tcMar>
+              <w:top w:type="dxa" w:w="80"/>
+              <w:left w:type="dxa" w:w="100"/>
+              <w:bottom w:type="dxa" w:w="80"/>
+              <w:right w:type="dxa" w:w="100"/>
+            </w:tcMar>
+          </w:tcPr>
+          <w:p>
+            <w:pPr>
+              <w:spacing w:line="260"/>
+              <w:jc w:val="left"/>
+            </w:pPr>
+            <w:r>
+              <w:rPr>
+                <w:rFonts w:ascii="Times New Roman" w:cs="Times New Roman" w:eastAsia="Times New Roman" w:hAnsi="Times New Roman"/>
+                <w:b w:val="false"/>
+                <w:bCs w:val="false"/>
+                <w:sz w:val="22"/>
+                <w:szCs w:val="22"/>
+              </w:rPr>
+              <w:t xml:space="preserve">Fig. 11</w:t>
+            </w:r>
+          </w:p>
+        </w:tc>
+        <w:tc>
+          <w:tcPr>
+            <w:tcW w:type="dxa" w:w="5800"/>
+            <w:tcBorders>
+              <w:top w:val="single" w:color="000000" w:sz="4"/>
+              <w:left w:val="single" w:color="000000" w:sz="4"/>
+              <w:bottom w:val="single" w:color="000000" w:sz="4"/>
+              <w:right w:val="single" w:color="000000" w:sz="4"/>
+            </w:tcBorders>
+            <w:tcMar>
+              <w:top w:type="dxa" w:w="80"/>
+              <w:left w:type="dxa" w:w="100"/>
+              <w:bottom w:type="dxa" w:w="80"/>
+              <w:right w:type="dxa" w:w="100"/>
+            </w:tcMar>
+          </w:tcPr>
+          <w:p>
+            <w:pPr>
+              <w:spacing w:line="260"/>
+              <w:jc w:val="left"/>
+            </w:pPr>
+            <w:r>
+              <w:rPr>
+                <w:rFonts w:ascii="Times New Roman" w:cs="Times New Roman" w:eastAsia="Times New Roman" w:hAnsi="Times New Roman"/>
+                <w:b w:val="false"/>
+                <w:bCs w:val="false"/>
+                <w:sz w:val="22"/>
+                <w:szCs w:val="22"/>
+              </w:rPr>
+              <w:t xml:space="preserve">Qualitative internal-audit radar</w:t>
+            </w:r>
+          </w:p>
+        </w:tc>
+        <w:tc>
+          <w:tcPr>
+            <w:tcW w:type="dxa" w:w="1200"/>
+            <w:tcBorders>
+              <w:top w:val="single" w:color="000000" w:sz="4"/>
+              <w:left w:val="single" w:color="000000" w:sz="4"/>
+              <w:bottom w:val="single" w:color="000000" w:sz="4"/>
+              <w:right w:val="single" w:color="000000" w:sz="4"/>
+            </w:tcBorders>
+            <w:tcMar>
+              <w:top w:type="dxa" w:w="80"/>
+              <w:left w:type="dxa" w:w="100"/>
+              <w:bottom w:type="dxa" w:w="80"/>
+              <w:right w:type="dxa" w:w="100"/>
+            </w:tcMar>
+          </w:tcPr>
+          <w:p>
+            <w:pPr>
+              <w:spacing w:line="260"/>
+              <w:jc w:val="right"/>
+            </w:pPr>
+            <w:r>
+              <w:rPr>
+                <w:rFonts w:ascii="Times New Roman" w:cs="Times New Roman" w:eastAsia="Times New Roman" w:hAnsi="Times New Roman"/>
+                <w:b w:val="false"/>
+                <w:bCs w:val="false"/>
+                <w:sz w:val="22"/>
+                <w:szCs w:val="22"/>
+              </w:rPr>
+              <w:t xml:space="preserve">48</w:t>
             </w:r>
           </w:p>
         </w:tc>
